--- a/Tuần 13th4.docx
+++ b/Tuần 13th4.docx
@@ -41,7 +41,7 @@
     </w:p>
     <w:p>
       <w:pPr>
-        <w:pStyle w:val="8"/>
+        <w:pStyle w:val="10"/>
         <w:bidi w:val="0"/>
       </w:pPr>
       <w:r>
@@ -50,7 +50,7 @@
     </w:p>
     <w:p>
       <w:pPr>
-        <w:pStyle w:val="8"/>
+        <w:pStyle w:val="10"/>
         <w:bidi w:val="0"/>
         <w:rPr>
           <w:rFonts w:hint="default"/>
@@ -70,7 +70,7 @@
     </w:p>
     <w:p>
       <w:pPr>
-        <w:pStyle w:val="8"/>
+        <w:pStyle w:val="10"/>
         <w:numPr>
           <w:ilvl w:val="0"/>
           <w:numId w:val="0"/>
@@ -85,7 +85,7 @@
     </w:p>
     <w:p>
       <w:pPr>
-        <w:pStyle w:val="8"/>
+        <w:pStyle w:val="10"/>
         <w:bidi w:val="0"/>
       </w:pPr>
       <w:r>
@@ -101,7 +101,7 @@
     </w:p>
     <w:p>
       <w:pPr>
-        <w:pStyle w:val="8"/>
+        <w:pStyle w:val="10"/>
         <w:bidi w:val="0"/>
       </w:pPr>
       <w:r>
@@ -117,7 +117,7 @@
     </w:p>
     <w:p>
       <w:pPr>
-        <w:pStyle w:val="8"/>
+        <w:pStyle w:val="10"/>
         <w:bidi w:val="0"/>
         <w:rPr>
           <w:rFonts w:hint="default"/>
@@ -137,7 +137,7 @@
     </w:p>
     <w:p>
       <w:pPr>
-        <w:pStyle w:val="8"/>
+        <w:pStyle w:val="10"/>
         <w:numPr>
           <w:ilvl w:val="0"/>
           <w:numId w:val="0"/>
@@ -152,7 +152,7 @@
     </w:p>
     <w:p>
       <w:pPr>
-        <w:pStyle w:val="8"/>
+        <w:pStyle w:val="10"/>
         <w:bidi w:val="0"/>
       </w:pPr>
       <w:r>
@@ -168,7 +168,7 @@
     </w:p>
     <w:p>
       <w:pPr>
-        <w:pStyle w:val="8"/>
+        <w:pStyle w:val="10"/>
         <w:bidi w:val="0"/>
       </w:pPr>
       <w:r>
@@ -181,7 +181,7 @@
     </w:p>
     <w:p>
       <w:pPr>
-        <w:pStyle w:val="8"/>
+        <w:pStyle w:val="10"/>
         <w:numPr>
           <w:ilvl w:val="0"/>
           <w:numId w:val="0"/>
@@ -192,7 +192,7 @@
     </w:p>
     <w:p>
       <w:pPr>
-        <w:pStyle w:val="8"/>
+        <w:pStyle w:val="10"/>
         <w:bidi w:val="0"/>
       </w:pPr>
       <w:r>
@@ -215,7 +215,7 @@
     </w:p>
     <w:p>
       <w:pPr>
-        <w:pStyle w:val="8"/>
+        <w:pStyle w:val="10"/>
         <w:bidi w:val="0"/>
       </w:pPr>
       <w:r>
@@ -228,7 +228,7 @@
     </w:p>
     <w:p>
       <w:pPr>
-        <w:pStyle w:val="8"/>
+        <w:pStyle w:val="10"/>
         <w:bidi w:val="0"/>
       </w:pPr>
       <w:r>
@@ -251,7 +251,7 @@
     </w:p>
     <w:p>
       <w:pPr>
-        <w:pStyle w:val="8"/>
+        <w:pStyle w:val="10"/>
         <w:bidi w:val="0"/>
         <w:rPr>
           <w:rFonts w:hint="default"/>
@@ -268,7 +268,7 @@
     </w:p>
     <w:p>
       <w:pPr>
-        <w:pStyle w:val="8"/>
+        <w:pStyle w:val="10"/>
         <w:numPr>
           <w:ilvl w:val="0"/>
           <w:numId w:val="0"/>
@@ -283,7 +283,7 @@
     </w:p>
     <w:p>
       <w:pPr>
-        <w:pStyle w:val="8"/>
+        <w:pStyle w:val="10"/>
         <w:bidi w:val="0"/>
         <w:rPr>
           <w:rFonts w:hint="default"/>
@@ -300,7 +300,7 @@
     </w:p>
     <w:p>
       <w:pPr>
-        <w:pStyle w:val="8"/>
+        <w:pStyle w:val="10"/>
         <w:numPr>
           <w:ilvl w:val="0"/>
           <w:numId w:val="0"/>
@@ -335,7 +335,7 @@
     </w:p>
     <w:p>
       <w:pPr>
-        <w:pStyle w:val="8"/>
+        <w:pStyle w:val="10"/>
         <w:bidi w:val="0"/>
         <w:rPr>
           <w:rFonts w:hint="default"/>
@@ -380,7 +380,7 @@
     </w:p>
     <w:p>
       <w:pPr>
-        <w:pStyle w:val="8"/>
+        <w:pStyle w:val="10"/>
         <w:bidi w:val="0"/>
         <w:rPr>
           <w:rFonts w:hint="default"/>
@@ -425,7 +425,7 @@
     </w:p>
     <w:p>
       <w:pPr>
-        <w:pStyle w:val="8"/>
+        <w:pStyle w:val="10"/>
         <w:bidi w:val="0"/>
         <w:rPr>
           <w:rFonts w:hint="default"/>
@@ -530,8 +530,8 @@
       <w:r>
         <w:drawing>
           <wp:inline distT="0" distB="0" distL="114300" distR="114300">
-            <wp:extent cx="6032500" cy="2771775"/>
-            <wp:effectExtent l="0" t="0" r="2540" b="1905"/>
+            <wp:extent cx="5265420" cy="2472055"/>
+            <wp:effectExtent l="0" t="0" r="7620" b="12065"/>
             <wp:docPr id="1" name="Picture 1"/>
             <wp:cNvGraphicFramePr>
               <a:graphicFrameLocks xmlns:a="http://schemas.openxmlformats.org/drawingml/2006/main" noChangeAspect="1"/>
@@ -554,7 +554,7 @@
                   <pic:spPr>
                     <a:xfrm>
                       <a:off x="0" y="0"/>
-                      <a:ext cx="6032500" cy="2771775"/>
+                      <a:ext cx="5265420" cy="2472055"/>
                     </a:xfrm>
                     <a:prstGeom prst="rect">
                       <a:avLst/>
@@ -618,6 +618,9 @@
       <w:pPr>
         <w:bidi w:val="0"/>
       </w:pPr>
+      <w:r>
+        <w:t>UNIQUE (provider, provider_id)</w:t>
+      </w:r>
     </w:p>
     <w:p>
       <w:pPr>
@@ -1022,7 +1025,6 @@
             <w:insideH w:val="single" w:color="auto" w:sz="4" w:space="0"/>
             <w:insideV w:val="single" w:color="auto" w:sz="4" w:space="0"/>
           </w:tblBorders>
-          <w:shd w:val="clear" w:color="auto" w:fill="auto"/>
           <w:tblCellMar>
             <w:top w:w="0" w:type="dxa"/>
             <w:left w:w="0" w:type="dxa"/>
@@ -1298,7 +1300,6 @@
             <w:insideH w:val="single" w:color="auto" w:sz="4" w:space="0"/>
             <w:insideV w:val="single" w:color="auto" w:sz="4" w:space="0"/>
           </w:tblBorders>
-          <w:shd w:val="clear" w:color="auto" w:fill="auto"/>
           <w:tblCellMar>
             <w:top w:w="0" w:type="dxa"/>
             <w:left w:w="0" w:type="dxa"/>
@@ -1574,7 +1575,6 @@
             <w:insideH w:val="single" w:color="auto" w:sz="4" w:space="0"/>
             <w:insideV w:val="single" w:color="auto" w:sz="4" w:space="0"/>
           </w:tblBorders>
-          <w:shd w:val="clear" w:color="auto" w:fill="auto"/>
           <w:tblCellMar>
             <w:top w:w="0" w:type="dxa"/>
             <w:left w:w="0" w:type="dxa"/>
@@ -1712,7 +1712,6 @@
             <w:insideH w:val="single" w:color="auto" w:sz="4" w:space="0"/>
             <w:insideV w:val="single" w:color="auto" w:sz="4" w:space="0"/>
           </w:tblBorders>
-          <w:shd w:val="clear" w:color="auto" w:fill="auto"/>
           <w:tblCellMar>
             <w:top w:w="0" w:type="dxa"/>
             <w:left w:w="0" w:type="dxa"/>
@@ -1850,7 +1849,6 @@
             <w:insideH w:val="single" w:color="auto" w:sz="4" w:space="0"/>
             <w:insideV w:val="single" w:color="auto" w:sz="4" w:space="0"/>
           </w:tblBorders>
-          <w:shd w:val="clear" w:color="auto" w:fill="auto"/>
           <w:tblCellMar>
             <w:top w:w="0" w:type="dxa"/>
             <w:left w:w="0" w:type="dxa"/>
@@ -1988,7 +1986,6 @@
             <w:insideH w:val="single" w:color="auto" w:sz="4" w:space="0"/>
             <w:insideV w:val="single" w:color="auto" w:sz="4" w:space="0"/>
           </w:tblBorders>
-          <w:shd w:val="clear" w:color="auto" w:fill="auto"/>
           <w:tblCellMar>
             <w:top w:w="0" w:type="dxa"/>
             <w:left w:w="0" w:type="dxa"/>
@@ -2126,7 +2123,6 @@
             <w:insideH w:val="single" w:color="auto" w:sz="4" w:space="0"/>
             <w:insideV w:val="single" w:color="auto" w:sz="4" w:space="0"/>
           </w:tblBorders>
-          <w:shd w:val="clear" w:color="auto" w:fill="auto"/>
           <w:tblCellMar>
             <w:top w:w="0" w:type="dxa"/>
             <w:left w:w="0" w:type="dxa"/>
@@ -2257,7 +2253,7 @@
     </w:tbl>
     <w:p>
       <w:pPr>
-        <w:pStyle w:val="8"/>
+        <w:pStyle w:val="10"/>
         <w:numPr>
           <w:ilvl w:val="0"/>
           <w:numId w:val="0"/>
@@ -2271,7 +2267,7 @@
     </w:p>
     <w:p>
       <w:pPr>
-        <w:pStyle w:val="8"/>
+        <w:pStyle w:val="10"/>
         <w:numPr>
           <w:ilvl w:val="0"/>
           <w:numId w:val="0"/>
@@ -2285,7 +2281,7 @@
     </w:p>
     <w:p>
       <w:pPr>
-        <w:pStyle w:val="8"/>
+        <w:pStyle w:val="10"/>
         <w:numPr>
           <w:ilvl w:val="0"/>
           <w:numId w:val="0"/>
@@ -2299,7 +2295,7 @@
     </w:p>
     <w:p>
       <w:pPr>
-        <w:pStyle w:val="8"/>
+        <w:pStyle w:val="10"/>
         <w:numPr>
           <w:ilvl w:val="0"/>
           <w:numId w:val="0"/>
@@ -2313,7 +2309,7 @@
     </w:p>
     <w:p>
       <w:pPr>
-        <w:pStyle w:val="8"/>
+        <w:pStyle w:val="10"/>
         <w:numPr>
           <w:ilvl w:val="0"/>
           <w:numId w:val="0"/>
@@ -2327,7 +2323,7 @@
     </w:p>
     <w:p>
       <w:pPr>
-        <w:pStyle w:val="8"/>
+        <w:pStyle w:val="10"/>
         <w:numPr>
           <w:ilvl w:val="0"/>
           <w:numId w:val="0"/>
@@ -2341,7 +2337,7 @@
     </w:p>
     <w:p>
       <w:pPr>
-        <w:pStyle w:val="8"/>
+        <w:pStyle w:val="10"/>
         <w:numPr>
           <w:ilvl w:val="0"/>
           <w:numId w:val="0"/>
@@ -2355,7 +2351,7 @@
     </w:p>
     <w:p>
       <w:pPr>
-        <w:pStyle w:val="8"/>
+        <w:pStyle w:val="10"/>
         <w:numPr>
           <w:ilvl w:val="0"/>
           <w:numId w:val="0"/>
@@ -2369,7 +2365,857 @@
     </w:p>
     <w:p>
       <w:pPr>
-        <w:pStyle w:val="8"/>
+        <w:pStyle w:val="10"/>
+        <w:numPr>
+          <w:ilvl w:val="0"/>
+          <w:numId w:val="0"/>
+        </w:numPr>
+        <w:bidi w:val="0"/>
+        <w:rPr>
+          <w:rFonts w:hint="default"/>
+          <w:lang w:val="en-US"/>
+        </w:rPr>
+      </w:pPr>
+      <w:r>
+        <w:rPr>
+          <w:rFonts w:hint="default"/>
+          <w:lang w:val="en-US"/>
+        </w:rPr>
+        <w:t>Bảng user_provider</w:t>
+      </w:r>
+    </w:p>
+    <w:p>
+      <w:pPr>
+        <w:pStyle w:val="10"/>
+        <w:numPr>
+          <w:ilvl w:val="0"/>
+          <w:numId w:val="0"/>
+        </w:numPr>
+        <w:bidi w:val="0"/>
+        <w:rPr>
+          <w:rFonts w:hint="default"/>
+          <w:lang w:val="en-US"/>
+        </w:rPr>
+      </w:pPr>
+    </w:p>
+    <w:tbl>
+      <w:tblPr>
+        <w:tblW w:w="0" w:type="auto"/>
+        <w:tblInd w:w="0" w:type="dxa"/>
+        <w:tblBorders>
+          <w:top w:val="single" w:color="auto" w:sz="4" w:space="0"/>
+          <w:left w:val="single" w:color="auto" w:sz="4" w:space="0"/>
+          <w:bottom w:val="single" w:color="auto" w:sz="4" w:space="0"/>
+          <w:right w:val="single" w:color="auto" w:sz="4" w:space="0"/>
+          <w:insideH w:val="single" w:color="auto" w:sz="4" w:space="0"/>
+          <w:insideV w:val="single" w:color="auto" w:sz="4" w:space="0"/>
+        </w:tblBorders>
+        <w:shd w:val="clear"/>
+        <w:tblLayout w:type="autofit"/>
+        <w:tblCellMar>
+          <w:top w:w="14" w:type="dxa"/>
+          <w:left w:w="15" w:type="dxa"/>
+          <w:bottom w:w="14" w:type="dxa"/>
+          <w:right w:w="14" w:type="dxa"/>
+        </w:tblCellMar>
+      </w:tblPr>
+      <w:tblGrid>
+        <w:gridCol w:w="1507"/>
+        <w:gridCol w:w="2005"/>
+        <w:gridCol w:w="1063"/>
+        <w:gridCol w:w="3760"/>
+      </w:tblGrid>
+      <w:tr>
+        <w:tblPrEx>
+          <w:tblBorders>
+            <w:top w:val="single" w:color="auto" w:sz="4" w:space="0"/>
+            <w:left w:val="single" w:color="auto" w:sz="4" w:space="0"/>
+            <w:bottom w:val="single" w:color="auto" w:sz="4" w:space="0"/>
+            <w:right w:val="single" w:color="auto" w:sz="4" w:space="0"/>
+            <w:insideH w:val="single" w:color="auto" w:sz="4" w:space="0"/>
+            <w:insideV w:val="single" w:color="auto" w:sz="4" w:space="0"/>
+          </w:tblBorders>
+          <w:shd w:val="clear"/>
+          <w:tblCellMar>
+            <w:top w:w="14" w:type="dxa"/>
+            <w:left w:w="15" w:type="dxa"/>
+            <w:bottom w:w="14" w:type="dxa"/>
+            <w:right w:w="14" w:type="dxa"/>
+          </w:tblCellMar>
+        </w:tblPrEx>
+        <w:trPr>
+          <w:tblHeader/>
+        </w:trPr>
+        <w:tc>
+          <w:tcPr>
+            <w:tcW w:w="0" w:type="auto"/>
+            <w:shd w:val="clear"/>
+            <w:vAlign w:val="center"/>
+          </w:tcPr>
+          <w:p>
+            <w:pPr>
+              <w:bidi w:val="0"/>
+              <w:jc w:val="center"/>
+            </w:pPr>
+            <w:r>
+              <w:rPr>
+                <w:lang w:val="en-US" w:eastAsia="zh-CN"/>
+              </w:rPr>
+              <w:t>Tên trường</w:t>
+            </w:r>
+          </w:p>
+        </w:tc>
+        <w:tc>
+          <w:tcPr>
+            <w:tcW w:w="0" w:type="auto"/>
+            <w:shd w:val="clear"/>
+            <w:vAlign w:val="center"/>
+          </w:tcPr>
+          <w:p>
+            <w:pPr>
+              <w:bidi w:val="0"/>
+              <w:jc w:val="center"/>
+            </w:pPr>
+            <w:r>
+              <w:rPr>
+                <w:lang w:val="en-US" w:eastAsia="zh-CN"/>
+              </w:rPr>
+              <w:t>Kiểu dữ liệu</w:t>
+            </w:r>
+          </w:p>
+        </w:tc>
+        <w:tc>
+          <w:tcPr>
+            <w:tcW w:w="0" w:type="auto"/>
+            <w:shd w:val="clear"/>
+            <w:vAlign w:val="center"/>
+          </w:tcPr>
+          <w:p>
+            <w:pPr>
+              <w:bidi w:val="0"/>
+              <w:jc w:val="center"/>
+            </w:pPr>
+            <w:r>
+              <w:rPr>
+                <w:lang w:val="en-US" w:eastAsia="zh-CN"/>
+              </w:rPr>
+              <w:t>Bắt buộc (Y/N)</w:t>
+            </w:r>
+          </w:p>
+        </w:tc>
+        <w:tc>
+          <w:tcPr>
+            <w:tcW w:w="0" w:type="auto"/>
+            <w:shd w:val="clear"/>
+            <w:vAlign w:val="center"/>
+          </w:tcPr>
+          <w:p>
+            <w:pPr>
+              <w:bidi w:val="0"/>
+              <w:jc w:val="center"/>
+            </w:pPr>
+            <w:r>
+              <w:rPr>
+                <w:lang w:val="en-US" w:eastAsia="zh-CN"/>
+              </w:rPr>
+              <w:t>Mô tả</w:t>
+            </w:r>
+          </w:p>
+        </w:tc>
+      </w:tr>
+      <w:tr>
+        <w:tblPrEx>
+          <w:tblBorders>
+            <w:top w:val="single" w:color="auto" w:sz="4" w:space="0"/>
+            <w:left w:val="single" w:color="auto" w:sz="4" w:space="0"/>
+            <w:bottom w:val="single" w:color="auto" w:sz="4" w:space="0"/>
+            <w:right w:val="single" w:color="auto" w:sz="4" w:space="0"/>
+            <w:insideH w:val="single" w:color="auto" w:sz="4" w:space="0"/>
+            <w:insideV w:val="single" w:color="auto" w:sz="4" w:space="0"/>
+          </w:tblBorders>
+          <w:tblCellMar>
+            <w:top w:w="14" w:type="dxa"/>
+            <w:left w:w="15" w:type="dxa"/>
+            <w:bottom w:w="14" w:type="dxa"/>
+            <w:right w:w="14" w:type="dxa"/>
+          </w:tblCellMar>
+        </w:tblPrEx>
+        <w:tc>
+          <w:tcPr>
+            <w:tcW w:w="0" w:type="auto"/>
+            <w:shd w:val="clear"/>
+            <w:vAlign w:val="center"/>
+          </w:tcPr>
+          <w:p>
+            <w:pPr>
+              <w:bidi w:val="0"/>
+              <w:jc w:val="center"/>
+            </w:pPr>
+            <w:r>
+              <w:rPr>
+                <w:lang w:val="en-US" w:eastAsia="zh-CN"/>
+              </w:rPr>
+              <w:t>id</w:t>
+            </w:r>
+          </w:p>
+        </w:tc>
+        <w:tc>
+          <w:tcPr>
+            <w:tcW w:w="0" w:type="auto"/>
+            <w:shd w:val="clear"/>
+            <w:vAlign w:val="center"/>
+          </w:tcPr>
+          <w:p>
+            <w:pPr>
+              <w:bidi w:val="0"/>
+              <w:jc w:val="center"/>
+            </w:pPr>
+            <w:r>
+              <w:rPr>
+                <w:lang w:val="en-US" w:eastAsia="zh-CN"/>
+              </w:rPr>
+              <w:t>BIGINT</w:t>
+            </w:r>
+          </w:p>
+        </w:tc>
+        <w:tc>
+          <w:tcPr>
+            <w:tcW w:w="0" w:type="auto"/>
+            <w:shd w:val="clear"/>
+            <w:vAlign w:val="center"/>
+          </w:tcPr>
+          <w:p>
+            <w:pPr>
+              <w:bidi w:val="0"/>
+              <w:jc w:val="center"/>
+            </w:pPr>
+            <w:r>
+              <w:rPr>
+                <w:lang w:val="en-US" w:eastAsia="zh-CN"/>
+              </w:rPr>
+              <w:t>Y</w:t>
+            </w:r>
+          </w:p>
+        </w:tc>
+        <w:tc>
+          <w:tcPr>
+            <w:tcW w:w="0" w:type="auto"/>
+            <w:shd w:val="clear"/>
+            <w:vAlign w:val="center"/>
+          </w:tcPr>
+          <w:p>
+            <w:pPr>
+              <w:bidi w:val="0"/>
+              <w:jc w:val="center"/>
+            </w:pPr>
+            <w:r>
+              <w:rPr>
+                <w:lang w:val="en-US" w:eastAsia="zh-CN"/>
+              </w:rPr>
+              <w:t>Khóa chính, tự tăng.</w:t>
+            </w:r>
+          </w:p>
+        </w:tc>
+      </w:tr>
+      <w:tr>
+        <w:tblPrEx>
+          <w:tblBorders>
+            <w:top w:val="single" w:color="auto" w:sz="4" w:space="0"/>
+            <w:left w:val="single" w:color="auto" w:sz="4" w:space="0"/>
+            <w:bottom w:val="single" w:color="auto" w:sz="4" w:space="0"/>
+            <w:right w:val="single" w:color="auto" w:sz="4" w:space="0"/>
+            <w:insideH w:val="single" w:color="auto" w:sz="4" w:space="0"/>
+            <w:insideV w:val="single" w:color="auto" w:sz="4" w:space="0"/>
+          </w:tblBorders>
+          <w:shd w:val="clear"/>
+          <w:tblCellMar>
+            <w:top w:w="14" w:type="dxa"/>
+            <w:left w:w="15" w:type="dxa"/>
+            <w:bottom w:w="14" w:type="dxa"/>
+            <w:right w:w="14" w:type="dxa"/>
+          </w:tblCellMar>
+        </w:tblPrEx>
+        <w:tc>
+          <w:tcPr>
+            <w:tcW w:w="0" w:type="auto"/>
+            <w:shd w:val="clear"/>
+            <w:vAlign w:val="center"/>
+          </w:tcPr>
+          <w:p>
+            <w:pPr>
+              <w:bidi w:val="0"/>
+              <w:jc w:val="center"/>
+            </w:pPr>
+            <w:r>
+              <w:rPr>
+                <w:lang w:val="en-US" w:eastAsia="zh-CN"/>
+              </w:rPr>
+              <w:t>user_id</w:t>
+            </w:r>
+          </w:p>
+        </w:tc>
+        <w:tc>
+          <w:tcPr>
+            <w:tcW w:w="0" w:type="auto"/>
+            <w:shd w:val="clear"/>
+            <w:vAlign w:val="center"/>
+          </w:tcPr>
+          <w:p>
+            <w:pPr>
+              <w:bidi w:val="0"/>
+              <w:jc w:val="center"/>
+            </w:pPr>
+            <w:r>
+              <w:rPr>
+                <w:lang w:val="en-US" w:eastAsia="zh-CN"/>
+              </w:rPr>
+              <w:t>BIGINT</w:t>
+            </w:r>
+          </w:p>
+        </w:tc>
+        <w:tc>
+          <w:tcPr>
+            <w:tcW w:w="0" w:type="auto"/>
+            <w:shd w:val="clear"/>
+            <w:vAlign w:val="center"/>
+          </w:tcPr>
+          <w:p>
+            <w:pPr>
+              <w:bidi w:val="0"/>
+              <w:jc w:val="center"/>
+            </w:pPr>
+            <w:r>
+              <w:rPr>
+                <w:lang w:val="en-US" w:eastAsia="zh-CN"/>
+              </w:rPr>
+              <w:t>Y</w:t>
+            </w:r>
+          </w:p>
+        </w:tc>
+        <w:tc>
+          <w:tcPr>
+            <w:tcW w:w="0" w:type="auto"/>
+            <w:shd w:val="clear"/>
+            <w:vAlign w:val="center"/>
+          </w:tcPr>
+          <w:p>
+            <w:pPr>
+              <w:bidi w:val="0"/>
+              <w:jc w:val="center"/>
+            </w:pPr>
+            <w:r>
+              <w:rPr>
+                <w:lang w:val="en-US" w:eastAsia="zh-CN"/>
+              </w:rPr>
+              <w:t>Khóa ngoại liên kết tới bảng user.</w:t>
+            </w:r>
+          </w:p>
+        </w:tc>
+      </w:tr>
+      <w:tr>
+        <w:tblPrEx>
+          <w:tblBorders>
+            <w:top w:val="single" w:color="auto" w:sz="4" w:space="0"/>
+            <w:left w:val="single" w:color="auto" w:sz="4" w:space="0"/>
+            <w:bottom w:val="single" w:color="auto" w:sz="4" w:space="0"/>
+            <w:right w:val="single" w:color="auto" w:sz="4" w:space="0"/>
+            <w:insideH w:val="single" w:color="auto" w:sz="4" w:space="0"/>
+            <w:insideV w:val="single" w:color="auto" w:sz="4" w:space="0"/>
+          </w:tblBorders>
+          <w:shd w:val="clear"/>
+          <w:tblCellMar>
+            <w:top w:w="14" w:type="dxa"/>
+            <w:left w:w="15" w:type="dxa"/>
+            <w:bottom w:w="14" w:type="dxa"/>
+            <w:right w:w="14" w:type="dxa"/>
+          </w:tblCellMar>
+        </w:tblPrEx>
+        <w:tc>
+          <w:tcPr>
+            <w:tcW w:w="0" w:type="auto"/>
+            <w:shd w:val="clear"/>
+            <w:vAlign w:val="center"/>
+          </w:tcPr>
+          <w:p>
+            <w:pPr>
+              <w:bidi w:val="0"/>
+              <w:jc w:val="center"/>
+            </w:pPr>
+            <w:r>
+              <w:rPr>
+                <w:lang w:val="en-US" w:eastAsia="zh-CN"/>
+              </w:rPr>
+              <w:t>provider</w:t>
+            </w:r>
+          </w:p>
+        </w:tc>
+        <w:tc>
+          <w:tcPr>
+            <w:tcW w:w="0" w:type="auto"/>
+            <w:shd w:val="clear"/>
+            <w:vAlign w:val="center"/>
+          </w:tcPr>
+          <w:p>
+            <w:pPr>
+              <w:bidi w:val="0"/>
+              <w:jc w:val="center"/>
+            </w:pPr>
+            <w:r>
+              <w:rPr>
+                <w:lang w:val="en-US" w:eastAsia="zh-CN"/>
+              </w:rPr>
+              <w:t>VARCHAR(50)</w:t>
+            </w:r>
+          </w:p>
+        </w:tc>
+        <w:tc>
+          <w:tcPr>
+            <w:tcW w:w="0" w:type="auto"/>
+            <w:shd w:val="clear"/>
+            <w:vAlign w:val="center"/>
+          </w:tcPr>
+          <w:p>
+            <w:pPr>
+              <w:bidi w:val="0"/>
+              <w:jc w:val="center"/>
+            </w:pPr>
+            <w:r>
+              <w:rPr>
+                <w:lang w:val="en-US" w:eastAsia="zh-CN"/>
+              </w:rPr>
+              <w:t>Y</w:t>
+            </w:r>
+          </w:p>
+        </w:tc>
+        <w:tc>
+          <w:tcPr>
+            <w:tcW w:w="0" w:type="auto"/>
+            <w:shd w:val="clear"/>
+            <w:vAlign w:val="center"/>
+          </w:tcPr>
+          <w:p>
+            <w:pPr>
+              <w:bidi w:val="0"/>
+              <w:jc w:val="center"/>
+            </w:pPr>
+            <w:r>
+              <w:rPr>
+                <w:lang w:val="en-US" w:eastAsia="zh-CN"/>
+              </w:rPr>
+              <w:t>Nhà cung cấp đăng nhập (LOCAL, GOOGLE, FACEBOOK).</w:t>
+            </w:r>
+          </w:p>
+        </w:tc>
+      </w:tr>
+      <w:tr>
+        <w:tblPrEx>
+          <w:tblBorders>
+            <w:top w:val="single" w:color="auto" w:sz="4" w:space="0"/>
+            <w:left w:val="single" w:color="auto" w:sz="4" w:space="0"/>
+            <w:bottom w:val="single" w:color="auto" w:sz="4" w:space="0"/>
+            <w:right w:val="single" w:color="auto" w:sz="4" w:space="0"/>
+            <w:insideH w:val="single" w:color="auto" w:sz="4" w:space="0"/>
+            <w:insideV w:val="single" w:color="auto" w:sz="4" w:space="0"/>
+          </w:tblBorders>
+          <w:tblCellMar>
+            <w:top w:w="14" w:type="dxa"/>
+            <w:left w:w="15" w:type="dxa"/>
+            <w:bottom w:w="14" w:type="dxa"/>
+            <w:right w:w="14" w:type="dxa"/>
+          </w:tblCellMar>
+        </w:tblPrEx>
+        <w:tc>
+          <w:tcPr>
+            <w:tcW w:w="0" w:type="auto"/>
+            <w:shd w:val="clear"/>
+            <w:vAlign w:val="center"/>
+          </w:tcPr>
+          <w:p>
+            <w:pPr>
+              <w:bidi w:val="0"/>
+              <w:jc w:val="center"/>
+            </w:pPr>
+            <w:r>
+              <w:rPr>
+                <w:lang w:val="en-US" w:eastAsia="zh-CN"/>
+              </w:rPr>
+              <w:t>provider_id</w:t>
+            </w:r>
+          </w:p>
+        </w:tc>
+        <w:tc>
+          <w:tcPr>
+            <w:tcW w:w="0" w:type="auto"/>
+            <w:shd w:val="clear"/>
+            <w:vAlign w:val="center"/>
+          </w:tcPr>
+          <w:p>
+            <w:pPr>
+              <w:bidi w:val="0"/>
+              <w:jc w:val="center"/>
+            </w:pPr>
+            <w:r>
+              <w:rPr>
+                <w:lang w:val="en-US" w:eastAsia="zh-CN"/>
+              </w:rPr>
+              <w:t>VARCHAR(255)</w:t>
+            </w:r>
+          </w:p>
+        </w:tc>
+        <w:tc>
+          <w:tcPr>
+            <w:tcW w:w="0" w:type="auto"/>
+            <w:shd w:val="clear"/>
+            <w:vAlign w:val="center"/>
+          </w:tcPr>
+          <w:p>
+            <w:pPr>
+              <w:bidi w:val="0"/>
+              <w:jc w:val="center"/>
+            </w:pPr>
+            <w:r>
+              <w:rPr>
+                <w:lang w:val="en-US" w:eastAsia="zh-CN"/>
+              </w:rPr>
+              <w:t>N</w:t>
+            </w:r>
+          </w:p>
+        </w:tc>
+        <w:tc>
+          <w:tcPr>
+            <w:tcW w:w="0" w:type="auto"/>
+            <w:shd w:val="clear"/>
+            <w:vAlign w:val="center"/>
+          </w:tcPr>
+          <w:p>
+            <w:pPr>
+              <w:bidi w:val="0"/>
+              <w:jc w:val="center"/>
+            </w:pPr>
+            <w:r>
+              <w:rPr>
+                <w:lang w:val="en-US" w:eastAsia="zh-CN"/>
+              </w:rPr>
+              <w:t>ID người dùng từ Google/Facebook.</w:t>
+            </w:r>
+          </w:p>
+        </w:tc>
+      </w:tr>
+      <w:tr>
+        <w:tblPrEx>
+          <w:tblBorders>
+            <w:top w:val="single" w:color="auto" w:sz="4" w:space="0"/>
+            <w:left w:val="single" w:color="auto" w:sz="4" w:space="0"/>
+            <w:bottom w:val="single" w:color="auto" w:sz="4" w:space="0"/>
+            <w:right w:val="single" w:color="auto" w:sz="4" w:space="0"/>
+            <w:insideH w:val="single" w:color="auto" w:sz="4" w:space="0"/>
+            <w:insideV w:val="single" w:color="auto" w:sz="4" w:space="0"/>
+          </w:tblBorders>
+          <w:tblCellMar>
+            <w:top w:w="14" w:type="dxa"/>
+            <w:left w:w="15" w:type="dxa"/>
+            <w:bottom w:w="14" w:type="dxa"/>
+            <w:right w:w="14" w:type="dxa"/>
+          </w:tblCellMar>
+        </w:tblPrEx>
+        <w:tc>
+          <w:tcPr>
+            <w:tcW w:w="0" w:type="auto"/>
+            <w:shd w:val="clear"/>
+            <w:vAlign w:val="center"/>
+          </w:tcPr>
+          <w:p>
+            <w:pPr>
+              <w:bidi w:val="0"/>
+              <w:jc w:val="center"/>
+            </w:pPr>
+            <w:r>
+              <w:rPr>
+                <w:lang w:val="en-US" w:eastAsia="zh-CN"/>
+              </w:rPr>
+              <w:t>email</w:t>
+            </w:r>
+          </w:p>
+        </w:tc>
+        <w:tc>
+          <w:tcPr>
+            <w:tcW w:w="0" w:type="auto"/>
+            <w:shd w:val="clear"/>
+            <w:vAlign w:val="center"/>
+          </w:tcPr>
+          <w:p>
+            <w:pPr>
+              <w:bidi w:val="0"/>
+              <w:jc w:val="center"/>
+            </w:pPr>
+            <w:r>
+              <w:rPr>
+                <w:lang w:val="en-US" w:eastAsia="zh-CN"/>
+              </w:rPr>
+              <w:t>VARCHAR(255)</w:t>
+            </w:r>
+          </w:p>
+        </w:tc>
+        <w:tc>
+          <w:tcPr>
+            <w:tcW w:w="0" w:type="auto"/>
+            <w:shd w:val="clear"/>
+            <w:vAlign w:val="center"/>
+          </w:tcPr>
+          <w:p>
+            <w:pPr>
+              <w:bidi w:val="0"/>
+              <w:jc w:val="center"/>
+            </w:pPr>
+            <w:r>
+              <w:rPr>
+                <w:lang w:val="en-US" w:eastAsia="zh-CN"/>
+              </w:rPr>
+              <w:t>N</w:t>
+            </w:r>
+          </w:p>
+        </w:tc>
+        <w:tc>
+          <w:tcPr>
+            <w:tcW w:w="0" w:type="auto"/>
+            <w:shd w:val="clear"/>
+            <w:vAlign w:val="center"/>
+          </w:tcPr>
+          <w:p>
+            <w:pPr>
+              <w:bidi w:val="0"/>
+              <w:jc w:val="center"/>
+            </w:pPr>
+            <w:r>
+              <w:rPr>
+                <w:lang w:val="en-US" w:eastAsia="zh-CN"/>
+              </w:rPr>
+              <w:t>Email lấy từ provider (có thể khác hoặc null).</w:t>
+            </w:r>
+          </w:p>
+        </w:tc>
+      </w:tr>
+      <w:tr>
+        <w:tblPrEx>
+          <w:tblBorders>
+            <w:top w:val="single" w:color="auto" w:sz="4" w:space="0"/>
+            <w:left w:val="single" w:color="auto" w:sz="4" w:space="0"/>
+            <w:bottom w:val="single" w:color="auto" w:sz="4" w:space="0"/>
+            <w:right w:val="single" w:color="auto" w:sz="4" w:space="0"/>
+            <w:insideH w:val="single" w:color="auto" w:sz="4" w:space="0"/>
+            <w:insideV w:val="single" w:color="auto" w:sz="4" w:space="0"/>
+          </w:tblBorders>
+          <w:tblCellMar>
+            <w:top w:w="14" w:type="dxa"/>
+            <w:left w:w="15" w:type="dxa"/>
+            <w:bottom w:w="14" w:type="dxa"/>
+            <w:right w:w="14" w:type="dxa"/>
+          </w:tblCellMar>
+        </w:tblPrEx>
+        <w:tc>
+          <w:tcPr>
+            <w:tcW w:w="0" w:type="auto"/>
+            <w:shd w:val="clear"/>
+            <w:vAlign w:val="center"/>
+          </w:tcPr>
+          <w:p>
+            <w:pPr>
+              <w:bidi w:val="0"/>
+              <w:jc w:val="center"/>
+            </w:pPr>
+            <w:r>
+              <w:rPr>
+                <w:lang w:val="en-US" w:eastAsia="zh-CN"/>
+              </w:rPr>
+              <w:t>access_token</w:t>
+            </w:r>
+          </w:p>
+        </w:tc>
+        <w:tc>
+          <w:tcPr>
+            <w:tcW w:w="0" w:type="auto"/>
+            <w:shd w:val="clear"/>
+            <w:vAlign w:val="center"/>
+          </w:tcPr>
+          <w:p>
+            <w:pPr>
+              <w:bidi w:val="0"/>
+              <w:jc w:val="center"/>
+            </w:pPr>
+            <w:r>
+              <w:rPr>
+                <w:lang w:val="en-US" w:eastAsia="zh-CN"/>
+              </w:rPr>
+              <w:t>TEXT</w:t>
+            </w:r>
+          </w:p>
+        </w:tc>
+        <w:tc>
+          <w:tcPr>
+            <w:tcW w:w="0" w:type="auto"/>
+            <w:shd w:val="clear"/>
+            <w:vAlign w:val="center"/>
+          </w:tcPr>
+          <w:p>
+            <w:pPr>
+              <w:bidi w:val="0"/>
+              <w:jc w:val="center"/>
+            </w:pPr>
+            <w:r>
+              <w:rPr>
+                <w:lang w:val="en-US" w:eastAsia="zh-CN"/>
+              </w:rPr>
+              <w:t>N</w:t>
+            </w:r>
+          </w:p>
+        </w:tc>
+        <w:tc>
+          <w:tcPr>
+            <w:tcW w:w="0" w:type="auto"/>
+            <w:shd w:val="clear"/>
+            <w:vAlign w:val="center"/>
+          </w:tcPr>
+          <w:p>
+            <w:pPr>
+              <w:bidi w:val="0"/>
+              <w:jc w:val="center"/>
+            </w:pPr>
+            <w:r>
+              <w:rPr>
+                <w:lang w:val="en-US" w:eastAsia="zh-CN"/>
+              </w:rPr>
+              <w:t>Token truy cập từ provider (nếu lưu).</w:t>
+            </w:r>
+          </w:p>
+        </w:tc>
+      </w:tr>
+      <w:tr>
+        <w:tblPrEx>
+          <w:tblBorders>
+            <w:top w:val="single" w:color="auto" w:sz="4" w:space="0"/>
+            <w:left w:val="single" w:color="auto" w:sz="4" w:space="0"/>
+            <w:bottom w:val="single" w:color="auto" w:sz="4" w:space="0"/>
+            <w:right w:val="single" w:color="auto" w:sz="4" w:space="0"/>
+            <w:insideH w:val="single" w:color="auto" w:sz="4" w:space="0"/>
+            <w:insideV w:val="single" w:color="auto" w:sz="4" w:space="0"/>
+          </w:tblBorders>
+          <w:shd w:val="clear"/>
+          <w:tblCellMar>
+            <w:top w:w="14" w:type="dxa"/>
+            <w:left w:w="15" w:type="dxa"/>
+            <w:bottom w:w="14" w:type="dxa"/>
+            <w:right w:w="14" w:type="dxa"/>
+          </w:tblCellMar>
+        </w:tblPrEx>
+        <w:tc>
+          <w:tcPr>
+            <w:tcW w:w="0" w:type="auto"/>
+            <w:shd w:val="clear"/>
+            <w:vAlign w:val="center"/>
+          </w:tcPr>
+          <w:p>
+            <w:pPr>
+              <w:bidi w:val="0"/>
+              <w:jc w:val="center"/>
+            </w:pPr>
+            <w:r>
+              <w:rPr>
+                <w:lang w:val="en-US" w:eastAsia="zh-CN"/>
+              </w:rPr>
+              <w:t>created_at</w:t>
+            </w:r>
+          </w:p>
+        </w:tc>
+        <w:tc>
+          <w:tcPr>
+            <w:tcW w:w="0" w:type="auto"/>
+            <w:shd w:val="clear"/>
+            <w:vAlign w:val="center"/>
+          </w:tcPr>
+          <w:p>
+            <w:pPr>
+              <w:bidi w:val="0"/>
+              <w:jc w:val="center"/>
+            </w:pPr>
+            <w:r>
+              <w:rPr>
+                <w:lang w:val="en-US" w:eastAsia="zh-CN"/>
+              </w:rPr>
+              <w:t>TIMESTAMP</w:t>
+            </w:r>
+          </w:p>
+        </w:tc>
+        <w:tc>
+          <w:tcPr>
+            <w:tcW w:w="0" w:type="auto"/>
+            <w:shd w:val="clear"/>
+            <w:vAlign w:val="center"/>
+          </w:tcPr>
+          <w:p>
+            <w:pPr>
+              <w:bidi w:val="0"/>
+              <w:jc w:val="center"/>
+            </w:pPr>
+            <w:r>
+              <w:rPr>
+                <w:lang w:val="en-US" w:eastAsia="zh-CN"/>
+              </w:rPr>
+              <w:t>Y</w:t>
+            </w:r>
+          </w:p>
+        </w:tc>
+        <w:tc>
+          <w:tcPr>
+            <w:tcW w:w="0" w:type="auto"/>
+            <w:shd w:val="clear"/>
+            <w:vAlign w:val="center"/>
+          </w:tcPr>
+          <w:p>
+            <w:pPr>
+              <w:bidi w:val="0"/>
+              <w:jc w:val="center"/>
+            </w:pPr>
+            <w:r>
+              <w:rPr>
+                <w:lang w:val="en-US" w:eastAsia="zh-CN"/>
+              </w:rPr>
+              <w:t>Thời điểm liên kết tài khoản được tạo.</w:t>
+            </w:r>
+          </w:p>
+        </w:tc>
+      </w:tr>
+    </w:tbl>
+    <w:p>
+      <w:pPr>
+        <w:pStyle w:val="10"/>
+        <w:numPr>
+          <w:ilvl w:val="0"/>
+          <w:numId w:val="0"/>
+        </w:numPr>
+        <w:bidi w:val="0"/>
+        <w:rPr>
+          <w:rFonts w:hint="default"/>
+          <w:lang w:val="en-US"/>
+        </w:rPr>
+      </w:pPr>
+    </w:p>
+    <w:p>
+      <w:pPr>
+        <w:pStyle w:val="10"/>
+        <w:numPr>
+          <w:ilvl w:val="0"/>
+          <w:numId w:val="0"/>
+        </w:numPr>
+        <w:bidi w:val="0"/>
+        <w:rPr>
+          <w:rFonts w:hint="default"/>
+          <w:lang w:val="en-US"/>
+        </w:rPr>
+      </w:pPr>
+    </w:p>
+    <w:p>
+      <w:pPr>
+        <w:pStyle w:val="10"/>
         <w:numPr>
           <w:ilvl w:val="0"/>
           <w:numId w:val="0"/>
@@ -2591,6 +3437,7 @@
             <w:insideH w:val="single" w:color="auto" w:sz="4" w:space="0"/>
             <w:insideV w:val="single" w:color="auto" w:sz="4" w:space="0"/>
           </w:tblBorders>
+          <w:shd w:val="clear" w:color="auto" w:fill="auto"/>
           <w:tblCellMar>
             <w:top w:w="0" w:type="dxa"/>
             <w:left w:w="0" w:type="dxa"/>
@@ -2920,6 +3767,7 @@
             <w:insideH w:val="single" w:color="auto" w:sz="4" w:space="0"/>
             <w:insideV w:val="single" w:color="auto" w:sz="4" w:space="0"/>
           </w:tblBorders>
+          <w:shd w:val="clear" w:color="auto" w:fill="auto"/>
           <w:tblCellMar>
             <w:top w:w="0" w:type="dxa"/>
             <w:left w:w="0" w:type="dxa"/>
@@ -3249,6 +4097,7 @@
             <w:insideH w:val="single" w:color="auto" w:sz="4" w:space="0"/>
             <w:insideV w:val="single" w:color="auto" w:sz="4" w:space="0"/>
           </w:tblBorders>
+          <w:shd w:val="clear" w:color="auto" w:fill="auto"/>
           <w:tblCellMar>
             <w:top w:w="0" w:type="dxa"/>
             <w:left w:w="0" w:type="dxa"/>
@@ -3399,334 +4248,6 @@
                 <w:lang w:val="en-US" w:eastAsia="zh-CN"/>
               </w:rPr>
               <w:t>Tỉnh/Thành phố.</w:t>
-            </w:r>
-          </w:p>
-        </w:tc>
-      </w:tr>
-      <w:tr>
-        <w:tblPrEx>
-          <w:tblBorders>
-            <w:top w:val="single" w:color="auto" w:sz="4" w:space="0"/>
-            <w:left w:val="single" w:color="auto" w:sz="4" w:space="0"/>
-            <w:bottom w:val="single" w:color="auto" w:sz="4" w:space="0"/>
-            <w:right w:val="single" w:color="auto" w:sz="4" w:space="0"/>
-            <w:insideH w:val="single" w:color="auto" w:sz="4" w:space="0"/>
-            <w:insideV w:val="single" w:color="auto" w:sz="4" w:space="0"/>
-          </w:tblBorders>
-          <w:tblCellMar>
-            <w:top w:w="0" w:type="dxa"/>
-            <w:left w:w="0" w:type="dxa"/>
-            <w:bottom w:w="0" w:type="dxa"/>
-            <w:right w:w="0" w:type="dxa"/>
-          </w:tblCellMar>
-        </w:tblPrEx>
-        <w:trPr>
-          <w:jc w:val="center"/>
-        </w:trPr>
-        <w:tc>
-          <w:tcPr>
-            <w:tcW w:w="0" w:type="auto"/>
-            <w:tcBorders>
-              <w:top w:val="single" w:color="000000" w:sz="8" w:space="0"/>
-              <w:left w:val="single" w:color="000000" w:sz="8" w:space="0"/>
-              <w:bottom w:val="single" w:color="000000" w:sz="8" w:space="0"/>
-              <w:right w:val="single" w:color="000000" w:sz="8" w:space="0"/>
-            </w:tcBorders>
-            <w:shd w:val="clear" w:color="auto" w:fill="FFFFFF"/>
-            <w:tcMar>
-              <w:top w:w="192" w:type="dxa"/>
-              <w:bottom w:w="192" w:type="dxa"/>
-              <w:right w:w="144" w:type="dxa"/>
-            </w:tcMar>
-            <w:vAlign w:val="center"/>
-          </w:tcPr>
-          <w:p>
-            <w:pPr>
-              <w:bidi w:val="0"/>
-              <w:jc w:val="center"/>
-              <w:rPr>
-                <w:rFonts w:hint="default"/>
-                <w:color w:val="000000"/>
-              </w:rPr>
-            </w:pPr>
-            <w:r>
-              <w:rPr>
-                <w:rFonts w:hint="default"/>
-                <w:color w:val="000000"/>
-                <w:lang w:val="en-US" w:eastAsia="zh-CN"/>
-              </w:rPr>
-              <w:t>district</w:t>
-            </w:r>
-          </w:p>
-        </w:tc>
-        <w:tc>
-          <w:tcPr>
-            <w:tcW w:w="0" w:type="auto"/>
-            <w:tcBorders>
-              <w:top w:val="single" w:color="000000" w:sz="8" w:space="0"/>
-              <w:left w:val="single" w:color="000000" w:sz="8" w:space="0"/>
-              <w:bottom w:val="single" w:color="000000" w:sz="8" w:space="0"/>
-              <w:right w:val="single" w:color="000000" w:sz="8" w:space="0"/>
-            </w:tcBorders>
-            <w:shd w:val="clear" w:color="auto" w:fill="FFFFFF"/>
-            <w:tcMar>
-              <w:top w:w="192" w:type="dxa"/>
-              <w:bottom w:w="192" w:type="dxa"/>
-              <w:right w:w="144" w:type="dxa"/>
-            </w:tcMar>
-            <w:vAlign w:val="center"/>
-          </w:tcPr>
-          <w:p>
-            <w:pPr>
-              <w:bidi w:val="0"/>
-              <w:jc w:val="center"/>
-              <w:rPr>
-                <w:rFonts w:hint="default"/>
-                <w:color w:val="000000"/>
-              </w:rPr>
-            </w:pPr>
-            <w:r>
-              <w:rPr>
-                <w:rFonts w:hint="default"/>
-                <w:color w:val="000000"/>
-                <w:lang w:val="en-US" w:eastAsia="zh-CN"/>
-              </w:rPr>
-              <w:t>Varchar(100)</w:t>
-            </w:r>
-          </w:p>
-        </w:tc>
-        <w:tc>
-          <w:tcPr>
-            <w:tcW w:w="0" w:type="auto"/>
-            <w:tcBorders>
-              <w:top w:val="single" w:color="000000" w:sz="8" w:space="0"/>
-              <w:left w:val="single" w:color="000000" w:sz="8" w:space="0"/>
-              <w:bottom w:val="single" w:color="000000" w:sz="8" w:space="0"/>
-              <w:right w:val="single" w:color="000000" w:sz="8" w:space="0"/>
-            </w:tcBorders>
-            <w:shd w:val="clear" w:color="auto" w:fill="FFFFFF"/>
-            <w:tcMar>
-              <w:top w:w="192" w:type="dxa"/>
-              <w:bottom w:w="192" w:type="dxa"/>
-              <w:right w:w="144" w:type="dxa"/>
-            </w:tcMar>
-            <w:vAlign w:val="center"/>
-          </w:tcPr>
-          <w:p>
-            <w:pPr>
-              <w:bidi w:val="0"/>
-              <w:jc w:val="center"/>
-              <w:rPr>
-                <w:rFonts w:hint="default"/>
-                <w:color w:val="000000"/>
-              </w:rPr>
-            </w:pPr>
-            <w:r>
-              <w:rPr>
-                <w:rFonts w:hint="default"/>
-                <w:color w:val="000000"/>
-                <w:lang w:val="en-US" w:eastAsia="zh-CN"/>
-              </w:rPr>
-              <w:t>Y</w:t>
-            </w:r>
-          </w:p>
-        </w:tc>
-        <w:tc>
-          <w:tcPr>
-            <w:tcW w:w="0" w:type="auto"/>
-            <w:tcBorders>
-              <w:top w:val="single" w:color="000000" w:sz="8" w:space="0"/>
-              <w:left w:val="single" w:color="000000" w:sz="8" w:space="0"/>
-              <w:bottom w:val="single" w:color="000000" w:sz="8" w:space="0"/>
-              <w:right w:val="single" w:color="000000" w:sz="8" w:space="0"/>
-            </w:tcBorders>
-            <w:shd w:val="clear" w:color="auto" w:fill="FFFFFF"/>
-            <w:tcMar>
-              <w:top w:w="192" w:type="dxa"/>
-              <w:bottom w:w="192" w:type="dxa"/>
-            </w:tcMar>
-            <w:vAlign w:val="center"/>
-          </w:tcPr>
-          <w:p>
-            <w:pPr>
-              <w:bidi w:val="0"/>
-              <w:jc w:val="center"/>
-              <w:rPr>
-                <w:rFonts w:hint="default"/>
-                <w:color w:val="000000"/>
-              </w:rPr>
-            </w:pPr>
-            <w:r>
-              <w:rPr>
-                <w:rFonts w:hint="default"/>
-                <w:color w:val="000000"/>
-                <w:lang w:val="en-US" w:eastAsia="zh-CN"/>
-              </w:rPr>
-              <w:t>Quận/Huyện.</w:t>
-            </w:r>
-          </w:p>
-        </w:tc>
-      </w:tr>
-      <w:tr>
-        <w:tblPrEx>
-          <w:tblBorders>
-            <w:top w:val="single" w:color="auto" w:sz="4" w:space="0"/>
-            <w:left w:val="single" w:color="auto" w:sz="4" w:space="0"/>
-            <w:bottom w:val="single" w:color="auto" w:sz="4" w:space="0"/>
-            <w:right w:val="single" w:color="auto" w:sz="4" w:space="0"/>
-            <w:insideH w:val="single" w:color="auto" w:sz="4" w:space="0"/>
-            <w:insideV w:val="single" w:color="auto" w:sz="4" w:space="0"/>
-          </w:tblBorders>
-          <w:tblCellMar>
-            <w:top w:w="0" w:type="dxa"/>
-            <w:left w:w="0" w:type="dxa"/>
-            <w:bottom w:w="0" w:type="dxa"/>
-            <w:right w:w="0" w:type="dxa"/>
-          </w:tblCellMar>
-        </w:tblPrEx>
-        <w:trPr>
-          <w:jc w:val="center"/>
-        </w:trPr>
-        <w:tc>
-          <w:tcPr>
-            <w:tcW w:w="0" w:type="auto"/>
-            <w:tcBorders>
-              <w:top w:val="single" w:color="000000" w:sz="8" w:space="0"/>
-              <w:left w:val="single" w:color="000000" w:sz="8" w:space="0"/>
-              <w:bottom w:val="single" w:color="000000" w:sz="8" w:space="0"/>
-              <w:right w:val="single" w:color="000000" w:sz="8" w:space="0"/>
-            </w:tcBorders>
-            <w:shd w:val="clear" w:color="auto" w:fill="FFFFFF"/>
-            <w:tcMar>
-              <w:top w:w="192" w:type="dxa"/>
-              <w:bottom w:w="192" w:type="dxa"/>
-              <w:right w:w="144" w:type="dxa"/>
-            </w:tcMar>
-            <w:vAlign w:val="center"/>
-          </w:tcPr>
-          <w:p>
-            <w:pPr>
-              <w:bidi w:val="0"/>
-              <w:jc w:val="center"/>
-              <w:rPr>
-                <w:rFonts w:hint="default"/>
-                <w:color w:val="000000"/>
-              </w:rPr>
-            </w:pPr>
-            <w:r>
-              <w:rPr>
-                <w:rFonts w:hint="default"/>
-                <w:color w:val="000000"/>
-                <w:lang w:val="en-US" w:eastAsia="zh-CN"/>
-              </w:rPr>
-              <w:t>ward</w:t>
-            </w:r>
-          </w:p>
-        </w:tc>
-        <w:tc>
-          <w:tcPr>
-            <w:tcW w:w="0" w:type="auto"/>
-            <w:tcBorders>
-              <w:top w:val="single" w:color="000000" w:sz="8" w:space="0"/>
-              <w:left w:val="single" w:color="000000" w:sz="8" w:space="0"/>
-              <w:bottom w:val="single" w:color="000000" w:sz="8" w:space="0"/>
-              <w:right w:val="single" w:color="000000" w:sz="8" w:space="0"/>
-            </w:tcBorders>
-            <w:shd w:val="clear" w:color="auto" w:fill="FFFFFF"/>
-            <w:tcMar>
-              <w:top w:w="192" w:type="dxa"/>
-              <w:bottom w:w="192" w:type="dxa"/>
-              <w:right w:w="144" w:type="dxa"/>
-            </w:tcMar>
-            <w:vAlign w:val="center"/>
-          </w:tcPr>
-          <w:p>
-            <w:pPr>
-              <w:bidi w:val="0"/>
-              <w:jc w:val="center"/>
-              <w:rPr>
-                <w:rFonts w:hint="default"/>
-                <w:color w:val="000000"/>
-              </w:rPr>
-            </w:pPr>
-            <w:r>
-              <w:rPr>
-                <w:rFonts w:hint="default"/>
-                <w:color w:val="000000"/>
-                <w:lang w:val="en-US" w:eastAsia="zh-CN"/>
-              </w:rPr>
-              <w:t>Varchar(100)</w:t>
-            </w:r>
-          </w:p>
-        </w:tc>
-        <w:tc>
-          <w:tcPr>
-            <w:tcW w:w="0" w:type="auto"/>
-            <w:tcBorders>
-              <w:top w:val="single" w:color="000000" w:sz="8" w:space="0"/>
-              <w:left w:val="single" w:color="000000" w:sz="8" w:space="0"/>
-              <w:bottom w:val="single" w:color="000000" w:sz="8" w:space="0"/>
-              <w:right w:val="single" w:color="000000" w:sz="8" w:space="0"/>
-            </w:tcBorders>
-            <w:shd w:val="clear" w:color="auto" w:fill="FFFFFF"/>
-            <w:tcMar>
-              <w:top w:w="192" w:type="dxa"/>
-              <w:bottom w:w="192" w:type="dxa"/>
-              <w:right w:w="144" w:type="dxa"/>
-            </w:tcMar>
-            <w:vAlign w:val="center"/>
-          </w:tcPr>
-          <w:p>
-            <w:pPr>
-              <w:bidi w:val="0"/>
-              <w:jc w:val="center"/>
-              <w:rPr>
-                <w:rFonts w:hint="default"/>
-                <w:color w:val="000000"/>
-              </w:rPr>
-            </w:pPr>
-            <w:r>
-              <w:rPr>
-                <w:rFonts w:hint="default"/>
-                <w:color w:val="000000"/>
-                <w:lang w:val="en-US" w:eastAsia="zh-CN"/>
-              </w:rPr>
-              <w:t>Y</w:t>
-            </w:r>
-          </w:p>
-        </w:tc>
-        <w:tc>
-          <w:tcPr>
-            <w:tcW w:w="0" w:type="auto"/>
-            <w:tcBorders>
-              <w:top w:val="single" w:color="000000" w:sz="8" w:space="0"/>
-              <w:left w:val="single" w:color="000000" w:sz="8" w:space="0"/>
-              <w:bottom w:val="single" w:color="000000" w:sz="8" w:space="0"/>
-              <w:right w:val="single" w:color="000000" w:sz="8" w:space="0"/>
-            </w:tcBorders>
-            <w:shd w:val="clear" w:color="auto" w:fill="FFFFFF"/>
-            <w:tcMar>
-              <w:top w:w="192" w:type="dxa"/>
-              <w:bottom w:w="192" w:type="dxa"/>
-            </w:tcMar>
-            <w:vAlign w:val="center"/>
-          </w:tcPr>
-          <w:p>
-            <w:pPr>
-              <w:bidi w:val="0"/>
-              <w:jc w:val="center"/>
-              <w:rPr>
-                <w:rFonts w:hint="default"/>
-                <w:color w:val="000000"/>
-              </w:rPr>
-            </w:pPr>
-            <w:r>
-              <w:rPr>
-                <w:rFonts w:hint="default"/>
-                <w:color w:val="000000"/>
-                <w:lang w:val="en-US" w:eastAsia="zh-CN"/>
-              </w:rPr>
-              <w:t>Phường/Xã.</w:t>
             </w:r>
           </w:p>
         </w:tc>
@@ -3784,7 +4305,7 @@
                 <w:color w:val="000000"/>
                 <w:lang w:val="en-US" w:eastAsia="zh-CN"/>
               </w:rPr>
-              <w:t>address_detail</w:t>
+              <w:t>district</w:t>
             </w:r>
           </w:p>
         </w:tc>
@@ -3820,7 +4341,7 @@
                 <w:color w:val="000000"/>
                 <w:lang w:val="en-US" w:eastAsia="zh-CN"/>
               </w:rPr>
-              <w:t>Varchar(255)</w:t>
+              <w:t>Varchar(100)</w:t>
             </w:r>
           </w:p>
         </w:tc>
@@ -3891,7 +4412,7 @@
                 <w:color w:val="000000"/>
                 <w:lang w:val="en-US" w:eastAsia="zh-CN"/>
               </w:rPr>
-              <w:t>Địa chỉ chi tiết (số nhà, tên đường).</w:t>
+              <w:t>Quận/Huyện.</w:t>
             </w:r>
           </w:p>
         </w:tc>
@@ -3906,6 +4427,7 @@
             <w:insideH w:val="single" w:color="auto" w:sz="4" w:space="0"/>
             <w:insideV w:val="single" w:color="auto" w:sz="4" w:space="0"/>
           </w:tblBorders>
+          <w:shd w:val="clear" w:color="auto" w:fill="auto"/>
           <w:tblCellMar>
             <w:top w:w="0" w:type="dxa"/>
             <w:left w:w="0" w:type="dxa"/>
@@ -3948,7 +4470,7 @@
                 <w:color w:val="000000"/>
                 <w:lang w:val="en-US" w:eastAsia="zh-CN"/>
               </w:rPr>
-              <w:t>is_default</w:t>
+              <w:t>ward</w:t>
             </w:r>
           </w:p>
         </w:tc>
@@ -3984,7 +4506,7 @@
                 <w:color w:val="000000"/>
                 <w:lang w:val="en-US" w:eastAsia="zh-CN"/>
               </w:rPr>
-              <w:t>Tinyint(1)</w:t>
+              <w:t>Varchar(100)</w:t>
             </w:r>
           </w:p>
         </w:tc>
@@ -4055,6 +4577,336 @@
                 <w:color w:val="000000"/>
                 <w:lang w:val="en-US" w:eastAsia="zh-CN"/>
               </w:rPr>
+              <w:t>Phường/Xã.</w:t>
+            </w:r>
+          </w:p>
+        </w:tc>
+      </w:tr>
+      <w:tr>
+        <w:tblPrEx>
+          <w:tblBorders>
+            <w:top w:val="single" w:color="auto" w:sz="4" w:space="0"/>
+            <w:left w:val="single" w:color="auto" w:sz="4" w:space="0"/>
+            <w:bottom w:val="single" w:color="auto" w:sz="4" w:space="0"/>
+            <w:right w:val="single" w:color="auto" w:sz="4" w:space="0"/>
+            <w:insideH w:val="single" w:color="auto" w:sz="4" w:space="0"/>
+            <w:insideV w:val="single" w:color="auto" w:sz="4" w:space="0"/>
+          </w:tblBorders>
+          <w:shd w:val="clear" w:color="auto" w:fill="auto"/>
+          <w:tblCellMar>
+            <w:top w:w="0" w:type="dxa"/>
+            <w:left w:w="0" w:type="dxa"/>
+            <w:bottom w:w="0" w:type="dxa"/>
+            <w:right w:w="0" w:type="dxa"/>
+          </w:tblCellMar>
+        </w:tblPrEx>
+        <w:trPr>
+          <w:jc w:val="center"/>
+        </w:trPr>
+        <w:tc>
+          <w:tcPr>
+            <w:tcW w:w="0" w:type="auto"/>
+            <w:tcBorders>
+              <w:top w:val="single" w:color="000000" w:sz="8" w:space="0"/>
+              <w:left w:val="single" w:color="000000" w:sz="8" w:space="0"/>
+              <w:bottom w:val="single" w:color="000000" w:sz="8" w:space="0"/>
+              <w:right w:val="single" w:color="000000" w:sz="8" w:space="0"/>
+            </w:tcBorders>
+            <w:shd w:val="clear" w:color="auto" w:fill="FFFFFF"/>
+            <w:tcMar>
+              <w:top w:w="192" w:type="dxa"/>
+              <w:bottom w:w="192" w:type="dxa"/>
+              <w:right w:w="144" w:type="dxa"/>
+            </w:tcMar>
+            <w:vAlign w:val="center"/>
+          </w:tcPr>
+          <w:p>
+            <w:pPr>
+              <w:bidi w:val="0"/>
+              <w:jc w:val="center"/>
+              <w:rPr>
+                <w:rFonts w:hint="default"/>
+                <w:color w:val="000000"/>
+              </w:rPr>
+            </w:pPr>
+            <w:r>
+              <w:rPr>
+                <w:rFonts w:hint="default"/>
+                <w:color w:val="000000"/>
+                <w:lang w:val="en-US" w:eastAsia="zh-CN"/>
+              </w:rPr>
+              <w:t>address_detail</w:t>
+            </w:r>
+          </w:p>
+        </w:tc>
+        <w:tc>
+          <w:tcPr>
+            <w:tcW w:w="0" w:type="auto"/>
+            <w:tcBorders>
+              <w:top w:val="single" w:color="000000" w:sz="8" w:space="0"/>
+              <w:left w:val="single" w:color="000000" w:sz="8" w:space="0"/>
+              <w:bottom w:val="single" w:color="000000" w:sz="8" w:space="0"/>
+              <w:right w:val="single" w:color="000000" w:sz="8" w:space="0"/>
+            </w:tcBorders>
+            <w:shd w:val="clear" w:color="auto" w:fill="FFFFFF"/>
+            <w:tcMar>
+              <w:top w:w="192" w:type="dxa"/>
+              <w:bottom w:w="192" w:type="dxa"/>
+              <w:right w:w="144" w:type="dxa"/>
+            </w:tcMar>
+            <w:vAlign w:val="center"/>
+          </w:tcPr>
+          <w:p>
+            <w:pPr>
+              <w:bidi w:val="0"/>
+              <w:jc w:val="center"/>
+              <w:rPr>
+                <w:rFonts w:hint="default"/>
+                <w:color w:val="000000"/>
+              </w:rPr>
+            </w:pPr>
+            <w:r>
+              <w:rPr>
+                <w:rFonts w:hint="default"/>
+                <w:color w:val="000000"/>
+                <w:lang w:val="en-US" w:eastAsia="zh-CN"/>
+              </w:rPr>
+              <w:t>Varchar(255)</w:t>
+            </w:r>
+          </w:p>
+        </w:tc>
+        <w:tc>
+          <w:tcPr>
+            <w:tcW w:w="0" w:type="auto"/>
+            <w:tcBorders>
+              <w:top w:val="single" w:color="000000" w:sz="8" w:space="0"/>
+              <w:left w:val="single" w:color="000000" w:sz="8" w:space="0"/>
+              <w:bottom w:val="single" w:color="000000" w:sz="8" w:space="0"/>
+              <w:right w:val="single" w:color="000000" w:sz="8" w:space="0"/>
+            </w:tcBorders>
+            <w:shd w:val="clear" w:color="auto" w:fill="FFFFFF"/>
+            <w:tcMar>
+              <w:top w:w="192" w:type="dxa"/>
+              <w:bottom w:w="192" w:type="dxa"/>
+              <w:right w:w="144" w:type="dxa"/>
+            </w:tcMar>
+            <w:vAlign w:val="center"/>
+          </w:tcPr>
+          <w:p>
+            <w:pPr>
+              <w:bidi w:val="0"/>
+              <w:jc w:val="center"/>
+              <w:rPr>
+                <w:rFonts w:hint="default"/>
+                <w:color w:val="000000"/>
+              </w:rPr>
+            </w:pPr>
+            <w:r>
+              <w:rPr>
+                <w:rFonts w:hint="default"/>
+                <w:color w:val="000000"/>
+                <w:lang w:val="en-US" w:eastAsia="zh-CN"/>
+              </w:rPr>
+              <w:t>Y</w:t>
+            </w:r>
+          </w:p>
+        </w:tc>
+        <w:tc>
+          <w:tcPr>
+            <w:tcW w:w="0" w:type="auto"/>
+            <w:tcBorders>
+              <w:top w:val="single" w:color="000000" w:sz="8" w:space="0"/>
+              <w:left w:val="single" w:color="000000" w:sz="8" w:space="0"/>
+              <w:bottom w:val="single" w:color="000000" w:sz="8" w:space="0"/>
+              <w:right w:val="single" w:color="000000" w:sz="8" w:space="0"/>
+            </w:tcBorders>
+            <w:shd w:val="clear" w:color="auto" w:fill="FFFFFF"/>
+            <w:tcMar>
+              <w:top w:w="192" w:type="dxa"/>
+              <w:bottom w:w="192" w:type="dxa"/>
+            </w:tcMar>
+            <w:vAlign w:val="center"/>
+          </w:tcPr>
+          <w:p>
+            <w:pPr>
+              <w:bidi w:val="0"/>
+              <w:jc w:val="center"/>
+              <w:rPr>
+                <w:rFonts w:hint="default"/>
+                <w:color w:val="000000"/>
+              </w:rPr>
+            </w:pPr>
+            <w:r>
+              <w:rPr>
+                <w:rFonts w:hint="default"/>
+                <w:color w:val="000000"/>
+                <w:lang w:val="en-US" w:eastAsia="zh-CN"/>
+              </w:rPr>
+              <w:t>Địa chỉ chi tiết (số nhà, tên đường).</w:t>
+            </w:r>
+          </w:p>
+        </w:tc>
+      </w:tr>
+      <w:tr>
+        <w:tblPrEx>
+          <w:tblBorders>
+            <w:top w:val="single" w:color="auto" w:sz="4" w:space="0"/>
+            <w:left w:val="single" w:color="auto" w:sz="4" w:space="0"/>
+            <w:bottom w:val="single" w:color="auto" w:sz="4" w:space="0"/>
+            <w:right w:val="single" w:color="auto" w:sz="4" w:space="0"/>
+            <w:insideH w:val="single" w:color="auto" w:sz="4" w:space="0"/>
+            <w:insideV w:val="single" w:color="auto" w:sz="4" w:space="0"/>
+          </w:tblBorders>
+          <w:shd w:val="clear" w:color="auto" w:fill="auto"/>
+          <w:tblCellMar>
+            <w:top w:w="0" w:type="dxa"/>
+            <w:left w:w="0" w:type="dxa"/>
+            <w:bottom w:w="0" w:type="dxa"/>
+            <w:right w:w="0" w:type="dxa"/>
+          </w:tblCellMar>
+        </w:tblPrEx>
+        <w:trPr>
+          <w:jc w:val="center"/>
+        </w:trPr>
+        <w:tc>
+          <w:tcPr>
+            <w:tcW w:w="0" w:type="auto"/>
+            <w:tcBorders>
+              <w:top w:val="single" w:color="000000" w:sz="8" w:space="0"/>
+              <w:left w:val="single" w:color="000000" w:sz="8" w:space="0"/>
+              <w:bottom w:val="single" w:color="000000" w:sz="8" w:space="0"/>
+              <w:right w:val="single" w:color="000000" w:sz="8" w:space="0"/>
+            </w:tcBorders>
+            <w:shd w:val="clear" w:color="auto" w:fill="FFFFFF"/>
+            <w:tcMar>
+              <w:top w:w="192" w:type="dxa"/>
+              <w:bottom w:w="192" w:type="dxa"/>
+              <w:right w:w="144" w:type="dxa"/>
+            </w:tcMar>
+            <w:vAlign w:val="center"/>
+          </w:tcPr>
+          <w:p>
+            <w:pPr>
+              <w:bidi w:val="0"/>
+              <w:jc w:val="center"/>
+              <w:rPr>
+                <w:rFonts w:hint="default"/>
+                <w:color w:val="000000"/>
+              </w:rPr>
+            </w:pPr>
+            <w:r>
+              <w:rPr>
+                <w:rFonts w:hint="default"/>
+                <w:color w:val="000000"/>
+                <w:lang w:val="en-US" w:eastAsia="zh-CN"/>
+              </w:rPr>
+              <w:t>is_default</w:t>
+            </w:r>
+          </w:p>
+        </w:tc>
+        <w:tc>
+          <w:tcPr>
+            <w:tcW w:w="0" w:type="auto"/>
+            <w:tcBorders>
+              <w:top w:val="single" w:color="000000" w:sz="8" w:space="0"/>
+              <w:left w:val="single" w:color="000000" w:sz="8" w:space="0"/>
+              <w:bottom w:val="single" w:color="000000" w:sz="8" w:space="0"/>
+              <w:right w:val="single" w:color="000000" w:sz="8" w:space="0"/>
+            </w:tcBorders>
+            <w:shd w:val="clear" w:color="auto" w:fill="FFFFFF"/>
+            <w:tcMar>
+              <w:top w:w="192" w:type="dxa"/>
+              <w:bottom w:w="192" w:type="dxa"/>
+              <w:right w:w="144" w:type="dxa"/>
+            </w:tcMar>
+            <w:vAlign w:val="center"/>
+          </w:tcPr>
+          <w:p>
+            <w:pPr>
+              <w:bidi w:val="0"/>
+              <w:jc w:val="center"/>
+              <w:rPr>
+                <w:rFonts w:hint="default"/>
+                <w:color w:val="000000"/>
+              </w:rPr>
+            </w:pPr>
+            <w:r>
+              <w:rPr>
+                <w:rFonts w:hint="default"/>
+                <w:color w:val="000000"/>
+                <w:lang w:val="en-US" w:eastAsia="zh-CN"/>
+              </w:rPr>
+              <w:t>Tinyint(1)</w:t>
+            </w:r>
+          </w:p>
+        </w:tc>
+        <w:tc>
+          <w:tcPr>
+            <w:tcW w:w="0" w:type="auto"/>
+            <w:tcBorders>
+              <w:top w:val="single" w:color="000000" w:sz="8" w:space="0"/>
+              <w:left w:val="single" w:color="000000" w:sz="8" w:space="0"/>
+              <w:bottom w:val="single" w:color="000000" w:sz="8" w:space="0"/>
+              <w:right w:val="single" w:color="000000" w:sz="8" w:space="0"/>
+            </w:tcBorders>
+            <w:shd w:val="clear" w:color="auto" w:fill="FFFFFF"/>
+            <w:tcMar>
+              <w:top w:w="192" w:type="dxa"/>
+              <w:bottom w:w="192" w:type="dxa"/>
+              <w:right w:w="144" w:type="dxa"/>
+            </w:tcMar>
+            <w:vAlign w:val="center"/>
+          </w:tcPr>
+          <w:p>
+            <w:pPr>
+              <w:bidi w:val="0"/>
+              <w:jc w:val="center"/>
+              <w:rPr>
+                <w:rFonts w:hint="default"/>
+                <w:color w:val="000000"/>
+              </w:rPr>
+            </w:pPr>
+            <w:r>
+              <w:rPr>
+                <w:rFonts w:hint="default"/>
+                <w:color w:val="000000"/>
+                <w:lang w:val="en-US" w:eastAsia="zh-CN"/>
+              </w:rPr>
+              <w:t>Y</w:t>
+            </w:r>
+          </w:p>
+        </w:tc>
+        <w:tc>
+          <w:tcPr>
+            <w:tcW w:w="0" w:type="auto"/>
+            <w:tcBorders>
+              <w:top w:val="single" w:color="000000" w:sz="8" w:space="0"/>
+              <w:left w:val="single" w:color="000000" w:sz="8" w:space="0"/>
+              <w:bottom w:val="single" w:color="000000" w:sz="8" w:space="0"/>
+              <w:right w:val="single" w:color="000000" w:sz="8" w:space="0"/>
+            </w:tcBorders>
+            <w:shd w:val="clear" w:color="auto" w:fill="FFFFFF"/>
+            <w:tcMar>
+              <w:top w:w="192" w:type="dxa"/>
+              <w:bottom w:w="192" w:type="dxa"/>
+            </w:tcMar>
+            <w:vAlign w:val="center"/>
+          </w:tcPr>
+          <w:p>
+            <w:pPr>
+              <w:bidi w:val="0"/>
+              <w:jc w:val="center"/>
+              <w:rPr>
+                <w:rFonts w:hint="default"/>
+                <w:color w:val="000000"/>
+              </w:rPr>
+            </w:pPr>
+            <w:r>
+              <w:rPr>
+                <w:rFonts w:hint="default"/>
+                <w:color w:val="000000"/>
+                <w:lang w:val="en-US" w:eastAsia="zh-CN"/>
+              </w:rPr>
               <w:t>1: Mặc định, 0: Bình thường.</w:t>
             </w:r>
           </w:p>
@@ -4063,7 +4915,23 @@
     </w:tbl>
     <w:p>
       <w:pPr>
-        <w:pStyle w:val="8"/>
+        <w:pStyle w:val="10"/>
+        <w:numPr>
+          <w:ilvl w:val="0"/>
+          <w:numId w:val="0"/>
+        </w:numPr>
+        <w:bidi w:val="0"/>
+        <w:rPr>
+          <w:rFonts w:hint="default"/>
+          <w:lang w:val="en-US"/>
+        </w:rPr>
+      </w:pPr>
+      <w:bookmarkStart w:id="0" w:name="_GoBack"/>
+      <w:bookmarkEnd w:id="0"/>
+    </w:p>
+    <w:p>
+      <w:pPr>
+        <w:pStyle w:val="10"/>
         <w:numPr>
           <w:ilvl w:val="0"/>
           <w:numId w:val="0"/>
@@ -4077,147 +4945,7 @@
     </w:p>
     <w:p>
       <w:pPr>
-        <w:pStyle w:val="8"/>
-        <w:numPr>
-          <w:ilvl w:val="0"/>
-          <w:numId w:val="0"/>
-        </w:numPr>
-        <w:bidi w:val="0"/>
-        <w:rPr>
-          <w:rFonts w:hint="default"/>
-          <w:lang w:val="en-US"/>
-        </w:rPr>
-      </w:pPr>
-    </w:p>
-    <w:p>
-      <w:pPr>
-        <w:pStyle w:val="8"/>
-        <w:numPr>
-          <w:ilvl w:val="0"/>
-          <w:numId w:val="0"/>
-        </w:numPr>
-        <w:bidi w:val="0"/>
-        <w:rPr>
-          <w:rFonts w:hint="default"/>
-          <w:lang w:val="en-US"/>
-        </w:rPr>
-      </w:pPr>
-    </w:p>
-    <w:p>
-      <w:pPr>
-        <w:pStyle w:val="8"/>
-        <w:numPr>
-          <w:ilvl w:val="0"/>
-          <w:numId w:val="0"/>
-        </w:numPr>
-        <w:bidi w:val="0"/>
-        <w:rPr>
-          <w:rFonts w:hint="default"/>
-          <w:lang w:val="en-US"/>
-        </w:rPr>
-      </w:pPr>
-    </w:p>
-    <w:p>
-      <w:pPr>
-        <w:pStyle w:val="8"/>
-        <w:numPr>
-          <w:ilvl w:val="0"/>
-          <w:numId w:val="0"/>
-        </w:numPr>
-        <w:bidi w:val="0"/>
-        <w:rPr>
-          <w:rFonts w:hint="default"/>
-          <w:lang w:val="en-US"/>
-        </w:rPr>
-      </w:pPr>
-    </w:p>
-    <w:p>
-      <w:pPr>
-        <w:pStyle w:val="8"/>
-        <w:numPr>
-          <w:ilvl w:val="0"/>
-          <w:numId w:val="0"/>
-        </w:numPr>
-        <w:bidi w:val="0"/>
-        <w:rPr>
-          <w:rFonts w:hint="default"/>
-          <w:lang w:val="en-US"/>
-        </w:rPr>
-      </w:pPr>
-    </w:p>
-    <w:p>
-      <w:pPr>
-        <w:pStyle w:val="8"/>
-        <w:numPr>
-          <w:ilvl w:val="0"/>
-          <w:numId w:val="0"/>
-        </w:numPr>
-        <w:bidi w:val="0"/>
-        <w:rPr>
-          <w:rFonts w:hint="default"/>
-          <w:lang w:val="en-US"/>
-        </w:rPr>
-      </w:pPr>
-    </w:p>
-    <w:p>
-      <w:pPr>
-        <w:pStyle w:val="8"/>
-        <w:numPr>
-          <w:ilvl w:val="0"/>
-          <w:numId w:val="0"/>
-        </w:numPr>
-        <w:bidi w:val="0"/>
-        <w:rPr>
-          <w:rFonts w:hint="default"/>
-          <w:lang w:val="en-US"/>
-        </w:rPr>
-      </w:pPr>
-    </w:p>
-    <w:p>
-      <w:pPr>
-        <w:pStyle w:val="8"/>
-        <w:numPr>
-          <w:ilvl w:val="0"/>
-          <w:numId w:val="0"/>
-        </w:numPr>
-        <w:bidi w:val="0"/>
-        <w:rPr>
-          <w:rFonts w:hint="default"/>
-          <w:lang w:val="en-US"/>
-        </w:rPr>
-      </w:pPr>
-    </w:p>
-    <w:p>
-      <w:pPr>
-        <w:pStyle w:val="8"/>
-        <w:numPr>
-          <w:ilvl w:val="0"/>
-          <w:numId w:val="0"/>
-        </w:numPr>
-        <w:bidi w:val="0"/>
-        <w:rPr>
-          <w:rFonts w:hint="default"/>
-          <w:lang w:val="en-US"/>
-        </w:rPr>
-      </w:pPr>
-    </w:p>
-    <w:p>
-      <w:pPr>
-        <w:pStyle w:val="8"/>
-        <w:numPr>
-          <w:ilvl w:val="0"/>
-          <w:numId w:val="0"/>
-        </w:numPr>
-        <w:bidi w:val="0"/>
-        <w:rPr>
-          <w:rFonts w:hint="default"/>
-          <w:lang w:val="en-US"/>
-        </w:rPr>
-      </w:pPr>
-    </w:p>
-    <w:p>
-      <w:pPr>
-        <w:pStyle w:val="8"/>
+        <w:pStyle w:val="10"/>
         <w:numPr>
           <w:ilvl w:val="0"/>
           <w:numId w:val="0"/>
@@ -4238,7 +4966,7 @@
     </w:p>
     <w:p>
       <w:pPr>
-        <w:pStyle w:val="8"/>
+        <w:pStyle w:val="10"/>
         <w:numPr>
           <w:ilvl w:val="0"/>
           <w:numId w:val="0"/>
@@ -4750,7 +5478,6 @@
             <w:insideH w:val="none" w:color="auto" w:sz="0" w:space="0"/>
             <w:insideV w:val="none" w:color="auto" w:sz="0" w:space="0"/>
           </w:tblBorders>
-          <w:shd w:val="clear" w:color="auto" w:fill="auto"/>
           <w:tblCellMar>
             <w:top w:w="0" w:type="dxa"/>
             <w:left w:w="0" w:type="dxa"/>
@@ -4897,7 +5624,7 @@
     </w:tbl>
     <w:p>
       <w:pPr>
-        <w:pStyle w:val="8"/>
+        <w:pStyle w:val="10"/>
         <w:numPr>
           <w:ilvl w:val="0"/>
           <w:numId w:val="0"/>
@@ -4919,7 +5646,7 @@
     </w:p>
     <w:p>
       <w:pPr>
-        <w:pStyle w:val="8"/>
+        <w:pStyle w:val="10"/>
         <w:numPr>
           <w:ilvl w:val="0"/>
           <w:numId w:val="0"/>
@@ -5131,6 +5858,7 @@
             <w:insideH w:val="none" w:color="auto" w:sz="0" w:space="0"/>
             <w:insideV w:val="none" w:color="auto" w:sz="0" w:space="0"/>
           </w:tblBorders>
+          <w:shd w:val="clear" w:color="auto" w:fill="auto"/>
           <w:tblCellMar>
             <w:top w:w="0" w:type="dxa"/>
             <w:left w:w="0" w:type="dxa"/>
@@ -5274,6 +6002,164 @@
                 <w:lang w:val="en-US" w:eastAsia="zh-CN"/>
               </w:rPr>
               <w:t>Khóa chính, tự tăng.</w:t>
+            </w:r>
+          </w:p>
+        </w:tc>
+      </w:tr>
+      <w:tr>
+        <w:tblPrEx>
+          <w:tblBorders>
+            <w:top w:val="none" w:color="1F1F1F" w:sz="0" w:space="0"/>
+            <w:left w:val="none" w:color="1F1F1F" w:sz="0" w:space="0"/>
+            <w:bottom w:val="none" w:color="1F1F1F" w:sz="0" w:space="0"/>
+            <w:right w:val="none" w:color="1F1F1F" w:sz="0" w:space="0"/>
+            <w:insideH w:val="none" w:color="auto" w:sz="0" w:space="0"/>
+            <w:insideV w:val="none" w:color="auto" w:sz="0" w:space="0"/>
+          </w:tblBorders>
+          <w:shd w:val="clear" w:color="auto" w:fill="auto"/>
+          <w:tblCellMar>
+            <w:top w:w="0" w:type="dxa"/>
+            <w:left w:w="0" w:type="dxa"/>
+            <w:bottom w:w="0" w:type="dxa"/>
+            <w:right w:w="0" w:type="dxa"/>
+          </w:tblCellMar>
+        </w:tblPrEx>
+        <w:tc>
+          <w:tcPr>
+            <w:tcW w:w="1798" w:type="dxa"/>
+            <w:tcBorders>
+              <w:top w:val="single" w:color="auto" w:sz="4" w:space="0"/>
+              <w:left w:val="single" w:color="auto" w:sz="4" w:space="0"/>
+              <w:bottom w:val="single" w:color="auto" w:sz="4" w:space="0"/>
+              <w:right w:val="single" w:color="auto" w:sz="4" w:space="0"/>
+            </w:tcBorders>
+            <w:shd w:val="clear" w:color="auto" w:fill="auto"/>
+            <w:tcMar>
+              <w:top w:w="192" w:type="dxa"/>
+              <w:bottom w:w="192" w:type="dxa"/>
+              <w:right w:w="144" w:type="dxa"/>
+            </w:tcMar>
+            <w:vAlign w:val="center"/>
+          </w:tcPr>
+          <w:p>
+            <w:pPr>
+              <w:bidi w:val="0"/>
+              <w:jc w:val="center"/>
+              <w:rPr>
+                <w:rFonts w:hint="default"/>
+                <w:lang w:val="en-US" w:eastAsia="zh-CN"/>
+              </w:rPr>
+            </w:pPr>
+            <w:r>
+              <w:rPr>
+                <w:rFonts w:hint="default"/>
+                <w:lang w:val="en-US" w:eastAsia="zh-CN"/>
+              </w:rPr>
+              <w:t>product_id</w:t>
+            </w:r>
+          </w:p>
+        </w:tc>
+        <w:tc>
+          <w:tcPr>
+            <w:tcW w:w="1540" w:type="dxa"/>
+            <w:tcBorders>
+              <w:top w:val="single" w:color="auto" w:sz="4" w:space="0"/>
+              <w:left w:val="single" w:color="auto" w:sz="4" w:space="0"/>
+              <w:bottom w:val="single" w:color="auto" w:sz="4" w:space="0"/>
+              <w:right w:val="single" w:color="auto" w:sz="4" w:space="0"/>
+            </w:tcBorders>
+            <w:shd w:val="clear" w:color="auto" w:fill="auto"/>
+            <w:tcMar>
+              <w:top w:w="192" w:type="dxa"/>
+              <w:bottom w:w="192" w:type="dxa"/>
+              <w:right w:w="144" w:type="dxa"/>
+            </w:tcMar>
+            <w:vAlign w:val="center"/>
+          </w:tcPr>
+          <w:p>
+            <w:pPr>
+              <w:bidi w:val="0"/>
+              <w:jc w:val="center"/>
+              <w:rPr>
+                <w:rFonts w:hint="default"/>
+                <w:lang w:val="en-US" w:eastAsia="zh-CN"/>
+              </w:rPr>
+            </w:pPr>
+            <w:r>
+              <w:rPr>
+                <w:rFonts w:hint="default"/>
+                <w:lang w:val="en-US" w:eastAsia="zh-CN"/>
+              </w:rPr>
+              <w:t>Int</w:t>
+            </w:r>
+          </w:p>
+        </w:tc>
+        <w:tc>
+          <w:tcPr>
+            <w:tcW w:w="1691" w:type="dxa"/>
+            <w:tcBorders>
+              <w:top w:val="single" w:color="auto" w:sz="4" w:space="0"/>
+              <w:left w:val="single" w:color="auto" w:sz="4" w:space="0"/>
+              <w:bottom w:val="single" w:color="auto" w:sz="4" w:space="0"/>
+              <w:right w:val="single" w:color="auto" w:sz="4" w:space="0"/>
+            </w:tcBorders>
+            <w:shd w:val="clear" w:color="auto" w:fill="auto"/>
+            <w:tcMar>
+              <w:top w:w="192" w:type="dxa"/>
+              <w:bottom w:w="192" w:type="dxa"/>
+              <w:right w:w="144" w:type="dxa"/>
+            </w:tcMar>
+            <w:vAlign w:val="center"/>
+          </w:tcPr>
+          <w:p>
+            <w:pPr>
+              <w:bidi w:val="0"/>
+              <w:jc w:val="center"/>
+              <w:rPr>
+                <w:rFonts w:hint="default"/>
+                <w:lang w:val="en-US" w:eastAsia="zh-CN"/>
+              </w:rPr>
+            </w:pPr>
+            <w:r>
+              <w:rPr>
+                <w:rFonts w:hint="default"/>
+                <w:lang w:val="en-US" w:eastAsia="zh-CN"/>
+              </w:rPr>
+              <w:t>Y</w:t>
+            </w:r>
+          </w:p>
+        </w:tc>
+        <w:tc>
+          <w:tcPr>
+            <w:tcW w:w="3282" w:type="dxa"/>
+            <w:tcBorders>
+              <w:top w:val="single" w:color="auto" w:sz="4" w:space="0"/>
+              <w:left w:val="single" w:color="auto" w:sz="4" w:space="0"/>
+              <w:bottom w:val="single" w:color="auto" w:sz="4" w:space="0"/>
+              <w:right w:val="single" w:color="auto" w:sz="4" w:space="0"/>
+            </w:tcBorders>
+            <w:shd w:val="clear" w:color="auto" w:fill="auto"/>
+            <w:tcMar>
+              <w:top w:w="192" w:type="dxa"/>
+              <w:bottom w:w="192" w:type="dxa"/>
+            </w:tcMar>
+            <w:vAlign w:val="center"/>
+          </w:tcPr>
+          <w:p>
+            <w:pPr>
+              <w:bidi w:val="0"/>
+              <w:jc w:val="center"/>
+              <w:rPr>
+                <w:rFonts w:hint="default"/>
+                <w:lang w:val="en-US" w:eastAsia="zh-CN"/>
+              </w:rPr>
+            </w:pPr>
+            <w:r>
+              <w:rPr>
+                <w:rFonts w:hint="default"/>
+                <w:lang w:val="en-US" w:eastAsia="zh-CN"/>
+              </w:rPr>
+              <w:t>Khóa ngoại nối với bảng product.</w:t>
             </w:r>
           </w:p>
         </w:tc>
@@ -5326,7 +6212,7 @@
                 <w:rFonts w:hint="default"/>
                 <w:lang w:val="en-US" w:eastAsia="zh-CN"/>
               </w:rPr>
-              <w:t>product_id</w:t>
+              <w:t>stock_quantity</w:t>
             </w:r>
           </w:p>
         </w:tc>
@@ -5430,7 +6316,165 @@
                 <w:rFonts w:hint="default"/>
                 <w:lang w:val="en-US" w:eastAsia="zh-CN"/>
               </w:rPr>
-              <w:t>Khóa ngoại nối với bảng product.</w:t>
+              <w:t>Số lượng tồn kho của biến thể này.</w:t>
+            </w:r>
+          </w:p>
+        </w:tc>
+      </w:tr>
+      <w:tr>
+        <w:tblPrEx>
+          <w:tblBorders>
+            <w:top w:val="none" w:color="1F1F1F" w:sz="0" w:space="0"/>
+            <w:left w:val="none" w:color="1F1F1F" w:sz="0" w:space="0"/>
+            <w:bottom w:val="none" w:color="1F1F1F" w:sz="0" w:space="0"/>
+            <w:right w:val="none" w:color="1F1F1F" w:sz="0" w:space="0"/>
+            <w:insideH w:val="none" w:color="auto" w:sz="0" w:space="0"/>
+            <w:insideV w:val="none" w:color="auto" w:sz="0" w:space="0"/>
+          </w:tblBorders>
+          <w:shd w:val="clear" w:color="auto" w:fill="auto"/>
+          <w:tblCellMar>
+            <w:top w:w="0" w:type="dxa"/>
+            <w:left w:w="0" w:type="dxa"/>
+            <w:bottom w:w="0" w:type="dxa"/>
+            <w:right w:w="0" w:type="dxa"/>
+          </w:tblCellMar>
+        </w:tblPrEx>
+        <w:tc>
+          <w:tcPr>
+            <w:tcW w:w="1798" w:type="dxa"/>
+            <w:tcBorders>
+              <w:top w:val="single" w:color="auto" w:sz="4" w:space="0"/>
+              <w:left w:val="single" w:color="auto" w:sz="4" w:space="0"/>
+              <w:bottom w:val="single" w:color="auto" w:sz="4" w:space="0"/>
+              <w:right w:val="single" w:color="auto" w:sz="4" w:space="0"/>
+            </w:tcBorders>
+            <w:shd w:val="clear" w:color="auto" w:fill="auto"/>
+            <w:tcMar>
+              <w:top w:w="192" w:type="dxa"/>
+              <w:bottom w:w="192" w:type="dxa"/>
+              <w:right w:w="144" w:type="dxa"/>
+            </w:tcMar>
+            <w:vAlign w:val="center"/>
+          </w:tcPr>
+          <w:p>
+            <w:pPr>
+              <w:bidi w:val="0"/>
+              <w:jc w:val="center"/>
+              <w:rPr>
+                <w:rFonts w:hint="default"/>
+                <w:lang w:val="en-US" w:eastAsia="zh-CN"/>
+              </w:rPr>
+            </w:pPr>
+            <w:r>
+              <w:rPr>
+                <w:rFonts w:hint="default"/>
+                <w:lang w:val="en-US" w:eastAsia="zh-CN"/>
+              </w:rPr>
+              <w:t>size_id</w:t>
+            </w:r>
+          </w:p>
+        </w:tc>
+        <w:tc>
+          <w:tcPr>
+            <w:tcW w:w="1540" w:type="dxa"/>
+            <w:tcBorders>
+              <w:top w:val="single" w:color="auto" w:sz="4" w:space="0"/>
+              <w:left w:val="single" w:color="auto" w:sz="4" w:space="0"/>
+              <w:bottom w:val="single" w:color="auto" w:sz="4" w:space="0"/>
+              <w:right w:val="single" w:color="auto" w:sz="4" w:space="0"/>
+            </w:tcBorders>
+            <w:shd w:val="clear" w:color="auto" w:fill="auto"/>
+            <w:tcMar>
+              <w:top w:w="192" w:type="dxa"/>
+              <w:bottom w:w="192" w:type="dxa"/>
+              <w:right w:w="144" w:type="dxa"/>
+            </w:tcMar>
+            <w:vAlign w:val="center"/>
+          </w:tcPr>
+          <w:p>
+            <w:pPr>
+              <w:bidi w:val="0"/>
+              <w:jc w:val="center"/>
+              <w:rPr>
+                <w:rFonts w:hint="default"/>
+                <w:lang w:val="en-US" w:eastAsia="zh-CN"/>
+              </w:rPr>
+            </w:pPr>
+            <w:r>
+              <w:rPr>
+                <w:rFonts w:hint="default"/>
+                <w:lang w:val="en-US" w:eastAsia="zh-CN"/>
+              </w:rPr>
+              <w:t>Int</w:t>
+            </w:r>
+          </w:p>
+        </w:tc>
+        <w:tc>
+          <w:tcPr>
+            <w:tcW w:w="1691" w:type="dxa"/>
+            <w:tcBorders>
+              <w:top w:val="single" w:color="auto" w:sz="4" w:space="0"/>
+              <w:left w:val="single" w:color="auto" w:sz="4" w:space="0"/>
+              <w:bottom w:val="single" w:color="auto" w:sz="4" w:space="0"/>
+              <w:right w:val="single" w:color="auto" w:sz="4" w:space="0"/>
+            </w:tcBorders>
+            <w:shd w:val="clear" w:color="auto" w:fill="auto"/>
+            <w:tcMar>
+              <w:top w:w="192" w:type="dxa"/>
+              <w:bottom w:w="192" w:type="dxa"/>
+              <w:right w:w="144" w:type="dxa"/>
+            </w:tcMar>
+            <w:vAlign w:val="center"/>
+          </w:tcPr>
+          <w:p>
+            <w:pPr>
+              <w:bidi w:val="0"/>
+              <w:jc w:val="center"/>
+              <w:rPr>
+                <w:rFonts w:hint="default"/>
+                <w:lang w:val="en-US" w:eastAsia="zh-CN"/>
+              </w:rPr>
+            </w:pPr>
+            <w:r>
+              <w:rPr>
+                <w:rFonts w:hint="default"/>
+                <w:lang w:val="en-US" w:eastAsia="zh-CN"/>
+              </w:rPr>
+              <w:t>Y</w:t>
+            </w:r>
+          </w:p>
+        </w:tc>
+        <w:tc>
+          <w:tcPr>
+            <w:tcW w:w="3282" w:type="dxa"/>
+            <w:tcBorders>
+              <w:top w:val="single" w:color="auto" w:sz="4" w:space="0"/>
+              <w:left w:val="single" w:color="auto" w:sz="4" w:space="0"/>
+              <w:bottom w:val="single" w:color="auto" w:sz="4" w:space="0"/>
+              <w:right w:val="single" w:color="auto" w:sz="4" w:space="0"/>
+            </w:tcBorders>
+            <w:shd w:val="clear" w:color="auto" w:fill="auto"/>
+            <w:tcMar>
+              <w:top w:w="192" w:type="dxa"/>
+              <w:bottom w:w="192" w:type="dxa"/>
+            </w:tcMar>
+            <w:vAlign w:val="center"/>
+          </w:tcPr>
+          <w:p>
+            <w:pPr>
+              <w:bidi w:val="0"/>
+              <w:jc w:val="center"/>
+              <w:rPr>
+                <w:rFonts w:hint="default"/>
+                <w:lang w:val="en-US" w:eastAsia="zh-CN"/>
+              </w:rPr>
+            </w:pPr>
+            <w:r>
+              <w:rPr>
+                <w:rFonts w:hint="default"/>
+                <w:lang w:val="en-US" w:eastAsia="zh-CN"/>
+              </w:rPr>
+              <w:t>Khóa ngoại nối với bảng sizes.</w:t>
             </w:r>
           </w:p>
         </w:tc>
@@ -5483,320 +6527,6 @@
                 <w:rFonts w:hint="default"/>
                 <w:lang w:val="en-US" w:eastAsia="zh-CN"/>
               </w:rPr>
-              <w:t>stock_quantity</w:t>
-            </w:r>
-          </w:p>
-        </w:tc>
-        <w:tc>
-          <w:tcPr>
-            <w:tcW w:w="1540" w:type="dxa"/>
-            <w:tcBorders>
-              <w:top w:val="single" w:color="auto" w:sz="4" w:space="0"/>
-              <w:left w:val="single" w:color="auto" w:sz="4" w:space="0"/>
-              <w:bottom w:val="single" w:color="auto" w:sz="4" w:space="0"/>
-              <w:right w:val="single" w:color="auto" w:sz="4" w:space="0"/>
-            </w:tcBorders>
-            <w:shd w:val="clear" w:color="auto" w:fill="auto"/>
-            <w:tcMar>
-              <w:top w:w="192" w:type="dxa"/>
-              <w:bottom w:w="192" w:type="dxa"/>
-              <w:right w:w="144" w:type="dxa"/>
-            </w:tcMar>
-            <w:vAlign w:val="center"/>
-          </w:tcPr>
-          <w:p>
-            <w:pPr>
-              <w:bidi w:val="0"/>
-              <w:jc w:val="center"/>
-              <w:rPr>
-                <w:rFonts w:hint="default"/>
-                <w:lang w:val="en-US" w:eastAsia="zh-CN"/>
-              </w:rPr>
-            </w:pPr>
-            <w:r>
-              <w:rPr>
-                <w:rFonts w:hint="default"/>
-                <w:lang w:val="en-US" w:eastAsia="zh-CN"/>
-              </w:rPr>
-              <w:t>Int</w:t>
-            </w:r>
-          </w:p>
-        </w:tc>
-        <w:tc>
-          <w:tcPr>
-            <w:tcW w:w="1691" w:type="dxa"/>
-            <w:tcBorders>
-              <w:top w:val="single" w:color="auto" w:sz="4" w:space="0"/>
-              <w:left w:val="single" w:color="auto" w:sz="4" w:space="0"/>
-              <w:bottom w:val="single" w:color="auto" w:sz="4" w:space="0"/>
-              <w:right w:val="single" w:color="auto" w:sz="4" w:space="0"/>
-            </w:tcBorders>
-            <w:shd w:val="clear" w:color="auto" w:fill="auto"/>
-            <w:tcMar>
-              <w:top w:w="192" w:type="dxa"/>
-              <w:bottom w:w="192" w:type="dxa"/>
-              <w:right w:w="144" w:type="dxa"/>
-            </w:tcMar>
-            <w:vAlign w:val="center"/>
-          </w:tcPr>
-          <w:p>
-            <w:pPr>
-              <w:bidi w:val="0"/>
-              <w:jc w:val="center"/>
-              <w:rPr>
-                <w:rFonts w:hint="default"/>
-                <w:lang w:val="en-US" w:eastAsia="zh-CN"/>
-              </w:rPr>
-            </w:pPr>
-            <w:r>
-              <w:rPr>
-                <w:rFonts w:hint="default"/>
-                <w:lang w:val="en-US" w:eastAsia="zh-CN"/>
-              </w:rPr>
-              <w:t>Y</w:t>
-            </w:r>
-          </w:p>
-        </w:tc>
-        <w:tc>
-          <w:tcPr>
-            <w:tcW w:w="3282" w:type="dxa"/>
-            <w:tcBorders>
-              <w:top w:val="single" w:color="auto" w:sz="4" w:space="0"/>
-              <w:left w:val="single" w:color="auto" w:sz="4" w:space="0"/>
-              <w:bottom w:val="single" w:color="auto" w:sz="4" w:space="0"/>
-              <w:right w:val="single" w:color="auto" w:sz="4" w:space="0"/>
-            </w:tcBorders>
-            <w:shd w:val="clear" w:color="auto" w:fill="auto"/>
-            <w:tcMar>
-              <w:top w:w="192" w:type="dxa"/>
-              <w:bottom w:w="192" w:type="dxa"/>
-            </w:tcMar>
-            <w:vAlign w:val="center"/>
-          </w:tcPr>
-          <w:p>
-            <w:pPr>
-              <w:bidi w:val="0"/>
-              <w:jc w:val="center"/>
-              <w:rPr>
-                <w:rFonts w:hint="default"/>
-                <w:lang w:val="en-US" w:eastAsia="zh-CN"/>
-              </w:rPr>
-            </w:pPr>
-            <w:r>
-              <w:rPr>
-                <w:rFonts w:hint="default"/>
-                <w:lang w:val="en-US" w:eastAsia="zh-CN"/>
-              </w:rPr>
-              <w:t>Số lượng tồn kho của biến thể này.</w:t>
-            </w:r>
-          </w:p>
-        </w:tc>
-      </w:tr>
-      <w:tr>
-        <w:tblPrEx>
-          <w:tblBorders>
-            <w:top w:val="none" w:color="1F1F1F" w:sz="0" w:space="0"/>
-            <w:left w:val="none" w:color="1F1F1F" w:sz="0" w:space="0"/>
-            <w:bottom w:val="none" w:color="1F1F1F" w:sz="0" w:space="0"/>
-            <w:right w:val="none" w:color="1F1F1F" w:sz="0" w:space="0"/>
-            <w:insideH w:val="none" w:color="auto" w:sz="0" w:space="0"/>
-            <w:insideV w:val="none" w:color="auto" w:sz="0" w:space="0"/>
-          </w:tblBorders>
-          <w:tblCellMar>
-            <w:top w:w="0" w:type="dxa"/>
-            <w:left w:w="0" w:type="dxa"/>
-            <w:bottom w:w="0" w:type="dxa"/>
-            <w:right w:w="0" w:type="dxa"/>
-          </w:tblCellMar>
-        </w:tblPrEx>
-        <w:tc>
-          <w:tcPr>
-            <w:tcW w:w="1798" w:type="dxa"/>
-            <w:tcBorders>
-              <w:top w:val="single" w:color="auto" w:sz="4" w:space="0"/>
-              <w:left w:val="single" w:color="auto" w:sz="4" w:space="0"/>
-              <w:bottom w:val="single" w:color="auto" w:sz="4" w:space="0"/>
-              <w:right w:val="single" w:color="auto" w:sz="4" w:space="0"/>
-            </w:tcBorders>
-            <w:shd w:val="clear" w:color="auto" w:fill="auto"/>
-            <w:tcMar>
-              <w:top w:w="192" w:type="dxa"/>
-              <w:bottom w:w="192" w:type="dxa"/>
-              <w:right w:w="144" w:type="dxa"/>
-            </w:tcMar>
-            <w:vAlign w:val="center"/>
-          </w:tcPr>
-          <w:p>
-            <w:pPr>
-              <w:bidi w:val="0"/>
-              <w:jc w:val="center"/>
-              <w:rPr>
-                <w:rFonts w:hint="default"/>
-                <w:lang w:val="en-US" w:eastAsia="zh-CN"/>
-              </w:rPr>
-            </w:pPr>
-            <w:r>
-              <w:rPr>
-                <w:rFonts w:hint="default"/>
-                <w:lang w:val="en-US" w:eastAsia="zh-CN"/>
-              </w:rPr>
-              <w:t>size_id</w:t>
-            </w:r>
-          </w:p>
-        </w:tc>
-        <w:tc>
-          <w:tcPr>
-            <w:tcW w:w="1540" w:type="dxa"/>
-            <w:tcBorders>
-              <w:top w:val="single" w:color="auto" w:sz="4" w:space="0"/>
-              <w:left w:val="single" w:color="auto" w:sz="4" w:space="0"/>
-              <w:bottom w:val="single" w:color="auto" w:sz="4" w:space="0"/>
-              <w:right w:val="single" w:color="auto" w:sz="4" w:space="0"/>
-            </w:tcBorders>
-            <w:shd w:val="clear" w:color="auto" w:fill="auto"/>
-            <w:tcMar>
-              <w:top w:w="192" w:type="dxa"/>
-              <w:bottom w:w="192" w:type="dxa"/>
-              <w:right w:w="144" w:type="dxa"/>
-            </w:tcMar>
-            <w:vAlign w:val="center"/>
-          </w:tcPr>
-          <w:p>
-            <w:pPr>
-              <w:bidi w:val="0"/>
-              <w:jc w:val="center"/>
-              <w:rPr>
-                <w:rFonts w:hint="default"/>
-                <w:lang w:val="en-US" w:eastAsia="zh-CN"/>
-              </w:rPr>
-            </w:pPr>
-            <w:r>
-              <w:rPr>
-                <w:rFonts w:hint="default"/>
-                <w:lang w:val="en-US" w:eastAsia="zh-CN"/>
-              </w:rPr>
-              <w:t>Int</w:t>
-            </w:r>
-          </w:p>
-        </w:tc>
-        <w:tc>
-          <w:tcPr>
-            <w:tcW w:w="1691" w:type="dxa"/>
-            <w:tcBorders>
-              <w:top w:val="single" w:color="auto" w:sz="4" w:space="0"/>
-              <w:left w:val="single" w:color="auto" w:sz="4" w:space="0"/>
-              <w:bottom w:val="single" w:color="auto" w:sz="4" w:space="0"/>
-              <w:right w:val="single" w:color="auto" w:sz="4" w:space="0"/>
-            </w:tcBorders>
-            <w:shd w:val="clear" w:color="auto" w:fill="auto"/>
-            <w:tcMar>
-              <w:top w:w="192" w:type="dxa"/>
-              <w:bottom w:w="192" w:type="dxa"/>
-              <w:right w:w="144" w:type="dxa"/>
-            </w:tcMar>
-            <w:vAlign w:val="center"/>
-          </w:tcPr>
-          <w:p>
-            <w:pPr>
-              <w:bidi w:val="0"/>
-              <w:jc w:val="center"/>
-              <w:rPr>
-                <w:rFonts w:hint="default"/>
-                <w:lang w:val="en-US" w:eastAsia="zh-CN"/>
-              </w:rPr>
-            </w:pPr>
-            <w:r>
-              <w:rPr>
-                <w:rFonts w:hint="default"/>
-                <w:lang w:val="en-US" w:eastAsia="zh-CN"/>
-              </w:rPr>
-              <w:t>Y</w:t>
-            </w:r>
-          </w:p>
-        </w:tc>
-        <w:tc>
-          <w:tcPr>
-            <w:tcW w:w="3282" w:type="dxa"/>
-            <w:tcBorders>
-              <w:top w:val="single" w:color="auto" w:sz="4" w:space="0"/>
-              <w:left w:val="single" w:color="auto" w:sz="4" w:space="0"/>
-              <w:bottom w:val="single" w:color="auto" w:sz="4" w:space="0"/>
-              <w:right w:val="single" w:color="auto" w:sz="4" w:space="0"/>
-            </w:tcBorders>
-            <w:shd w:val="clear" w:color="auto" w:fill="auto"/>
-            <w:tcMar>
-              <w:top w:w="192" w:type="dxa"/>
-              <w:bottom w:w="192" w:type="dxa"/>
-            </w:tcMar>
-            <w:vAlign w:val="center"/>
-          </w:tcPr>
-          <w:p>
-            <w:pPr>
-              <w:bidi w:val="0"/>
-              <w:jc w:val="center"/>
-              <w:rPr>
-                <w:rFonts w:hint="default"/>
-                <w:lang w:val="en-US" w:eastAsia="zh-CN"/>
-              </w:rPr>
-            </w:pPr>
-            <w:r>
-              <w:rPr>
-                <w:rFonts w:hint="default"/>
-                <w:lang w:val="en-US" w:eastAsia="zh-CN"/>
-              </w:rPr>
-              <w:t>Khóa ngoại nối với bảng sizes.</w:t>
-            </w:r>
-          </w:p>
-        </w:tc>
-      </w:tr>
-      <w:tr>
-        <w:tblPrEx>
-          <w:tblBorders>
-            <w:top w:val="none" w:color="1F1F1F" w:sz="0" w:space="0"/>
-            <w:left w:val="none" w:color="1F1F1F" w:sz="0" w:space="0"/>
-            <w:bottom w:val="none" w:color="1F1F1F" w:sz="0" w:space="0"/>
-            <w:right w:val="none" w:color="1F1F1F" w:sz="0" w:space="0"/>
-            <w:insideH w:val="none" w:color="auto" w:sz="0" w:space="0"/>
-            <w:insideV w:val="none" w:color="auto" w:sz="0" w:space="0"/>
-          </w:tblBorders>
-          <w:tblCellMar>
-            <w:top w:w="0" w:type="dxa"/>
-            <w:left w:w="0" w:type="dxa"/>
-            <w:bottom w:w="0" w:type="dxa"/>
-            <w:right w:w="0" w:type="dxa"/>
-          </w:tblCellMar>
-        </w:tblPrEx>
-        <w:tc>
-          <w:tcPr>
-            <w:tcW w:w="1798" w:type="dxa"/>
-            <w:tcBorders>
-              <w:top w:val="single" w:color="auto" w:sz="4" w:space="0"/>
-              <w:left w:val="single" w:color="auto" w:sz="4" w:space="0"/>
-              <w:bottom w:val="single" w:color="auto" w:sz="4" w:space="0"/>
-              <w:right w:val="single" w:color="auto" w:sz="4" w:space="0"/>
-            </w:tcBorders>
-            <w:shd w:val="clear" w:color="auto" w:fill="auto"/>
-            <w:tcMar>
-              <w:top w:w="192" w:type="dxa"/>
-              <w:bottom w:w="192" w:type="dxa"/>
-              <w:right w:w="144" w:type="dxa"/>
-            </w:tcMar>
-            <w:vAlign w:val="center"/>
-          </w:tcPr>
-          <w:p>
-            <w:pPr>
-              <w:bidi w:val="0"/>
-              <w:jc w:val="center"/>
-              <w:rPr>
-                <w:rFonts w:hint="default"/>
-                <w:lang w:val="en-US" w:eastAsia="zh-CN"/>
-              </w:rPr>
-            </w:pPr>
-            <w:r>
-              <w:rPr>
-                <w:rFonts w:hint="default"/>
-                <w:lang w:val="en-US" w:eastAsia="zh-CN"/>
-              </w:rPr>
               <w:t>color_id</w:t>
             </w:r>
           </w:p>
@@ -5909,7 +6639,7 @@
     </w:tbl>
     <w:p>
       <w:pPr>
-        <w:pStyle w:val="8"/>
+        <w:pStyle w:val="10"/>
         <w:numPr>
           <w:ilvl w:val="0"/>
           <w:numId w:val="0"/>
@@ -5925,7 +6655,7 @@
     </w:p>
     <w:p>
       <w:pPr>
-        <w:pStyle w:val="8"/>
+        <w:pStyle w:val="10"/>
         <w:numPr>
           <w:ilvl w:val="0"/>
           <w:numId w:val="0"/>
@@ -5941,7 +6671,7 @@
     </w:p>
     <w:p>
       <w:pPr>
-        <w:pStyle w:val="8"/>
+        <w:pStyle w:val="10"/>
         <w:numPr>
           <w:ilvl w:val="0"/>
           <w:numId w:val="0"/>
@@ -5957,7 +6687,7 @@
     </w:p>
     <w:p>
       <w:pPr>
-        <w:pStyle w:val="8"/>
+        <w:pStyle w:val="10"/>
         <w:numPr>
           <w:ilvl w:val="0"/>
           <w:numId w:val="0"/>
@@ -6182,6 +6912,7 @@
             <w:insideH w:val="none" w:color="auto" w:sz="0" w:space="0"/>
             <w:insideV w:val="none" w:color="auto" w:sz="0" w:space="0"/>
           </w:tblBorders>
+          <w:shd w:val="clear" w:color="auto" w:fill="auto"/>
           <w:tblCellMar>
             <w:top w:w="0" w:type="dxa"/>
             <w:left w:w="0" w:type="dxa"/>
@@ -6496,7 +7227,6 @@
             <w:insideH w:val="none" w:color="auto" w:sz="0" w:space="0"/>
             <w:insideV w:val="none" w:color="auto" w:sz="0" w:space="0"/>
           </w:tblBorders>
-          <w:shd w:val="clear" w:color="auto" w:fill="auto"/>
           <w:tblCellMar>
             <w:top w:w="0" w:type="dxa"/>
             <w:left w:w="0" w:type="dxa"/>
@@ -6961,7 +7691,7 @@
     </w:tbl>
     <w:p>
       <w:pPr>
-        <w:pStyle w:val="8"/>
+        <w:pStyle w:val="10"/>
         <w:numPr>
           <w:ilvl w:val="0"/>
           <w:numId w:val="0"/>
@@ -6977,7 +7707,7 @@
     </w:p>
     <w:p>
       <w:pPr>
-        <w:pStyle w:val="8"/>
+        <w:pStyle w:val="10"/>
         <w:numPr>
           <w:ilvl w:val="0"/>
           <w:numId w:val="0"/>
@@ -6993,7 +7723,7 @@
     </w:p>
     <w:p>
       <w:pPr>
-        <w:pStyle w:val="8"/>
+        <w:pStyle w:val="10"/>
         <w:numPr>
           <w:ilvl w:val="0"/>
           <w:numId w:val="0"/>
@@ -7041,6 +7771,7 @@
     </w:p>
     <w:tbl>
       <w:tblPr>
+        <w:tblStyle w:val="6"/>
         <w:tblW w:w="0" w:type="auto"/>
         <w:tblInd w:w="10" w:type="dxa"/>
         <w:tblBorders>
@@ -7051,7 +7782,7 @@
           <w:insideH w:val="none" w:color="auto" w:sz="0" w:space="0"/>
           <w:insideV w:val="none" w:color="auto" w:sz="0" w:space="0"/>
         </w:tblBorders>
-        <w:shd w:val="clear"/>
+        <w:shd w:val="clear" w:color="auto" w:fill="auto"/>
         <w:tblLayout w:type="autofit"/>
         <w:tblCellMar>
           <w:top w:w="0" w:type="dxa"/>
@@ -7076,6 +7807,7 @@
             <w:insideH w:val="none" w:color="auto" w:sz="0" w:space="0"/>
             <w:insideV w:val="none" w:color="auto" w:sz="0" w:space="0"/>
           </w:tblBorders>
+          <w:shd w:val="clear" w:color="auto" w:fill="auto"/>
           <w:tblCellMar>
             <w:top w:w="0" w:type="dxa"/>
             <w:left w:w="0" w:type="dxa"/>
@@ -7095,7 +7827,7 @@
               <w:bottom w:val="single" w:color="auto" w:sz="4" w:space="0"/>
               <w:right w:val="single" w:color="auto" w:sz="4" w:space="0"/>
             </w:tcBorders>
-            <w:shd w:val="clear"/>
+            <w:shd w:val="clear" w:color="auto" w:fill="auto"/>
             <w:tcMar>
               <w:top w:w="192" w:type="dxa"/>
               <w:bottom w:w="192" w:type="dxa"/>
@@ -7129,7 +7861,7 @@
               <w:bottom w:val="single" w:color="auto" w:sz="4" w:space="0"/>
               <w:right w:val="single" w:color="auto" w:sz="4" w:space="0"/>
             </w:tcBorders>
-            <w:shd w:val="clear"/>
+            <w:shd w:val="clear" w:color="auto" w:fill="auto"/>
             <w:tcMar>
               <w:top w:w="192" w:type="dxa"/>
               <w:bottom w:w="192" w:type="dxa"/>
@@ -7163,7 +7895,7 @@
               <w:bottom w:val="single" w:color="auto" w:sz="4" w:space="0"/>
               <w:right w:val="single" w:color="auto" w:sz="4" w:space="0"/>
             </w:tcBorders>
-            <w:shd w:val="clear"/>
+            <w:shd w:val="clear" w:color="auto" w:fill="auto"/>
             <w:tcMar>
               <w:top w:w="192" w:type="dxa"/>
               <w:bottom w:w="192" w:type="dxa"/>
@@ -7197,7 +7929,7 @@
               <w:bottom w:val="single" w:color="auto" w:sz="4" w:space="0"/>
               <w:right w:val="single" w:color="auto" w:sz="4" w:space="0"/>
             </w:tcBorders>
-            <w:shd w:val="clear"/>
+            <w:shd w:val="clear" w:color="auto" w:fill="auto"/>
             <w:tcMar>
               <w:top w:w="192" w:type="dxa"/>
               <w:bottom w:w="192" w:type="dxa"/>
@@ -7232,7 +7964,7 @@
             <w:insideH w:val="none" w:color="auto" w:sz="0" w:space="0"/>
             <w:insideV w:val="none" w:color="auto" w:sz="0" w:space="0"/>
           </w:tblBorders>
-          <w:shd w:val="clear"/>
+          <w:shd w:val="clear" w:color="auto" w:fill="auto"/>
           <w:tblCellMar>
             <w:top w:w="0" w:type="dxa"/>
             <w:left w:w="0" w:type="dxa"/>
@@ -7249,7 +7981,7 @@
               <w:bottom w:val="single" w:color="auto" w:sz="4" w:space="0"/>
               <w:right w:val="single" w:color="auto" w:sz="4" w:space="0"/>
             </w:tcBorders>
-            <w:shd w:val="clear"/>
+            <w:shd w:val="clear" w:color="auto" w:fill="auto"/>
             <w:tcMar>
               <w:top w:w="192" w:type="dxa"/>
               <w:bottom w:w="192" w:type="dxa"/>
@@ -7283,7 +8015,7 @@
               <w:bottom w:val="single" w:color="auto" w:sz="4" w:space="0"/>
               <w:right w:val="single" w:color="auto" w:sz="4" w:space="0"/>
             </w:tcBorders>
-            <w:shd w:val="clear"/>
+            <w:shd w:val="clear" w:color="auto" w:fill="auto"/>
             <w:tcMar>
               <w:top w:w="192" w:type="dxa"/>
               <w:bottom w:w="192" w:type="dxa"/>
@@ -7317,7 +8049,7 @@
               <w:bottom w:val="single" w:color="auto" w:sz="4" w:space="0"/>
               <w:right w:val="single" w:color="auto" w:sz="4" w:space="0"/>
             </w:tcBorders>
-            <w:shd w:val="clear"/>
+            <w:shd w:val="clear" w:color="auto" w:fill="auto"/>
             <w:tcMar>
               <w:top w:w="192" w:type="dxa"/>
               <w:bottom w:w="192" w:type="dxa"/>
@@ -7351,7 +8083,7 @@
               <w:bottom w:val="single" w:color="auto" w:sz="4" w:space="0"/>
               <w:right w:val="single" w:color="auto" w:sz="4" w:space="0"/>
             </w:tcBorders>
-            <w:shd w:val="clear"/>
+            <w:shd w:val="clear" w:color="auto" w:fill="auto"/>
             <w:tcMar>
               <w:top w:w="192" w:type="dxa"/>
               <w:bottom w:w="192" w:type="dxa"/>
@@ -7402,7 +8134,7 @@
               <w:bottom w:val="single" w:color="auto" w:sz="4" w:space="0"/>
               <w:right w:val="single" w:color="auto" w:sz="4" w:space="0"/>
             </w:tcBorders>
-            <w:shd w:val="clear"/>
+            <w:shd w:val="clear" w:color="auto" w:fill="auto"/>
             <w:tcMar>
               <w:top w:w="192" w:type="dxa"/>
               <w:bottom w:w="192" w:type="dxa"/>
@@ -7436,7 +8168,7 @@
               <w:bottom w:val="single" w:color="auto" w:sz="4" w:space="0"/>
               <w:right w:val="single" w:color="auto" w:sz="4" w:space="0"/>
             </w:tcBorders>
-            <w:shd w:val="clear"/>
+            <w:shd w:val="clear" w:color="auto" w:fill="auto"/>
             <w:tcMar>
               <w:top w:w="192" w:type="dxa"/>
               <w:bottom w:w="192" w:type="dxa"/>
@@ -7470,7 +8202,7 @@
               <w:bottom w:val="single" w:color="auto" w:sz="4" w:space="0"/>
               <w:right w:val="single" w:color="auto" w:sz="4" w:space="0"/>
             </w:tcBorders>
-            <w:shd w:val="clear"/>
+            <w:shd w:val="clear" w:color="auto" w:fill="auto"/>
             <w:tcMar>
               <w:top w:w="192" w:type="dxa"/>
               <w:bottom w:w="192" w:type="dxa"/>
@@ -7504,7 +8236,7 @@
               <w:bottom w:val="single" w:color="auto" w:sz="4" w:space="0"/>
               <w:right w:val="single" w:color="auto" w:sz="4" w:space="0"/>
             </w:tcBorders>
-            <w:shd w:val="clear"/>
+            <w:shd w:val="clear" w:color="auto" w:fill="auto"/>
             <w:tcMar>
               <w:top w:w="192" w:type="dxa"/>
               <w:bottom w:w="192" w:type="dxa"/>
@@ -7555,7 +8287,7 @@
               <w:bottom w:val="single" w:color="auto" w:sz="4" w:space="0"/>
               <w:right w:val="single" w:color="auto" w:sz="4" w:space="0"/>
             </w:tcBorders>
-            <w:shd w:val="clear"/>
+            <w:shd w:val="clear" w:color="auto" w:fill="auto"/>
             <w:tcMar>
               <w:top w:w="192" w:type="dxa"/>
               <w:bottom w:w="192" w:type="dxa"/>
@@ -7589,7 +8321,7 @@
               <w:bottom w:val="single" w:color="auto" w:sz="4" w:space="0"/>
               <w:right w:val="single" w:color="auto" w:sz="4" w:space="0"/>
             </w:tcBorders>
-            <w:shd w:val="clear"/>
+            <w:shd w:val="clear" w:color="auto" w:fill="auto"/>
             <w:tcMar>
               <w:top w:w="192" w:type="dxa"/>
               <w:bottom w:w="192" w:type="dxa"/>
@@ -7623,7 +8355,7 @@
               <w:bottom w:val="single" w:color="auto" w:sz="4" w:space="0"/>
               <w:right w:val="single" w:color="auto" w:sz="4" w:space="0"/>
             </w:tcBorders>
-            <w:shd w:val="clear"/>
+            <w:shd w:val="clear" w:color="auto" w:fill="auto"/>
             <w:tcMar>
               <w:top w:w="192" w:type="dxa"/>
               <w:bottom w:w="192" w:type="dxa"/>
@@ -7657,7 +8389,7 @@
               <w:bottom w:val="single" w:color="auto" w:sz="4" w:space="0"/>
               <w:right w:val="single" w:color="auto" w:sz="4" w:space="0"/>
             </w:tcBorders>
-            <w:shd w:val="clear"/>
+            <w:shd w:val="clear" w:color="auto" w:fill="auto"/>
             <w:tcMar>
               <w:top w:w="192" w:type="dxa"/>
               <w:bottom w:w="192" w:type="dxa"/>
@@ -7708,7 +8440,7 @@
               <w:bottom w:val="single" w:color="auto" w:sz="4" w:space="0"/>
               <w:right w:val="single" w:color="auto" w:sz="4" w:space="0"/>
             </w:tcBorders>
-            <w:shd w:val="clear"/>
+            <w:shd w:val="clear" w:color="auto" w:fill="auto"/>
             <w:tcMar>
               <w:top w:w="192" w:type="dxa"/>
               <w:bottom w:w="192" w:type="dxa"/>
@@ -7742,7 +8474,7 @@
               <w:bottom w:val="single" w:color="auto" w:sz="4" w:space="0"/>
               <w:right w:val="single" w:color="auto" w:sz="4" w:space="0"/>
             </w:tcBorders>
-            <w:shd w:val="clear"/>
+            <w:shd w:val="clear" w:color="auto" w:fill="auto"/>
             <w:tcMar>
               <w:top w:w="192" w:type="dxa"/>
               <w:bottom w:w="192" w:type="dxa"/>
@@ -7776,7 +8508,7 @@
               <w:bottom w:val="single" w:color="auto" w:sz="4" w:space="0"/>
               <w:right w:val="single" w:color="auto" w:sz="4" w:space="0"/>
             </w:tcBorders>
-            <w:shd w:val="clear"/>
+            <w:shd w:val="clear" w:color="auto" w:fill="auto"/>
             <w:tcMar>
               <w:top w:w="192" w:type="dxa"/>
               <w:bottom w:w="192" w:type="dxa"/>
@@ -7810,7 +8542,7 @@
               <w:bottom w:val="single" w:color="auto" w:sz="4" w:space="0"/>
               <w:right w:val="single" w:color="auto" w:sz="4" w:space="0"/>
             </w:tcBorders>
-            <w:shd w:val="clear"/>
+            <w:shd w:val="clear" w:color="auto" w:fill="auto"/>
             <w:tcMar>
               <w:top w:w="192" w:type="dxa"/>
               <w:bottom w:w="192" w:type="dxa"/>
@@ -7848,7 +8580,7 @@
     </w:p>
     <w:p>
       <w:pPr>
-        <w:pStyle w:val="8"/>
+        <w:pStyle w:val="10"/>
         <w:numPr>
           <w:ilvl w:val="0"/>
           <w:numId w:val="0"/>
@@ -7877,6 +8609,7 @@
     </w:p>
     <w:tbl>
       <w:tblPr>
+        <w:tblStyle w:val="6"/>
         <w:tblW w:w="0" w:type="auto"/>
         <w:tblInd w:w="10" w:type="dxa"/>
         <w:tblBorders>
@@ -7887,7 +8620,7 @@
           <w:insideH w:val="none" w:color="auto" w:sz="0" w:space="0"/>
           <w:insideV w:val="none" w:color="auto" w:sz="0" w:space="0"/>
         </w:tblBorders>
-        <w:shd w:val="clear"/>
+        <w:shd w:val="clear" w:color="auto" w:fill="auto"/>
         <w:tblLayout w:type="autofit"/>
         <w:tblCellMar>
           <w:top w:w="0" w:type="dxa"/>
@@ -7912,7 +8645,7 @@
             <w:insideH w:val="none" w:color="auto" w:sz="0" w:space="0"/>
             <w:insideV w:val="none" w:color="auto" w:sz="0" w:space="0"/>
           </w:tblBorders>
-          <w:shd w:val="clear"/>
+          <w:shd w:val="clear" w:color="auto" w:fill="auto"/>
           <w:tblCellMar>
             <w:top w:w="0" w:type="dxa"/>
             <w:left w:w="0" w:type="dxa"/>
@@ -7932,7 +8665,7 @@
               <w:bottom w:val="single" w:color="auto" w:sz="4" w:space="0"/>
               <w:right w:val="single" w:color="auto" w:sz="4" w:space="0"/>
             </w:tcBorders>
-            <w:shd w:val="clear"/>
+            <w:shd w:val="clear" w:color="auto" w:fill="auto"/>
             <w:tcMar>
               <w:top w:w="192" w:type="dxa"/>
               <w:bottom w:w="192" w:type="dxa"/>
@@ -7963,7 +8696,7 @@
               <w:bottom w:val="single" w:color="auto" w:sz="4" w:space="0"/>
               <w:right w:val="single" w:color="auto" w:sz="4" w:space="0"/>
             </w:tcBorders>
-            <w:shd w:val="clear"/>
+            <w:shd w:val="clear" w:color="auto" w:fill="auto"/>
             <w:tcMar>
               <w:top w:w="192" w:type="dxa"/>
               <w:bottom w:w="192" w:type="dxa"/>
@@ -7997,7 +8730,7 @@
               <w:bottom w:val="single" w:color="auto" w:sz="4" w:space="0"/>
               <w:right w:val="single" w:color="auto" w:sz="4" w:space="0"/>
             </w:tcBorders>
-            <w:shd w:val="clear"/>
+            <w:shd w:val="clear" w:color="auto" w:fill="auto"/>
             <w:tcMar>
               <w:top w:w="192" w:type="dxa"/>
               <w:bottom w:w="192" w:type="dxa"/>
@@ -8031,7 +8764,7 @@
               <w:bottom w:val="single" w:color="auto" w:sz="4" w:space="0"/>
               <w:right w:val="single" w:color="auto" w:sz="4" w:space="0"/>
             </w:tcBorders>
-            <w:shd w:val="clear"/>
+            <w:shd w:val="clear" w:color="auto" w:fill="auto"/>
             <w:tcMar>
               <w:top w:w="192" w:type="dxa"/>
               <w:bottom w:w="192" w:type="dxa"/>
@@ -8066,7 +8799,7 @@
             <w:insideH w:val="none" w:color="auto" w:sz="0" w:space="0"/>
             <w:insideV w:val="none" w:color="auto" w:sz="0" w:space="0"/>
           </w:tblBorders>
-          <w:shd w:val="clear"/>
+          <w:shd w:val="clear" w:color="auto" w:fill="auto"/>
           <w:tblCellMar>
             <w:top w:w="0" w:type="dxa"/>
             <w:left w:w="0" w:type="dxa"/>
@@ -8083,7 +8816,7 @@
               <w:bottom w:val="single" w:color="auto" w:sz="4" w:space="0"/>
               <w:right w:val="single" w:color="auto" w:sz="4" w:space="0"/>
             </w:tcBorders>
-            <w:shd w:val="clear"/>
+            <w:shd w:val="clear" w:color="auto" w:fill="auto"/>
             <w:tcMar>
               <w:top w:w="192" w:type="dxa"/>
               <w:bottom w:w="192" w:type="dxa"/>
@@ -8117,7 +8850,7 @@
               <w:bottom w:val="single" w:color="auto" w:sz="4" w:space="0"/>
               <w:right w:val="single" w:color="auto" w:sz="4" w:space="0"/>
             </w:tcBorders>
-            <w:shd w:val="clear"/>
+            <w:shd w:val="clear" w:color="auto" w:fill="auto"/>
             <w:tcMar>
               <w:top w:w="192" w:type="dxa"/>
               <w:bottom w:w="192" w:type="dxa"/>
@@ -8151,7 +8884,7 @@
               <w:bottom w:val="single" w:color="auto" w:sz="4" w:space="0"/>
               <w:right w:val="single" w:color="auto" w:sz="4" w:space="0"/>
             </w:tcBorders>
-            <w:shd w:val="clear"/>
+            <w:shd w:val="clear" w:color="auto" w:fill="auto"/>
             <w:tcMar>
               <w:top w:w="192" w:type="dxa"/>
               <w:bottom w:w="192" w:type="dxa"/>
@@ -8185,7 +8918,7 @@
               <w:bottom w:val="single" w:color="auto" w:sz="4" w:space="0"/>
               <w:right w:val="single" w:color="auto" w:sz="4" w:space="0"/>
             </w:tcBorders>
-            <w:shd w:val="clear"/>
+            <w:shd w:val="clear" w:color="auto" w:fill="auto"/>
             <w:tcMar>
               <w:top w:w="192" w:type="dxa"/>
               <w:bottom w:w="192" w:type="dxa"/>
@@ -8220,7 +8953,6 @@
             <w:insideH w:val="none" w:color="auto" w:sz="0" w:space="0"/>
             <w:insideV w:val="none" w:color="auto" w:sz="0" w:space="0"/>
           </w:tblBorders>
-          <w:shd w:val="clear"/>
           <w:tblCellMar>
             <w:top w:w="0" w:type="dxa"/>
             <w:left w:w="0" w:type="dxa"/>
@@ -8237,7 +8969,7 @@
               <w:bottom w:val="single" w:color="auto" w:sz="4" w:space="0"/>
               <w:right w:val="single" w:color="auto" w:sz="4" w:space="0"/>
             </w:tcBorders>
-            <w:shd w:val="clear"/>
+            <w:shd w:val="clear" w:color="auto" w:fill="auto"/>
             <w:tcMar>
               <w:top w:w="192" w:type="dxa"/>
               <w:bottom w:w="192" w:type="dxa"/>
@@ -8271,7 +9003,7 @@
               <w:bottom w:val="single" w:color="auto" w:sz="4" w:space="0"/>
               <w:right w:val="single" w:color="auto" w:sz="4" w:space="0"/>
             </w:tcBorders>
-            <w:shd w:val="clear"/>
+            <w:shd w:val="clear" w:color="auto" w:fill="auto"/>
             <w:tcMar>
               <w:top w:w="192" w:type="dxa"/>
               <w:bottom w:w="192" w:type="dxa"/>
@@ -8305,7 +9037,7 @@
               <w:bottom w:val="single" w:color="auto" w:sz="4" w:space="0"/>
               <w:right w:val="single" w:color="auto" w:sz="4" w:space="0"/>
             </w:tcBorders>
-            <w:shd w:val="clear"/>
+            <w:shd w:val="clear" w:color="auto" w:fill="auto"/>
             <w:tcMar>
               <w:top w:w="192" w:type="dxa"/>
               <w:bottom w:w="192" w:type="dxa"/>
@@ -8339,7 +9071,7 @@
               <w:bottom w:val="single" w:color="auto" w:sz="4" w:space="0"/>
               <w:right w:val="single" w:color="auto" w:sz="4" w:space="0"/>
             </w:tcBorders>
-            <w:shd w:val="clear"/>
+            <w:shd w:val="clear" w:color="auto" w:fill="auto"/>
             <w:tcMar>
               <w:top w:w="192" w:type="dxa"/>
               <w:bottom w:w="192" w:type="dxa"/>
@@ -8374,7 +9106,6 @@
             <w:insideH w:val="none" w:color="auto" w:sz="0" w:space="0"/>
             <w:insideV w:val="none" w:color="auto" w:sz="0" w:space="0"/>
           </w:tblBorders>
-          <w:shd w:val="clear"/>
           <w:tblCellMar>
             <w:top w:w="0" w:type="dxa"/>
             <w:left w:w="0" w:type="dxa"/>
@@ -8391,7 +9122,7 @@
               <w:bottom w:val="single" w:color="auto" w:sz="4" w:space="0"/>
               <w:right w:val="single" w:color="auto" w:sz="4" w:space="0"/>
             </w:tcBorders>
-            <w:shd w:val="clear"/>
+            <w:shd w:val="clear" w:color="auto" w:fill="auto"/>
             <w:tcMar>
               <w:top w:w="192" w:type="dxa"/>
               <w:bottom w:w="192" w:type="dxa"/>
@@ -8425,7 +9156,7 @@
               <w:bottom w:val="single" w:color="auto" w:sz="4" w:space="0"/>
               <w:right w:val="single" w:color="auto" w:sz="4" w:space="0"/>
             </w:tcBorders>
-            <w:shd w:val="clear"/>
+            <w:shd w:val="clear" w:color="auto" w:fill="auto"/>
             <w:tcMar>
               <w:top w:w="192" w:type="dxa"/>
               <w:bottom w:w="192" w:type="dxa"/>
@@ -8459,7 +9190,7 @@
               <w:bottom w:val="single" w:color="auto" w:sz="4" w:space="0"/>
               <w:right w:val="single" w:color="auto" w:sz="4" w:space="0"/>
             </w:tcBorders>
-            <w:shd w:val="clear"/>
+            <w:shd w:val="clear" w:color="auto" w:fill="auto"/>
             <w:tcMar>
               <w:top w:w="192" w:type="dxa"/>
               <w:bottom w:w="192" w:type="dxa"/>
@@ -8493,7 +9224,7 @@
               <w:bottom w:val="single" w:color="auto" w:sz="4" w:space="0"/>
               <w:right w:val="single" w:color="auto" w:sz="4" w:space="0"/>
             </w:tcBorders>
-            <w:shd w:val="clear"/>
+            <w:shd w:val="clear" w:color="auto" w:fill="auto"/>
             <w:tcMar>
               <w:top w:w="192" w:type="dxa"/>
               <w:bottom w:w="192" w:type="dxa"/>
@@ -8528,7 +9259,6 @@
             <w:insideH w:val="none" w:color="auto" w:sz="0" w:space="0"/>
             <w:insideV w:val="none" w:color="auto" w:sz="0" w:space="0"/>
           </w:tblBorders>
-          <w:shd w:val="clear"/>
           <w:tblCellMar>
             <w:top w:w="0" w:type="dxa"/>
             <w:left w:w="0" w:type="dxa"/>
@@ -8545,7 +9275,7 @@
               <w:bottom w:val="single" w:color="auto" w:sz="4" w:space="0"/>
               <w:right w:val="single" w:color="auto" w:sz="4" w:space="0"/>
             </w:tcBorders>
-            <w:shd w:val="clear"/>
+            <w:shd w:val="clear" w:color="auto" w:fill="auto"/>
             <w:tcMar>
               <w:top w:w="192" w:type="dxa"/>
               <w:bottom w:w="192" w:type="dxa"/>
@@ -8579,7 +9309,7 @@
               <w:bottom w:val="single" w:color="auto" w:sz="4" w:space="0"/>
               <w:right w:val="single" w:color="auto" w:sz="4" w:space="0"/>
             </w:tcBorders>
-            <w:shd w:val="clear"/>
+            <w:shd w:val="clear" w:color="auto" w:fill="auto"/>
             <w:tcMar>
               <w:top w:w="192" w:type="dxa"/>
               <w:bottom w:w="192" w:type="dxa"/>
@@ -8613,7 +9343,7 @@
               <w:bottom w:val="single" w:color="auto" w:sz="4" w:space="0"/>
               <w:right w:val="single" w:color="auto" w:sz="4" w:space="0"/>
             </w:tcBorders>
-            <w:shd w:val="clear"/>
+            <w:shd w:val="clear" w:color="auto" w:fill="auto"/>
             <w:tcMar>
               <w:top w:w="192" w:type="dxa"/>
               <w:bottom w:w="192" w:type="dxa"/>
@@ -8647,7 +9377,7 @@
               <w:bottom w:val="single" w:color="auto" w:sz="4" w:space="0"/>
               <w:right w:val="single" w:color="auto" w:sz="4" w:space="0"/>
             </w:tcBorders>
-            <w:shd w:val="clear"/>
+            <w:shd w:val="clear" w:color="auto" w:fill="auto"/>
             <w:tcMar>
               <w:top w:w="192" w:type="dxa"/>
               <w:bottom w:w="192" w:type="dxa"/>
@@ -8682,7 +9412,6 @@
             <w:insideH w:val="none" w:color="auto" w:sz="0" w:space="0"/>
             <w:insideV w:val="none" w:color="auto" w:sz="0" w:space="0"/>
           </w:tblBorders>
-          <w:shd w:val="clear"/>
           <w:tblCellMar>
             <w:top w:w="0" w:type="dxa"/>
             <w:left w:w="0" w:type="dxa"/>
@@ -8699,7 +9428,7 @@
               <w:bottom w:val="single" w:color="auto" w:sz="4" w:space="0"/>
               <w:right w:val="single" w:color="auto" w:sz="4" w:space="0"/>
             </w:tcBorders>
-            <w:shd w:val="clear"/>
+            <w:shd w:val="clear" w:color="auto" w:fill="auto"/>
             <w:tcMar>
               <w:top w:w="192" w:type="dxa"/>
               <w:bottom w:w="192" w:type="dxa"/>
@@ -8733,7 +9462,7 @@
               <w:bottom w:val="single" w:color="auto" w:sz="4" w:space="0"/>
               <w:right w:val="single" w:color="auto" w:sz="4" w:space="0"/>
             </w:tcBorders>
-            <w:shd w:val="clear"/>
+            <w:shd w:val="clear" w:color="auto" w:fill="auto"/>
             <w:tcMar>
               <w:top w:w="192" w:type="dxa"/>
               <w:bottom w:w="192" w:type="dxa"/>
@@ -8767,7 +9496,7 @@
               <w:bottom w:val="single" w:color="auto" w:sz="4" w:space="0"/>
               <w:right w:val="single" w:color="auto" w:sz="4" w:space="0"/>
             </w:tcBorders>
-            <w:shd w:val="clear"/>
+            <w:shd w:val="clear" w:color="auto" w:fill="auto"/>
             <w:tcMar>
               <w:top w:w="192" w:type="dxa"/>
               <w:bottom w:w="192" w:type="dxa"/>
@@ -8801,7 +9530,7 @@
               <w:bottom w:val="single" w:color="auto" w:sz="4" w:space="0"/>
               <w:right w:val="single" w:color="auto" w:sz="4" w:space="0"/>
             </w:tcBorders>
-            <w:shd w:val="clear"/>
+            <w:shd w:val="clear" w:color="auto" w:fill="auto"/>
             <w:tcMar>
               <w:top w:w="192" w:type="dxa"/>
               <w:bottom w:w="192" w:type="dxa"/>
@@ -8836,7 +9565,6 @@
             <w:insideH w:val="none" w:color="auto" w:sz="0" w:space="0"/>
             <w:insideV w:val="none" w:color="auto" w:sz="0" w:space="0"/>
           </w:tblBorders>
-          <w:shd w:val="clear"/>
           <w:tblCellMar>
             <w:top w:w="0" w:type="dxa"/>
             <w:left w:w="0" w:type="dxa"/>
@@ -8853,7 +9581,7 @@
               <w:bottom w:val="single" w:color="auto" w:sz="4" w:space="0"/>
               <w:right w:val="single" w:color="auto" w:sz="4" w:space="0"/>
             </w:tcBorders>
-            <w:shd w:val="clear"/>
+            <w:shd w:val="clear" w:color="auto" w:fill="auto"/>
             <w:tcMar>
               <w:top w:w="192" w:type="dxa"/>
               <w:bottom w:w="192" w:type="dxa"/>
@@ -8887,7 +9615,7 @@
               <w:bottom w:val="single" w:color="auto" w:sz="4" w:space="0"/>
               <w:right w:val="single" w:color="auto" w:sz="4" w:space="0"/>
             </w:tcBorders>
-            <w:shd w:val="clear"/>
+            <w:shd w:val="clear" w:color="auto" w:fill="auto"/>
             <w:tcMar>
               <w:top w:w="192" w:type="dxa"/>
               <w:bottom w:w="192" w:type="dxa"/>
@@ -8921,7 +9649,7 @@
               <w:bottom w:val="single" w:color="auto" w:sz="4" w:space="0"/>
               <w:right w:val="single" w:color="auto" w:sz="4" w:space="0"/>
             </w:tcBorders>
-            <w:shd w:val="clear"/>
+            <w:shd w:val="clear" w:color="auto" w:fill="auto"/>
             <w:tcMar>
               <w:top w:w="192" w:type="dxa"/>
               <w:bottom w:w="192" w:type="dxa"/>
@@ -8955,7 +9683,7 @@
               <w:bottom w:val="single" w:color="auto" w:sz="4" w:space="0"/>
               <w:right w:val="single" w:color="auto" w:sz="4" w:space="0"/>
             </w:tcBorders>
-            <w:shd w:val="clear"/>
+            <w:shd w:val="clear" w:color="auto" w:fill="auto"/>
             <w:tcMar>
               <w:top w:w="192" w:type="dxa"/>
               <w:bottom w:w="192" w:type="dxa"/>
@@ -8990,7 +9718,6 @@
             <w:insideH w:val="none" w:color="auto" w:sz="0" w:space="0"/>
             <w:insideV w:val="none" w:color="auto" w:sz="0" w:space="0"/>
           </w:tblBorders>
-          <w:shd w:val="clear"/>
           <w:tblCellMar>
             <w:top w:w="0" w:type="dxa"/>
             <w:left w:w="0" w:type="dxa"/>
@@ -9007,7 +9734,7 @@
               <w:bottom w:val="single" w:color="auto" w:sz="4" w:space="0"/>
               <w:right w:val="single" w:color="auto" w:sz="4" w:space="0"/>
             </w:tcBorders>
-            <w:shd w:val="clear"/>
+            <w:shd w:val="clear" w:color="auto" w:fill="auto"/>
             <w:tcMar>
               <w:top w:w="192" w:type="dxa"/>
               <w:bottom w:w="192" w:type="dxa"/>
@@ -9041,7 +9768,7 @@
               <w:bottom w:val="single" w:color="auto" w:sz="4" w:space="0"/>
               <w:right w:val="single" w:color="auto" w:sz="4" w:space="0"/>
             </w:tcBorders>
-            <w:shd w:val="clear"/>
+            <w:shd w:val="clear" w:color="auto" w:fill="auto"/>
             <w:tcMar>
               <w:top w:w="192" w:type="dxa"/>
               <w:bottom w:w="192" w:type="dxa"/>
@@ -9075,7 +9802,7 @@
               <w:bottom w:val="single" w:color="auto" w:sz="4" w:space="0"/>
               <w:right w:val="single" w:color="auto" w:sz="4" w:space="0"/>
             </w:tcBorders>
-            <w:shd w:val="clear"/>
+            <w:shd w:val="clear" w:color="auto" w:fill="auto"/>
             <w:tcMar>
               <w:top w:w="192" w:type="dxa"/>
               <w:bottom w:w="192" w:type="dxa"/>
@@ -9109,7 +9836,7 @@
               <w:bottom w:val="single" w:color="auto" w:sz="4" w:space="0"/>
               <w:right w:val="single" w:color="auto" w:sz="4" w:space="0"/>
             </w:tcBorders>
-            <w:shd w:val="clear"/>
+            <w:shd w:val="clear" w:color="auto" w:fill="auto"/>
             <w:tcMar>
               <w:top w:w="192" w:type="dxa"/>
               <w:bottom w:w="192" w:type="dxa"/>
@@ -9144,7 +9871,6 @@
             <w:insideH w:val="none" w:color="auto" w:sz="0" w:space="0"/>
             <w:insideV w:val="none" w:color="auto" w:sz="0" w:space="0"/>
           </w:tblBorders>
-          <w:shd w:val="clear"/>
           <w:tblCellMar>
             <w:top w:w="0" w:type="dxa"/>
             <w:left w:w="0" w:type="dxa"/>
@@ -9161,7 +9887,7 @@
               <w:bottom w:val="single" w:color="auto" w:sz="4" w:space="0"/>
               <w:right w:val="single" w:color="auto" w:sz="4" w:space="0"/>
             </w:tcBorders>
-            <w:shd w:val="clear"/>
+            <w:shd w:val="clear" w:color="auto" w:fill="auto"/>
             <w:tcMar>
               <w:top w:w="192" w:type="dxa"/>
               <w:bottom w:w="192" w:type="dxa"/>
@@ -9195,7 +9921,7 @@
               <w:bottom w:val="single" w:color="auto" w:sz="4" w:space="0"/>
               <w:right w:val="single" w:color="auto" w:sz="4" w:space="0"/>
             </w:tcBorders>
-            <w:shd w:val="clear"/>
+            <w:shd w:val="clear" w:color="auto" w:fill="auto"/>
             <w:tcMar>
               <w:top w:w="192" w:type="dxa"/>
               <w:bottom w:w="192" w:type="dxa"/>
@@ -9229,7 +9955,7 @@
               <w:bottom w:val="single" w:color="auto" w:sz="4" w:space="0"/>
               <w:right w:val="single" w:color="auto" w:sz="4" w:space="0"/>
             </w:tcBorders>
-            <w:shd w:val="clear"/>
+            <w:shd w:val="clear" w:color="auto" w:fill="auto"/>
             <w:tcMar>
               <w:top w:w="192" w:type="dxa"/>
               <w:bottom w:w="192" w:type="dxa"/>
@@ -9263,7 +9989,7 @@
               <w:bottom w:val="single" w:color="auto" w:sz="4" w:space="0"/>
               <w:right w:val="single" w:color="auto" w:sz="4" w:space="0"/>
             </w:tcBorders>
-            <w:shd w:val="clear"/>
+            <w:shd w:val="clear" w:color="auto" w:fill="auto"/>
             <w:tcMar>
               <w:top w:w="192" w:type="dxa"/>
               <w:bottom w:w="192" w:type="dxa"/>
@@ -9298,7 +10024,6 @@
             <w:insideH w:val="none" w:color="auto" w:sz="0" w:space="0"/>
             <w:insideV w:val="none" w:color="auto" w:sz="0" w:space="0"/>
           </w:tblBorders>
-          <w:shd w:val="clear"/>
           <w:tblCellMar>
             <w:top w:w="0" w:type="dxa"/>
             <w:left w:w="0" w:type="dxa"/>
@@ -9315,7 +10040,7 @@
               <w:bottom w:val="single" w:color="auto" w:sz="4" w:space="0"/>
               <w:right w:val="single" w:color="auto" w:sz="4" w:space="0"/>
             </w:tcBorders>
-            <w:shd w:val="clear"/>
+            <w:shd w:val="clear" w:color="auto" w:fill="auto"/>
             <w:tcMar>
               <w:top w:w="192" w:type="dxa"/>
               <w:bottom w:w="192" w:type="dxa"/>
@@ -9349,7 +10074,7 @@
               <w:bottom w:val="single" w:color="auto" w:sz="4" w:space="0"/>
               <w:right w:val="single" w:color="auto" w:sz="4" w:space="0"/>
             </w:tcBorders>
-            <w:shd w:val="clear"/>
+            <w:shd w:val="clear" w:color="auto" w:fill="auto"/>
             <w:tcMar>
               <w:top w:w="192" w:type="dxa"/>
               <w:bottom w:w="192" w:type="dxa"/>
@@ -9383,7 +10108,7 @@
               <w:bottom w:val="single" w:color="auto" w:sz="4" w:space="0"/>
               <w:right w:val="single" w:color="auto" w:sz="4" w:space="0"/>
             </w:tcBorders>
-            <w:shd w:val="clear"/>
+            <w:shd w:val="clear" w:color="auto" w:fill="auto"/>
             <w:tcMar>
               <w:top w:w="192" w:type="dxa"/>
               <w:bottom w:w="192" w:type="dxa"/>
@@ -9417,7 +10142,7 @@
               <w:bottom w:val="single" w:color="auto" w:sz="4" w:space="0"/>
               <w:right w:val="single" w:color="auto" w:sz="4" w:space="0"/>
             </w:tcBorders>
-            <w:shd w:val="clear"/>
+            <w:shd w:val="clear" w:color="auto" w:fill="auto"/>
             <w:tcMar>
               <w:top w:w="192" w:type="dxa"/>
               <w:bottom w:w="192" w:type="dxa"/>
@@ -9452,7 +10177,6 @@
             <w:insideH w:val="none" w:color="auto" w:sz="0" w:space="0"/>
             <w:insideV w:val="none" w:color="auto" w:sz="0" w:space="0"/>
           </w:tblBorders>
-          <w:shd w:val="clear"/>
           <w:tblCellMar>
             <w:top w:w="0" w:type="dxa"/>
             <w:left w:w="0" w:type="dxa"/>
@@ -9469,7 +10193,7 @@
               <w:bottom w:val="single" w:color="auto" w:sz="4" w:space="0"/>
               <w:right w:val="single" w:color="auto" w:sz="4" w:space="0"/>
             </w:tcBorders>
-            <w:shd w:val="clear"/>
+            <w:shd w:val="clear" w:color="auto" w:fill="auto"/>
             <w:tcMar>
               <w:top w:w="192" w:type="dxa"/>
               <w:bottom w:w="192" w:type="dxa"/>
@@ -9503,7 +10227,7 @@
               <w:bottom w:val="single" w:color="auto" w:sz="4" w:space="0"/>
               <w:right w:val="single" w:color="auto" w:sz="4" w:space="0"/>
             </w:tcBorders>
-            <w:shd w:val="clear"/>
+            <w:shd w:val="clear" w:color="auto" w:fill="auto"/>
             <w:tcMar>
               <w:top w:w="192" w:type="dxa"/>
               <w:bottom w:w="192" w:type="dxa"/>
@@ -9537,7 +10261,7 @@
               <w:bottom w:val="single" w:color="auto" w:sz="4" w:space="0"/>
               <w:right w:val="single" w:color="auto" w:sz="4" w:space="0"/>
             </w:tcBorders>
-            <w:shd w:val="clear"/>
+            <w:shd w:val="clear" w:color="auto" w:fill="auto"/>
             <w:tcMar>
               <w:top w:w="192" w:type="dxa"/>
               <w:bottom w:w="192" w:type="dxa"/>
@@ -9571,7 +10295,7 @@
               <w:bottom w:val="single" w:color="auto" w:sz="4" w:space="0"/>
               <w:right w:val="single" w:color="auto" w:sz="4" w:space="0"/>
             </w:tcBorders>
-            <w:shd w:val="clear"/>
+            <w:shd w:val="clear" w:color="auto" w:fill="auto"/>
             <w:tcMar>
               <w:top w:w="192" w:type="dxa"/>
               <w:bottom w:w="192" w:type="dxa"/>
@@ -9599,7 +10323,7 @@
     </w:tbl>
     <w:p>
       <w:pPr>
-        <w:pStyle w:val="8"/>
+        <w:pStyle w:val="10"/>
         <w:numPr>
           <w:ilvl w:val="0"/>
           <w:numId w:val="0"/>
@@ -9614,7 +10338,7 @@
     </w:p>
     <w:p>
       <w:pPr>
-        <w:pStyle w:val="8"/>
+        <w:pStyle w:val="10"/>
         <w:numPr>
           <w:ilvl w:val="0"/>
           <w:numId w:val="0"/>
@@ -9643,6 +10367,7 @@
     </w:p>
     <w:tbl>
       <w:tblPr>
+        <w:tblStyle w:val="6"/>
         <w:tblW w:w="0" w:type="auto"/>
         <w:tblInd w:w="10" w:type="dxa"/>
         <w:tblBorders>
@@ -9653,7 +10378,7 @@
           <w:insideH w:val="none" w:color="auto" w:sz="0" w:space="0"/>
           <w:insideV w:val="none" w:color="auto" w:sz="0" w:space="0"/>
         </w:tblBorders>
-        <w:shd w:val="clear"/>
+        <w:shd w:val="clear" w:color="auto" w:fill="auto"/>
         <w:tblLayout w:type="autofit"/>
         <w:tblCellMar>
           <w:top w:w="0" w:type="dxa"/>
@@ -9678,7 +10403,7 @@
             <w:insideH w:val="none" w:color="auto" w:sz="0" w:space="0"/>
             <w:insideV w:val="none" w:color="auto" w:sz="0" w:space="0"/>
           </w:tblBorders>
-          <w:shd w:val="clear"/>
+          <w:shd w:val="clear" w:color="auto" w:fill="auto"/>
           <w:tblCellMar>
             <w:top w:w="0" w:type="dxa"/>
             <w:left w:w="0" w:type="dxa"/>
@@ -9698,7 +10423,7 @@
               <w:bottom w:val="single" w:color="auto" w:sz="4" w:space="0"/>
               <w:right w:val="single" w:color="auto" w:sz="4" w:space="0"/>
             </w:tcBorders>
-            <w:shd w:val="clear"/>
+            <w:shd w:val="clear" w:color="auto" w:fill="auto"/>
             <w:tcMar>
               <w:top w:w="192" w:type="dxa"/>
               <w:bottom w:w="192" w:type="dxa"/>
@@ -9729,7 +10454,7 @@
               <w:bottom w:val="single" w:color="auto" w:sz="4" w:space="0"/>
               <w:right w:val="single" w:color="auto" w:sz="4" w:space="0"/>
             </w:tcBorders>
-            <w:shd w:val="clear"/>
+            <w:shd w:val="clear" w:color="auto" w:fill="auto"/>
             <w:tcMar>
               <w:top w:w="192" w:type="dxa"/>
               <w:bottom w:w="192" w:type="dxa"/>
@@ -9763,7 +10488,7 @@
               <w:bottom w:val="single" w:color="auto" w:sz="4" w:space="0"/>
               <w:right w:val="single" w:color="auto" w:sz="4" w:space="0"/>
             </w:tcBorders>
-            <w:shd w:val="clear"/>
+            <w:shd w:val="clear" w:color="auto" w:fill="auto"/>
             <w:tcMar>
               <w:top w:w="192" w:type="dxa"/>
               <w:bottom w:w="192" w:type="dxa"/>
@@ -9797,7 +10522,7 @@
               <w:bottom w:val="single" w:color="auto" w:sz="4" w:space="0"/>
               <w:right w:val="single" w:color="auto" w:sz="4" w:space="0"/>
             </w:tcBorders>
-            <w:shd w:val="clear"/>
+            <w:shd w:val="clear" w:color="auto" w:fill="auto"/>
             <w:tcMar>
               <w:top w:w="192" w:type="dxa"/>
               <w:bottom w:w="192" w:type="dxa"/>
@@ -9832,6 +10557,7 @@
             <w:insideH w:val="none" w:color="auto" w:sz="0" w:space="0"/>
             <w:insideV w:val="none" w:color="auto" w:sz="0" w:space="0"/>
           </w:tblBorders>
+          <w:shd w:val="clear" w:color="auto" w:fill="auto"/>
           <w:tblCellMar>
             <w:top w:w="0" w:type="dxa"/>
             <w:left w:w="0" w:type="dxa"/>
@@ -9848,7 +10574,7 @@
               <w:bottom w:val="single" w:color="auto" w:sz="4" w:space="0"/>
               <w:right w:val="single" w:color="auto" w:sz="4" w:space="0"/>
             </w:tcBorders>
-            <w:shd w:val="clear"/>
+            <w:shd w:val="clear" w:color="auto" w:fill="auto"/>
             <w:tcMar>
               <w:top w:w="192" w:type="dxa"/>
               <w:bottom w:w="192" w:type="dxa"/>
@@ -9882,7 +10608,7 @@
               <w:bottom w:val="single" w:color="auto" w:sz="4" w:space="0"/>
               <w:right w:val="single" w:color="auto" w:sz="4" w:space="0"/>
             </w:tcBorders>
-            <w:shd w:val="clear"/>
+            <w:shd w:val="clear" w:color="auto" w:fill="auto"/>
             <w:tcMar>
               <w:top w:w="192" w:type="dxa"/>
               <w:bottom w:w="192" w:type="dxa"/>
@@ -9916,7 +10642,7 @@
               <w:bottom w:val="single" w:color="auto" w:sz="4" w:space="0"/>
               <w:right w:val="single" w:color="auto" w:sz="4" w:space="0"/>
             </w:tcBorders>
-            <w:shd w:val="clear"/>
+            <w:shd w:val="clear" w:color="auto" w:fill="auto"/>
             <w:tcMar>
               <w:top w:w="192" w:type="dxa"/>
               <w:bottom w:w="192" w:type="dxa"/>
@@ -9950,7 +10676,7 @@
               <w:bottom w:val="single" w:color="auto" w:sz="4" w:space="0"/>
               <w:right w:val="single" w:color="auto" w:sz="4" w:space="0"/>
             </w:tcBorders>
-            <w:shd w:val="clear"/>
+            <w:shd w:val="clear" w:color="auto" w:fill="auto"/>
             <w:tcMar>
               <w:top w:w="192" w:type="dxa"/>
               <w:bottom w:w="192" w:type="dxa"/>
@@ -9985,7 +10711,7 @@
             <w:insideH w:val="none" w:color="auto" w:sz="0" w:space="0"/>
             <w:insideV w:val="none" w:color="auto" w:sz="0" w:space="0"/>
           </w:tblBorders>
-          <w:shd w:val="clear"/>
+          <w:shd w:val="clear" w:color="auto" w:fill="auto"/>
           <w:tblCellMar>
             <w:top w:w="0" w:type="dxa"/>
             <w:left w:w="0" w:type="dxa"/>
@@ -10002,7 +10728,7 @@
               <w:bottom w:val="single" w:color="auto" w:sz="4" w:space="0"/>
               <w:right w:val="single" w:color="auto" w:sz="4" w:space="0"/>
             </w:tcBorders>
-            <w:shd w:val="clear"/>
+            <w:shd w:val="clear" w:color="auto" w:fill="auto"/>
             <w:tcMar>
               <w:top w:w="192" w:type="dxa"/>
               <w:bottom w:w="192" w:type="dxa"/>
@@ -10036,7 +10762,7 @@
               <w:bottom w:val="single" w:color="auto" w:sz="4" w:space="0"/>
               <w:right w:val="single" w:color="auto" w:sz="4" w:space="0"/>
             </w:tcBorders>
-            <w:shd w:val="clear"/>
+            <w:shd w:val="clear" w:color="auto" w:fill="auto"/>
             <w:tcMar>
               <w:top w:w="192" w:type="dxa"/>
               <w:bottom w:w="192" w:type="dxa"/>
@@ -10070,7 +10796,7 @@
               <w:bottom w:val="single" w:color="auto" w:sz="4" w:space="0"/>
               <w:right w:val="single" w:color="auto" w:sz="4" w:space="0"/>
             </w:tcBorders>
-            <w:shd w:val="clear"/>
+            <w:shd w:val="clear" w:color="auto" w:fill="auto"/>
             <w:tcMar>
               <w:top w:w="192" w:type="dxa"/>
               <w:bottom w:w="192" w:type="dxa"/>
@@ -10104,7 +10830,7 @@
               <w:bottom w:val="single" w:color="auto" w:sz="4" w:space="0"/>
               <w:right w:val="single" w:color="auto" w:sz="4" w:space="0"/>
             </w:tcBorders>
-            <w:shd w:val="clear"/>
+            <w:shd w:val="clear" w:color="auto" w:fill="auto"/>
             <w:tcMar>
               <w:top w:w="192" w:type="dxa"/>
               <w:bottom w:w="192" w:type="dxa"/>
@@ -10139,6 +10865,7 @@
             <w:insideH w:val="none" w:color="auto" w:sz="0" w:space="0"/>
             <w:insideV w:val="none" w:color="auto" w:sz="0" w:space="0"/>
           </w:tblBorders>
+          <w:shd w:val="clear" w:color="auto" w:fill="auto"/>
           <w:tblCellMar>
             <w:top w:w="0" w:type="dxa"/>
             <w:left w:w="0" w:type="dxa"/>
@@ -10155,7 +10882,7 @@
               <w:bottom w:val="single" w:color="auto" w:sz="4" w:space="0"/>
               <w:right w:val="single" w:color="auto" w:sz="4" w:space="0"/>
             </w:tcBorders>
-            <w:shd w:val="clear"/>
+            <w:shd w:val="clear" w:color="auto" w:fill="auto"/>
             <w:tcMar>
               <w:top w:w="192" w:type="dxa"/>
               <w:bottom w:w="192" w:type="dxa"/>
@@ -10189,7 +10916,7 @@
               <w:bottom w:val="single" w:color="auto" w:sz="4" w:space="0"/>
               <w:right w:val="single" w:color="auto" w:sz="4" w:space="0"/>
             </w:tcBorders>
-            <w:shd w:val="clear"/>
+            <w:shd w:val="clear" w:color="auto" w:fill="auto"/>
             <w:tcMar>
               <w:top w:w="192" w:type="dxa"/>
               <w:bottom w:w="192" w:type="dxa"/>
@@ -10223,7 +10950,7 @@
               <w:bottom w:val="single" w:color="auto" w:sz="4" w:space="0"/>
               <w:right w:val="single" w:color="auto" w:sz="4" w:space="0"/>
             </w:tcBorders>
-            <w:shd w:val="clear"/>
+            <w:shd w:val="clear" w:color="auto" w:fill="auto"/>
             <w:tcMar>
               <w:top w:w="192" w:type="dxa"/>
               <w:bottom w:w="192" w:type="dxa"/>
@@ -10257,7 +10984,7 @@
               <w:bottom w:val="single" w:color="auto" w:sz="4" w:space="0"/>
               <w:right w:val="single" w:color="auto" w:sz="4" w:space="0"/>
             </w:tcBorders>
-            <w:shd w:val="clear"/>
+            <w:shd w:val="clear" w:color="auto" w:fill="auto"/>
             <w:tcMar>
               <w:top w:w="192" w:type="dxa"/>
               <w:bottom w:w="192" w:type="dxa"/>
@@ -10292,6 +11019,7 @@
             <w:insideH w:val="none" w:color="auto" w:sz="0" w:space="0"/>
             <w:insideV w:val="none" w:color="auto" w:sz="0" w:space="0"/>
           </w:tblBorders>
+          <w:shd w:val="clear" w:color="auto" w:fill="auto"/>
           <w:tblCellMar>
             <w:top w:w="0" w:type="dxa"/>
             <w:left w:w="0" w:type="dxa"/>
@@ -10308,7 +11036,7 @@
               <w:bottom w:val="single" w:color="auto" w:sz="4" w:space="0"/>
               <w:right w:val="single" w:color="auto" w:sz="4" w:space="0"/>
             </w:tcBorders>
-            <w:shd w:val="clear"/>
+            <w:shd w:val="clear" w:color="auto" w:fill="auto"/>
             <w:tcMar>
               <w:top w:w="192" w:type="dxa"/>
               <w:bottom w:w="192" w:type="dxa"/>
@@ -10342,7 +11070,7 @@
               <w:bottom w:val="single" w:color="auto" w:sz="4" w:space="0"/>
               <w:right w:val="single" w:color="auto" w:sz="4" w:space="0"/>
             </w:tcBorders>
-            <w:shd w:val="clear"/>
+            <w:shd w:val="clear" w:color="auto" w:fill="auto"/>
             <w:tcMar>
               <w:top w:w="192" w:type="dxa"/>
               <w:bottom w:w="192" w:type="dxa"/>
@@ -10376,7 +11104,7 @@
               <w:bottom w:val="single" w:color="auto" w:sz="4" w:space="0"/>
               <w:right w:val="single" w:color="auto" w:sz="4" w:space="0"/>
             </w:tcBorders>
-            <w:shd w:val="clear"/>
+            <w:shd w:val="clear" w:color="auto" w:fill="auto"/>
             <w:tcMar>
               <w:top w:w="192" w:type="dxa"/>
               <w:bottom w:w="192" w:type="dxa"/>
@@ -10410,7 +11138,7 @@
               <w:bottom w:val="single" w:color="auto" w:sz="4" w:space="0"/>
               <w:right w:val="single" w:color="auto" w:sz="4" w:space="0"/>
             </w:tcBorders>
-            <w:shd w:val="clear"/>
+            <w:shd w:val="clear" w:color="auto" w:fill="auto"/>
             <w:tcMar>
               <w:top w:w="192" w:type="dxa"/>
               <w:bottom w:w="192" w:type="dxa"/>
@@ -10445,7 +11173,7 @@
             <w:insideH w:val="none" w:color="auto" w:sz="0" w:space="0"/>
             <w:insideV w:val="none" w:color="auto" w:sz="0" w:space="0"/>
           </w:tblBorders>
-          <w:shd w:val="clear"/>
+          <w:shd w:val="clear" w:color="auto" w:fill="auto"/>
           <w:tblCellMar>
             <w:top w:w="0" w:type="dxa"/>
             <w:left w:w="0" w:type="dxa"/>
@@ -10462,7 +11190,7 @@
               <w:bottom w:val="single" w:color="auto" w:sz="4" w:space="0"/>
               <w:right w:val="single" w:color="auto" w:sz="4" w:space="0"/>
             </w:tcBorders>
-            <w:shd w:val="clear"/>
+            <w:shd w:val="clear" w:color="auto" w:fill="auto"/>
             <w:tcMar>
               <w:top w:w="192" w:type="dxa"/>
               <w:bottom w:w="192" w:type="dxa"/>
@@ -10496,7 +11224,7 @@
               <w:bottom w:val="single" w:color="auto" w:sz="4" w:space="0"/>
               <w:right w:val="single" w:color="auto" w:sz="4" w:space="0"/>
             </w:tcBorders>
-            <w:shd w:val="clear"/>
+            <w:shd w:val="clear" w:color="auto" w:fill="auto"/>
             <w:tcMar>
               <w:top w:w="192" w:type="dxa"/>
               <w:bottom w:w="192" w:type="dxa"/>
@@ -10530,7 +11258,7 @@
               <w:bottom w:val="single" w:color="auto" w:sz="4" w:space="0"/>
               <w:right w:val="single" w:color="auto" w:sz="4" w:space="0"/>
             </w:tcBorders>
-            <w:shd w:val="clear"/>
+            <w:shd w:val="clear" w:color="auto" w:fill="auto"/>
             <w:tcMar>
               <w:top w:w="192" w:type="dxa"/>
               <w:bottom w:w="192" w:type="dxa"/>
@@ -10564,7 +11292,7 @@
               <w:bottom w:val="single" w:color="auto" w:sz="4" w:space="0"/>
               <w:right w:val="single" w:color="auto" w:sz="4" w:space="0"/>
             </w:tcBorders>
-            <w:shd w:val="clear"/>
+            <w:shd w:val="clear" w:color="auto" w:fill="auto"/>
             <w:tcMar>
               <w:top w:w="192" w:type="dxa"/>
               <w:bottom w:w="192" w:type="dxa"/>
@@ -10599,7 +11327,7 @@
             <w:insideH w:val="none" w:color="auto" w:sz="0" w:space="0"/>
             <w:insideV w:val="none" w:color="auto" w:sz="0" w:space="0"/>
           </w:tblBorders>
-          <w:shd w:val="clear"/>
+          <w:shd w:val="clear" w:color="auto" w:fill="auto"/>
           <w:tblCellMar>
             <w:top w:w="0" w:type="dxa"/>
             <w:left w:w="0" w:type="dxa"/>
@@ -10616,7 +11344,7 @@
               <w:bottom w:val="single" w:color="auto" w:sz="4" w:space="0"/>
               <w:right w:val="single" w:color="auto" w:sz="4" w:space="0"/>
             </w:tcBorders>
-            <w:shd w:val="clear"/>
+            <w:shd w:val="clear" w:color="auto" w:fill="auto"/>
             <w:tcMar>
               <w:top w:w="192" w:type="dxa"/>
               <w:bottom w:w="192" w:type="dxa"/>
@@ -10650,7 +11378,7 @@
               <w:bottom w:val="single" w:color="auto" w:sz="4" w:space="0"/>
               <w:right w:val="single" w:color="auto" w:sz="4" w:space="0"/>
             </w:tcBorders>
-            <w:shd w:val="clear"/>
+            <w:shd w:val="clear" w:color="auto" w:fill="auto"/>
             <w:tcMar>
               <w:top w:w="192" w:type="dxa"/>
               <w:bottom w:w="192" w:type="dxa"/>
@@ -10684,7 +11412,7 @@
               <w:bottom w:val="single" w:color="auto" w:sz="4" w:space="0"/>
               <w:right w:val="single" w:color="auto" w:sz="4" w:space="0"/>
             </w:tcBorders>
-            <w:shd w:val="clear"/>
+            <w:shd w:val="clear" w:color="auto" w:fill="auto"/>
             <w:tcMar>
               <w:top w:w="192" w:type="dxa"/>
               <w:bottom w:w="192" w:type="dxa"/>
@@ -10718,7 +11446,7 @@
               <w:bottom w:val="single" w:color="auto" w:sz="4" w:space="0"/>
               <w:right w:val="single" w:color="auto" w:sz="4" w:space="0"/>
             </w:tcBorders>
-            <w:shd w:val="clear"/>
+            <w:shd w:val="clear" w:color="auto" w:fill="auto"/>
             <w:tcMar>
               <w:top w:w="192" w:type="dxa"/>
               <w:bottom w:w="192" w:type="dxa"/>
@@ -10753,7 +11481,7 @@
             <w:insideH w:val="none" w:color="auto" w:sz="0" w:space="0"/>
             <w:insideV w:val="none" w:color="auto" w:sz="0" w:space="0"/>
           </w:tblBorders>
-          <w:shd w:val="clear"/>
+          <w:shd w:val="clear" w:color="auto" w:fill="auto"/>
           <w:tblCellMar>
             <w:top w:w="0" w:type="dxa"/>
             <w:left w:w="0" w:type="dxa"/>
@@ -10770,7 +11498,7 @@
               <w:bottom w:val="single" w:color="auto" w:sz="4" w:space="0"/>
               <w:right w:val="single" w:color="auto" w:sz="4" w:space="0"/>
             </w:tcBorders>
-            <w:shd w:val="clear"/>
+            <w:shd w:val="clear" w:color="auto" w:fill="auto"/>
             <w:tcMar>
               <w:top w:w="192" w:type="dxa"/>
               <w:bottom w:w="192" w:type="dxa"/>
@@ -10804,7 +11532,7 @@
               <w:bottom w:val="single" w:color="auto" w:sz="4" w:space="0"/>
               <w:right w:val="single" w:color="auto" w:sz="4" w:space="0"/>
             </w:tcBorders>
-            <w:shd w:val="clear"/>
+            <w:shd w:val="clear" w:color="auto" w:fill="auto"/>
             <w:tcMar>
               <w:top w:w="192" w:type="dxa"/>
               <w:bottom w:w="192" w:type="dxa"/>
@@ -10838,7 +11566,7 @@
               <w:bottom w:val="single" w:color="auto" w:sz="4" w:space="0"/>
               <w:right w:val="single" w:color="auto" w:sz="4" w:space="0"/>
             </w:tcBorders>
-            <w:shd w:val="clear"/>
+            <w:shd w:val="clear" w:color="auto" w:fill="auto"/>
             <w:tcMar>
               <w:top w:w="192" w:type="dxa"/>
               <w:bottom w:w="192" w:type="dxa"/>
@@ -10872,7 +11600,7 @@
               <w:bottom w:val="single" w:color="auto" w:sz="4" w:space="0"/>
               <w:right w:val="single" w:color="auto" w:sz="4" w:space="0"/>
             </w:tcBorders>
-            <w:shd w:val="clear"/>
+            <w:shd w:val="clear" w:color="auto" w:fill="auto"/>
             <w:tcMar>
               <w:top w:w="192" w:type="dxa"/>
               <w:bottom w:w="192" w:type="dxa"/>
@@ -10907,7 +11635,7 @@
             <w:insideH w:val="none" w:color="auto" w:sz="0" w:space="0"/>
             <w:insideV w:val="none" w:color="auto" w:sz="0" w:space="0"/>
           </w:tblBorders>
-          <w:shd w:val="clear"/>
+          <w:shd w:val="clear" w:color="auto" w:fill="auto"/>
           <w:tblCellMar>
             <w:top w:w="0" w:type="dxa"/>
             <w:left w:w="0" w:type="dxa"/>
@@ -10924,7 +11652,7 @@
               <w:bottom w:val="single" w:color="auto" w:sz="4" w:space="0"/>
               <w:right w:val="single" w:color="auto" w:sz="4" w:space="0"/>
             </w:tcBorders>
-            <w:shd w:val="clear"/>
+            <w:shd w:val="clear" w:color="auto" w:fill="auto"/>
             <w:tcMar>
               <w:top w:w="192" w:type="dxa"/>
               <w:bottom w:w="192" w:type="dxa"/>
@@ -10958,7 +11686,7 @@
               <w:bottom w:val="single" w:color="auto" w:sz="4" w:space="0"/>
               <w:right w:val="single" w:color="auto" w:sz="4" w:space="0"/>
             </w:tcBorders>
-            <w:shd w:val="clear"/>
+            <w:shd w:val="clear" w:color="auto" w:fill="auto"/>
             <w:tcMar>
               <w:top w:w="192" w:type="dxa"/>
               <w:bottom w:w="192" w:type="dxa"/>
@@ -10992,7 +11720,7 @@
               <w:bottom w:val="single" w:color="auto" w:sz="4" w:space="0"/>
               <w:right w:val="single" w:color="auto" w:sz="4" w:space="0"/>
             </w:tcBorders>
-            <w:shd w:val="clear"/>
+            <w:shd w:val="clear" w:color="auto" w:fill="auto"/>
             <w:tcMar>
               <w:top w:w="192" w:type="dxa"/>
               <w:bottom w:w="192" w:type="dxa"/>
@@ -11026,7 +11754,7 @@
               <w:bottom w:val="single" w:color="auto" w:sz="4" w:space="0"/>
               <w:right w:val="single" w:color="auto" w:sz="4" w:space="0"/>
             </w:tcBorders>
-            <w:shd w:val="clear"/>
+            <w:shd w:val="clear" w:color="auto" w:fill="auto"/>
             <w:tcMar>
               <w:top w:w="192" w:type="dxa"/>
               <w:bottom w:w="192" w:type="dxa"/>
@@ -11054,7 +11782,7 @@
     </w:tbl>
     <w:p>
       <w:pPr>
-        <w:pStyle w:val="8"/>
+        <w:pStyle w:val="10"/>
         <w:numPr>
           <w:ilvl w:val="0"/>
           <w:numId w:val="0"/>
@@ -11600,7 +12328,6 @@
             <w:insideH w:val="none" w:color="auto" w:sz="0" w:space="0"/>
             <w:insideV w:val="none" w:color="auto" w:sz="0" w:space="0"/>
           </w:tblBorders>
-          <w:shd w:val="clear" w:color="auto" w:fill="auto"/>
           <w:tblCellMar>
             <w:top w:w="0" w:type="dxa"/>
             <w:left w:w="0" w:type="dxa"/>
@@ -12209,7 +12936,7 @@
     </w:tbl>
     <w:p>
       <w:pPr>
-        <w:pStyle w:val="8"/>
+        <w:pStyle w:val="10"/>
         <w:numPr>
           <w:ilvl w:val="0"/>
           <w:numId w:val="0"/>
@@ -12244,7 +12971,7 @@
     </w:p>
     <w:p>
       <w:pPr>
-        <w:pStyle w:val="8"/>
+        <w:pStyle w:val="10"/>
         <w:numPr>
           <w:ilvl w:val="0"/>
           <w:numId w:val="0"/>
@@ -12273,6 +13000,7 @@
     </w:p>
     <w:tbl>
       <w:tblPr>
+        <w:tblStyle w:val="6"/>
         <w:tblW w:w="0" w:type="auto"/>
         <w:tblInd w:w="10" w:type="dxa"/>
         <w:tblBorders>
@@ -12283,7 +13011,7 @@
           <w:insideH w:val="none" w:color="auto" w:sz="0" w:space="0"/>
           <w:insideV w:val="none" w:color="auto" w:sz="0" w:space="0"/>
         </w:tblBorders>
-        <w:shd w:val="clear"/>
+        <w:shd w:val="clear" w:color="auto" w:fill="auto"/>
         <w:tblLayout w:type="autofit"/>
         <w:tblCellMar>
           <w:top w:w="0" w:type="dxa"/>
@@ -12308,7 +13036,6 @@
             <w:insideH w:val="none" w:color="auto" w:sz="0" w:space="0"/>
             <w:insideV w:val="none" w:color="auto" w:sz="0" w:space="0"/>
           </w:tblBorders>
-          <w:shd w:val="clear"/>
           <w:tblCellMar>
             <w:top w:w="0" w:type="dxa"/>
             <w:left w:w="0" w:type="dxa"/>
@@ -12328,7 +13055,7 @@
               <w:bottom w:val="single" w:color="auto" w:sz="4" w:space="0"/>
               <w:right w:val="single" w:color="auto" w:sz="4" w:space="0"/>
             </w:tcBorders>
-            <w:shd w:val="clear"/>
+            <w:shd w:val="clear" w:color="auto" w:fill="auto"/>
             <w:tcMar>
               <w:top w:w="192" w:type="dxa"/>
               <w:bottom w:w="192" w:type="dxa"/>
@@ -12359,7 +13086,7 @@
               <w:bottom w:val="single" w:color="auto" w:sz="4" w:space="0"/>
               <w:right w:val="single" w:color="auto" w:sz="4" w:space="0"/>
             </w:tcBorders>
-            <w:shd w:val="clear"/>
+            <w:shd w:val="clear" w:color="auto" w:fill="auto"/>
             <w:tcMar>
               <w:top w:w="192" w:type="dxa"/>
               <w:bottom w:w="192" w:type="dxa"/>
@@ -12393,7 +13120,7 @@
               <w:bottom w:val="single" w:color="auto" w:sz="4" w:space="0"/>
               <w:right w:val="single" w:color="auto" w:sz="4" w:space="0"/>
             </w:tcBorders>
-            <w:shd w:val="clear"/>
+            <w:shd w:val="clear" w:color="auto" w:fill="auto"/>
             <w:tcMar>
               <w:top w:w="192" w:type="dxa"/>
               <w:bottom w:w="192" w:type="dxa"/>
@@ -12427,7 +13154,7 @@
               <w:bottom w:val="single" w:color="auto" w:sz="4" w:space="0"/>
               <w:right w:val="single" w:color="auto" w:sz="4" w:space="0"/>
             </w:tcBorders>
-            <w:shd w:val="clear"/>
+            <w:shd w:val="clear" w:color="auto" w:fill="auto"/>
             <w:tcMar>
               <w:top w:w="192" w:type="dxa"/>
               <w:bottom w:w="192" w:type="dxa"/>
@@ -12462,7 +13189,7 @@
             <w:insideH w:val="none" w:color="auto" w:sz="0" w:space="0"/>
             <w:insideV w:val="none" w:color="auto" w:sz="0" w:space="0"/>
           </w:tblBorders>
-          <w:shd w:val="clear"/>
+          <w:shd w:val="clear" w:color="auto" w:fill="auto"/>
           <w:tblCellMar>
             <w:top w:w="0" w:type="dxa"/>
             <w:left w:w="0" w:type="dxa"/>
@@ -12479,7 +13206,7 @@
               <w:bottom w:val="single" w:color="auto" w:sz="4" w:space="0"/>
               <w:right w:val="single" w:color="auto" w:sz="4" w:space="0"/>
             </w:tcBorders>
-            <w:shd w:val="clear"/>
+            <w:shd w:val="clear" w:color="auto" w:fill="auto"/>
             <w:tcMar>
               <w:top w:w="192" w:type="dxa"/>
               <w:bottom w:w="192" w:type="dxa"/>
@@ -12513,7 +13240,7 @@
               <w:bottom w:val="single" w:color="auto" w:sz="4" w:space="0"/>
               <w:right w:val="single" w:color="auto" w:sz="4" w:space="0"/>
             </w:tcBorders>
-            <w:shd w:val="clear"/>
+            <w:shd w:val="clear" w:color="auto" w:fill="auto"/>
             <w:tcMar>
               <w:top w:w="192" w:type="dxa"/>
               <w:bottom w:w="192" w:type="dxa"/>
@@ -12547,7 +13274,7 @@
               <w:bottom w:val="single" w:color="auto" w:sz="4" w:space="0"/>
               <w:right w:val="single" w:color="auto" w:sz="4" w:space="0"/>
             </w:tcBorders>
-            <w:shd w:val="clear"/>
+            <w:shd w:val="clear" w:color="auto" w:fill="auto"/>
             <w:tcMar>
               <w:top w:w="192" w:type="dxa"/>
               <w:bottom w:w="192" w:type="dxa"/>
@@ -12581,7 +13308,7 @@
               <w:bottom w:val="single" w:color="auto" w:sz="4" w:space="0"/>
               <w:right w:val="single" w:color="auto" w:sz="4" w:space="0"/>
             </w:tcBorders>
-            <w:shd w:val="clear"/>
+            <w:shd w:val="clear" w:color="auto" w:fill="auto"/>
             <w:tcMar>
               <w:top w:w="192" w:type="dxa"/>
               <w:bottom w:w="192" w:type="dxa"/>
@@ -12616,6 +13343,7 @@
             <w:insideH w:val="none" w:color="auto" w:sz="0" w:space="0"/>
             <w:insideV w:val="none" w:color="auto" w:sz="0" w:space="0"/>
           </w:tblBorders>
+          <w:shd w:val="clear" w:color="auto" w:fill="auto"/>
           <w:tblCellMar>
             <w:top w:w="0" w:type="dxa"/>
             <w:left w:w="0" w:type="dxa"/>
@@ -12632,7 +13360,7 @@
               <w:bottom w:val="single" w:color="auto" w:sz="4" w:space="0"/>
               <w:right w:val="single" w:color="auto" w:sz="4" w:space="0"/>
             </w:tcBorders>
-            <w:shd w:val="clear"/>
+            <w:shd w:val="clear" w:color="auto" w:fill="auto"/>
             <w:tcMar>
               <w:top w:w="192" w:type="dxa"/>
               <w:bottom w:w="192" w:type="dxa"/>
@@ -12666,7 +13394,7 @@
               <w:bottom w:val="single" w:color="auto" w:sz="4" w:space="0"/>
               <w:right w:val="single" w:color="auto" w:sz="4" w:space="0"/>
             </w:tcBorders>
-            <w:shd w:val="clear"/>
+            <w:shd w:val="clear" w:color="auto" w:fill="auto"/>
             <w:tcMar>
               <w:top w:w="192" w:type="dxa"/>
               <w:bottom w:w="192" w:type="dxa"/>
@@ -12700,7 +13428,7 @@
               <w:bottom w:val="single" w:color="auto" w:sz="4" w:space="0"/>
               <w:right w:val="single" w:color="auto" w:sz="4" w:space="0"/>
             </w:tcBorders>
-            <w:shd w:val="clear"/>
+            <w:shd w:val="clear" w:color="auto" w:fill="auto"/>
             <w:tcMar>
               <w:top w:w="192" w:type="dxa"/>
               <w:bottom w:w="192" w:type="dxa"/>
@@ -12734,7 +13462,7 @@
               <w:bottom w:val="single" w:color="auto" w:sz="4" w:space="0"/>
               <w:right w:val="single" w:color="auto" w:sz="4" w:space="0"/>
             </w:tcBorders>
-            <w:shd w:val="clear"/>
+            <w:shd w:val="clear" w:color="auto" w:fill="auto"/>
             <w:tcMar>
               <w:top w:w="192" w:type="dxa"/>
               <w:bottom w:w="192" w:type="dxa"/>
@@ -12769,7 +13497,7 @@
             <w:insideH w:val="none" w:color="auto" w:sz="0" w:space="0"/>
             <w:insideV w:val="none" w:color="auto" w:sz="0" w:space="0"/>
           </w:tblBorders>
-          <w:shd w:val="clear"/>
+          <w:shd w:val="clear" w:color="auto" w:fill="auto"/>
           <w:tblCellMar>
             <w:top w:w="0" w:type="dxa"/>
             <w:left w:w="0" w:type="dxa"/>
@@ -12786,7 +13514,7 @@
               <w:bottom w:val="single" w:color="auto" w:sz="4" w:space="0"/>
               <w:right w:val="single" w:color="auto" w:sz="4" w:space="0"/>
             </w:tcBorders>
-            <w:shd w:val="clear"/>
+            <w:shd w:val="clear" w:color="auto" w:fill="auto"/>
             <w:tcMar>
               <w:top w:w="192" w:type="dxa"/>
               <w:bottom w:w="192" w:type="dxa"/>
@@ -12820,7 +13548,7 @@
               <w:bottom w:val="single" w:color="auto" w:sz="4" w:space="0"/>
               <w:right w:val="single" w:color="auto" w:sz="4" w:space="0"/>
             </w:tcBorders>
-            <w:shd w:val="clear"/>
+            <w:shd w:val="clear" w:color="auto" w:fill="auto"/>
             <w:tcMar>
               <w:top w:w="192" w:type="dxa"/>
               <w:bottom w:w="192" w:type="dxa"/>
@@ -12854,7 +13582,7 @@
               <w:bottom w:val="single" w:color="auto" w:sz="4" w:space="0"/>
               <w:right w:val="single" w:color="auto" w:sz="4" w:space="0"/>
             </w:tcBorders>
-            <w:shd w:val="clear"/>
+            <w:shd w:val="clear" w:color="auto" w:fill="auto"/>
             <w:tcMar>
               <w:top w:w="192" w:type="dxa"/>
               <w:bottom w:w="192" w:type="dxa"/>
@@ -12888,7 +13616,7 @@
               <w:bottom w:val="single" w:color="auto" w:sz="4" w:space="0"/>
               <w:right w:val="single" w:color="auto" w:sz="4" w:space="0"/>
             </w:tcBorders>
-            <w:shd w:val="clear"/>
+            <w:shd w:val="clear" w:color="auto" w:fill="auto"/>
             <w:tcMar>
               <w:top w:w="192" w:type="dxa"/>
               <w:bottom w:w="192" w:type="dxa"/>
@@ -12923,6 +13651,7 @@
             <w:insideH w:val="none" w:color="auto" w:sz="0" w:space="0"/>
             <w:insideV w:val="none" w:color="auto" w:sz="0" w:space="0"/>
           </w:tblBorders>
+          <w:shd w:val="clear" w:color="auto" w:fill="auto"/>
           <w:tblCellMar>
             <w:top w:w="0" w:type="dxa"/>
             <w:left w:w="0" w:type="dxa"/>
@@ -12939,7 +13668,7 @@
               <w:bottom w:val="single" w:color="auto" w:sz="4" w:space="0"/>
               <w:right w:val="single" w:color="auto" w:sz="4" w:space="0"/>
             </w:tcBorders>
-            <w:shd w:val="clear"/>
+            <w:shd w:val="clear" w:color="auto" w:fill="auto"/>
             <w:tcMar>
               <w:top w:w="192" w:type="dxa"/>
               <w:bottom w:w="192" w:type="dxa"/>
@@ -12973,7 +13702,7 @@
               <w:bottom w:val="single" w:color="auto" w:sz="4" w:space="0"/>
               <w:right w:val="single" w:color="auto" w:sz="4" w:space="0"/>
             </w:tcBorders>
-            <w:shd w:val="clear"/>
+            <w:shd w:val="clear" w:color="auto" w:fill="auto"/>
             <w:tcMar>
               <w:top w:w="192" w:type="dxa"/>
               <w:bottom w:w="192" w:type="dxa"/>
@@ -13007,7 +13736,7 @@
               <w:bottom w:val="single" w:color="auto" w:sz="4" w:space="0"/>
               <w:right w:val="single" w:color="auto" w:sz="4" w:space="0"/>
             </w:tcBorders>
-            <w:shd w:val="clear"/>
+            <w:shd w:val="clear" w:color="auto" w:fill="auto"/>
             <w:tcMar>
               <w:top w:w="192" w:type="dxa"/>
               <w:bottom w:w="192" w:type="dxa"/>
@@ -13041,7 +13770,7 @@
               <w:bottom w:val="single" w:color="auto" w:sz="4" w:space="0"/>
               <w:right w:val="single" w:color="auto" w:sz="4" w:space="0"/>
             </w:tcBorders>
-            <w:shd w:val="clear"/>
+            <w:shd w:val="clear" w:color="auto" w:fill="auto"/>
             <w:tcMar>
               <w:top w:w="192" w:type="dxa"/>
               <w:bottom w:w="192" w:type="dxa"/>
@@ -13076,7 +13805,7 @@
             <w:insideH w:val="none" w:color="auto" w:sz="0" w:space="0"/>
             <w:insideV w:val="none" w:color="auto" w:sz="0" w:space="0"/>
           </w:tblBorders>
-          <w:shd w:val="clear"/>
+          <w:shd w:val="clear" w:color="auto" w:fill="auto"/>
           <w:tblCellMar>
             <w:top w:w="0" w:type="dxa"/>
             <w:left w:w="0" w:type="dxa"/>
@@ -13093,7 +13822,7 @@
               <w:bottom w:val="single" w:color="auto" w:sz="4" w:space="0"/>
               <w:right w:val="single" w:color="auto" w:sz="4" w:space="0"/>
             </w:tcBorders>
-            <w:shd w:val="clear"/>
+            <w:shd w:val="clear" w:color="auto" w:fill="auto"/>
             <w:tcMar>
               <w:top w:w="192" w:type="dxa"/>
               <w:bottom w:w="192" w:type="dxa"/>
@@ -13127,7 +13856,7 @@
               <w:bottom w:val="single" w:color="auto" w:sz="4" w:space="0"/>
               <w:right w:val="single" w:color="auto" w:sz="4" w:space="0"/>
             </w:tcBorders>
-            <w:shd w:val="clear"/>
+            <w:shd w:val="clear" w:color="auto" w:fill="auto"/>
             <w:tcMar>
               <w:top w:w="192" w:type="dxa"/>
               <w:bottom w:w="192" w:type="dxa"/>
@@ -13161,7 +13890,7 @@
               <w:bottom w:val="single" w:color="auto" w:sz="4" w:space="0"/>
               <w:right w:val="single" w:color="auto" w:sz="4" w:space="0"/>
             </w:tcBorders>
-            <w:shd w:val="clear"/>
+            <w:shd w:val="clear" w:color="auto" w:fill="auto"/>
             <w:tcMar>
               <w:top w:w="192" w:type="dxa"/>
               <w:bottom w:w="192" w:type="dxa"/>
@@ -13195,7 +13924,7 @@
               <w:bottom w:val="single" w:color="auto" w:sz="4" w:space="0"/>
               <w:right w:val="single" w:color="auto" w:sz="4" w:space="0"/>
             </w:tcBorders>
-            <w:shd w:val="clear"/>
+            <w:shd w:val="clear" w:color="auto" w:fill="auto"/>
             <w:tcMar>
               <w:top w:w="192" w:type="dxa"/>
               <w:bottom w:w="192" w:type="dxa"/>
@@ -13230,7 +13959,7 @@
             <w:insideH w:val="none" w:color="auto" w:sz="0" w:space="0"/>
             <w:insideV w:val="none" w:color="auto" w:sz="0" w:space="0"/>
           </w:tblBorders>
-          <w:shd w:val="clear"/>
+          <w:shd w:val="clear" w:color="auto" w:fill="auto"/>
           <w:tblCellMar>
             <w:top w:w="0" w:type="dxa"/>
             <w:left w:w="0" w:type="dxa"/>
@@ -13247,7 +13976,7 @@
               <w:bottom w:val="single" w:color="auto" w:sz="4" w:space="0"/>
               <w:right w:val="single" w:color="auto" w:sz="4" w:space="0"/>
             </w:tcBorders>
-            <w:shd w:val="clear"/>
+            <w:shd w:val="clear" w:color="auto" w:fill="auto"/>
             <w:tcMar>
               <w:top w:w="192" w:type="dxa"/>
               <w:bottom w:w="192" w:type="dxa"/>
@@ -13281,7 +14010,7 @@
               <w:bottom w:val="single" w:color="auto" w:sz="4" w:space="0"/>
               <w:right w:val="single" w:color="auto" w:sz="4" w:space="0"/>
             </w:tcBorders>
-            <w:shd w:val="clear"/>
+            <w:shd w:val="clear" w:color="auto" w:fill="auto"/>
             <w:tcMar>
               <w:top w:w="192" w:type="dxa"/>
               <w:bottom w:w="192" w:type="dxa"/>
@@ -13315,7 +14044,7 @@
               <w:bottom w:val="single" w:color="auto" w:sz="4" w:space="0"/>
               <w:right w:val="single" w:color="auto" w:sz="4" w:space="0"/>
             </w:tcBorders>
-            <w:shd w:val="clear"/>
+            <w:shd w:val="clear" w:color="auto" w:fill="auto"/>
             <w:tcMar>
               <w:top w:w="192" w:type="dxa"/>
               <w:bottom w:w="192" w:type="dxa"/>
@@ -13349,7 +14078,7 @@
               <w:bottom w:val="single" w:color="auto" w:sz="4" w:space="0"/>
               <w:right w:val="single" w:color="auto" w:sz="4" w:space="0"/>
             </w:tcBorders>
-            <w:shd w:val="clear"/>
+            <w:shd w:val="clear" w:color="auto" w:fill="auto"/>
             <w:tcMar>
               <w:top w:w="192" w:type="dxa"/>
               <w:bottom w:w="192" w:type="dxa"/>
@@ -13384,7 +14113,7 @@
             <w:insideH w:val="none" w:color="auto" w:sz="0" w:space="0"/>
             <w:insideV w:val="none" w:color="auto" w:sz="0" w:space="0"/>
           </w:tblBorders>
-          <w:shd w:val="clear"/>
+          <w:shd w:val="clear" w:color="auto" w:fill="auto"/>
           <w:tblCellMar>
             <w:top w:w="0" w:type="dxa"/>
             <w:left w:w="0" w:type="dxa"/>
@@ -13401,7 +14130,7 @@
               <w:bottom w:val="single" w:color="auto" w:sz="4" w:space="0"/>
               <w:right w:val="single" w:color="auto" w:sz="4" w:space="0"/>
             </w:tcBorders>
-            <w:shd w:val="clear"/>
+            <w:shd w:val="clear" w:color="auto" w:fill="auto"/>
             <w:tcMar>
               <w:top w:w="192" w:type="dxa"/>
               <w:bottom w:w="192" w:type="dxa"/>
@@ -13435,7 +14164,7 @@
               <w:bottom w:val="single" w:color="auto" w:sz="4" w:space="0"/>
               <w:right w:val="single" w:color="auto" w:sz="4" w:space="0"/>
             </w:tcBorders>
-            <w:shd w:val="clear"/>
+            <w:shd w:val="clear" w:color="auto" w:fill="auto"/>
             <w:tcMar>
               <w:top w:w="192" w:type="dxa"/>
               <w:bottom w:w="192" w:type="dxa"/>
@@ -13469,7 +14198,7 @@
               <w:bottom w:val="single" w:color="auto" w:sz="4" w:space="0"/>
               <w:right w:val="single" w:color="auto" w:sz="4" w:space="0"/>
             </w:tcBorders>
-            <w:shd w:val="clear"/>
+            <w:shd w:val="clear" w:color="auto" w:fill="auto"/>
             <w:tcMar>
               <w:top w:w="192" w:type="dxa"/>
               <w:bottom w:w="192" w:type="dxa"/>
@@ -13503,7 +14232,7 @@
               <w:bottom w:val="single" w:color="auto" w:sz="4" w:space="0"/>
               <w:right w:val="single" w:color="auto" w:sz="4" w:space="0"/>
             </w:tcBorders>
-            <w:shd w:val="clear"/>
+            <w:shd w:val="clear" w:color="auto" w:fill="auto"/>
             <w:tcMar>
               <w:top w:w="192" w:type="dxa"/>
               <w:bottom w:w="192" w:type="dxa"/>
@@ -13538,6 +14267,7 @@
             <w:insideH w:val="none" w:color="auto" w:sz="0" w:space="0"/>
             <w:insideV w:val="none" w:color="auto" w:sz="0" w:space="0"/>
           </w:tblBorders>
+          <w:shd w:val="clear" w:color="auto" w:fill="auto"/>
           <w:tblCellMar>
             <w:top w:w="0" w:type="dxa"/>
             <w:left w:w="0" w:type="dxa"/>
@@ -13554,7 +14284,7 @@
               <w:bottom w:val="single" w:color="auto" w:sz="4" w:space="0"/>
               <w:right w:val="single" w:color="auto" w:sz="4" w:space="0"/>
             </w:tcBorders>
-            <w:shd w:val="clear"/>
+            <w:shd w:val="clear" w:color="auto" w:fill="auto"/>
             <w:tcMar>
               <w:top w:w="192" w:type="dxa"/>
               <w:bottom w:w="192" w:type="dxa"/>
@@ -13588,7 +14318,7 @@
               <w:bottom w:val="single" w:color="auto" w:sz="4" w:space="0"/>
               <w:right w:val="single" w:color="auto" w:sz="4" w:space="0"/>
             </w:tcBorders>
-            <w:shd w:val="clear"/>
+            <w:shd w:val="clear" w:color="auto" w:fill="auto"/>
             <w:tcMar>
               <w:top w:w="192" w:type="dxa"/>
               <w:bottom w:w="192" w:type="dxa"/>
@@ -13622,7 +14352,7 @@
               <w:bottom w:val="single" w:color="auto" w:sz="4" w:space="0"/>
               <w:right w:val="single" w:color="auto" w:sz="4" w:space="0"/>
             </w:tcBorders>
-            <w:shd w:val="clear"/>
+            <w:shd w:val="clear" w:color="auto" w:fill="auto"/>
             <w:tcMar>
               <w:top w:w="192" w:type="dxa"/>
               <w:bottom w:w="192" w:type="dxa"/>
@@ -13656,7 +14386,7 @@
               <w:bottom w:val="single" w:color="auto" w:sz="4" w:space="0"/>
               <w:right w:val="single" w:color="auto" w:sz="4" w:space="0"/>
             </w:tcBorders>
-            <w:shd w:val="clear"/>
+            <w:shd w:val="clear" w:color="auto" w:fill="auto"/>
             <w:tcMar>
               <w:top w:w="192" w:type="dxa"/>
               <w:bottom w:w="192" w:type="dxa"/>
@@ -13691,7 +14421,7 @@
             <w:insideH w:val="none" w:color="auto" w:sz="0" w:space="0"/>
             <w:insideV w:val="none" w:color="auto" w:sz="0" w:space="0"/>
           </w:tblBorders>
-          <w:shd w:val="clear"/>
+          <w:shd w:val="clear" w:color="auto" w:fill="auto"/>
           <w:tblCellMar>
             <w:top w:w="0" w:type="dxa"/>
             <w:left w:w="0" w:type="dxa"/>
@@ -13708,7 +14438,7 @@
               <w:bottom w:val="single" w:color="auto" w:sz="4" w:space="0"/>
               <w:right w:val="single" w:color="auto" w:sz="4" w:space="0"/>
             </w:tcBorders>
-            <w:shd w:val="clear"/>
+            <w:shd w:val="clear" w:color="auto" w:fill="auto"/>
             <w:tcMar>
               <w:top w:w="192" w:type="dxa"/>
               <w:bottom w:w="192" w:type="dxa"/>
@@ -13742,7 +14472,7 @@
               <w:bottom w:val="single" w:color="auto" w:sz="4" w:space="0"/>
               <w:right w:val="single" w:color="auto" w:sz="4" w:space="0"/>
             </w:tcBorders>
-            <w:shd w:val="clear"/>
+            <w:shd w:val="clear" w:color="auto" w:fill="auto"/>
             <w:tcMar>
               <w:top w:w="192" w:type="dxa"/>
               <w:bottom w:w="192" w:type="dxa"/>
@@ -13776,7 +14506,7 @@
               <w:bottom w:val="single" w:color="auto" w:sz="4" w:space="0"/>
               <w:right w:val="single" w:color="auto" w:sz="4" w:space="0"/>
             </w:tcBorders>
-            <w:shd w:val="clear"/>
+            <w:shd w:val="clear" w:color="auto" w:fill="auto"/>
             <w:tcMar>
               <w:top w:w="192" w:type="dxa"/>
               <w:bottom w:w="192" w:type="dxa"/>
@@ -13810,7 +14540,7 @@
               <w:bottom w:val="single" w:color="auto" w:sz="4" w:space="0"/>
               <w:right w:val="single" w:color="auto" w:sz="4" w:space="0"/>
             </w:tcBorders>
-            <w:shd w:val="clear"/>
+            <w:shd w:val="clear" w:color="auto" w:fill="auto"/>
             <w:tcMar>
               <w:top w:w="192" w:type="dxa"/>
               <w:bottom w:w="192" w:type="dxa"/>
@@ -13843,7 +14573,7 @@
     </w:p>
     <w:p>
       <w:pPr>
-        <w:pStyle w:val="8"/>
+        <w:pStyle w:val="10"/>
         <w:numPr>
           <w:ilvl w:val="0"/>
           <w:numId w:val="0"/>
@@ -13859,7 +14589,7 @@
     </w:p>
     <w:p>
       <w:pPr>
-        <w:pStyle w:val="8"/>
+        <w:pStyle w:val="10"/>
         <w:numPr>
           <w:ilvl w:val="0"/>
           <w:numId w:val="0"/>
@@ -14405,7 +15135,6 @@
             <w:insideH w:val="none" w:color="auto" w:sz="0" w:space="0"/>
             <w:insideV w:val="none" w:color="auto" w:sz="0" w:space="0"/>
           </w:tblBorders>
-          <w:shd w:val="clear" w:color="auto" w:fill="auto"/>
           <w:tblCellMar>
             <w:top w:w="0" w:type="dxa"/>
             <w:left w:w="0" w:type="dxa"/>
@@ -14881,6 +15610,7 @@
             <w:insideH w:val="none" w:color="auto" w:sz="0" w:space="0"/>
             <w:insideV w:val="none" w:color="auto" w:sz="0" w:space="0"/>
           </w:tblBorders>
+          <w:shd w:val="clear" w:color="auto" w:fill="auto"/>
           <w:tblCellMar>
             <w:top w:w="0" w:type="dxa"/>
             <w:left w:w="0" w:type="dxa"/>
@@ -15027,7 +15757,7 @@
     </w:tbl>
     <w:p>
       <w:pPr>
-        <w:pStyle w:val="8"/>
+        <w:pStyle w:val="10"/>
         <w:numPr>
           <w:ilvl w:val="0"/>
           <w:numId w:val="0"/>
@@ -15043,7 +15773,7 @@
     </w:p>
     <w:p>
       <w:pPr>
-        <w:pStyle w:val="8"/>
+        <w:pStyle w:val="10"/>
         <w:numPr>
           <w:ilvl w:val="0"/>
           <w:numId w:val="0"/>
@@ -15059,7 +15789,7 @@
     </w:p>
     <w:p>
       <w:pPr>
-        <w:pStyle w:val="8"/>
+        <w:pStyle w:val="10"/>
         <w:numPr>
           <w:ilvl w:val="0"/>
           <w:numId w:val="0"/>
@@ -15088,6 +15818,7 @@
     </w:p>
     <w:tbl>
       <w:tblPr>
+        <w:tblStyle w:val="6"/>
         <w:tblW w:w="0" w:type="auto"/>
         <w:tblInd w:w="10" w:type="dxa"/>
         <w:tblBorders>
@@ -15098,7 +15829,7 @@
           <w:insideH w:val="none" w:color="auto" w:sz="0" w:space="0"/>
           <w:insideV w:val="none" w:color="auto" w:sz="0" w:space="0"/>
         </w:tblBorders>
-        <w:shd w:val="clear"/>
+        <w:shd w:val="clear" w:color="auto" w:fill="auto"/>
         <w:tblLayout w:type="autofit"/>
         <w:tblCellMar>
           <w:top w:w="0" w:type="dxa"/>
@@ -15123,7 +15854,7 @@
             <w:insideH w:val="none" w:color="auto" w:sz="0" w:space="0"/>
             <w:insideV w:val="none" w:color="auto" w:sz="0" w:space="0"/>
           </w:tblBorders>
-          <w:shd w:val="clear"/>
+          <w:shd w:val="clear" w:color="auto" w:fill="auto"/>
           <w:tblCellMar>
             <w:top w:w="0" w:type="dxa"/>
             <w:left w:w="0" w:type="dxa"/>
@@ -15143,7 +15874,7 @@
               <w:bottom w:val="single" w:color="auto" w:sz="4" w:space="0"/>
               <w:right w:val="single" w:color="auto" w:sz="4" w:space="0"/>
             </w:tcBorders>
-            <w:shd w:val="clear"/>
+            <w:shd w:val="clear" w:color="auto" w:fill="auto"/>
             <w:tcMar>
               <w:top w:w="192" w:type="dxa"/>
               <w:bottom w:w="192" w:type="dxa"/>
@@ -15174,7 +15905,7 @@
               <w:bottom w:val="single" w:color="auto" w:sz="4" w:space="0"/>
               <w:right w:val="single" w:color="auto" w:sz="4" w:space="0"/>
             </w:tcBorders>
-            <w:shd w:val="clear"/>
+            <w:shd w:val="clear" w:color="auto" w:fill="auto"/>
             <w:tcMar>
               <w:top w:w="192" w:type="dxa"/>
               <w:bottom w:w="192" w:type="dxa"/>
@@ -15208,7 +15939,7 @@
               <w:bottom w:val="single" w:color="auto" w:sz="4" w:space="0"/>
               <w:right w:val="single" w:color="auto" w:sz="4" w:space="0"/>
             </w:tcBorders>
-            <w:shd w:val="clear"/>
+            <w:shd w:val="clear" w:color="auto" w:fill="auto"/>
             <w:tcMar>
               <w:top w:w="192" w:type="dxa"/>
               <w:bottom w:w="192" w:type="dxa"/>
@@ -15242,7 +15973,7 @@
               <w:bottom w:val="single" w:color="auto" w:sz="4" w:space="0"/>
               <w:right w:val="single" w:color="auto" w:sz="4" w:space="0"/>
             </w:tcBorders>
-            <w:shd w:val="clear"/>
+            <w:shd w:val="clear" w:color="auto" w:fill="auto"/>
             <w:tcMar>
               <w:top w:w="192" w:type="dxa"/>
               <w:bottom w:w="192" w:type="dxa"/>
@@ -15277,6 +16008,7 @@
             <w:insideH w:val="none" w:color="auto" w:sz="0" w:space="0"/>
             <w:insideV w:val="none" w:color="auto" w:sz="0" w:space="0"/>
           </w:tblBorders>
+          <w:shd w:val="clear" w:color="auto" w:fill="auto"/>
           <w:tblCellMar>
             <w:top w:w="0" w:type="dxa"/>
             <w:left w:w="0" w:type="dxa"/>
@@ -15293,7 +16025,7 @@
               <w:bottom w:val="single" w:color="auto" w:sz="4" w:space="0"/>
               <w:right w:val="single" w:color="auto" w:sz="4" w:space="0"/>
             </w:tcBorders>
-            <w:shd w:val="clear"/>
+            <w:shd w:val="clear" w:color="auto" w:fill="auto"/>
             <w:tcMar>
               <w:top w:w="192" w:type="dxa"/>
               <w:bottom w:w="192" w:type="dxa"/>
@@ -15327,7 +16059,7 @@
               <w:bottom w:val="single" w:color="auto" w:sz="4" w:space="0"/>
               <w:right w:val="single" w:color="auto" w:sz="4" w:space="0"/>
             </w:tcBorders>
-            <w:shd w:val="clear"/>
+            <w:shd w:val="clear" w:color="auto" w:fill="auto"/>
             <w:tcMar>
               <w:top w:w="192" w:type="dxa"/>
               <w:bottom w:w="192" w:type="dxa"/>
@@ -15361,7 +16093,7 @@
               <w:bottom w:val="single" w:color="auto" w:sz="4" w:space="0"/>
               <w:right w:val="single" w:color="auto" w:sz="4" w:space="0"/>
             </w:tcBorders>
-            <w:shd w:val="clear"/>
+            <w:shd w:val="clear" w:color="auto" w:fill="auto"/>
             <w:tcMar>
               <w:top w:w="192" w:type="dxa"/>
               <w:bottom w:w="192" w:type="dxa"/>
@@ -15395,7 +16127,7 @@
               <w:bottom w:val="single" w:color="auto" w:sz="4" w:space="0"/>
               <w:right w:val="single" w:color="auto" w:sz="4" w:space="0"/>
             </w:tcBorders>
-            <w:shd w:val="clear"/>
+            <w:shd w:val="clear" w:color="auto" w:fill="auto"/>
             <w:tcMar>
               <w:top w:w="192" w:type="dxa"/>
               <w:bottom w:w="192" w:type="dxa"/>
@@ -15430,6 +16162,7 @@
             <w:insideH w:val="none" w:color="auto" w:sz="0" w:space="0"/>
             <w:insideV w:val="none" w:color="auto" w:sz="0" w:space="0"/>
           </w:tblBorders>
+          <w:shd w:val="clear" w:color="auto" w:fill="auto"/>
           <w:tblCellMar>
             <w:top w:w="0" w:type="dxa"/>
             <w:left w:w="0" w:type="dxa"/>
@@ -15446,7 +16179,7 @@
               <w:bottom w:val="single" w:color="auto" w:sz="4" w:space="0"/>
               <w:right w:val="single" w:color="auto" w:sz="4" w:space="0"/>
             </w:tcBorders>
-            <w:shd w:val="clear"/>
+            <w:shd w:val="clear" w:color="auto" w:fill="auto"/>
             <w:tcMar>
               <w:top w:w="192" w:type="dxa"/>
               <w:bottom w:w="192" w:type="dxa"/>
@@ -15480,7 +16213,7 @@
               <w:bottom w:val="single" w:color="auto" w:sz="4" w:space="0"/>
               <w:right w:val="single" w:color="auto" w:sz="4" w:space="0"/>
             </w:tcBorders>
-            <w:shd w:val="clear"/>
+            <w:shd w:val="clear" w:color="auto" w:fill="auto"/>
             <w:tcMar>
               <w:top w:w="192" w:type="dxa"/>
               <w:bottom w:w="192" w:type="dxa"/>
@@ -15514,7 +16247,7 @@
               <w:bottom w:val="single" w:color="auto" w:sz="4" w:space="0"/>
               <w:right w:val="single" w:color="auto" w:sz="4" w:space="0"/>
             </w:tcBorders>
-            <w:shd w:val="clear"/>
+            <w:shd w:val="clear" w:color="auto" w:fill="auto"/>
             <w:tcMar>
               <w:top w:w="192" w:type="dxa"/>
               <w:bottom w:w="192" w:type="dxa"/>
@@ -15548,7 +16281,7 @@
               <w:bottom w:val="single" w:color="auto" w:sz="4" w:space="0"/>
               <w:right w:val="single" w:color="auto" w:sz="4" w:space="0"/>
             </w:tcBorders>
-            <w:shd w:val="clear"/>
+            <w:shd w:val="clear" w:color="auto" w:fill="auto"/>
             <w:tcMar>
               <w:top w:w="192" w:type="dxa"/>
               <w:bottom w:w="192" w:type="dxa"/>
@@ -15583,6 +16316,7 @@
             <w:insideH w:val="none" w:color="auto" w:sz="0" w:space="0"/>
             <w:insideV w:val="none" w:color="auto" w:sz="0" w:space="0"/>
           </w:tblBorders>
+          <w:shd w:val="clear" w:color="auto" w:fill="auto"/>
           <w:tblCellMar>
             <w:top w:w="0" w:type="dxa"/>
             <w:left w:w="0" w:type="dxa"/>
@@ -15599,7 +16333,7 @@
               <w:bottom w:val="single" w:color="auto" w:sz="4" w:space="0"/>
               <w:right w:val="single" w:color="auto" w:sz="4" w:space="0"/>
             </w:tcBorders>
-            <w:shd w:val="clear"/>
+            <w:shd w:val="clear" w:color="auto" w:fill="auto"/>
             <w:tcMar>
               <w:top w:w="192" w:type="dxa"/>
               <w:bottom w:w="192" w:type="dxa"/>
@@ -15633,7 +16367,7 @@
               <w:bottom w:val="single" w:color="auto" w:sz="4" w:space="0"/>
               <w:right w:val="single" w:color="auto" w:sz="4" w:space="0"/>
             </w:tcBorders>
-            <w:shd w:val="clear"/>
+            <w:shd w:val="clear" w:color="auto" w:fill="auto"/>
             <w:tcMar>
               <w:top w:w="192" w:type="dxa"/>
               <w:bottom w:w="192" w:type="dxa"/>
@@ -15667,7 +16401,7 @@
               <w:bottom w:val="single" w:color="auto" w:sz="4" w:space="0"/>
               <w:right w:val="single" w:color="auto" w:sz="4" w:space="0"/>
             </w:tcBorders>
-            <w:shd w:val="clear"/>
+            <w:shd w:val="clear" w:color="auto" w:fill="auto"/>
             <w:tcMar>
               <w:top w:w="192" w:type="dxa"/>
               <w:bottom w:w="192" w:type="dxa"/>
@@ -15701,7 +16435,7 @@
               <w:bottom w:val="single" w:color="auto" w:sz="4" w:space="0"/>
               <w:right w:val="single" w:color="auto" w:sz="4" w:space="0"/>
             </w:tcBorders>
-            <w:shd w:val="clear"/>
+            <w:shd w:val="clear" w:color="auto" w:fill="auto"/>
             <w:tcMar>
               <w:top w:w="192" w:type="dxa"/>
               <w:bottom w:w="192" w:type="dxa"/>
@@ -15736,6 +16470,7 @@
             <w:insideH w:val="none" w:color="auto" w:sz="0" w:space="0"/>
             <w:insideV w:val="none" w:color="auto" w:sz="0" w:space="0"/>
           </w:tblBorders>
+          <w:shd w:val="clear" w:color="auto" w:fill="auto"/>
           <w:tblCellMar>
             <w:top w:w="0" w:type="dxa"/>
             <w:left w:w="0" w:type="dxa"/>
@@ -15752,7 +16487,7 @@
               <w:bottom w:val="single" w:color="auto" w:sz="4" w:space="0"/>
               <w:right w:val="single" w:color="auto" w:sz="4" w:space="0"/>
             </w:tcBorders>
-            <w:shd w:val="clear"/>
+            <w:shd w:val="clear" w:color="auto" w:fill="auto"/>
             <w:tcMar>
               <w:top w:w="192" w:type="dxa"/>
               <w:bottom w:w="192" w:type="dxa"/>
@@ -15786,7 +16521,7 @@
               <w:bottom w:val="single" w:color="auto" w:sz="4" w:space="0"/>
               <w:right w:val="single" w:color="auto" w:sz="4" w:space="0"/>
             </w:tcBorders>
-            <w:shd w:val="clear"/>
+            <w:shd w:val="clear" w:color="auto" w:fill="auto"/>
             <w:tcMar>
               <w:top w:w="192" w:type="dxa"/>
               <w:bottom w:w="192" w:type="dxa"/>
@@ -15820,7 +16555,7 @@
               <w:bottom w:val="single" w:color="auto" w:sz="4" w:space="0"/>
               <w:right w:val="single" w:color="auto" w:sz="4" w:space="0"/>
             </w:tcBorders>
-            <w:shd w:val="clear"/>
+            <w:shd w:val="clear" w:color="auto" w:fill="auto"/>
             <w:tcMar>
               <w:top w:w="192" w:type="dxa"/>
               <w:bottom w:w="192" w:type="dxa"/>
@@ -15854,7 +16589,7 @@
               <w:bottom w:val="single" w:color="auto" w:sz="4" w:space="0"/>
               <w:right w:val="single" w:color="auto" w:sz="4" w:space="0"/>
             </w:tcBorders>
-            <w:shd w:val="clear"/>
+            <w:shd w:val="clear" w:color="auto" w:fill="auto"/>
             <w:tcMar>
               <w:top w:w="192" w:type="dxa"/>
               <w:bottom w:w="192" w:type="dxa"/>
@@ -15889,7 +16624,7 @@
             <w:insideH w:val="none" w:color="auto" w:sz="0" w:space="0"/>
             <w:insideV w:val="none" w:color="auto" w:sz="0" w:space="0"/>
           </w:tblBorders>
-          <w:shd w:val="clear"/>
+          <w:shd w:val="clear" w:color="auto" w:fill="auto"/>
           <w:tblCellMar>
             <w:top w:w="0" w:type="dxa"/>
             <w:left w:w="0" w:type="dxa"/>
@@ -15906,7 +16641,7 @@
               <w:bottom w:val="single" w:color="auto" w:sz="4" w:space="0"/>
               <w:right w:val="single" w:color="auto" w:sz="4" w:space="0"/>
             </w:tcBorders>
-            <w:shd w:val="clear"/>
+            <w:shd w:val="clear" w:color="auto" w:fill="auto"/>
             <w:tcMar>
               <w:top w:w="192" w:type="dxa"/>
               <w:bottom w:w="192" w:type="dxa"/>
@@ -15940,7 +16675,7 @@
               <w:bottom w:val="single" w:color="auto" w:sz="4" w:space="0"/>
               <w:right w:val="single" w:color="auto" w:sz="4" w:space="0"/>
             </w:tcBorders>
-            <w:shd w:val="clear"/>
+            <w:shd w:val="clear" w:color="auto" w:fill="auto"/>
             <w:tcMar>
               <w:top w:w="192" w:type="dxa"/>
               <w:bottom w:w="192" w:type="dxa"/>
@@ -15974,7 +16709,7 @@
               <w:bottom w:val="single" w:color="auto" w:sz="4" w:space="0"/>
               <w:right w:val="single" w:color="auto" w:sz="4" w:space="0"/>
             </w:tcBorders>
-            <w:shd w:val="clear"/>
+            <w:shd w:val="clear" w:color="auto" w:fill="auto"/>
             <w:tcMar>
               <w:top w:w="192" w:type="dxa"/>
               <w:bottom w:w="192" w:type="dxa"/>
@@ -16008,7 +16743,7 @@
               <w:bottom w:val="single" w:color="auto" w:sz="4" w:space="0"/>
               <w:right w:val="single" w:color="auto" w:sz="4" w:space="0"/>
             </w:tcBorders>
-            <w:shd w:val="clear"/>
+            <w:shd w:val="clear" w:color="auto" w:fill="auto"/>
             <w:tcMar>
               <w:top w:w="192" w:type="dxa"/>
               <w:bottom w:w="192" w:type="dxa"/>
@@ -16043,6 +16778,7 @@
             <w:insideH w:val="none" w:color="auto" w:sz="0" w:space="0"/>
             <w:insideV w:val="none" w:color="auto" w:sz="0" w:space="0"/>
           </w:tblBorders>
+          <w:shd w:val="clear" w:color="auto" w:fill="auto"/>
           <w:tblCellMar>
             <w:top w:w="0" w:type="dxa"/>
             <w:left w:w="0" w:type="dxa"/>
@@ -16059,7 +16795,7 @@
               <w:bottom w:val="single" w:color="auto" w:sz="4" w:space="0"/>
               <w:right w:val="single" w:color="auto" w:sz="4" w:space="0"/>
             </w:tcBorders>
-            <w:shd w:val="clear"/>
+            <w:shd w:val="clear" w:color="auto" w:fill="auto"/>
             <w:tcMar>
               <w:top w:w="192" w:type="dxa"/>
               <w:bottom w:w="192" w:type="dxa"/>
@@ -16093,7 +16829,7 @@
               <w:bottom w:val="single" w:color="auto" w:sz="4" w:space="0"/>
               <w:right w:val="single" w:color="auto" w:sz="4" w:space="0"/>
             </w:tcBorders>
-            <w:shd w:val="clear"/>
+            <w:shd w:val="clear" w:color="auto" w:fill="auto"/>
             <w:tcMar>
               <w:top w:w="192" w:type="dxa"/>
               <w:bottom w:w="192" w:type="dxa"/>
@@ -16127,7 +16863,7 @@
               <w:bottom w:val="single" w:color="auto" w:sz="4" w:space="0"/>
               <w:right w:val="single" w:color="auto" w:sz="4" w:space="0"/>
             </w:tcBorders>
-            <w:shd w:val="clear"/>
+            <w:shd w:val="clear" w:color="auto" w:fill="auto"/>
             <w:tcMar>
               <w:top w:w="192" w:type="dxa"/>
               <w:bottom w:w="192" w:type="dxa"/>
@@ -16161,7 +16897,7 @@
               <w:bottom w:val="single" w:color="auto" w:sz="4" w:space="0"/>
               <w:right w:val="single" w:color="auto" w:sz="4" w:space="0"/>
             </w:tcBorders>
-            <w:shd w:val="clear"/>
+            <w:shd w:val="clear" w:color="auto" w:fill="auto"/>
             <w:tcMar>
               <w:top w:w="192" w:type="dxa"/>
               <w:bottom w:w="192" w:type="dxa"/>
@@ -16196,7 +16932,7 @@
             <w:insideH w:val="none" w:color="auto" w:sz="0" w:space="0"/>
             <w:insideV w:val="none" w:color="auto" w:sz="0" w:space="0"/>
           </w:tblBorders>
-          <w:shd w:val="clear"/>
+          <w:shd w:val="clear" w:color="auto" w:fill="auto"/>
           <w:tblCellMar>
             <w:top w:w="0" w:type="dxa"/>
             <w:left w:w="0" w:type="dxa"/>
@@ -16213,7 +16949,7 @@
               <w:bottom w:val="single" w:color="auto" w:sz="4" w:space="0"/>
               <w:right w:val="single" w:color="auto" w:sz="4" w:space="0"/>
             </w:tcBorders>
-            <w:shd w:val="clear"/>
+            <w:shd w:val="clear" w:color="auto" w:fill="auto"/>
             <w:tcMar>
               <w:top w:w="192" w:type="dxa"/>
               <w:bottom w:w="192" w:type="dxa"/>
@@ -16247,7 +16983,7 @@
               <w:bottom w:val="single" w:color="auto" w:sz="4" w:space="0"/>
               <w:right w:val="single" w:color="auto" w:sz="4" w:space="0"/>
             </w:tcBorders>
-            <w:shd w:val="clear"/>
+            <w:shd w:val="clear" w:color="auto" w:fill="auto"/>
             <w:tcMar>
               <w:top w:w="192" w:type="dxa"/>
               <w:bottom w:w="192" w:type="dxa"/>
@@ -16281,7 +17017,7 @@
               <w:bottom w:val="single" w:color="auto" w:sz="4" w:space="0"/>
               <w:right w:val="single" w:color="auto" w:sz="4" w:space="0"/>
             </w:tcBorders>
-            <w:shd w:val="clear"/>
+            <w:shd w:val="clear" w:color="auto" w:fill="auto"/>
             <w:tcMar>
               <w:top w:w="192" w:type="dxa"/>
               <w:bottom w:w="192" w:type="dxa"/>
@@ -16315,7 +17051,7 @@
               <w:bottom w:val="single" w:color="auto" w:sz="4" w:space="0"/>
               <w:right w:val="single" w:color="auto" w:sz="4" w:space="0"/>
             </w:tcBorders>
-            <w:shd w:val="clear"/>
+            <w:shd w:val="clear" w:color="auto" w:fill="auto"/>
             <w:tcMar>
               <w:top w:w="192" w:type="dxa"/>
               <w:bottom w:w="192" w:type="dxa"/>
@@ -16374,6 +17110,7 @@
     </w:p>
     <w:tbl>
       <w:tblPr>
+        <w:tblStyle w:val="6"/>
         <w:tblW w:w="0" w:type="auto"/>
         <w:tblInd w:w="10" w:type="dxa"/>
         <w:tblBorders>
@@ -16384,7 +17121,7 @@
           <w:insideH w:val="none" w:color="auto" w:sz="0" w:space="0"/>
           <w:insideV w:val="none" w:color="auto" w:sz="0" w:space="0"/>
         </w:tblBorders>
-        <w:shd w:val="clear"/>
+        <w:shd w:val="clear" w:color="auto" w:fill="auto"/>
         <w:tblLayout w:type="autofit"/>
         <w:tblCellMar>
           <w:top w:w="0" w:type="dxa"/>
@@ -16409,7 +17146,7 @@
             <w:insideH w:val="none" w:color="auto" w:sz="0" w:space="0"/>
             <w:insideV w:val="none" w:color="auto" w:sz="0" w:space="0"/>
           </w:tblBorders>
-          <w:shd w:val="clear"/>
+          <w:shd w:val="clear" w:color="auto" w:fill="auto"/>
           <w:tblCellMar>
             <w:top w:w="0" w:type="dxa"/>
             <w:left w:w="0" w:type="dxa"/>
@@ -16429,7 +17166,7 @@
               <w:bottom w:val="single" w:color="auto" w:sz="4" w:space="0"/>
               <w:right w:val="single" w:color="auto" w:sz="4" w:space="0"/>
             </w:tcBorders>
-            <w:shd w:val="clear"/>
+            <w:shd w:val="clear" w:color="auto" w:fill="auto"/>
             <w:tcMar>
               <w:top w:w="192" w:type="dxa"/>
               <w:bottom w:w="192" w:type="dxa"/>
@@ -16460,7 +17197,7 @@
               <w:bottom w:val="single" w:color="auto" w:sz="4" w:space="0"/>
               <w:right w:val="single" w:color="auto" w:sz="4" w:space="0"/>
             </w:tcBorders>
-            <w:shd w:val="clear"/>
+            <w:shd w:val="clear" w:color="auto" w:fill="auto"/>
             <w:tcMar>
               <w:top w:w="192" w:type="dxa"/>
               <w:bottom w:w="192" w:type="dxa"/>
@@ -16494,7 +17231,7 @@
               <w:bottom w:val="single" w:color="auto" w:sz="4" w:space="0"/>
               <w:right w:val="single" w:color="auto" w:sz="4" w:space="0"/>
             </w:tcBorders>
-            <w:shd w:val="clear"/>
+            <w:shd w:val="clear" w:color="auto" w:fill="auto"/>
             <w:tcMar>
               <w:top w:w="192" w:type="dxa"/>
               <w:bottom w:w="192" w:type="dxa"/>
@@ -16528,7 +17265,7 @@
               <w:bottom w:val="single" w:color="auto" w:sz="4" w:space="0"/>
               <w:right w:val="single" w:color="auto" w:sz="4" w:space="0"/>
             </w:tcBorders>
-            <w:shd w:val="clear"/>
+            <w:shd w:val="clear" w:color="auto" w:fill="auto"/>
             <w:tcMar>
               <w:top w:w="192" w:type="dxa"/>
               <w:bottom w:w="192" w:type="dxa"/>
@@ -16579,7 +17316,7 @@
               <w:bottom w:val="single" w:color="auto" w:sz="4" w:space="0"/>
               <w:right w:val="single" w:color="auto" w:sz="4" w:space="0"/>
             </w:tcBorders>
-            <w:shd w:val="clear"/>
+            <w:shd w:val="clear" w:color="auto" w:fill="auto"/>
             <w:tcMar>
               <w:top w:w="192" w:type="dxa"/>
               <w:bottom w:w="192" w:type="dxa"/>
@@ -16613,7 +17350,7 @@
               <w:bottom w:val="single" w:color="auto" w:sz="4" w:space="0"/>
               <w:right w:val="single" w:color="auto" w:sz="4" w:space="0"/>
             </w:tcBorders>
-            <w:shd w:val="clear"/>
+            <w:shd w:val="clear" w:color="auto" w:fill="auto"/>
             <w:tcMar>
               <w:top w:w="192" w:type="dxa"/>
               <w:bottom w:w="192" w:type="dxa"/>
@@ -16647,7 +17384,7 @@
               <w:bottom w:val="single" w:color="auto" w:sz="4" w:space="0"/>
               <w:right w:val="single" w:color="auto" w:sz="4" w:space="0"/>
             </w:tcBorders>
-            <w:shd w:val="clear"/>
+            <w:shd w:val="clear" w:color="auto" w:fill="auto"/>
             <w:tcMar>
               <w:top w:w="192" w:type="dxa"/>
               <w:bottom w:w="192" w:type="dxa"/>
@@ -16681,7 +17418,7 @@
               <w:bottom w:val="single" w:color="auto" w:sz="4" w:space="0"/>
               <w:right w:val="single" w:color="auto" w:sz="4" w:space="0"/>
             </w:tcBorders>
-            <w:shd w:val="clear"/>
+            <w:shd w:val="clear" w:color="auto" w:fill="auto"/>
             <w:tcMar>
               <w:top w:w="192" w:type="dxa"/>
               <w:bottom w:w="192" w:type="dxa"/>
@@ -16732,7 +17469,7 @@
               <w:bottom w:val="single" w:color="auto" w:sz="4" w:space="0"/>
               <w:right w:val="single" w:color="auto" w:sz="4" w:space="0"/>
             </w:tcBorders>
-            <w:shd w:val="clear"/>
+            <w:shd w:val="clear" w:color="auto" w:fill="auto"/>
             <w:tcMar>
               <w:top w:w="192" w:type="dxa"/>
               <w:bottom w:w="192" w:type="dxa"/>
@@ -16766,7 +17503,7 @@
               <w:bottom w:val="single" w:color="auto" w:sz="4" w:space="0"/>
               <w:right w:val="single" w:color="auto" w:sz="4" w:space="0"/>
             </w:tcBorders>
-            <w:shd w:val="clear"/>
+            <w:shd w:val="clear" w:color="auto" w:fill="auto"/>
             <w:tcMar>
               <w:top w:w="192" w:type="dxa"/>
               <w:bottom w:w="192" w:type="dxa"/>
@@ -16800,7 +17537,7 @@
               <w:bottom w:val="single" w:color="auto" w:sz="4" w:space="0"/>
               <w:right w:val="single" w:color="auto" w:sz="4" w:space="0"/>
             </w:tcBorders>
-            <w:shd w:val="clear"/>
+            <w:shd w:val="clear" w:color="auto" w:fill="auto"/>
             <w:tcMar>
               <w:top w:w="192" w:type="dxa"/>
               <w:bottom w:w="192" w:type="dxa"/>
@@ -16834,7 +17571,7 @@
               <w:bottom w:val="single" w:color="auto" w:sz="4" w:space="0"/>
               <w:right w:val="single" w:color="auto" w:sz="4" w:space="0"/>
             </w:tcBorders>
-            <w:shd w:val="clear"/>
+            <w:shd w:val="clear" w:color="auto" w:fill="auto"/>
             <w:tcMar>
               <w:top w:w="192" w:type="dxa"/>
               <w:bottom w:w="192" w:type="dxa"/>
@@ -16893,6 +17630,7 @@
     </w:p>
     <w:tbl>
       <w:tblPr>
+        <w:tblStyle w:val="6"/>
         <w:tblW w:w="0" w:type="auto"/>
         <w:tblInd w:w="10" w:type="dxa"/>
         <w:tblBorders>
@@ -16903,7 +17641,7 @@
           <w:insideH w:val="none" w:color="auto" w:sz="0" w:space="0"/>
           <w:insideV w:val="none" w:color="auto" w:sz="0" w:space="0"/>
         </w:tblBorders>
-        <w:shd w:val="clear"/>
+        <w:shd w:val="clear" w:color="auto" w:fill="auto"/>
         <w:tblLayout w:type="autofit"/>
         <w:tblCellMar>
           <w:top w:w="0" w:type="dxa"/>
@@ -16920,15 +17658,7 @@
       </w:tblGrid>
       <w:tr>
         <w:tblPrEx>
-          <w:tblBorders>
-            <w:top w:val="none" w:color="1F1F1F" w:sz="0" w:space="0"/>
-            <w:left w:val="none" w:color="1F1F1F" w:sz="0" w:space="0"/>
-            <w:bottom w:val="none" w:color="1F1F1F" w:sz="0" w:space="0"/>
-            <w:right w:val="none" w:color="1F1F1F" w:sz="0" w:space="0"/>
-            <w:insideH w:val="none" w:color="auto" w:sz="0" w:space="0"/>
-            <w:insideV w:val="none" w:color="auto" w:sz="0" w:space="0"/>
-          </w:tblBorders>
-          <w:shd w:val="clear"/>
+          <w:shd w:val="clear" w:color="auto" w:fill="auto"/>
           <w:tblCellMar>
             <w:top w:w="0" w:type="dxa"/>
             <w:left w:w="0" w:type="dxa"/>
@@ -16948,7 +17678,7 @@
               <w:bottom w:val="single" w:color="auto" w:sz="4" w:space="0"/>
               <w:right w:val="single" w:color="auto" w:sz="4" w:space="0"/>
             </w:tcBorders>
-            <w:shd w:val="clear"/>
+            <w:shd w:val="clear" w:color="auto" w:fill="auto"/>
             <w:tcMar>
               <w:top w:w="192" w:type="dxa"/>
               <w:bottom w:w="192" w:type="dxa"/>
@@ -16979,7 +17709,7 @@
               <w:bottom w:val="single" w:color="auto" w:sz="4" w:space="0"/>
               <w:right w:val="single" w:color="auto" w:sz="4" w:space="0"/>
             </w:tcBorders>
-            <w:shd w:val="clear"/>
+            <w:shd w:val="clear" w:color="auto" w:fill="auto"/>
             <w:tcMar>
               <w:top w:w="192" w:type="dxa"/>
               <w:bottom w:w="192" w:type="dxa"/>
@@ -17013,7 +17743,7 @@
               <w:bottom w:val="single" w:color="auto" w:sz="4" w:space="0"/>
               <w:right w:val="single" w:color="auto" w:sz="4" w:space="0"/>
             </w:tcBorders>
-            <w:shd w:val="clear"/>
+            <w:shd w:val="clear" w:color="auto" w:fill="auto"/>
             <w:tcMar>
               <w:top w:w="192" w:type="dxa"/>
               <w:bottom w:w="192" w:type="dxa"/>
@@ -17047,7 +17777,7 @@
               <w:bottom w:val="single" w:color="auto" w:sz="4" w:space="0"/>
               <w:right w:val="single" w:color="auto" w:sz="4" w:space="0"/>
             </w:tcBorders>
-            <w:shd w:val="clear"/>
+            <w:shd w:val="clear" w:color="auto" w:fill="auto"/>
             <w:tcMar>
               <w:top w:w="192" w:type="dxa"/>
               <w:bottom w:w="192" w:type="dxa"/>
@@ -17098,7 +17828,7 @@
               <w:bottom w:val="single" w:color="auto" w:sz="4" w:space="0"/>
               <w:right w:val="single" w:color="auto" w:sz="4" w:space="0"/>
             </w:tcBorders>
-            <w:shd w:val="clear"/>
+            <w:shd w:val="clear" w:color="auto" w:fill="auto"/>
             <w:tcMar>
               <w:top w:w="192" w:type="dxa"/>
               <w:bottom w:w="192" w:type="dxa"/>
@@ -17132,7 +17862,7 @@
               <w:bottom w:val="single" w:color="auto" w:sz="4" w:space="0"/>
               <w:right w:val="single" w:color="auto" w:sz="4" w:space="0"/>
             </w:tcBorders>
-            <w:shd w:val="clear"/>
+            <w:shd w:val="clear" w:color="auto" w:fill="auto"/>
             <w:tcMar>
               <w:top w:w="192" w:type="dxa"/>
               <w:bottom w:w="192" w:type="dxa"/>
@@ -17166,7 +17896,7 @@
               <w:bottom w:val="single" w:color="auto" w:sz="4" w:space="0"/>
               <w:right w:val="single" w:color="auto" w:sz="4" w:space="0"/>
             </w:tcBorders>
-            <w:shd w:val="clear"/>
+            <w:shd w:val="clear" w:color="auto" w:fill="auto"/>
             <w:tcMar>
               <w:top w:w="192" w:type="dxa"/>
               <w:bottom w:w="192" w:type="dxa"/>
@@ -17200,7 +17930,7 @@
               <w:bottom w:val="single" w:color="auto" w:sz="4" w:space="0"/>
               <w:right w:val="single" w:color="auto" w:sz="4" w:space="0"/>
             </w:tcBorders>
-            <w:shd w:val="clear"/>
+            <w:shd w:val="clear" w:color="auto" w:fill="auto"/>
             <w:tcMar>
               <w:top w:w="192" w:type="dxa"/>
               <w:bottom w:w="192" w:type="dxa"/>
@@ -17221,160 +17951,6 @@
                 <w:lang w:val="en-US" w:eastAsia="zh-CN"/>
               </w:rPr>
               <w:t>Khóa chính.</w:t>
-            </w:r>
-          </w:p>
-        </w:tc>
-      </w:tr>
-      <w:tr>
-        <w:tblPrEx>
-          <w:tblBorders>
-            <w:top w:val="none" w:color="1F1F1F" w:sz="0" w:space="0"/>
-            <w:left w:val="none" w:color="1F1F1F" w:sz="0" w:space="0"/>
-            <w:bottom w:val="none" w:color="1F1F1F" w:sz="0" w:space="0"/>
-            <w:right w:val="none" w:color="1F1F1F" w:sz="0" w:space="0"/>
-            <w:insideH w:val="none" w:color="auto" w:sz="0" w:space="0"/>
-            <w:insideV w:val="none" w:color="auto" w:sz="0" w:space="0"/>
-          </w:tblBorders>
-          <w:shd w:val="clear"/>
-          <w:tblCellMar>
-            <w:top w:w="0" w:type="dxa"/>
-            <w:left w:w="0" w:type="dxa"/>
-            <w:bottom w:w="0" w:type="dxa"/>
-            <w:right w:w="0" w:type="dxa"/>
-          </w:tblCellMar>
-        </w:tblPrEx>
-        <w:tc>
-          <w:tcPr>
-            <w:tcW w:w="0" w:type="auto"/>
-            <w:tcBorders>
-              <w:top w:val="single" w:color="auto" w:sz="4" w:space="0"/>
-              <w:left w:val="single" w:color="auto" w:sz="4" w:space="0"/>
-              <w:bottom w:val="single" w:color="auto" w:sz="4" w:space="0"/>
-              <w:right w:val="single" w:color="auto" w:sz="4" w:space="0"/>
-            </w:tcBorders>
-            <w:shd w:val="clear"/>
-            <w:tcMar>
-              <w:top w:w="192" w:type="dxa"/>
-              <w:bottom w:w="192" w:type="dxa"/>
-              <w:right w:w="144" w:type="dxa"/>
-            </w:tcMar>
-            <w:vAlign w:val="center"/>
-          </w:tcPr>
-          <w:p>
-            <w:pPr>
-              <w:bidi w:val="0"/>
-              <w:jc w:val="center"/>
-              <w:rPr>
-                <w:rFonts w:hint="default"/>
-              </w:rPr>
-            </w:pPr>
-            <w:r>
-              <w:rPr>
-                <w:rFonts w:hint="default"/>
-                <w:lang w:val="en-US" w:eastAsia="zh-CN"/>
-              </w:rPr>
-              <w:t>category_id</w:t>
-            </w:r>
-          </w:p>
-        </w:tc>
-        <w:tc>
-          <w:tcPr>
-            <w:tcW w:w="0" w:type="auto"/>
-            <w:tcBorders>
-              <w:top w:val="single" w:color="auto" w:sz="4" w:space="0"/>
-              <w:left w:val="single" w:color="auto" w:sz="4" w:space="0"/>
-              <w:bottom w:val="single" w:color="auto" w:sz="4" w:space="0"/>
-              <w:right w:val="single" w:color="auto" w:sz="4" w:space="0"/>
-            </w:tcBorders>
-            <w:shd w:val="clear"/>
-            <w:tcMar>
-              <w:top w:w="192" w:type="dxa"/>
-              <w:bottom w:w="192" w:type="dxa"/>
-              <w:right w:w="144" w:type="dxa"/>
-            </w:tcMar>
-            <w:vAlign w:val="center"/>
-          </w:tcPr>
-          <w:p>
-            <w:pPr>
-              <w:bidi w:val="0"/>
-              <w:jc w:val="center"/>
-              <w:rPr>
-                <w:rFonts w:hint="default"/>
-              </w:rPr>
-            </w:pPr>
-            <w:r>
-              <w:rPr>
-                <w:rFonts w:hint="default"/>
-                <w:lang w:val="en-US" w:eastAsia="zh-CN"/>
-              </w:rPr>
-              <w:t>Int</w:t>
-            </w:r>
-          </w:p>
-        </w:tc>
-        <w:tc>
-          <w:tcPr>
-            <w:tcW w:w="0" w:type="auto"/>
-            <w:tcBorders>
-              <w:top w:val="single" w:color="auto" w:sz="4" w:space="0"/>
-              <w:left w:val="single" w:color="auto" w:sz="4" w:space="0"/>
-              <w:bottom w:val="single" w:color="auto" w:sz="4" w:space="0"/>
-              <w:right w:val="single" w:color="auto" w:sz="4" w:space="0"/>
-            </w:tcBorders>
-            <w:shd w:val="clear"/>
-            <w:tcMar>
-              <w:top w:w="192" w:type="dxa"/>
-              <w:bottom w:w="192" w:type="dxa"/>
-              <w:right w:w="144" w:type="dxa"/>
-            </w:tcMar>
-            <w:vAlign w:val="center"/>
-          </w:tcPr>
-          <w:p>
-            <w:pPr>
-              <w:bidi w:val="0"/>
-              <w:jc w:val="center"/>
-              <w:rPr>
-                <w:rFonts w:hint="default"/>
-              </w:rPr>
-            </w:pPr>
-            <w:r>
-              <w:rPr>
-                <w:rFonts w:hint="default"/>
-                <w:lang w:val="en-US" w:eastAsia="zh-CN"/>
-              </w:rPr>
-              <w:t>Y</w:t>
-            </w:r>
-          </w:p>
-        </w:tc>
-        <w:tc>
-          <w:tcPr>
-            <w:tcW w:w="0" w:type="auto"/>
-            <w:tcBorders>
-              <w:top w:val="single" w:color="auto" w:sz="4" w:space="0"/>
-              <w:left w:val="single" w:color="auto" w:sz="4" w:space="0"/>
-              <w:bottom w:val="single" w:color="auto" w:sz="4" w:space="0"/>
-              <w:right w:val="single" w:color="auto" w:sz="4" w:space="0"/>
-            </w:tcBorders>
-            <w:shd w:val="clear"/>
-            <w:tcMar>
-              <w:top w:w="192" w:type="dxa"/>
-              <w:bottom w:w="192" w:type="dxa"/>
-            </w:tcMar>
-            <w:vAlign w:val="center"/>
-          </w:tcPr>
-          <w:p>
-            <w:pPr>
-              <w:bidi w:val="0"/>
-              <w:jc w:val="center"/>
-              <w:rPr>
-                <w:rFonts w:hint="default"/>
-              </w:rPr>
-            </w:pPr>
-            <w:r>
-              <w:rPr>
-                <w:rFonts w:hint="default"/>
-                <w:lang w:val="en-US" w:eastAsia="zh-CN"/>
-              </w:rPr>
-              <w:t>Khóa ngoại nối với danh mục.</w:t>
             </w:r>
           </w:p>
         </w:tc>
@@ -17405,7 +17981,161 @@
               <w:bottom w:val="single" w:color="auto" w:sz="4" w:space="0"/>
               <w:right w:val="single" w:color="auto" w:sz="4" w:space="0"/>
             </w:tcBorders>
-            <w:shd w:val="clear"/>
+            <w:shd w:val="clear" w:color="auto" w:fill="auto"/>
+            <w:tcMar>
+              <w:top w:w="192" w:type="dxa"/>
+              <w:bottom w:w="192" w:type="dxa"/>
+              <w:right w:w="144" w:type="dxa"/>
+            </w:tcMar>
+            <w:vAlign w:val="center"/>
+          </w:tcPr>
+          <w:p>
+            <w:pPr>
+              <w:bidi w:val="0"/>
+              <w:jc w:val="center"/>
+              <w:rPr>
+                <w:rFonts w:hint="default"/>
+              </w:rPr>
+            </w:pPr>
+            <w:r>
+              <w:rPr>
+                <w:rFonts w:hint="default"/>
+                <w:lang w:val="en-US" w:eastAsia="zh-CN"/>
+              </w:rPr>
+              <w:t>category_id</w:t>
+            </w:r>
+          </w:p>
+        </w:tc>
+        <w:tc>
+          <w:tcPr>
+            <w:tcW w:w="0" w:type="auto"/>
+            <w:tcBorders>
+              <w:top w:val="single" w:color="auto" w:sz="4" w:space="0"/>
+              <w:left w:val="single" w:color="auto" w:sz="4" w:space="0"/>
+              <w:bottom w:val="single" w:color="auto" w:sz="4" w:space="0"/>
+              <w:right w:val="single" w:color="auto" w:sz="4" w:space="0"/>
+            </w:tcBorders>
+            <w:shd w:val="clear" w:color="auto" w:fill="auto"/>
+            <w:tcMar>
+              <w:top w:w="192" w:type="dxa"/>
+              <w:bottom w:w="192" w:type="dxa"/>
+              <w:right w:w="144" w:type="dxa"/>
+            </w:tcMar>
+            <w:vAlign w:val="center"/>
+          </w:tcPr>
+          <w:p>
+            <w:pPr>
+              <w:bidi w:val="0"/>
+              <w:jc w:val="center"/>
+              <w:rPr>
+                <w:rFonts w:hint="default"/>
+              </w:rPr>
+            </w:pPr>
+            <w:r>
+              <w:rPr>
+                <w:rFonts w:hint="default"/>
+                <w:lang w:val="en-US" w:eastAsia="zh-CN"/>
+              </w:rPr>
+              <w:t>Int</w:t>
+            </w:r>
+          </w:p>
+        </w:tc>
+        <w:tc>
+          <w:tcPr>
+            <w:tcW w:w="0" w:type="auto"/>
+            <w:tcBorders>
+              <w:top w:val="single" w:color="auto" w:sz="4" w:space="0"/>
+              <w:left w:val="single" w:color="auto" w:sz="4" w:space="0"/>
+              <w:bottom w:val="single" w:color="auto" w:sz="4" w:space="0"/>
+              <w:right w:val="single" w:color="auto" w:sz="4" w:space="0"/>
+            </w:tcBorders>
+            <w:shd w:val="clear" w:color="auto" w:fill="auto"/>
+            <w:tcMar>
+              <w:top w:w="192" w:type="dxa"/>
+              <w:bottom w:w="192" w:type="dxa"/>
+              <w:right w:w="144" w:type="dxa"/>
+            </w:tcMar>
+            <w:vAlign w:val="center"/>
+          </w:tcPr>
+          <w:p>
+            <w:pPr>
+              <w:bidi w:val="0"/>
+              <w:jc w:val="center"/>
+              <w:rPr>
+                <w:rFonts w:hint="default"/>
+              </w:rPr>
+            </w:pPr>
+            <w:r>
+              <w:rPr>
+                <w:rFonts w:hint="default"/>
+                <w:lang w:val="en-US" w:eastAsia="zh-CN"/>
+              </w:rPr>
+              <w:t>Y</w:t>
+            </w:r>
+          </w:p>
+        </w:tc>
+        <w:tc>
+          <w:tcPr>
+            <w:tcW w:w="0" w:type="auto"/>
+            <w:tcBorders>
+              <w:top w:val="single" w:color="auto" w:sz="4" w:space="0"/>
+              <w:left w:val="single" w:color="auto" w:sz="4" w:space="0"/>
+              <w:bottom w:val="single" w:color="auto" w:sz="4" w:space="0"/>
+              <w:right w:val="single" w:color="auto" w:sz="4" w:space="0"/>
+            </w:tcBorders>
+            <w:shd w:val="clear" w:color="auto" w:fill="auto"/>
+            <w:tcMar>
+              <w:top w:w="192" w:type="dxa"/>
+              <w:bottom w:w="192" w:type="dxa"/>
+            </w:tcMar>
+            <w:vAlign w:val="center"/>
+          </w:tcPr>
+          <w:p>
+            <w:pPr>
+              <w:bidi w:val="0"/>
+              <w:jc w:val="center"/>
+              <w:rPr>
+                <w:rFonts w:hint="default"/>
+              </w:rPr>
+            </w:pPr>
+            <w:r>
+              <w:rPr>
+                <w:rFonts w:hint="default"/>
+                <w:lang w:val="en-US" w:eastAsia="zh-CN"/>
+              </w:rPr>
+              <w:t>Khóa ngoại nối với danh mục.</w:t>
+            </w:r>
+          </w:p>
+        </w:tc>
+      </w:tr>
+      <w:tr>
+        <w:tblPrEx>
+          <w:tblBorders>
+            <w:top w:val="none" w:color="1F1F1F" w:sz="0" w:space="0"/>
+            <w:left w:val="none" w:color="1F1F1F" w:sz="0" w:space="0"/>
+            <w:bottom w:val="none" w:color="1F1F1F" w:sz="0" w:space="0"/>
+            <w:right w:val="none" w:color="1F1F1F" w:sz="0" w:space="0"/>
+            <w:insideH w:val="none" w:color="auto" w:sz="0" w:space="0"/>
+            <w:insideV w:val="none" w:color="auto" w:sz="0" w:space="0"/>
+          </w:tblBorders>
+          <w:shd w:val="clear" w:color="auto" w:fill="auto"/>
+          <w:tblCellMar>
+            <w:top w:w="0" w:type="dxa"/>
+            <w:left w:w="0" w:type="dxa"/>
+            <w:bottom w:w="0" w:type="dxa"/>
+            <w:right w:w="0" w:type="dxa"/>
+          </w:tblCellMar>
+        </w:tblPrEx>
+        <w:tc>
+          <w:tcPr>
+            <w:tcW w:w="0" w:type="auto"/>
+            <w:tcBorders>
+              <w:top w:val="single" w:color="auto" w:sz="4" w:space="0"/>
+              <w:left w:val="single" w:color="auto" w:sz="4" w:space="0"/>
+              <w:bottom w:val="single" w:color="auto" w:sz="4" w:space="0"/>
+              <w:right w:val="single" w:color="auto" w:sz="4" w:space="0"/>
+            </w:tcBorders>
+            <w:shd w:val="clear" w:color="auto" w:fill="auto"/>
             <w:tcMar>
               <w:top w:w="192" w:type="dxa"/>
               <w:bottom w:w="192" w:type="dxa"/>
@@ -17439,7 +18169,7 @@
               <w:bottom w:val="single" w:color="auto" w:sz="4" w:space="0"/>
               <w:right w:val="single" w:color="auto" w:sz="4" w:space="0"/>
             </w:tcBorders>
-            <w:shd w:val="clear"/>
+            <w:shd w:val="clear" w:color="auto" w:fill="auto"/>
             <w:tcMar>
               <w:top w:w="192" w:type="dxa"/>
               <w:bottom w:w="192" w:type="dxa"/>
@@ -17473,7 +18203,7 @@
               <w:bottom w:val="single" w:color="auto" w:sz="4" w:space="0"/>
               <w:right w:val="single" w:color="auto" w:sz="4" w:space="0"/>
             </w:tcBorders>
-            <w:shd w:val="clear"/>
+            <w:shd w:val="clear" w:color="auto" w:fill="auto"/>
             <w:tcMar>
               <w:top w:w="192" w:type="dxa"/>
               <w:bottom w:w="192" w:type="dxa"/>
@@ -17507,7 +18237,7 @@
               <w:bottom w:val="single" w:color="auto" w:sz="4" w:space="0"/>
               <w:right w:val="single" w:color="auto" w:sz="4" w:space="0"/>
             </w:tcBorders>
-            <w:shd w:val="clear"/>
+            <w:shd w:val="clear" w:color="auto" w:fill="auto"/>
             <w:tcMar>
               <w:top w:w="192" w:type="dxa"/>
               <w:bottom w:w="192" w:type="dxa"/>
@@ -17557,6 +18287,7 @@
     </w:p>
     <w:tbl>
       <w:tblPr>
+        <w:tblStyle w:val="6"/>
         <w:tblW w:w="0" w:type="auto"/>
         <w:tblInd w:w="10" w:type="dxa"/>
         <w:tblBorders>
@@ -17567,7 +18298,7 @@
           <w:insideH w:val="none" w:color="auto" w:sz="0" w:space="0"/>
           <w:insideV w:val="none" w:color="auto" w:sz="0" w:space="0"/>
         </w:tblBorders>
-        <w:shd w:val="clear"/>
+        <w:shd w:val="clear" w:color="auto" w:fill="auto"/>
         <w:tblLayout w:type="autofit"/>
         <w:tblCellMar>
           <w:top w:w="0" w:type="dxa"/>
@@ -17592,7 +18323,6 @@
             <w:insideH w:val="none" w:color="auto" w:sz="0" w:space="0"/>
             <w:insideV w:val="none" w:color="auto" w:sz="0" w:space="0"/>
           </w:tblBorders>
-          <w:shd w:val="clear"/>
           <w:tblCellMar>
             <w:top w:w="0" w:type="dxa"/>
             <w:left w:w="0" w:type="dxa"/>
@@ -17612,7 +18342,7 @@
               <w:bottom w:val="single" w:color="auto" w:sz="4" w:space="0"/>
               <w:right w:val="single" w:color="auto" w:sz="4" w:space="0"/>
             </w:tcBorders>
-            <w:shd w:val="clear"/>
+            <w:shd w:val="clear" w:color="auto" w:fill="auto"/>
             <w:tcMar>
               <w:top w:w="192" w:type="dxa"/>
               <w:bottom w:w="192" w:type="dxa"/>
@@ -17643,7 +18373,7 @@
               <w:bottom w:val="single" w:color="auto" w:sz="4" w:space="0"/>
               <w:right w:val="single" w:color="auto" w:sz="4" w:space="0"/>
             </w:tcBorders>
-            <w:shd w:val="clear"/>
+            <w:shd w:val="clear" w:color="auto" w:fill="auto"/>
             <w:tcMar>
               <w:top w:w="192" w:type="dxa"/>
               <w:bottom w:w="192" w:type="dxa"/>
@@ -17677,7 +18407,7 @@
               <w:bottom w:val="single" w:color="auto" w:sz="4" w:space="0"/>
               <w:right w:val="single" w:color="auto" w:sz="4" w:space="0"/>
             </w:tcBorders>
-            <w:shd w:val="clear"/>
+            <w:shd w:val="clear" w:color="auto" w:fill="auto"/>
             <w:tcMar>
               <w:top w:w="192" w:type="dxa"/>
               <w:bottom w:w="192" w:type="dxa"/>
@@ -17711,7 +18441,7 @@
               <w:bottom w:val="single" w:color="auto" w:sz="4" w:space="0"/>
               <w:right w:val="single" w:color="auto" w:sz="4" w:space="0"/>
             </w:tcBorders>
-            <w:shd w:val="clear"/>
+            <w:shd w:val="clear" w:color="auto" w:fill="auto"/>
             <w:tcMar>
               <w:top w:w="192" w:type="dxa"/>
               <w:bottom w:w="192" w:type="dxa"/>
@@ -17733,8 +18463,1084 @@
               </w:rPr>
               <w:t>Mô tả</w:t>
             </w:r>
-            <w:bookmarkStart w:id="0" w:name="_GoBack"/>
-            <w:bookmarkEnd w:id="0"/>
+          </w:p>
+        </w:tc>
+      </w:tr>
+      <w:tr>
+        <w:tblPrEx>
+          <w:tblBorders>
+            <w:top w:val="none" w:color="1F1F1F" w:sz="0" w:space="0"/>
+            <w:left w:val="none" w:color="1F1F1F" w:sz="0" w:space="0"/>
+            <w:bottom w:val="none" w:color="1F1F1F" w:sz="0" w:space="0"/>
+            <w:right w:val="none" w:color="1F1F1F" w:sz="0" w:space="0"/>
+            <w:insideH w:val="none" w:color="auto" w:sz="0" w:space="0"/>
+            <w:insideV w:val="none" w:color="auto" w:sz="0" w:space="0"/>
+          </w:tblBorders>
+          <w:shd w:val="clear" w:color="auto" w:fill="auto"/>
+          <w:tblCellMar>
+            <w:top w:w="0" w:type="dxa"/>
+            <w:left w:w="0" w:type="dxa"/>
+            <w:bottom w:w="0" w:type="dxa"/>
+            <w:right w:w="0" w:type="dxa"/>
+          </w:tblCellMar>
+        </w:tblPrEx>
+        <w:tc>
+          <w:tcPr>
+            <w:tcW w:w="0" w:type="auto"/>
+            <w:tcBorders>
+              <w:top w:val="single" w:color="auto" w:sz="4" w:space="0"/>
+              <w:left w:val="single" w:color="auto" w:sz="4" w:space="0"/>
+              <w:bottom w:val="single" w:color="auto" w:sz="4" w:space="0"/>
+              <w:right w:val="single" w:color="auto" w:sz="4" w:space="0"/>
+            </w:tcBorders>
+            <w:shd w:val="clear" w:color="auto" w:fill="auto"/>
+            <w:tcMar>
+              <w:top w:w="192" w:type="dxa"/>
+              <w:bottom w:w="192" w:type="dxa"/>
+              <w:right w:w="144" w:type="dxa"/>
+            </w:tcMar>
+            <w:vAlign w:val="center"/>
+          </w:tcPr>
+          <w:p>
+            <w:pPr>
+              <w:bidi w:val="0"/>
+              <w:jc w:val="center"/>
+              <w:rPr>
+                <w:rFonts w:hint="default"/>
+              </w:rPr>
+            </w:pPr>
+            <w:r>
+              <w:rPr>
+                <w:rFonts w:hint="default"/>
+                <w:lang w:val="en-US" w:eastAsia="zh-CN"/>
+              </w:rPr>
+              <w:t>id</w:t>
+            </w:r>
+          </w:p>
+        </w:tc>
+        <w:tc>
+          <w:tcPr>
+            <w:tcW w:w="0" w:type="auto"/>
+            <w:tcBorders>
+              <w:top w:val="single" w:color="auto" w:sz="4" w:space="0"/>
+              <w:left w:val="single" w:color="auto" w:sz="4" w:space="0"/>
+              <w:bottom w:val="single" w:color="auto" w:sz="4" w:space="0"/>
+              <w:right w:val="single" w:color="auto" w:sz="4" w:space="0"/>
+            </w:tcBorders>
+            <w:shd w:val="clear" w:color="auto" w:fill="auto"/>
+            <w:tcMar>
+              <w:top w:w="192" w:type="dxa"/>
+              <w:bottom w:w="192" w:type="dxa"/>
+              <w:right w:w="144" w:type="dxa"/>
+            </w:tcMar>
+            <w:vAlign w:val="center"/>
+          </w:tcPr>
+          <w:p>
+            <w:pPr>
+              <w:bidi w:val="0"/>
+              <w:jc w:val="center"/>
+              <w:rPr>
+                <w:rFonts w:hint="default"/>
+              </w:rPr>
+            </w:pPr>
+            <w:r>
+              <w:rPr>
+                <w:rFonts w:hint="default"/>
+                <w:lang w:val="en-US" w:eastAsia="zh-CN"/>
+              </w:rPr>
+              <w:t>Int</w:t>
+            </w:r>
+          </w:p>
+        </w:tc>
+        <w:tc>
+          <w:tcPr>
+            <w:tcW w:w="0" w:type="auto"/>
+            <w:tcBorders>
+              <w:top w:val="single" w:color="auto" w:sz="4" w:space="0"/>
+              <w:left w:val="single" w:color="auto" w:sz="4" w:space="0"/>
+              <w:bottom w:val="single" w:color="auto" w:sz="4" w:space="0"/>
+              <w:right w:val="single" w:color="auto" w:sz="4" w:space="0"/>
+            </w:tcBorders>
+            <w:shd w:val="clear" w:color="auto" w:fill="auto"/>
+            <w:tcMar>
+              <w:top w:w="192" w:type="dxa"/>
+              <w:bottom w:w="192" w:type="dxa"/>
+              <w:right w:w="144" w:type="dxa"/>
+            </w:tcMar>
+            <w:vAlign w:val="center"/>
+          </w:tcPr>
+          <w:p>
+            <w:pPr>
+              <w:bidi w:val="0"/>
+              <w:jc w:val="center"/>
+              <w:rPr>
+                <w:rFonts w:hint="default"/>
+              </w:rPr>
+            </w:pPr>
+            <w:r>
+              <w:rPr>
+                <w:rFonts w:hint="default"/>
+                <w:lang w:val="en-US" w:eastAsia="zh-CN"/>
+              </w:rPr>
+              <w:t>Y</w:t>
+            </w:r>
+          </w:p>
+        </w:tc>
+        <w:tc>
+          <w:tcPr>
+            <w:tcW w:w="0" w:type="auto"/>
+            <w:tcBorders>
+              <w:top w:val="single" w:color="auto" w:sz="4" w:space="0"/>
+              <w:left w:val="single" w:color="auto" w:sz="4" w:space="0"/>
+              <w:bottom w:val="single" w:color="auto" w:sz="4" w:space="0"/>
+              <w:right w:val="single" w:color="auto" w:sz="4" w:space="0"/>
+            </w:tcBorders>
+            <w:shd w:val="clear" w:color="auto" w:fill="auto"/>
+            <w:tcMar>
+              <w:top w:w="192" w:type="dxa"/>
+              <w:bottom w:w="192" w:type="dxa"/>
+            </w:tcMar>
+            <w:vAlign w:val="center"/>
+          </w:tcPr>
+          <w:p>
+            <w:pPr>
+              <w:bidi w:val="0"/>
+              <w:jc w:val="center"/>
+              <w:rPr>
+                <w:rFonts w:hint="default"/>
+              </w:rPr>
+            </w:pPr>
+            <w:r>
+              <w:rPr>
+                <w:rFonts w:hint="default"/>
+                <w:lang w:val="en-US" w:eastAsia="zh-CN"/>
+              </w:rPr>
+              <w:t>Khóa chính, tự tăng.</w:t>
+            </w:r>
+          </w:p>
+        </w:tc>
+      </w:tr>
+      <w:tr>
+        <w:tblPrEx>
+          <w:tblBorders>
+            <w:top w:val="none" w:color="1F1F1F" w:sz="0" w:space="0"/>
+            <w:left w:val="none" w:color="1F1F1F" w:sz="0" w:space="0"/>
+            <w:bottom w:val="none" w:color="1F1F1F" w:sz="0" w:space="0"/>
+            <w:right w:val="none" w:color="1F1F1F" w:sz="0" w:space="0"/>
+            <w:insideH w:val="none" w:color="auto" w:sz="0" w:space="0"/>
+            <w:insideV w:val="none" w:color="auto" w:sz="0" w:space="0"/>
+          </w:tblBorders>
+          <w:shd w:val="clear" w:color="auto" w:fill="auto"/>
+          <w:tblCellMar>
+            <w:top w:w="0" w:type="dxa"/>
+            <w:left w:w="0" w:type="dxa"/>
+            <w:bottom w:w="0" w:type="dxa"/>
+            <w:right w:w="0" w:type="dxa"/>
+          </w:tblCellMar>
+        </w:tblPrEx>
+        <w:tc>
+          <w:tcPr>
+            <w:tcW w:w="0" w:type="auto"/>
+            <w:tcBorders>
+              <w:top w:val="single" w:color="auto" w:sz="4" w:space="0"/>
+              <w:left w:val="single" w:color="auto" w:sz="4" w:space="0"/>
+              <w:bottom w:val="single" w:color="auto" w:sz="4" w:space="0"/>
+              <w:right w:val="single" w:color="auto" w:sz="4" w:space="0"/>
+            </w:tcBorders>
+            <w:shd w:val="clear" w:color="auto" w:fill="auto"/>
+            <w:tcMar>
+              <w:top w:w="192" w:type="dxa"/>
+              <w:bottom w:w="192" w:type="dxa"/>
+              <w:right w:w="144" w:type="dxa"/>
+            </w:tcMar>
+            <w:vAlign w:val="center"/>
+          </w:tcPr>
+          <w:p>
+            <w:pPr>
+              <w:bidi w:val="0"/>
+              <w:jc w:val="center"/>
+              <w:rPr>
+                <w:rFonts w:hint="default"/>
+              </w:rPr>
+            </w:pPr>
+            <w:r>
+              <w:rPr>
+                <w:rFonts w:hint="default"/>
+                <w:lang w:val="en-US" w:eastAsia="zh-CN"/>
+              </w:rPr>
+              <w:t>name</w:t>
+            </w:r>
+          </w:p>
+        </w:tc>
+        <w:tc>
+          <w:tcPr>
+            <w:tcW w:w="0" w:type="auto"/>
+            <w:tcBorders>
+              <w:top w:val="single" w:color="auto" w:sz="4" w:space="0"/>
+              <w:left w:val="single" w:color="auto" w:sz="4" w:space="0"/>
+              <w:bottom w:val="single" w:color="auto" w:sz="4" w:space="0"/>
+              <w:right w:val="single" w:color="auto" w:sz="4" w:space="0"/>
+            </w:tcBorders>
+            <w:shd w:val="clear" w:color="auto" w:fill="auto"/>
+            <w:tcMar>
+              <w:top w:w="192" w:type="dxa"/>
+              <w:bottom w:w="192" w:type="dxa"/>
+              <w:right w:w="144" w:type="dxa"/>
+            </w:tcMar>
+            <w:vAlign w:val="center"/>
+          </w:tcPr>
+          <w:p>
+            <w:pPr>
+              <w:bidi w:val="0"/>
+              <w:jc w:val="center"/>
+              <w:rPr>
+                <w:rFonts w:hint="default"/>
+              </w:rPr>
+            </w:pPr>
+            <w:r>
+              <w:rPr>
+                <w:rFonts w:hint="default"/>
+                <w:lang w:val="en-US" w:eastAsia="zh-CN"/>
+              </w:rPr>
+              <w:t>Varchar(255)</w:t>
+            </w:r>
+          </w:p>
+        </w:tc>
+        <w:tc>
+          <w:tcPr>
+            <w:tcW w:w="0" w:type="auto"/>
+            <w:tcBorders>
+              <w:top w:val="single" w:color="auto" w:sz="4" w:space="0"/>
+              <w:left w:val="single" w:color="auto" w:sz="4" w:space="0"/>
+              <w:bottom w:val="single" w:color="auto" w:sz="4" w:space="0"/>
+              <w:right w:val="single" w:color="auto" w:sz="4" w:space="0"/>
+            </w:tcBorders>
+            <w:shd w:val="clear" w:color="auto" w:fill="auto"/>
+            <w:tcMar>
+              <w:top w:w="192" w:type="dxa"/>
+              <w:bottom w:w="192" w:type="dxa"/>
+              <w:right w:w="144" w:type="dxa"/>
+            </w:tcMar>
+            <w:vAlign w:val="center"/>
+          </w:tcPr>
+          <w:p>
+            <w:pPr>
+              <w:bidi w:val="0"/>
+              <w:jc w:val="center"/>
+              <w:rPr>
+                <w:rFonts w:hint="default"/>
+              </w:rPr>
+            </w:pPr>
+            <w:r>
+              <w:rPr>
+                <w:rFonts w:hint="default"/>
+                <w:lang w:val="en-US" w:eastAsia="zh-CN"/>
+              </w:rPr>
+              <w:t>Y</w:t>
+            </w:r>
+          </w:p>
+        </w:tc>
+        <w:tc>
+          <w:tcPr>
+            <w:tcW w:w="0" w:type="auto"/>
+            <w:tcBorders>
+              <w:top w:val="single" w:color="auto" w:sz="4" w:space="0"/>
+              <w:left w:val="single" w:color="auto" w:sz="4" w:space="0"/>
+              <w:bottom w:val="single" w:color="auto" w:sz="4" w:space="0"/>
+              <w:right w:val="single" w:color="auto" w:sz="4" w:space="0"/>
+            </w:tcBorders>
+            <w:shd w:val="clear" w:color="auto" w:fill="auto"/>
+            <w:tcMar>
+              <w:top w:w="192" w:type="dxa"/>
+              <w:bottom w:w="192" w:type="dxa"/>
+            </w:tcMar>
+            <w:vAlign w:val="center"/>
+          </w:tcPr>
+          <w:p>
+            <w:pPr>
+              <w:bidi w:val="0"/>
+              <w:jc w:val="center"/>
+              <w:rPr>
+                <w:rFonts w:hint="default"/>
+              </w:rPr>
+            </w:pPr>
+            <w:r>
+              <w:rPr>
+                <w:rFonts w:hint="default"/>
+                <w:lang w:val="en-US" w:eastAsia="zh-CN"/>
+              </w:rPr>
+              <w:t>Tên sản phẩm.</w:t>
+            </w:r>
+          </w:p>
+        </w:tc>
+      </w:tr>
+      <w:tr>
+        <w:tblPrEx>
+          <w:tblBorders>
+            <w:top w:val="none" w:color="1F1F1F" w:sz="0" w:space="0"/>
+            <w:left w:val="none" w:color="1F1F1F" w:sz="0" w:space="0"/>
+            <w:bottom w:val="none" w:color="1F1F1F" w:sz="0" w:space="0"/>
+            <w:right w:val="none" w:color="1F1F1F" w:sz="0" w:space="0"/>
+            <w:insideH w:val="none" w:color="auto" w:sz="0" w:space="0"/>
+            <w:insideV w:val="none" w:color="auto" w:sz="0" w:space="0"/>
+          </w:tblBorders>
+          <w:shd w:val="clear" w:color="auto" w:fill="auto"/>
+          <w:tblCellMar>
+            <w:top w:w="0" w:type="dxa"/>
+            <w:left w:w="0" w:type="dxa"/>
+            <w:bottom w:w="0" w:type="dxa"/>
+            <w:right w:w="0" w:type="dxa"/>
+          </w:tblCellMar>
+        </w:tblPrEx>
+        <w:tc>
+          <w:tcPr>
+            <w:tcW w:w="0" w:type="auto"/>
+            <w:tcBorders>
+              <w:top w:val="single" w:color="auto" w:sz="4" w:space="0"/>
+              <w:left w:val="single" w:color="auto" w:sz="4" w:space="0"/>
+              <w:bottom w:val="single" w:color="auto" w:sz="4" w:space="0"/>
+              <w:right w:val="single" w:color="auto" w:sz="4" w:space="0"/>
+            </w:tcBorders>
+            <w:shd w:val="clear" w:color="auto" w:fill="auto"/>
+            <w:tcMar>
+              <w:top w:w="192" w:type="dxa"/>
+              <w:bottom w:w="192" w:type="dxa"/>
+              <w:right w:w="144" w:type="dxa"/>
+            </w:tcMar>
+            <w:vAlign w:val="center"/>
+          </w:tcPr>
+          <w:p>
+            <w:pPr>
+              <w:bidi w:val="0"/>
+              <w:jc w:val="center"/>
+              <w:rPr>
+                <w:rFonts w:hint="default"/>
+              </w:rPr>
+            </w:pPr>
+            <w:r>
+              <w:rPr>
+                <w:rFonts w:hint="default"/>
+                <w:lang w:val="en-US" w:eastAsia="zh-CN"/>
+              </w:rPr>
+              <w:t>description</w:t>
+            </w:r>
+          </w:p>
+        </w:tc>
+        <w:tc>
+          <w:tcPr>
+            <w:tcW w:w="0" w:type="auto"/>
+            <w:tcBorders>
+              <w:top w:val="single" w:color="auto" w:sz="4" w:space="0"/>
+              <w:left w:val="single" w:color="auto" w:sz="4" w:space="0"/>
+              <w:bottom w:val="single" w:color="auto" w:sz="4" w:space="0"/>
+              <w:right w:val="single" w:color="auto" w:sz="4" w:space="0"/>
+            </w:tcBorders>
+            <w:shd w:val="clear" w:color="auto" w:fill="auto"/>
+            <w:tcMar>
+              <w:top w:w="192" w:type="dxa"/>
+              <w:bottom w:w="192" w:type="dxa"/>
+              <w:right w:w="144" w:type="dxa"/>
+            </w:tcMar>
+            <w:vAlign w:val="center"/>
+          </w:tcPr>
+          <w:p>
+            <w:pPr>
+              <w:bidi w:val="0"/>
+              <w:jc w:val="center"/>
+              <w:rPr>
+                <w:rFonts w:hint="default"/>
+              </w:rPr>
+            </w:pPr>
+            <w:r>
+              <w:rPr>
+                <w:rFonts w:hint="default"/>
+                <w:lang w:val="en-US" w:eastAsia="zh-CN"/>
+              </w:rPr>
+              <w:t>Text</w:t>
+            </w:r>
+          </w:p>
+        </w:tc>
+        <w:tc>
+          <w:tcPr>
+            <w:tcW w:w="0" w:type="auto"/>
+            <w:tcBorders>
+              <w:top w:val="single" w:color="auto" w:sz="4" w:space="0"/>
+              <w:left w:val="single" w:color="auto" w:sz="4" w:space="0"/>
+              <w:bottom w:val="single" w:color="auto" w:sz="4" w:space="0"/>
+              <w:right w:val="single" w:color="auto" w:sz="4" w:space="0"/>
+            </w:tcBorders>
+            <w:shd w:val="clear" w:color="auto" w:fill="auto"/>
+            <w:tcMar>
+              <w:top w:w="192" w:type="dxa"/>
+              <w:bottom w:w="192" w:type="dxa"/>
+              <w:right w:w="144" w:type="dxa"/>
+            </w:tcMar>
+            <w:vAlign w:val="center"/>
+          </w:tcPr>
+          <w:p>
+            <w:pPr>
+              <w:bidi w:val="0"/>
+              <w:jc w:val="center"/>
+              <w:rPr>
+                <w:rFonts w:hint="default"/>
+              </w:rPr>
+            </w:pPr>
+            <w:r>
+              <w:rPr>
+                <w:rFonts w:hint="default"/>
+                <w:lang w:val="en-US" w:eastAsia="zh-CN"/>
+              </w:rPr>
+              <w:t>N</w:t>
+            </w:r>
+          </w:p>
+        </w:tc>
+        <w:tc>
+          <w:tcPr>
+            <w:tcW w:w="0" w:type="auto"/>
+            <w:tcBorders>
+              <w:top w:val="single" w:color="auto" w:sz="4" w:space="0"/>
+              <w:left w:val="single" w:color="auto" w:sz="4" w:space="0"/>
+              <w:bottom w:val="single" w:color="auto" w:sz="4" w:space="0"/>
+              <w:right w:val="single" w:color="auto" w:sz="4" w:space="0"/>
+            </w:tcBorders>
+            <w:shd w:val="clear" w:color="auto" w:fill="auto"/>
+            <w:tcMar>
+              <w:top w:w="192" w:type="dxa"/>
+              <w:bottom w:w="192" w:type="dxa"/>
+            </w:tcMar>
+            <w:vAlign w:val="center"/>
+          </w:tcPr>
+          <w:p>
+            <w:pPr>
+              <w:bidi w:val="0"/>
+              <w:jc w:val="center"/>
+              <w:rPr>
+                <w:rFonts w:hint="default"/>
+              </w:rPr>
+            </w:pPr>
+            <w:r>
+              <w:rPr>
+                <w:rFonts w:hint="default"/>
+                <w:lang w:val="en-US" w:eastAsia="zh-CN"/>
+              </w:rPr>
+              <w:t>Mô tả chi tiết sản phẩm.</w:t>
+            </w:r>
+          </w:p>
+        </w:tc>
+      </w:tr>
+      <w:tr>
+        <w:tblPrEx>
+          <w:tblBorders>
+            <w:top w:val="none" w:color="1F1F1F" w:sz="0" w:space="0"/>
+            <w:left w:val="none" w:color="1F1F1F" w:sz="0" w:space="0"/>
+            <w:bottom w:val="none" w:color="1F1F1F" w:sz="0" w:space="0"/>
+            <w:right w:val="none" w:color="1F1F1F" w:sz="0" w:space="0"/>
+            <w:insideH w:val="none" w:color="auto" w:sz="0" w:space="0"/>
+            <w:insideV w:val="none" w:color="auto" w:sz="0" w:space="0"/>
+          </w:tblBorders>
+          <w:shd w:val="clear" w:color="auto" w:fill="auto"/>
+          <w:tblCellMar>
+            <w:top w:w="0" w:type="dxa"/>
+            <w:left w:w="0" w:type="dxa"/>
+            <w:bottom w:w="0" w:type="dxa"/>
+            <w:right w:w="0" w:type="dxa"/>
+          </w:tblCellMar>
+        </w:tblPrEx>
+        <w:tc>
+          <w:tcPr>
+            <w:tcW w:w="0" w:type="auto"/>
+            <w:tcBorders>
+              <w:top w:val="single" w:color="auto" w:sz="4" w:space="0"/>
+              <w:left w:val="single" w:color="auto" w:sz="4" w:space="0"/>
+              <w:bottom w:val="single" w:color="auto" w:sz="4" w:space="0"/>
+              <w:right w:val="single" w:color="auto" w:sz="4" w:space="0"/>
+            </w:tcBorders>
+            <w:shd w:val="clear" w:color="auto" w:fill="auto"/>
+            <w:tcMar>
+              <w:top w:w="192" w:type="dxa"/>
+              <w:bottom w:w="192" w:type="dxa"/>
+              <w:right w:w="144" w:type="dxa"/>
+            </w:tcMar>
+            <w:vAlign w:val="center"/>
+          </w:tcPr>
+          <w:p>
+            <w:pPr>
+              <w:bidi w:val="0"/>
+              <w:jc w:val="center"/>
+              <w:rPr>
+                <w:rFonts w:hint="default"/>
+              </w:rPr>
+            </w:pPr>
+            <w:r>
+              <w:rPr>
+                <w:rFonts w:hint="default"/>
+                <w:lang w:val="en-US" w:eastAsia="zh-CN"/>
+              </w:rPr>
+              <w:t>brand</w:t>
+            </w:r>
+          </w:p>
+        </w:tc>
+        <w:tc>
+          <w:tcPr>
+            <w:tcW w:w="0" w:type="auto"/>
+            <w:tcBorders>
+              <w:top w:val="single" w:color="auto" w:sz="4" w:space="0"/>
+              <w:left w:val="single" w:color="auto" w:sz="4" w:space="0"/>
+              <w:bottom w:val="single" w:color="auto" w:sz="4" w:space="0"/>
+              <w:right w:val="single" w:color="auto" w:sz="4" w:space="0"/>
+            </w:tcBorders>
+            <w:shd w:val="clear" w:color="auto" w:fill="auto"/>
+            <w:tcMar>
+              <w:top w:w="192" w:type="dxa"/>
+              <w:bottom w:w="192" w:type="dxa"/>
+              <w:right w:w="144" w:type="dxa"/>
+            </w:tcMar>
+            <w:vAlign w:val="center"/>
+          </w:tcPr>
+          <w:p>
+            <w:pPr>
+              <w:bidi w:val="0"/>
+              <w:jc w:val="center"/>
+              <w:rPr>
+                <w:rFonts w:hint="default"/>
+              </w:rPr>
+            </w:pPr>
+            <w:r>
+              <w:rPr>
+                <w:rFonts w:hint="default"/>
+                <w:lang w:val="en-US" w:eastAsia="zh-CN"/>
+              </w:rPr>
+              <w:t>Varchar(100)</w:t>
+            </w:r>
+          </w:p>
+        </w:tc>
+        <w:tc>
+          <w:tcPr>
+            <w:tcW w:w="0" w:type="auto"/>
+            <w:tcBorders>
+              <w:top w:val="single" w:color="auto" w:sz="4" w:space="0"/>
+              <w:left w:val="single" w:color="auto" w:sz="4" w:space="0"/>
+              <w:bottom w:val="single" w:color="auto" w:sz="4" w:space="0"/>
+              <w:right w:val="single" w:color="auto" w:sz="4" w:space="0"/>
+            </w:tcBorders>
+            <w:shd w:val="clear" w:color="auto" w:fill="auto"/>
+            <w:tcMar>
+              <w:top w:w="192" w:type="dxa"/>
+              <w:bottom w:w="192" w:type="dxa"/>
+              <w:right w:w="144" w:type="dxa"/>
+            </w:tcMar>
+            <w:vAlign w:val="center"/>
+          </w:tcPr>
+          <w:p>
+            <w:pPr>
+              <w:bidi w:val="0"/>
+              <w:jc w:val="center"/>
+              <w:rPr>
+                <w:rFonts w:hint="default"/>
+              </w:rPr>
+            </w:pPr>
+            <w:r>
+              <w:rPr>
+                <w:rFonts w:hint="default"/>
+                <w:lang w:val="en-US" w:eastAsia="zh-CN"/>
+              </w:rPr>
+              <w:t>N</w:t>
+            </w:r>
+          </w:p>
+        </w:tc>
+        <w:tc>
+          <w:tcPr>
+            <w:tcW w:w="0" w:type="auto"/>
+            <w:tcBorders>
+              <w:top w:val="single" w:color="auto" w:sz="4" w:space="0"/>
+              <w:left w:val="single" w:color="auto" w:sz="4" w:space="0"/>
+              <w:bottom w:val="single" w:color="auto" w:sz="4" w:space="0"/>
+              <w:right w:val="single" w:color="auto" w:sz="4" w:space="0"/>
+            </w:tcBorders>
+            <w:shd w:val="clear" w:color="auto" w:fill="auto"/>
+            <w:tcMar>
+              <w:top w:w="192" w:type="dxa"/>
+              <w:bottom w:w="192" w:type="dxa"/>
+            </w:tcMar>
+            <w:vAlign w:val="center"/>
+          </w:tcPr>
+          <w:p>
+            <w:pPr>
+              <w:bidi w:val="0"/>
+              <w:jc w:val="center"/>
+              <w:rPr>
+                <w:rFonts w:hint="default"/>
+              </w:rPr>
+            </w:pPr>
+            <w:r>
+              <w:rPr>
+                <w:rFonts w:hint="default"/>
+                <w:lang w:val="en-US" w:eastAsia="zh-CN"/>
+              </w:rPr>
+              <w:t>Thương hiệu sản phẩm.</w:t>
+            </w:r>
+          </w:p>
+        </w:tc>
+      </w:tr>
+      <w:tr>
+        <w:tblPrEx>
+          <w:tblBorders>
+            <w:top w:val="none" w:color="1F1F1F" w:sz="0" w:space="0"/>
+            <w:left w:val="none" w:color="1F1F1F" w:sz="0" w:space="0"/>
+            <w:bottom w:val="none" w:color="1F1F1F" w:sz="0" w:space="0"/>
+            <w:right w:val="none" w:color="1F1F1F" w:sz="0" w:space="0"/>
+            <w:insideH w:val="none" w:color="auto" w:sz="0" w:space="0"/>
+            <w:insideV w:val="none" w:color="auto" w:sz="0" w:space="0"/>
+          </w:tblBorders>
+          <w:shd w:val="clear" w:color="auto" w:fill="auto"/>
+          <w:tblCellMar>
+            <w:top w:w="0" w:type="dxa"/>
+            <w:left w:w="0" w:type="dxa"/>
+            <w:bottom w:w="0" w:type="dxa"/>
+            <w:right w:w="0" w:type="dxa"/>
+          </w:tblCellMar>
+        </w:tblPrEx>
+        <w:tc>
+          <w:tcPr>
+            <w:tcW w:w="0" w:type="auto"/>
+            <w:tcBorders>
+              <w:top w:val="single" w:color="auto" w:sz="4" w:space="0"/>
+              <w:left w:val="single" w:color="auto" w:sz="4" w:space="0"/>
+              <w:bottom w:val="single" w:color="auto" w:sz="4" w:space="0"/>
+              <w:right w:val="single" w:color="auto" w:sz="4" w:space="0"/>
+            </w:tcBorders>
+            <w:shd w:val="clear" w:color="auto" w:fill="auto"/>
+            <w:tcMar>
+              <w:top w:w="192" w:type="dxa"/>
+              <w:bottom w:w="192" w:type="dxa"/>
+              <w:right w:w="144" w:type="dxa"/>
+            </w:tcMar>
+            <w:vAlign w:val="center"/>
+          </w:tcPr>
+          <w:p>
+            <w:pPr>
+              <w:bidi w:val="0"/>
+              <w:jc w:val="center"/>
+              <w:rPr>
+                <w:rFonts w:hint="default"/>
+              </w:rPr>
+            </w:pPr>
+            <w:r>
+              <w:rPr>
+                <w:rFonts w:hint="default"/>
+                <w:lang w:val="en-US" w:eastAsia="zh-CN"/>
+              </w:rPr>
+              <w:t>material</w:t>
+            </w:r>
+          </w:p>
+        </w:tc>
+        <w:tc>
+          <w:tcPr>
+            <w:tcW w:w="0" w:type="auto"/>
+            <w:tcBorders>
+              <w:top w:val="single" w:color="auto" w:sz="4" w:space="0"/>
+              <w:left w:val="single" w:color="auto" w:sz="4" w:space="0"/>
+              <w:bottom w:val="single" w:color="auto" w:sz="4" w:space="0"/>
+              <w:right w:val="single" w:color="auto" w:sz="4" w:space="0"/>
+            </w:tcBorders>
+            <w:shd w:val="clear" w:color="auto" w:fill="auto"/>
+            <w:tcMar>
+              <w:top w:w="192" w:type="dxa"/>
+              <w:bottom w:w="192" w:type="dxa"/>
+              <w:right w:w="144" w:type="dxa"/>
+            </w:tcMar>
+            <w:vAlign w:val="center"/>
+          </w:tcPr>
+          <w:p>
+            <w:pPr>
+              <w:bidi w:val="0"/>
+              <w:jc w:val="center"/>
+              <w:rPr>
+                <w:rFonts w:hint="default"/>
+              </w:rPr>
+            </w:pPr>
+            <w:r>
+              <w:rPr>
+                <w:rFonts w:hint="default"/>
+                <w:lang w:val="en-US" w:eastAsia="zh-CN"/>
+              </w:rPr>
+              <w:t>Varchar(100)</w:t>
+            </w:r>
+          </w:p>
+        </w:tc>
+        <w:tc>
+          <w:tcPr>
+            <w:tcW w:w="0" w:type="auto"/>
+            <w:tcBorders>
+              <w:top w:val="single" w:color="auto" w:sz="4" w:space="0"/>
+              <w:left w:val="single" w:color="auto" w:sz="4" w:space="0"/>
+              <w:bottom w:val="single" w:color="auto" w:sz="4" w:space="0"/>
+              <w:right w:val="single" w:color="auto" w:sz="4" w:space="0"/>
+            </w:tcBorders>
+            <w:shd w:val="clear" w:color="auto" w:fill="auto"/>
+            <w:tcMar>
+              <w:top w:w="192" w:type="dxa"/>
+              <w:bottom w:w="192" w:type="dxa"/>
+              <w:right w:w="144" w:type="dxa"/>
+            </w:tcMar>
+            <w:vAlign w:val="center"/>
+          </w:tcPr>
+          <w:p>
+            <w:pPr>
+              <w:bidi w:val="0"/>
+              <w:jc w:val="center"/>
+              <w:rPr>
+                <w:rFonts w:hint="default"/>
+              </w:rPr>
+            </w:pPr>
+            <w:r>
+              <w:rPr>
+                <w:rFonts w:hint="default"/>
+                <w:lang w:val="en-US" w:eastAsia="zh-CN"/>
+              </w:rPr>
+              <w:t>N</w:t>
+            </w:r>
+          </w:p>
+        </w:tc>
+        <w:tc>
+          <w:tcPr>
+            <w:tcW w:w="0" w:type="auto"/>
+            <w:tcBorders>
+              <w:top w:val="single" w:color="auto" w:sz="4" w:space="0"/>
+              <w:left w:val="single" w:color="auto" w:sz="4" w:space="0"/>
+              <w:bottom w:val="single" w:color="auto" w:sz="4" w:space="0"/>
+              <w:right w:val="single" w:color="auto" w:sz="4" w:space="0"/>
+            </w:tcBorders>
+            <w:shd w:val="clear" w:color="auto" w:fill="auto"/>
+            <w:tcMar>
+              <w:top w:w="192" w:type="dxa"/>
+              <w:bottom w:w="192" w:type="dxa"/>
+            </w:tcMar>
+            <w:vAlign w:val="center"/>
+          </w:tcPr>
+          <w:p>
+            <w:pPr>
+              <w:bidi w:val="0"/>
+              <w:jc w:val="center"/>
+              <w:rPr>
+                <w:rFonts w:hint="default"/>
+              </w:rPr>
+            </w:pPr>
+            <w:r>
+              <w:rPr>
+                <w:rFonts w:hint="default"/>
+                <w:lang w:val="en-US" w:eastAsia="zh-CN"/>
+              </w:rPr>
+              <w:t>Chất liệu sản phẩm.</w:t>
+            </w:r>
+          </w:p>
+        </w:tc>
+      </w:tr>
+      <w:tr>
+        <w:tblPrEx>
+          <w:tblBorders>
+            <w:top w:val="none" w:color="1F1F1F" w:sz="0" w:space="0"/>
+            <w:left w:val="none" w:color="1F1F1F" w:sz="0" w:space="0"/>
+            <w:bottom w:val="none" w:color="1F1F1F" w:sz="0" w:space="0"/>
+            <w:right w:val="none" w:color="1F1F1F" w:sz="0" w:space="0"/>
+            <w:insideH w:val="none" w:color="auto" w:sz="0" w:space="0"/>
+            <w:insideV w:val="none" w:color="auto" w:sz="0" w:space="0"/>
+          </w:tblBorders>
+          <w:shd w:val="clear" w:color="auto" w:fill="auto"/>
+          <w:tblCellMar>
+            <w:top w:w="0" w:type="dxa"/>
+            <w:left w:w="0" w:type="dxa"/>
+            <w:bottom w:w="0" w:type="dxa"/>
+            <w:right w:w="0" w:type="dxa"/>
+          </w:tblCellMar>
+        </w:tblPrEx>
+        <w:tc>
+          <w:tcPr>
+            <w:tcW w:w="0" w:type="auto"/>
+            <w:tcBorders>
+              <w:top w:val="single" w:color="auto" w:sz="4" w:space="0"/>
+              <w:left w:val="single" w:color="auto" w:sz="4" w:space="0"/>
+              <w:bottom w:val="single" w:color="auto" w:sz="4" w:space="0"/>
+              <w:right w:val="single" w:color="auto" w:sz="4" w:space="0"/>
+            </w:tcBorders>
+            <w:shd w:val="clear" w:color="auto" w:fill="auto"/>
+            <w:tcMar>
+              <w:top w:w="192" w:type="dxa"/>
+              <w:bottom w:w="192" w:type="dxa"/>
+              <w:right w:w="144" w:type="dxa"/>
+            </w:tcMar>
+            <w:vAlign w:val="center"/>
+          </w:tcPr>
+          <w:p>
+            <w:pPr>
+              <w:bidi w:val="0"/>
+              <w:jc w:val="center"/>
+              <w:rPr>
+                <w:rFonts w:hint="default"/>
+              </w:rPr>
+            </w:pPr>
+            <w:r>
+              <w:rPr>
+                <w:rFonts w:hint="default"/>
+                <w:lang w:val="en-US" w:eastAsia="zh-CN"/>
+              </w:rPr>
+              <w:t>gender</w:t>
+            </w:r>
+          </w:p>
+        </w:tc>
+        <w:tc>
+          <w:tcPr>
+            <w:tcW w:w="0" w:type="auto"/>
+            <w:tcBorders>
+              <w:top w:val="single" w:color="auto" w:sz="4" w:space="0"/>
+              <w:left w:val="single" w:color="auto" w:sz="4" w:space="0"/>
+              <w:bottom w:val="single" w:color="auto" w:sz="4" w:space="0"/>
+              <w:right w:val="single" w:color="auto" w:sz="4" w:space="0"/>
+            </w:tcBorders>
+            <w:shd w:val="clear" w:color="auto" w:fill="auto"/>
+            <w:tcMar>
+              <w:top w:w="192" w:type="dxa"/>
+              <w:bottom w:w="192" w:type="dxa"/>
+              <w:right w:w="144" w:type="dxa"/>
+            </w:tcMar>
+            <w:vAlign w:val="center"/>
+          </w:tcPr>
+          <w:p>
+            <w:pPr>
+              <w:bidi w:val="0"/>
+              <w:jc w:val="center"/>
+              <w:rPr>
+                <w:rFonts w:hint="default"/>
+              </w:rPr>
+            </w:pPr>
+            <w:r>
+              <w:rPr>
+                <w:rFonts w:hint="default"/>
+                <w:lang w:val="en-US" w:eastAsia="zh-CN"/>
+              </w:rPr>
+              <w:t>Enum/Varchar</w:t>
+            </w:r>
+          </w:p>
+        </w:tc>
+        <w:tc>
+          <w:tcPr>
+            <w:tcW w:w="0" w:type="auto"/>
+            <w:tcBorders>
+              <w:top w:val="single" w:color="auto" w:sz="4" w:space="0"/>
+              <w:left w:val="single" w:color="auto" w:sz="4" w:space="0"/>
+              <w:bottom w:val="single" w:color="auto" w:sz="4" w:space="0"/>
+              <w:right w:val="single" w:color="auto" w:sz="4" w:space="0"/>
+            </w:tcBorders>
+            <w:shd w:val="clear" w:color="auto" w:fill="auto"/>
+            <w:tcMar>
+              <w:top w:w="192" w:type="dxa"/>
+              <w:bottom w:w="192" w:type="dxa"/>
+              <w:right w:w="144" w:type="dxa"/>
+            </w:tcMar>
+            <w:vAlign w:val="center"/>
+          </w:tcPr>
+          <w:p>
+            <w:pPr>
+              <w:bidi w:val="0"/>
+              <w:jc w:val="center"/>
+              <w:rPr>
+                <w:rFonts w:hint="default"/>
+              </w:rPr>
+            </w:pPr>
+            <w:r>
+              <w:rPr>
+                <w:rFonts w:hint="default"/>
+                <w:lang w:val="en-US" w:eastAsia="zh-CN"/>
+              </w:rPr>
+              <w:t>N</w:t>
+            </w:r>
+          </w:p>
+        </w:tc>
+        <w:tc>
+          <w:tcPr>
+            <w:tcW w:w="0" w:type="auto"/>
+            <w:tcBorders>
+              <w:top w:val="single" w:color="auto" w:sz="4" w:space="0"/>
+              <w:left w:val="single" w:color="auto" w:sz="4" w:space="0"/>
+              <w:bottom w:val="single" w:color="auto" w:sz="4" w:space="0"/>
+              <w:right w:val="single" w:color="auto" w:sz="4" w:space="0"/>
+            </w:tcBorders>
+            <w:shd w:val="clear" w:color="auto" w:fill="auto"/>
+            <w:tcMar>
+              <w:top w:w="192" w:type="dxa"/>
+              <w:bottom w:w="192" w:type="dxa"/>
+            </w:tcMar>
+            <w:vAlign w:val="center"/>
+          </w:tcPr>
+          <w:p>
+            <w:pPr>
+              <w:bidi w:val="0"/>
+              <w:jc w:val="center"/>
+              <w:rPr>
+                <w:rFonts w:hint="default"/>
+              </w:rPr>
+            </w:pPr>
+            <w:r>
+              <w:rPr>
+                <w:rFonts w:hint="default"/>
+                <w:lang w:val="en-US" w:eastAsia="zh-CN"/>
+              </w:rPr>
+              <w:t>Phân loại giới tính (Nam, Nữ, Unisex).</w:t>
+            </w:r>
+          </w:p>
+        </w:tc>
+      </w:tr>
+      <w:tr>
+        <w:tblPrEx>
+          <w:tblBorders>
+            <w:top w:val="none" w:color="1F1F1F" w:sz="0" w:space="0"/>
+            <w:left w:val="none" w:color="1F1F1F" w:sz="0" w:space="0"/>
+            <w:bottom w:val="none" w:color="1F1F1F" w:sz="0" w:space="0"/>
+            <w:right w:val="none" w:color="1F1F1F" w:sz="0" w:space="0"/>
+            <w:insideH w:val="none" w:color="auto" w:sz="0" w:space="0"/>
+            <w:insideV w:val="none" w:color="auto" w:sz="0" w:space="0"/>
+          </w:tblBorders>
+          <w:shd w:val="clear" w:color="auto" w:fill="auto"/>
+          <w:tblCellMar>
+            <w:top w:w="0" w:type="dxa"/>
+            <w:left w:w="0" w:type="dxa"/>
+            <w:bottom w:w="0" w:type="dxa"/>
+            <w:right w:w="0" w:type="dxa"/>
+          </w:tblCellMar>
+        </w:tblPrEx>
+        <w:tc>
+          <w:tcPr>
+            <w:tcW w:w="0" w:type="auto"/>
+            <w:tcBorders>
+              <w:top w:val="single" w:color="auto" w:sz="4" w:space="0"/>
+              <w:left w:val="single" w:color="auto" w:sz="4" w:space="0"/>
+              <w:bottom w:val="single" w:color="auto" w:sz="4" w:space="0"/>
+              <w:right w:val="single" w:color="auto" w:sz="4" w:space="0"/>
+            </w:tcBorders>
+            <w:shd w:val="clear" w:color="auto" w:fill="auto"/>
+            <w:tcMar>
+              <w:top w:w="192" w:type="dxa"/>
+              <w:bottom w:w="192" w:type="dxa"/>
+              <w:right w:w="144" w:type="dxa"/>
+            </w:tcMar>
+            <w:vAlign w:val="center"/>
+          </w:tcPr>
+          <w:p>
+            <w:pPr>
+              <w:bidi w:val="0"/>
+              <w:jc w:val="center"/>
+              <w:rPr>
+                <w:rFonts w:hint="default"/>
+              </w:rPr>
+            </w:pPr>
+            <w:r>
+              <w:rPr>
+                <w:rFonts w:hint="default"/>
+                <w:lang w:val="en-US" w:eastAsia="zh-CN"/>
+              </w:rPr>
+              <w:t>category_id</w:t>
+            </w:r>
+          </w:p>
+        </w:tc>
+        <w:tc>
+          <w:tcPr>
+            <w:tcW w:w="0" w:type="auto"/>
+            <w:tcBorders>
+              <w:top w:val="single" w:color="auto" w:sz="4" w:space="0"/>
+              <w:left w:val="single" w:color="auto" w:sz="4" w:space="0"/>
+              <w:bottom w:val="single" w:color="auto" w:sz="4" w:space="0"/>
+              <w:right w:val="single" w:color="auto" w:sz="4" w:space="0"/>
+            </w:tcBorders>
+            <w:shd w:val="clear" w:color="auto" w:fill="auto"/>
+            <w:tcMar>
+              <w:top w:w="192" w:type="dxa"/>
+              <w:bottom w:w="192" w:type="dxa"/>
+              <w:right w:w="144" w:type="dxa"/>
+            </w:tcMar>
+            <w:vAlign w:val="center"/>
+          </w:tcPr>
+          <w:p>
+            <w:pPr>
+              <w:bidi w:val="0"/>
+              <w:jc w:val="center"/>
+              <w:rPr>
+                <w:rFonts w:hint="default"/>
+              </w:rPr>
+            </w:pPr>
+            <w:r>
+              <w:rPr>
+                <w:rFonts w:hint="default"/>
+                <w:lang w:val="en-US" w:eastAsia="zh-CN"/>
+              </w:rPr>
+              <w:t>Int</w:t>
+            </w:r>
+          </w:p>
+        </w:tc>
+        <w:tc>
+          <w:tcPr>
+            <w:tcW w:w="0" w:type="auto"/>
+            <w:tcBorders>
+              <w:top w:val="single" w:color="auto" w:sz="4" w:space="0"/>
+              <w:left w:val="single" w:color="auto" w:sz="4" w:space="0"/>
+              <w:bottom w:val="single" w:color="auto" w:sz="4" w:space="0"/>
+              <w:right w:val="single" w:color="auto" w:sz="4" w:space="0"/>
+            </w:tcBorders>
+            <w:shd w:val="clear" w:color="auto" w:fill="auto"/>
+            <w:tcMar>
+              <w:top w:w="192" w:type="dxa"/>
+              <w:bottom w:w="192" w:type="dxa"/>
+              <w:right w:w="144" w:type="dxa"/>
+            </w:tcMar>
+            <w:vAlign w:val="center"/>
+          </w:tcPr>
+          <w:p>
+            <w:pPr>
+              <w:bidi w:val="0"/>
+              <w:jc w:val="center"/>
+              <w:rPr>
+                <w:rFonts w:hint="default"/>
+              </w:rPr>
+            </w:pPr>
+            <w:r>
+              <w:rPr>
+                <w:rFonts w:hint="default"/>
+                <w:lang w:val="en-US" w:eastAsia="zh-CN"/>
+              </w:rPr>
+              <w:t>Y</w:t>
+            </w:r>
+          </w:p>
+        </w:tc>
+        <w:tc>
+          <w:tcPr>
+            <w:tcW w:w="0" w:type="auto"/>
+            <w:tcBorders>
+              <w:top w:val="single" w:color="auto" w:sz="4" w:space="0"/>
+              <w:left w:val="single" w:color="auto" w:sz="4" w:space="0"/>
+              <w:bottom w:val="single" w:color="auto" w:sz="4" w:space="0"/>
+              <w:right w:val="single" w:color="auto" w:sz="4" w:space="0"/>
+            </w:tcBorders>
+            <w:shd w:val="clear" w:color="auto" w:fill="auto"/>
+            <w:tcMar>
+              <w:top w:w="192" w:type="dxa"/>
+              <w:bottom w:w="192" w:type="dxa"/>
+            </w:tcMar>
+            <w:vAlign w:val="center"/>
+          </w:tcPr>
+          <w:p>
+            <w:pPr>
+              <w:bidi w:val="0"/>
+              <w:jc w:val="center"/>
+              <w:rPr>
+                <w:rFonts w:hint="default"/>
+              </w:rPr>
+            </w:pPr>
+            <w:r>
+              <w:rPr>
+                <w:rFonts w:hint="default"/>
+                <w:lang w:val="en-US" w:eastAsia="zh-CN"/>
+              </w:rPr>
+              <w:t>Khóa ngoại nối với bảng category.</w:t>
+            </w:r>
           </w:p>
         </w:tc>
       </w:tr>
@@ -17764,75 +19570,75 @@
               <w:bottom w:val="single" w:color="auto" w:sz="4" w:space="0"/>
               <w:right w:val="single" w:color="auto" w:sz="4" w:space="0"/>
             </w:tcBorders>
-            <w:shd w:val="clear"/>
-            <w:tcMar>
-              <w:top w:w="192" w:type="dxa"/>
-              <w:bottom w:w="192" w:type="dxa"/>
-              <w:right w:w="144" w:type="dxa"/>
-            </w:tcMar>
-            <w:vAlign w:val="center"/>
-          </w:tcPr>
-          <w:p>
-            <w:pPr>
-              <w:bidi w:val="0"/>
-              <w:jc w:val="center"/>
-              <w:rPr>
-                <w:rFonts w:hint="default"/>
-              </w:rPr>
-            </w:pPr>
-            <w:r>
-              <w:rPr>
-                <w:rFonts w:hint="default"/>
-                <w:lang w:val="en-US" w:eastAsia="zh-CN"/>
-              </w:rPr>
-              <w:t>id</w:t>
-            </w:r>
-          </w:p>
-        </w:tc>
-        <w:tc>
-          <w:tcPr>
-            <w:tcW w:w="0" w:type="auto"/>
-            <w:tcBorders>
-              <w:top w:val="single" w:color="auto" w:sz="4" w:space="0"/>
-              <w:left w:val="single" w:color="auto" w:sz="4" w:space="0"/>
-              <w:bottom w:val="single" w:color="auto" w:sz="4" w:space="0"/>
-              <w:right w:val="single" w:color="auto" w:sz="4" w:space="0"/>
-            </w:tcBorders>
-            <w:shd w:val="clear"/>
-            <w:tcMar>
-              <w:top w:w="192" w:type="dxa"/>
-              <w:bottom w:w="192" w:type="dxa"/>
-              <w:right w:w="144" w:type="dxa"/>
-            </w:tcMar>
-            <w:vAlign w:val="center"/>
-          </w:tcPr>
-          <w:p>
-            <w:pPr>
-              <w:bidi w:val="0"/>
-              <w:jc w:val="center"/>
-              <w:rPr>
-                <w:rFonts w:hint="default"/>
-              </w:rPr>
-            </w:pPr>
-            <w:r>
-              <w:rPr>
-                <w:rFonts w:hint="default"/>
-                <w:lang w:val="en-US" w:eastAsia="zh-CN"/>
-              </w:rPr>
-              <w:t>Int</w:t>
-            </w:r>
-          </w:p>
-        </w:tc>
-        <w:tc>
-          <w:tcPr>
-            <w:tcW w:w="0" w:type="auto"/>
-            <w:tcBorders>
-              <w:top w:val="single" w:color="auto" w:sz="4" w:space="0"/>
-              <w:left w:val="single" w:color="auto" w:sz="4" w:space="0"/>
-              <w:bottom w:val="single" w:color="auto" w:sz="4" w:space="0"/>
-              <w:right w:val="single" w:color="auto" w:sz="4" w:space="0"/>
-            </w:tcBorders>
-            <w:shd w:val="clear"/>
+            <w:shd w:val="clear" w:color="auto" w:fill="auto"/>
+            <w:tcMar>
+              <w:top w:w="192" w:type="dxa"/>
+              <w:bottom w:w="192" w:type="dxa"/>
+              <w:right w:w="144" w:type="dxa"/>
+            </w:tcMar>
+            <w:vAlign w:val="center"/>
+          </w:tcPr>
+          <w:p>
+            <w:pPr>
+              <w:bidi w:val="0"/>
+              <w:jc w:val="center"/>
+              <w:rPr>
+                <w:rFonts w:hint="default"/>
+              </w:rPr>
+            </w:pPr>
+            <w:r>
+              <w:rPr>
+                <w:rFonts w:hint="default"/>
+                <w:lang w:val="en-US" w:eastAsia="zh-CN"/>
+              </w:rPr>
+              <w:t>price</w:t>
+            </w:r>
+          </w:p>
+        </w:tc>
+        <w:tc>
+          <w:tcPr>
+            <w:tcW w:w="0" w:type="auto"/>
+            <w:tcBorders>
+              <w:top w:val="single" w:color="auto" w:sz="4" w:space="0"/>
+              <w:left w:val="single" w:color="auto" w:sz="4" w:space="0"/>
+              <w:bottom w:val="single" w:color="auto" w:sz="4" w:space="0"/>
+              <w:right w:val="single" w:color="auto" w:sz="4" w:space="0"/>
+            </w:tcBorders>
+            <w:shd w:val="clear" w:color="auto" w:fill="auto"/>
+            <w:tcMar>
+              <w:top w:w="192" w:type="dxa"/>
+              <w:bottom w:w="192" w:type="dxa"/>
+              <w:right w:w="144" w:type="dxa"/>
+            </w:tcMar>
+            <w:vAlign w:val="center"/>
+          </w:tcPr>
+          <w:p>
+            <w:pPr>
+              <w:bidi w:val="0"/>
+              <w:jc w:val="center"/>
+              <w:rPr>
+                <w:rFonts w:hint="default"/>
+              </w:rPr>
+            </w:pPr>
+            <w:r>
+              <w:rPr>
+                <w:rFonts w:hint="default"/>
+                <w:lang w:val="en-US" w:eastAsia="zh-CN"/>
+              </w:rPr>
+              <w:t>Decimal/Double</w:t>
+            </w:r>
+          </w:p>
+        </w:tc>
+        <w:tc>
+          <w:tcPr>
+            <w:tcW w:w="0" w:type="auto"/>
+            <w:tcBorders>
+              <w:top w:val="single" w:color="auto" w:sz="4" w:space="0"/>
+              <w:left w:val="single" w:color="auto" w:sz="4" w:space="0"/>
+              <w:bottom w:val="single" w:color="auto" w:sz="4" w:space="0"/>
+              <w:right w:val="single" w:color="auto" w:sz="4" w:space="0"/>
+            </w:tcBorders>
+            <w:shd w:val="clear" w:color="auto" w:fill="auto"/>
             <w:tcMar>
               <w:top w:w="192" w:type="dxa"/>
               <w:bottom w:w="192" w:type="dxa"/>
@@ -17866,27 +19672,27 @@
               <w:bottom w:val="single" w:color="auto" w:sz="4" w:space="0"/>
               <w:right w:val="single" w:color="auto" w:sz="4" w:space="0"/>
             </w:tcBorders>
-            <w:shd w:val="clear"/>
-            <w:tcMar>
-              <w:top w:w="192" w:type="dxa"/>
-              <w:bottom w:w="192" w:type="dxa"/>
-            </w:tcMar>
-            <w:vAlign w:val="center"/>
-          </w:tcPr>
-          <w:p>
-            <w:pPr>
-              <w:bidi w:val="0"/>
-              <w:jc w:val="center"/>
-              <w:rPr>
-                <w:rFonts w:hint="default"/>
-              </w:rPr>
-            </w:pPr>
-            <w:r>
-              <w:rPr>
-                <w:rFonts w:hint="default"/>
-                <w:lang w:val="en-US" w:eastAsia="zh-CN"/>
-              </w:rPr>
-              <w:t>Khóa chính, tự tăng.</w:t>
+            <w:shd w:val="clear" w:color="auto" w:fill="auto"/>
+            <w:tcMar>
+              <w:top w:w="192" w:type="dxa"/>
+              <w:bottom w:w="192" w:type="dxa"/>
+            </w:tcMar>
+            <w:vAlign w:val="center"/>
+          </w:tcPr>
+          <w:p>
+            <w:pPr>
+              <w:bidi w:val="0"/>
+              <w:jc w:val="center"/>
+              <w:rPr>
+                <w:rFonts w:hint="default"/>
+              </w:rPr>
+            </w:pPr>
+            <w:r>
+              <w:rPr>
+                <w:rFonts w:hint="default"/>
+                <w:lang w:val="en-US" w:eastAsia="zh-CN"/>
+              </w:rPr>
+              <w:t>Giá gốc của sản phẩm.</w:t>
             </w:r>
           </w:p>
         </w:tc>
@@ -17901,6 +19707,7 @@
             <w:insideH w:val="none" w:color="auto" w:sz="0" w:space="0"/>
             <w:insideV w:val="none" w:color="auto" w:sz="0" w:space="0"/>
           </w:tblBorders>
+          <w:shd w:val="clear" w:color="auto" w:fill="auto"/>
           <w:tblCellMar>
             <w:top w:w="0" w:type="dxa"/>
             <w:left w:w="0" w:type="dxa"/>
@@ -17917,75 +19724,75 @@
               <w:bottom w:val="single" w:color="auto" w:sz="4" w:space="0"/>
               <w:right w:val="single" w:color="auto" w:sz="4" w:space="0"/>
             </w:tcBorders>
-            <w:shd w:val="clear"/>
-            <w:tcMar>
-              <w:top w:w="192" w:type="dxa"/>
-              <w:bottom w:w="192" w:type="dxa"/>
-              <w:right w:w="144" w:type="dxa"/>
-            </w:tcMar>
-            <w:vAlign w:val="center"/>
-          </w:tcPr>
-          <w:p>
-            <w:pPr>
-              <w:bidi w:val="0"/>
-              <w:jc w:val="center"/>
-              <w:rPr>
-                <w:rFonts w:hint="default"/>
-              </w:rPr>
-            </w:pPr>
-            <w:r>
-              <w:rPr>
-                <w:rFonts w:hint="default"/>
-                <w:lang w:val="en-US" w:eastAsia="zh-CN"/>
-              </w:rPr>
-              <w:t>name</w:t>
-            </w:r>
-          </w:p>
-        </w:tc>
-        <w:tc>
-          <w:tcPr>
-            <w:tcW w:w="0" w:type="auto"/>
-            <w:tcBorders>
-              <w:top w:val="single" w:color="auto" w:sz="4" w:space="0"/>
-              <w:left w:val="single" w:color="auto" w:sz="4" w:space="0"/>
-              <w:bottom w:val="single" w:color="auto" w:sz="4" w:space="0"/>
-              <w:right w:val="single" w:color="auto" w:sz="4" w:space="0"/>
-            </w:tcBorders>
-            <w:shd w:val="clear"/>
-            <w:tcMar>
-              <w:top w:w="192" w:type="dxa"/>
-              <w:bottom w:w="192" w:type="dxa"/>
-              <w:right w:w="144" w:type="dxa"/>
-            </w:tcMar>
-            <w:vAlign w:val="center"/>
-          </w:tcPr>
-          <w:p>
-            <w:pPr>
-              <w:bidi w:val="0"/>
-              <w:jc w:val="center"/>
-              <w:rPr>
-                <w:rFonts w:hint="default"/>
-              </w:rPr>
-            </w:pPr>
-            <w:r>
-              <w:rPr>
-                <w:rFonts w:hint="default"/>
-                <w:lang w:val="en-US" w:eastAsia="zh-CN"/>
-              </w:rPr>
-              <w:t>Varchar(255)</w:t>
-            </w:r>
-          </w:p>
-        </w:tc>
-        <w:tc>
-          <w:tcPr>
-            <w:tcW w:w="0" w:type="auto"/>
-            <w:tcBorders>
-              <w:top w:val="single" w:color="auto" w:sz="4" w:space="0"/>
-              <w:left w:val="single" w:color="auto" w:sz="4" w:space="0"/>
-              <w:bottom w:val="single" w:color="auto" w:sz="4" w:space="0"/>
-              <w:right w:val="single" w:color="auto" w:sz="4" w:space="0"/>
-            </w:tcBorders>
-            <w:shd w:val="clear"/>
+            <w:shd w:val="clear" w:color="auto" w:fill="auto"/>
+            <w:tcMar>
+              <w:top w:w="192" w:type="dxa"/>
+              <w:bottom w:w="192" w:type="dxa"/>
+              <w:right w:w="144" w:type="dxa"/>
+            </w:tcMar>
+            <w:vAlign w:val="center"/>
+          </w:tcPr>
+          <w:p>
+            <w:pPr>
+              <w:bidi w:val="0"/>
+              <w:jc w:val="center"/>
+              <w:rPr>
+                <w:rFonts w:hint="default"/>
+              </w:rPr>
+            </w:pPr>
+            <w:r>
+              <w:rPr>
+                <w:rFonts w:hint="default"/>
+                <w:lang w:val="en-US" w:eastAsia="zh-CN"/>
+              </w:rPr>
+              <w:t>status</w:t>
+            </w:r>
+          </w:p>
+        </w:tc>
+        <w:tc>
+          <w:tcPr>
+            <w:tcW w:w="0" w:type="auto"/>
+            <w:tcBorders>
+              <w:top w:val="single" w:color="auto" w:sz="4" w:space="0"/>
+              <w:left w:val="single" w:color="auto" w:sz="4" w:space="0"/>
+              <w:bottom w:val="single" w:color="auto" w:sz="4" w:space="0"/>
+              <w:right w:val="single" w:color="auto" w:sz="4" w:space="0"/>
+            </w:tcBorders>
+            <w:shd w:val="clear" w:color="auto" w:fill="auto"/>
+            <w:tcMar>
+              <w:top w:w="192" w:type="dxa"/>
+              <w:bottom w:w="192" w:type="dxa"/>
+              <w:right w:w="144" w:type="dxa"/>
+            </w:tcMar>
+            <w:vAlign w:val="center"/>
+          </w:tcPr>
+          <w:p>
+            <w:pPr>
+              <w:bidi w:val="0"/>
+              <w:jc w:val="center"/>
+              <w:rPr>
+                <w:rFonts w:hint="default"/>
+              </w:rPr>
+            </w:pPr>
+            <w:r>
+              <w:rPr>
+                <w:rFonts w:hint="default"/>
+                <w:lang w:val="en-US" w:eastAsia="zh-CN"/>
+              </w:rPr>
+              <w:t>Tinyint</w:t>
+            </w:r>
+          </w:p>
+        </w:tc>
+        <w:tc>
+          <w:tcPr>
+            <w:tcW w:w="0" w:type="auto"/>
+            <w:tcBorders>
+              <w:top w:val="single" w:color="auto" w:sz="4" w:space="0"/>
+              <w:left w:val="single" w:color="auto" w:sz="4" w:space="0"/>
+              <w:bottom w:val="single" w:color="auto" w:sz="4" w:space="0"/>
+              <w:right w:val="single" w:color="auto" w:sz="4" w:space="0"/>
+            </w:tcBorders>
+            <w:shd w:val="clear" w:color="auto" w:fill="auto"/>
             <w:tcMar>
               <w:top w:w="192" w:type="dxa"/>
               <w:bottom w:w="192" w:type="dxa"/>
@@ -18019,1080 +19826,7 @@
               <w:bottom w:val="single" w:color="auto" w:sz="4" w:space="0"/>
               <w:right w:val="single" w:color="auto" w:sz="4" w:space="0"/>
             </w:tcBorders>
-            <w:shd w:val="clear"/>
-            <w:tcMar>
-              <w:top w:w="192" w:type="dxa"/>
-              <w:bottom w:w="192" w:type="dxa"/>
-            </w:tcMar>
-            <w:vAlign w:val="center"/>
-          </w:tcPr>
-          <w:p>
-            <w:pPr>
-              <w:bidi w:val="0"/>
-              <w:jc w:val="center"/>
-              <w:rPr>
-                <w:rFonts w:hint="default"/>
-              </w:rPr>
-            </w:pPr>
-            <w:r>
-              <w:rPr>
-                <w:rFonts w:hint="default"/>
-                <w:lang w:val="en-US" w:eastAsia="zh-CN"/>
-              </w:rPr>
-              <w:t>Tên sản phẩm.</w:t>
-            </w:r>
-          </w:p>
-        </w:tc>
-      </w:tr>
-      <w:tr>
-        <w:tblPrEx>
-          <w:tblBorders>
-            <w:top w:val="none" w:color="1F1F1F" w:sz="0" w:space="0"/>
-            <w:left w:val="none" w:color="1F1F1F" w:sz="0" w:space="0"/>
-            <w:bottom w:val="none" w:color="1F1F1F" w:sz="0" w:space="0"/>
-            <w:right w:val="none" w:color="1F1F1F" w:sz="0" w:space="0"/>
-            <w:insideH w:val="none" w:color="auto" w:sz="0" w:space="0"/>
-            <w:insideV w:val="none" w:color="auto" w:sz="0" w:space="0"/>
-          </w:tblBorders>
-          <w:tblCellMar>
-            <w:top w:w="0" w:type="dxa"/>
-            <w:left w:w="0" w:type="dxa"/>
-            <w:bottom w:w="0" w:type="dxa"/>
-            <w:right w:w="0" w:type="dxa"/>
-          </w:tblCellMar>
-        </w:tblPrEx>
-        <w:tc>
-          <w:tcPr>
-            <w:tcW w:w="0" w:type="auto"/>
-            <w:tcBorders>
-              <w:top w:val="single" w:color="auto" w:sz="4" w:space="0"/>
-              <w:left w:val="single" w:color="auto" w:sz="4" w:space="0"/>
-              <w:bottom w:val="single" w:color="auto" w:sz="4" w:space="0"/>
-              <w:right w:val="single" w:color="auto" w:sz="4" w:space="0"/>
-            </w:tcBorders>
-            <w:shd w:val="clear"/>
-            <w:tcMar>
-              <w:top w:w="192" w:type="dxa"/>
-              <w:bottom w:w="192" w:type="dxa"/>
-              <w:right w:w="144" w:type="dxa"/>
-            </w:tcMar>
-            <w:vAlign w:val="center"/>
-          </w:tcPr>
-          <w:p>
-            <w:pPr>
-              <w:bidi w:val="0"/>
-              <w:jc w:val="center"/>
-              <w:rPr>
-                <w:rFonts w:hint="default"/>
-              </w:rPr>
-            </w:pPr>
-            <w:r>
-              <w:rPr>
-                <w:rFonts w:hint="default"/>
-                <w:lang w:val="en-US" w:eastAsia="zh-CN"/>
-              </w:rPr>
-              <w:t>description</w:t>
-            </w:r>
-          </w:p>
-        </w:tc>
-        <w:tc>
-          <w:tcPr>
-            <w:tcW w:w="0" w:type="auto"/>
-            <w:tcBorders>
-              <w:top w:val="single" w:color="auto" w:sz="4" w:space="0"/>
-              <w:left w:val="single" w:color="auto" w:sz="4" w:space="0"/>
-              <w:bottom w:val="single" w:color="auto" w:sz="4" w:space="0"/>
-              <w:right w:val="single" w:color="auto" w:sz="4" w:space="0"/>
-            </w:tcBorders>
-            <w:shd w:val="clear"/>
-            <w:tcMar>
-              <w:top w:w="192" w:type="dxa"/>
-              <w:bottom w:w="192" w:type="dxa"/>
-              <w:right w:w="144" w:type="dxa"/>
-            </w:tcMar>
-            <w:vAlign w:val="center"/>
-          </w:tcPr>
-          <w:p>
-            <w:pPr>
-              <w:bidi w:val="0"/>
-              <w:jc w:val="center"/>
-              <w:rPr>
-                <w:rFonts w:hint="default"/>
-              </w:rPr>
-            </w:pPr>
-            <w:r>
-              <w:rPr>
-                <w:rFonts w:hint="default"/>
-                <w:lang w:val="en-US" w:eastAsia="zh-CN"/>
-              </w:rPr>
-              <w:t>Text</w:t>
-            </w:r>
-          </w:p>
-        </w:tc>
-        <w:tc>
-          <w:tcPr>
-            <w:tcW w:w="0" w:type="auto"/>
-            <w:tcBorders>
-              <w:top w:val="single" w:color="auto" w:sz="4" w:space="0"/>
-              <w:left w:val="single" w:color="auto" w:sz="4" w:space="0"/>
-              <w:bottom w:val="single" w:color="auto" w:sz="4" w:space="0"/>
-              <w:right w:val="single" w:color="auto" w:sz="4" w:space="0"/>
-            </w:tcBorders>
-            <w:shd w:val="clear"/>
-            <w:tcMar>
-              <w:top w:w="192" w:type="dxa"/>
-              <w:bottom w:w="192" w:type="dxa"/>
-              <w:right w:w="144" w:type="dxa"/>
-            </w:tcMar>
-            <w:vAlign w:val="center"/>
-          </w:tcPr>
-          <w:p>
-            <w:pPr>
-              <w:bidi w:val="0"/>
-              <w:jc w:val="center"/>
-              <w:rPr>
-                <w:rFonts w:hint="default"/>
-              </w:rPr>
-            </w:pPr>
-            <w:r>
-              <w:rPr>
-                <w:rFonts w:hint="default"/>
-                <w:lang w:val="en-US" w:eastAsia="zh-CN"/>
-              </w:rPr>
-              <w:t>N</w:t>
-            </w:r>
-          </w:p>
-        </w:tc>
-        <w:tc>
-          <w:tcPr>
-            <w:tcW w:w="0" w:type="auto"/>
-            <w:tcBorders>
-              <w:top w:val="single" w:color="auto" w:sz="4" w:space="0"/>
-              <w:left w:val="single" w:color="auto" w:sz="4" w:space="0"/>
-              <w:bottom w:val="single" w:color="auto" w:sz="4" w:space="0"/>
-              <w:right w:val="single" w:color="auto" w:sz="4" w:space="0"/>
-            </w:tcBorders>
-            <w:shd w:val="clear"/>
-            <w:tcMar>
-              <w:top w:w="192" w:type="dxa"/>
-              <w:bottom w:w="192" w:type="dxa"/>
-            </w:tcMar>
-            <w:vAlign w:val="center"/>
-          </w:tcPr>
-          <w:p>
-            <w:pPr>
-              <w:bidi w:val="0"/>
-              <w:jc w:val="center"/>
-              <w:rPr>
-                <w:rFonts w:hint="default"/>
-              </w:rPr>
-            </w:pPr>
-            <w:r>
-              <w:rPr>
-                <w:rFonts w:hint="default"/>
-                <w:lang w:val="en-US" w:eastAsia="zh-CN"/>
-              </w:rPr>
-              <w:t>Mô tả chi tiết sản phẩm.</w:t>
-            </w:r>
-          </w:p>
-        </w:tc>
-      </w:tr>
-      <w:tr>
-        <w:tblPrEx>
-          <w:tblBorders>
-            <w:top w:val="none" w:color="1F1F1F" w:sz="0" w:space="0"/>
-            <w:left w:val="none" w:color="1F1F1F" w:sz="0" w:space="0"/>
-            <w:bottom w:val="none" w:color="1F1F1F" w:sz="0" w:space="0"/>
-            <w:right w:val="none" w:color="1F1F1F" w:sz="0" w:space="0"/>
-            <w:insideH w:val="none" w:color="auto" w:sz="0" w:space="0"/>
-            <w:insideV w:val="none" w:color="auto" w:sz="0" w:space="0"/>
-          </w:tblBorders>
-          <w:tblCellMar>
-            <w:top w:w="0" w:type="dxa"/>
-            <w:left w:w="0" w:type="dxa"/>
-            <w:bottom w:w="0" w:type="dxa"/>
-            <w:right w:w="0" w:type="dxa"/>
-          </w:tblCellMar>
-        </w:tblPrEx>
-        <w:tc>
-          <w:tcPr>
-            <w:tcW w:w="0" w:type="auto"/>
-            <w:tcBorders>
-              <w:top w:val="single" w:color="auto" w:sz="4" w:space="0"/>
-              <w:left w:val="single" w:color="auto" w:sz="4" w:space="0"/>
-              <w:bottom w:val="single" w:color="auto" w:sz="4" w:space="0"/>
-              <w:right w:val="single" w:color="auto" w:sz="4" w:space="0"/>
-            </w:tcBorders>
-            <w:shd w:val="clear"/>
-            <w:tcMar>
-              <w:top w:w="192" w:type="dxa"/>
-              <w:bottom w:w="192" w:type="dxa"/>
-              <w:right w:w="144" w:type="dxa"/>
-            </w:tcMar>
-            <w:vAlign w:val="center"/>
-          </w:tcPr>
-          <w:p>
-            <w:pPr>
-              <w:bidi w:val="0"/>
-              <w:jc w:val="center"/>
-              <w:rPr>
-                <w:rFonts w:hint="default"/>
-              </w:rPr>
-            </w:pPr>
-            <w:r>
-              <w:rPr>
-                <w:rFonts w:hint="default"/>
-                <w:lang w:val="en-US" w:eastAsia="zh-CN"/>
-              </w:rPr>
-              <w:t>brand</w:t>
-            </w:r>
-          </w:p>
-        </w:tc>
-        <w:tc>
-          <w:tcPr>
-            <w:tcW w:w="0" w:type="auto"/>
-            <w:tcBorders>
-              <w:top w:val="single" w:color="auto" w:sz="4" w:space="0"/>
-              <w:left w:val="single" w:color="auto" w:sz="4" w:space="0"/>
-              <w:bottom w:val="single" w:color="auto" w:sz="4" w:space="0"/>
-              <w:right w:val="single" w:color="auto" w:sz="4" w:space="0"/>
-            </w:tcBorders>
-            <w:shd w:val="clear"/>
-            <w:tcMar>
-              <w:top w:w="192" w:type="dxa"/>
-              <w:bottom w:w="192" w:type="dxa"/>
-              <w:right w:w="144" w:type="dxa"/>
-            </w:tcMar>
-            <w:vAlign w:val="center"/>
-          </w:tcPr>
-          <w:p>
-            <w:pPr>
-              <w:bidi w:val="0"/>
-              <w:jc w:val="center"/>
-              <w:rPr>
-                <w:rFonts w:hint="default"/>
-              </w:rPr>
-            </w:pPr>
-            <w:r>
-              <w:rPr>
-                <w:rFonts w:hint="default"/>
-                <w:lang w:val="en-US" w:eastAsia="zh-CN"/>
-              </w:rPr>
-              <w:t>Varchar(100)</w:t>
-            </w:r>
-          </w:p>
-        </w:tc>
-        <w:tc>
-          <w:tcPr>
-            <w:tcW w:w="0" w:type="auto"/>
-            <w:tcBorders>
-              <w:top w:val="single" w:color="auto" w:sz="4" w:space="0"/>
-              <w:left w:val="single" w:color="auto" w:sz="4" w:space="0"/>
-              <w:bottom w:val="single" w:color="auto" w:sz="4" w:space="0"/>
-              <w:right w:val="single" w:color="auto" w:sz="4" w:space="0"/>
-            </w:tcBorders>
-            <w:shd w:val="clear"/>
-            <w:tcMar>
-              <w:top w:w="192" w:type="dxa"/>
-              <w:bottom w:w="192" w:type="dxa"/>
-              <w:right w:w="144" w:type="dxa"/>
-            </w:tcMar>
-            <w:vAlign w:val="center"/>
-          </w:tcPr>
-          <w:p>
-            <w:pPr>
-              <w:bidi w:val="0"/>
-              <w:jc w:val="center"/>
-              <w:rPr>
-                <w:rFonts w:hint="default"/>
-              </w:rPr>
-            </w:pPr>
-            <w:r>
-              <w:rPr>
-                <w:rFonts w:hint="default"/>
-                <w:lang w:val="en-US" w:eastAsia="zh-CN"/>
-              </w:rPr>
-              <w:t>N</w:t>
-            </w:r>
-          </w:p>
-        </w:tc>
-        <w:tc>
-          <w:tcPr>
-            <w:tcW w:w="0" w:type="auto"/>
-            <w:tcBorders>
-              <w:top w:val="single" w:color="auto" w:sz="4" w:space="0"/>
-              <w:left w:val="single" w:color="auto" w:sz="4" w:space="0"/>
-              <w:bottom w:val="single" w:color="auto" w:sz="4" w:space="0"/>
-              <w:right w:val="single" w:color="auto" w:sz="4" w:space="0"/>
-            </w:tcBorders>
-            <w:shd w:val="clear"/>
-            <w:tcMar>
-              <w:top w:w="192" w:type="dxa"/>
-              <w:bottom w:w="192" w:type="dxa"/>
-            </w:tcMar>
-            <w:vAlign w:val="center"/>
-          </w:tcPr>
-          <w:p>
-            <w:pPr>
-              <w:bidi w:val="0"/>
-              <w:jc w:val="center"/>
-              <w:rPr>
-                <w:rFonts w:hint="default"/>
-              </w:rPr>
-            </w:pPr>
-            <w:r>
-              <w:rPr>
-                <w:rFonts w:hint="default"/>
-                <w:lang w:val="en-US" w:eastAsia="zh-CN"/>
-              </w:rPr>
-              <w:t>Thương hiệu sản phẩm.</w:t>
-            </w:r>
-          </w:p>
-        </w:tc>
-      </w:tr>
-      <w:tr>
-        <w:tblPrEx>
-          <w:tblBorders>
-            <w:top w:val="none" w:color="1F1F1F" w:sz="0" w:space="0"/>
-            <w:left w:val="none" w:color="1F1F1F" w:sz="0" w:space="0"/>
-            <w:bottom w:val="none" w:color="1F1F1F" w:sz="0" w:space="0"/>
-            <w:right w:val="none" w:color="1F1F1F" w:sz="0" w:space="0"/>
-            <w:insideH w:val="none" w:color="auto" w:sz="0" w:space="0"/>
-            <w:insideV w:val="none" w:color="auto" w:sz="0" w:space="0"/>
-          </w:tblBorders>
-          <w:shd w:val="clear"/>
-          <w:tblCellMar>
-            <w:top w:w="0" w:type="dxa"/>
-            <w:left w:w="0" w:type="dxa"/>
-            <w:bottom w:w="0" w:type="dxa"/>
-            <w:right w:w="0" w:type="dxa"/>
-          </w:tblCellMar>
-        </w:tblPrEx>
-        <w:tc>
-          <w:tcPr>
-            <w:tcW w:w="0" w:type="auto"/>
-            <w:tcBorders>
-              <w:top w:val="single" w:color="auto" w:sz="4" w:space="0"/>
-              <w:left w:val="single" w:color="auto" w:sz="4" w:space="0"/>
-              <w:bottom w:val="single" w:color="auto" w:sz="4" w:space="0"/>
-              <w:right w:val="single" w:color="auto" w:sz="4" w:space="0"/>
-            </w:tcBorders>
-            <w:shd w:val="clear"/>
-            <w:tcMar>
-              <w:top w:w="192" w:type="dxa"/>
-              <w:bottom w:w="192" w:type="dxa"/>
-              <w:right w:w="144" w:type="dxa"/>
-            </w:tcMar>
-            <w:vAlign w:val="center"/>
-          </w:tcPr>
-          <w:p>
-            <w:pPr>
-              <w:bidi w:val="0"/>
-              <w:jc w:val="center"/>
-              <w:rPr>
-                <w:rFonts w:hint="default"/>
-              </w:rPr>
-            </w:pPr>
-            <w:r>
-              <w:rPr>
-                <w:rFonts w:hint="default"/>
-                <w:lang w:val="en-US" w:eastAsia="zh-CN"/>
-              </w:rPr>
-              <w:t>material</w:t>
-            </w:r>
-          </w:p>
-        </w:tc>
-        <w:tc>
-          <w:tcPr>
-            <w:tcW w:w="0" w:type="auto"/>
-            <w:tcBorders>
-              <w:top w:val="single" w:color="auto" w:sz="4" w:space="0"/>
-              <w:left w:val="single" w:color="auto" w:sz="4" w:space="0"/>
-              <w:bottom w:val="single" w:color="auto" w:sz="4" w:space="0"/>
-              <w:right w:val="single" w:color="auto" w:sz="4" w:space="0"/>
-            </w:tcBorders>
-            <w:shd w:val="clear"/>
-            <w:tcMar>
-              <w:top w:w="192" w:type="dxa"/>
-              <w:bottom w:w="192" w:type="dxa"/>
-              <w:right w:w="144" w:type="dxa"/>
-            </w:tcMar>
-            <w:vAlign w:val="center"/>
-          </w:tcPr>
-          <w:p>
-            <w:pPr>
-              <w:bidi w:val="0"/>
-              <w:jc w:val="center"/>
-              <w:rPr>
-                <w:rFonts w:hint="default"/>
-              </w:rPr>
-            </w:pPr>
-            <w:r>
-              <w:rPr>
-                <w:rFonts w:hint="default"/>
-                <w:lang w:val="en-US" w:eastAsia="zh-CN"/>
-              </w:rPr>
-              <w:t>Varchar(100)</w:t>
-            </w:r>
-          </w:p>
-        </w:tc>
-        <w:tc>
-          <w:tcPr>
-            <w:tcW w:w="0" w:type="auto"/>
-            <w:tcBorders>
-              <w:top w:val="single" w:color="auto" w:sz="4" w:space="0"/>
-              <w:left w:val="single" w:color="auto" w:sz="4" w:space="0"/>
-              <w:bottom w:val="single" w:color="auto" w:sz="4" w:space="0"/>
-              <w:right w:val="single" w:color="auto" w:sz="4" w:space="0"/>
-            </w:tcBorders>
-            <w:shd w:val="clear"/>
-            <w:tcMar>
-              <w:top w:w="192" w:type="dxa"/>
-              <w:bottom w:w="192" w:type="dxa"/>
-              <w:right w:w="144" w:type="dxa"/>
-            </w:tcMar>
-            <w:vAlign w:val="center"/>
-          </w:tcPr>
-          <w:p>
-            <w:pPr>
-              <w:bidi w:val="0"/>
-              <w:jc w:val="center"/>
-              <w:rPr>
-                <w:rFonts w:hint="default"/>
-              </w:rPr>
-            </w:pPr>
-            <w:r>
-              <w:rPr>
-                <w:rFonts w:hint="default"/>
-                <w:lang w:val="en-US" w:eastAsia="zh-CN"/>
-              </w:rPr>
-              <w:t>N</w:t>
-            </w:r>
-          </w:p>
-        </w:tc>
-        <w:tc>
-          <w:tcPr>
-            <w:tcW w:w="0" w:type="auto"/>
-            <w:tcBorders>
-              <w:top w:val="single" w:color="auto" w:sz="4" w:space="0"/>
-              <w:left w:val="single" w:color="auto" w:sz="4" w:space="0"/>
-              <w:bottom w:val="single" w:color="auto" w:sz="4" w:space="0"/>
-              <w:right w:val="single" w:color="auto" w:sz="4" w:space="0"/>
-            </w:tcBorders>
-            <w:shd w:val="clear"/>
-            <w:tcMar>
-              <w:top w:w="192" w:type="dxa"/>
-              <w:bottom w:w="192" w:type="dxa"/>
-            </w:tcMar>
-            <w:vAlign w:val="center"/>
-          </w:tcPr>
-          <w:p>
-            <w:pPr>
-              <w:bidi w:val="0"/>
-              <w:jc w:val="center"/>
-              <w:rPr>
-                <w:rFonts w:hint="default"/>
-              </w:rPr>
-            </w:pPr>
-            <w:r>
-              <w:rPr>
-                <w:rFonts w:hint="default"/>
-                <w:lang w:val="en-US" w:eastAsia="zh-CN"/>
-              </w:rPr>
-              <w:t>Chất liệu sản phẩm.</w:t>
-            </w:r>
-          </w:p>
-        </w:tc>
-      </w:tr>
-      <w:tr>
-        <w:tblPrEx>
-          <w:tblBorders>
-            <w:top w:val="none" w:color="1F1F1F" w:sz="0" w:space="0"/>
-            <w:left w:val="none" w:color="1F1F1F" w:sz="0" w:space="0"/>
-            <w:bottom w:val="none" w:color="1F1F1F" w:sz="0" w:space="0"/>
-            <w:right w:val="none" w:color="1F1F1F" w:sz="0" w:space="0"/>
-            <w:insideH w:val="none" w:color="auto" w:sz="0" w:space="0"/>
-            <w:insideV w:val="none" w:color="auto" w:sz="0" w:space="0"/>
-          </w:tblBorders>
-          <w:shd w:val="clear"/>
-          <w:tblCellMar>
-            <w:top w:w="0" w:type="dxa"/>
-            <w:left w:w="0" w:type="dxa"/>
-            <w:bottom w:w="0" w:type="dxa"/>
-            <w:right w:w="0" w:type="dxa"/>
-          </w:tblCellMar>
-        </w:tblPrEx>
-        <w:tc>
-          <w:tcPr>
-            <w:tcW w:w="0" w:type="auto"/>
-            <w:tcBorders>
-              <w:top w:val="single" w:color="auto" w:sz="4" w:space="0"/>
-              <w:left w:val="single" w:color="auto" w:sz="4" w:space="0"/>
-              <w:bottom w:val="single" w:color="auto" w:sz="4" w:space="0"/>
-              <w:right w:val="single" w:color="auto" w:sz="4" w:space="0"/>
-            </w:tcBorders>
-            <w:shd w:val="clear"/>
-            <w:tcMar>
-              <w:top w:w="192" w:type="dxa"/>
-              <w:bottom w:w="192" w:type="dxa"/>
-              <w:right w:w="144" w:type="dxa"/>
-            </w:tcMar>
-            <w:vAlign w:val="center"/>
-          </w:tcPr>
-          <w:p>
-            <w:pPr>
-              <w:bidi w:val="0"/>
-              <w:jc w:val="center"/>
-              <w:rPr>
-                <w:rFonts w:hint="default"/>
-              </w:rPr>
-            </w:pPr>
-            <w:r>
-              <w:rPr>
-                <w:rFonts w:hint="default"/>
-                <w:lang w:val="en-US" w:eastAsia="zh-CN"/>
-              </w:rPr>
-              <w:t>gender</w:t>
-            </w:r>
-          </w:p>
-        </w:tc>
-        <w:tc>
-          <w:tcPr>
-            <w:tcW w:w="0" w:type="auto"/>
-            <w:tcBorders>
-              <w:top w:val="single" w:color="auto" w:sz="4" w:space="0"/>
-              <w:left w:val="single" w:color="auto" w:sz="4" w:space="0"/>
-              <w:bottom w:val="single" w:color="auto" w:sz="4" w:space="0"/>
-              <w:right w:val="single" w:color="auto" w:sz="4" w:space="0"/>
-            </w:tcBorders>
-            <w:shd w:val="clear"/>
-            <w:tcMar>
-              <w:top w:w="192" w:type="dxa"/>
-              <w:bottom w:w="192" w:type="dxa"/>
-              <w:right w:w="144" w:type="dxa"/>
-            </w:tcMar>
-            <w:vAlign w:val="center"/>
-          </w:tcPr>
-          <w:p>
-            <w:pPr>
-              <w:bidi w:val="0"/>
-              <w:jc w:val="center"/>
-              <w:rPr>
-                <w:rFonts w:hint="default"/>
-              </w:rPr>
-            </w:pPr>
-            <w:r>
-              <w:rPr>
-                <w:rFonts w:hint="default"/>
-                <w:lang w:val="en-US" w:eastAsia="zh-CN"/>
-              </w:rPr>
-              <w:t>Enum/Varchar</w:t>
-            </w:r>
-          </w:p>
-        </w:tc>
-        <w:tc>
-          <w:tcPr>
-            <w:tcW w:w="0" w:type="auto"/>
-            <w:tcBorders>
-              <w:top w:val="single" w:color="auto" w:sz="4" w:space="0"/>
-              <w:left w:val="single" w:color="auto" w:sz="4" w:space="0"/>
-              <w:bottom w:val="single" w:color="auto" w:sz="4" w:space="0"/>
-              <w:right w:val="single" w:color="auto" w:sz="4" w:space="0"/>
-            </w:tcBorders>
-            <w:shd w:val="clear"/>
-            <w:tcMar>
-              <w:top w:w="192" w:type="dxa"/>
-              <w:bottom w:w="192" w:type="dxa"/>
-              <w:right w:w="144" w:type="dxa"/>
-            </w:tcMar>
-            <w:vAlign w:val="center"/>
-          </w:tcPr>
-          <w:p>
-            <w:pPr>
-              <w:bidi w:val="0"/>
-              <w:jc w:val="center"/>
-              <w:rPr>
-                <w:rFonts w:hint="default"/>
-              </w:rPr>
-            </w:pPr>
-            <w:r>
-              <w:rPr>
-                <w:rFonts w:hint="default"/>
-                <w:lang w:val="en-US" w:eastAsia="zh-CN"/>
-              </w:rPr>
-              <w:t>N</w:t>
-            </w:r>
-          </w:p>
-        </w:tc>
-        <w:tc>
-          <w:tcPr>
-            <w:tcW w:w="0" w:type="auto"/>
-            <w:tcBorders>
-              <w:top w:val="single" w:color="auto" w:sz="4" w:space="0"/>
-              <w:left w:val="single" w:color="auto" w:sz="4" w:space="0"/>
-              <w:bottom w:val="single" w:color="auto" w:sz="4" w:space="0"/>
-              <w:right w:val="single" w:color="auto" w:sz="4" w:space="0"/>
-            </w:tcBorders>
-            <w:shd w:val="clear"/>
-            <w:tcMar>
-              <w:top w:w="192" w:type="dxa"/>
-              <w:bottom w:w="192" w:type="dxa"/>
-            </w:tcMar>
-            <w:vAlign w:val="center"/>
-          </w:tcPr>
-          <w:p>
-            <w:pPr>
-              <w:bidi w:val="0"/>
-              <w:jc w:val="center"/>
-              <w:rPr>
-                <w:rFonts w:hint="default"/>
-              </w:rPr>
-            </w:pPr>
-            <w:r>
-              <w:rPr>
-                <w:rFonts w:hint="default"/>
-                <w:lang w:val="en-US" w:eastAsia="zh-CN"/>
-              </w:rPr>
-              <w:t>Phân loại giới tính (Nam, Nữ, Unisex).</w:t>
-            </w:r>
-          </w:p>
-        </w:tc>
-      </w:tr>
-      <w:tr>
-        <w:tblPrEx>
-          <w:tblBorders>
-            <w:top w:val="none" w:color="1F1F1F" w:sz="0" w:space="0"/>
-            <w:left w:val="none" w:color="1F1F1F" w:sz="0" w:space="0"/>
-            <w:bottom w:val="none" w:color="1F1F1F" w:sz="0" w:space="0"/>
-            <w:right w:val="none" w:color="1F1F1F" w:sz="0" w:space="0"/>
-            <w:insideH w:val="none" w:color="auto" w:sz="0" w:space="0"/>
-            <w:insideV w:val="none" w:color="auto" w:sz="0" w:space="0"/>
-          </w:tblBorders>
-          <w:tblCellMar>
-            <w:top w:w="0" w:type="dxa"/>
-            <w:left w:w="0" w:type="dxa"/>
-            <w:bottom w:w="0" w:type="dxa"/>
-            <w:right w:w="0" w:type="dxa"/>
-          </w:tblCellMar>
-        </w:tblPrEx>
-        <w:tc>
-          <w:tcPr>
-            <w:tcW w:w="0" w:type="auto"/>
-            <w:tcBorders>
-              <w:top w:val="single" w:color="auto" w:sz="4" w:space="0"/>
-              <w:left w:val="single" w:color="auto" w:sz="4" w:space="0"/>
-              <w:bottom w:val="single" w:color="auto" w:sz="4" w:space="0"/>
-              <w:right w:val="single" w:color="auto" w:sz="4" w:space="0"/>
-            </w:tcBorders>
-            <w:shd w:val="clear"/>
-            <w:tcMar>
-              <w:top w:w="192" w:type="dxa"/>
-              <w:bottom w:w="192" w:type="dxa"/>
-              <w:right w:w="144" w:type="dxa"/>
-            </w:tcMar>
-            <w:vAlign w:val="center"/>
-          </w:tcPr>
-          <w:p>
-            <w:pPr>
-              <w:bidi w:val="0"/>
-              <w:jc w:val="center"/>
-              <w:rPr>
-                <w:rFonts w:hint="default"/>
-              </w:rPr>
-            </w:pPr>
-            <w:r>
-              <w:rPr>
-                <w:rFonts w:hint="default"/>
-                <w:lang w:val="en-US" w:eastAsia="zh-CN"/>
-              </w:rPr>
-              <w:t>category_id</w:t>
-            </w:r>
-          </w:p>
-        </w:tc>
-        <w:tc>
-          <w:tcPr>
-            <w:tcW w:w="0" w:type="auto"/>
-            <w:tcBorders>
-              <w:top w:val="single" w:color="auto" w:sz="4" w:space="0"/>
-              <w:left w:val="single" w:color="auto" w:sz="4" w:space="0"/>
-              <w:bottom w:val="single" w:color="auto" w:sz="4" w:space="0"/>
-              <w:right w:val="single" w:color="auto" w:sz="4" w:space="0"/>
-            </w:tcBorders>
-            <w:shd w:val="clear"/>
-            <w:tcMar>
-              <w:top w:w="192" w:type="dxa"/>
-              <w:bottom w:w="192" w:type="dxa"/>
-              <w:right w:w="144" w:type="dxa"/>
-            </w:tcMar>
-            <w:vAlign w:val="center"/>
-          </w:tcPr>
-          <w:p>
-            <w:pPr>
-              <w:bidi w:val="0"/>
-              <w:jc w:val="center"/>
-              <w:rPr>
-                <w:rFonts w:hint="default"/>
-              </w:rPr>
-            </w:pPr>
-            <w:r>
-              <w:rPr>
-                <w:rFonts w:hint="default"/>
-                <w:lang w:val="en-US" w:eastAsia="zh-CN"/>
-              </w:rPr>
-              <w:t>Int</w:t>
-            </w:r>
-          </w:p>
-        </w:tc>
-        <w:tc>
-          <w:tcPr>
-            <w:tcW w:w="0" w:type="auto"/>
-            <w:tcBorders>
-              <w:top w:val="single" w:color="auto" w:sz="4" w:space="0"/>
-              <w:left w:val="single" w:color="auto" w:sz="4" w:space="0"/>
-              <w:bottom w:val="single" w:color="auto" w:sz="4" w:space="0"/>
-              <w:right w:val="single" w:color="auto" w:sz="4" w:space="0"/>
-            </w:tcBorders>
-            <w:shd w:val="clear"/>
-            <w:tcMar>
-              <w:top w:w="192" w:type="dxa"/>
-              <w:bottom w:w="192" w:type="dxa"/>
-              <w:right w:w="144" w:type="dxa"/>
-            </w:tcMar>
-            <w:vAlign w:val="center"/>
-          </w:tcPr>
-          <w:p>
-            <w:pPr>
-              <w:bidi w:val="0"/>
-              <w:jc w:val="center"/>
-              <w:rPr>
-                <w:rFonts w:hint="default"/>
-              </w:rPr>
-            </w:pPr>
-            <w:r>
-              <w:rPr>
-                <w:rFonts w:hint="default"/>
-                <w:lang w:val="en-US" w:eastAsia="zh-CN"/>
-              </w:rPr>
-              <w:t>Y</w:t>
-            </w:r>
-          </w:p>
-        </w:tc>
-        <w:tc>
-          <w:tcPr>
-            <w:tcW w:w="0" w:type="auto"/>
-            <w:tcBorders>
-              <w:top w:val="single" w:color="auto" w:sz="4" w:space="0"/>
-              <w:left w:val="single" w:color="auto" w:sz="4" w:space="0"/>
-              <w:bottom w:val="single" w:color="auto" w:sz="4" w:space="0"/>
-              <w:right w:val="single" w:color="auto" w:sz="4" w:space="0"/>
-            </w:tcBorders>
-            <w:shd w:val="clear"/>
-            <w:tcMar>
-              <w:top w:w="192" w:type="dxa"/>
-              <w:bottom w:w="192" w:type="dxa"/>
-            </w:tcMar>
-            <w:vAlign w:val="center"/>
-          </w:tcPr>
-          <w:p>
-            <w:pPr>
-              <w:bidi w:val="0"/>
-              <w:jc w:val="center"/>
-              <w:rPr>
-                <w:rFonts w:hint="default"/>
-              </w:rPr>
-            </w:pPr>
-            <w:r>
-              <w:rPr>
-                <w:rFonts w:hint="default"/>
-                <w:lang w:val="en-US" w:eastAsia="zh-CN"/>
-              </w:rPr>
-              <w:t>Khóa ngoại nối với bảng category.</w:t>
-            </w:r>
-          </w:p>
-        </w:tc>
-      </w:tr>
-      <w:tr>
-        <w:tblPrEx>
-          <w:tblBorders>
-            <w:top w:val="none" w:color="1F1F1F" w:sz="0" w:space="0"/>
-            <w:left w:val="none" w:color="1F1F1F" w:sz="0" w:space="0"/>
-            <w:bottom w:val="none" w:color="1F1F1F" w:sz="0" w:space="0"/>
-            <w:right w:val="none" w:color="1F1F1F" w:sz="0" w:space="0"/>
-            <w:insideH w:val="none" w:color="auto" w:sz="0" w:space="0"/>
-            <w:insideV w:val="none" w:color="auto" w:sz="0" w:space="0"/>
-          </w:tblBorders>
-          <w:tblCellMar>
-            <w:top w:w="0" w:type="dxa"/>
-            <w:left w:w="0" w:type="dxa"/>
-            <w:bottom w:w="0" w:type="dxa"/>
-            <w:right w:w="0" w:type="dxa"/>
-          </w:tblCellMar>
-        </w:tblPrEx>
-        <w:tc>
-          <w:tcPr>
-            <w:tcW w:w="0" w:type="auto"/>
-            <w:tcBorders>
-              <w:top w:val="single" w:color="auto" w:sz="4" w:space="0"/>
-              <w:left w:val="single" w:color="auto" w:sz="4" w:space="0"/>
-              <w:bottom w:val="single" w:color="auto" w:sz="4" w:space="0"/>
-              <w:right w:val="single" w:color="auto" w:sz="4" w:space="0"/>
-            </w:tcBorders>
-            <w:shd w:val="clear"/>
-            <w:tcMar>
-              <w:top w:w="192" w:type="dxa"/>
-              <w:bottom w:w="192" w:type="dxa"/>
-              <w:right w:w="144" w:type="dxa"/>
-            </w:tcMar>
-            <w:vAlign w:val="center"/>
-          </w:tcPr>
-          <w:p>
-            <w:pPr>
-              <w:bidi w:val="0"/>
-              <w:jc w:val="center"/>
-              <w:rPr>
-                <w:rFonts w:hint="default"/>
-              </w:rPr>
-            </w:pPr>
-            <w:r>
-              <w:rPr>
-                <w:rFonts w:hint="default"/>
-                <w:lang w:val="en-US" w:eastAsia="zh-CN"/>
-              </w:rPr>
-              <w:t>price</w:t>
-            </w:r>
-          </w:p>
-        </w:tc>
-        <w:tc>
-          <w:tcPr>
-            <w:tcW w:w="0" w:type="auto"/>
-            <w:tcBorders>
-              <w:top w:val="single" w:color="auto" w:sz="4" w:space="0"/>
-              <w:left w:val="single" w:color="auto" w:sz="4" w:space="0"/>
-              <w:bottom w:val="single" w:color="auto" w:sz="4" w:space="0"/>
-              <w:right w:val="single" w:color="auto" w:sz="4" w:space="0"/>
-            </w:tcBorders>
-            <w:shd w:val="clear"/>
-            <w:tcMar>
-              <w:top w:w="192" w:type="dxa"/>
-              <w:bottom w:w="192" w:type="dxa"/>
-              <w:right w:w="144" w:type="dxa"/>
-            </w:tcMar>
-            <w:vAlign w:val="center"/>
-          </w:tcPr>
-          <w:p>
-            <w:pPr>
-              <w:bidi w:val="0"/>
-              <w:jc w:val="center"/>
-              <w:rPr>
-                <w:rFonts w:hint="default"/>
-              </w:rPr>
-            </w:pPr>
-            <w:r>
-              <w:rPr>
-                <w:rFonts w:hint="default"/>
-                <w:lang w:val="en-US" w:eastAsia="zh-CN"/>
-              </w:rPr>
-              <w:t>Decimal/Double</w:t>
-            </w:r>
-          </w:p>
-        </w:tc>
-        <w:tc>
-          <w:tcPr>
-            <w:tcW w:w="0" w:type="auto"/>
-            <w:tcBorders>
-              <w:top w:val="single" w:color="auto" w:sz="4" w:space="0"/>
-              <w:left w:val="single" w:color="auto" w:sz="4" w:space="0"/>
-              <w:bottom w:val="single" w:color="auto" w:sz="4" w:space="0"/>
-              <w:right w:val="single" w:color="auto" w:sz="4" w:space="0"/>
-            </w:tcBorders>
-            <w:shd w:val="clear"/>
-            <w:tcMar>
-              <w:top w:w="192" w:type="dxa"/>
-              <w:bottom w:w="192" w:type="dxa"/>
-              <w:right w:w="144" w:type="dxa"/>
-            </w:tcMar>
-            <w:vAlign w:val="center"/>
-          </w:tcPr>
-          <w:p>
-            <w:pPr>
-              <w:bidi w:val="0"/>
-              <w:jc w:val="center"/>
-              <w:rPr>
-                <w:rFonts w:hint="default"/>
-              </w:rPr>
-            </w:pPr>
-            <w:r>
-              <w:rPr>
-                <w:rFonts w:hint="default"/>
-                <w:lang w:val="en-US" w:eastAsia="zh-CN"/>
-              </w:rPr>
-              <w:t>Y</w:t>
-            </w:r>
-          </w:p>
-        </w:tc>
-        <w:tc>
-          <w:tcPr>
-            <w:tcW w:w="0" w:type="auto"/>
-            <w:tcBorders>
-              <w:top w:val="single" w:color="auto" w:sz="4" w:space="0"/>
-              <w:left w:val="single" w:color="auto" w:sz="4" w:space="0"/>
-              <w:bottom w:val="single" w:color="auto" w:sz="4" w:space="0"/>
-              <w:right w:val="single" w:color="auto" w:sz="4" w:space="0"/>
-            </w:tcBorders>
-            <w:shd w:val="clear"/>
-            <w:tcMar>
-              <w:top w:w="192" w:type="dxa"/>
-              <w:bottom w:w="192" w:type="dxa"/>
-            </w:tcMar>
-            <w:vAlign w:val="center"/>
-          </w:tcPr>
-          <w:p>
-            <w:pPr>
-              <w:bidi w:val="0"/>
-              <w:jc w:val="center"/>
-              <w:rPr>
-                <w:rFonts w:hint="default"/>
-              </w:rPr>
-            </w:pPr>
-            <w:r>
-              <w:rPr>
-                <w:rFonts w:hint="default"/>
-                <w:lang w:val="en-US" w:eastAsia="zh-CN"/>
-              </w:rPr>
-              <w:t>Giá gốc của sản phẩm.</w:t>
-            </w:r>
-          </w:p>
-        </w:tc>
-      </w:tr>
-      <w:tr>
-        <w:tblPrEx>
-          <w:tblBorders>
-            <w:top w:val="none" w:color="1F1F1F" w:sz="0" w:space="0"/>
-            <w:left w:val="none" w:color="1F1F1F" w:sz="0" w:space="0"/>
-            <w:bottom w:val="none" w:color="1F1F1F" w:sz="0" w:space="0"/>
-            <w:right w:val="none" w:color="1F1F1F" w:sz="0" w:space="0"/>
-            <w:insideH w:val="none" w:color="auto" w:sz="0" w:space="0"/>
-            <w:insideV w:val="none" w:color="auto" w:sz="0" w:space="0"/>
-          </w:tblBorders>
-          <w:tblCellMar>
-            <w:top w:w="0" w:type="dxa"/>
-            <w:left w:w="0" w:type="dxa"/>
-            <w:bottom w:w="0" w:type="dxa"/>
-            <w:right w:w="0" w:type="dxa"/>
-          </w:tblCellMar>
-        </w:tblPrEx>
-        <w:tc>
-          <w:tcPr>
-            <w:tcW w:w="0" w:type="auto"/>
-            <w:tcBorders>
-              <w:top w:val="single" w:color="auto" w:sz="4" w:space="0"/>
-              <w:left w:val="single" w:color="auto" w:sz="4" w:space="0"/>
-              <w:bottom w:val="single" w:color="auto" w:sz="4" w:space="0"/>
-              <w:right w:val="single" w:color="auto" w:sz="4" w:space="0"/>
-            </w:tcBorders>
-            <w:shd w:val="clear"/>
-            <w:tcMar>
-              <w:top w:w="192" w:type="dxa"/>
-              <w:bottom w:w="192" w:type="dxa"/>
-              <w:right w:w="144" w:type="dxa"/>
-            </w:tcMar>
-            <w:vAlign w:val="center"/>
-          </w:tcPr>
-          <w:p>
-            <w:pPr>
-              <w:bidi w:val="0"/>
-              <w:jc w:val="center"/>
-              <w:rPr>
-                <w:rFonts w:hint="default"/>
-              </w:rPr>
-            </w:pPr>
-            <w:r>
-              <w:rPr>
-                <w:rFonts w:hint="default"/>
-                <w:lang w:val="en-US" w:eastAsia="zh-CN"/>
-              </w:rPr>
-              <w:t>status</w:t>
-            </w:r>
-          </w:p>
-        </w:tc>
-        <w:tc>
-          <w:tcPr>
-            <w:tcW w:w="0" w:type="auto"/>
-            <w:tcBorders>
-              <w:top w:val="single" w:color="auto" w:sz="4" w:space="0"/>
-              <w:left w:val="single" w:color="auto" w:sz="4" w:space="0"/>
-              <w:bottom w:val="single" w:color="auto" w:sz="4" w:space="0"/>
-              <w:right w:val="single" w:color="auto" w:sz="4" w:space="0"/>
-            </w:tcBorders>
-            <w:shd w:val="clear"/>
-            <w:tcMar>
-              <w:top w:w="192" w:type="dxa"/>
-              <w:bottom w:w="192" w:type="dxa"/>
-              <w:right w:w="144" w:type="dxa"/>
-            </w:tcMar>
-            <w:vAlign w:val="center"/>
-          </w:tcPr>
-          <w:p>
-            <w:pPr>
-              <w:bidi w:val="0"/>
-              <w:jc w:val="center"/>
-              <w:rPr>
-                <w:rFonts w:hint="default"/>
-              </w:rPr>
-            </w:pPr>
-            <w:r>
-              <w:rPr>
-                <w:rFonts w:hint="default"/>
-                <w:lang w:val="en-US" w:eastAsia="zh-CN"/>
-              </w:rPr>
-              <w:t>Tinyint</w:t>
-            </w:r>
-          </w:p>
-        </w:tc>
-        <w:tc>
-          <w:tcPr>
-            <w:tcW w:w="0" w:type="auto"/>
-            <w:tcBorders>
-              <w:top w:val="single" w:color="auto" w:sz="4" w:space="0"/>
-              <w:left w:val="single" w:color="auto" w:sz="4" w:space="0"/>
-              <w:bottom w:val="single" w:color="auto" w:sz="4" w:space="0"/>
-              <w:right w:val="single" w:color="auto" w:sz="4" w:space="0"/>
-            </w:tcBorders>
-            <w:shd w:val="clear"/>
-            <w:tcMar>
-              <w:top w:w="192" w:type="dxa"/>
-              <w:bottom w:w="192" w:type="dxa"/>
-              <w:right w:w="144" w:type="dxa"/>
-            </w:tcMar>
-            <w:vAlign w:val="center"/>
-          </w:tcPr>
-          <w:p>
-            <w:pPr>
-              <w:bidi w:val="0"/>
-              <w:jc w:val="center"/>
-              <w:rPr>
-                <w:rFonts w:hint="default"/>
-              </w:rPr>
-            </w:pPr>
-            <w:r>
-              <w:rPr>
-                <w:rFonts w:hint="default"/>
-                <w:lang w:val="en-US" w:eastAsia="zh-CN"/>
-              </w:rPr>
-              <w:t>Y</w:t>
-            </w:r>
-          </w:p>
-        </w:tc>
-        <w:tc>
-          <w:tcPr>
-            <w:tcW w:w="0" w:type="auto"/>
-            <w:tcBorders>
-              <w:top w:val="single" w:color="auto" w:sz="4" w:space="0"/>
-              <w:left w:val="single" w:color="auto" w:sz="4" w:space="0"/>
-              <w:bottom w:val="single" w:color="auto" w:sz="4" w:space="0"/>
-              <w:right w:val="single" w:color="auto" w:sz="4" w:space="0"/>
-            </w:tcBorders>
-            <w:shd w:val="clear"/>
+            <w:shd w:val="clear" w:color="auto" w:fill="auto"/>
             <w:tcMar>
               <w:top w:w="192" w:type="dxa"/>
               <w:bottom w:w="192" w:type="dxa"/>
@@ -19146,7 +19880,7 @@
     <w:lvl w:ilvl="0" w:tentative="0">
       <w:start w:val="1"/>
       <w:numFmt w:val="bullet"/>
-      <w:pStyle w:val="8"/>
+      <w:pStyle w:val="10"/>
       <w:lvlText w:val="-"/>
       <w:lvlJc w:val="left"/>
       <w:pPr>
@@ -19366,7 +20100,7 @@
     <w:lsdException w:unhideWhenUsed="0" w:uiPriority="0" w:semiHidden="0" w:name="HTML Acronym"/>
     <w:lsdException w:unhideWhenUsed="0" w:uiPriority="0" w:semiHidden="0" w:name="HTML Address"/>
     <w:lsdException w:unhideWhenUsed="0" w:uiPriority="0" w:semiHidden="0" w:name="HTML Cite"/>
-    <w:lsdException w:unhideWhenUsed="0" w:uiPriority="0" w:semiHidden="0" w:name="HTML Code"/>
+    <w:lsdException w:qFormat="1" w:unhideWhenUsed="0" w:uiPriority="0" w:semiHidden="0" w:name="HTML Code"/>
     <w:lsdException w:unhideWhenUsed="0" w:uiPriority="0" w:semiHidden="0" w:name="HTML Definition"/>
     <w:lsdException w:unhideWhenUsed="0" w:uiPriority="0" w:semiHidden="0" w:name="HTML Keyboard"/>
     <w:lsdException w:unhideWhenUsed="0" w:uiPriority="0" w:semiHidden="0" w:name="HTML Preformatted"/>
@@ -19612,7 +20346,28 @@
       </w:tblCellMar>
     </w:tblPr>
   </w:style>
-  <w:style w:type="table" w:styleId="7">
+  <w:style w:type="character" w:styleId="7">
+    <w:name w:val="HTML Code"/>
+    <w:basedOn w:val="5"/>
+    <w:qFormat/>
+    <w:uiPriority w:val="0"/>
+    <w:rPr>
+      <w:rFonts w:ascii="Courier New" w:hAnsi="Courier New" w:cs="Courier New"/>
+      <w:sz w:val="20"/>
+      <w:szCs w:val="20"/>
+    </w:rPr>
+  </w:style>
+  <w:style w:type="character" w:styleId="8">
+    <w:name w:val="Strong"/>
+    <w:basedOn w:val="5"/>
+    <w:qFormat/>
+    <w:uiPriority w:val="0"/>
+    <w:rPr>
+      <w:b/>
+      <w:bCs/>
+    </w:rPr>
+  </w:style>
+  <w:style w:type="table" w:styleId="9">
     <w:name w:val="Table Grid"/>
     <w:basedOn w:val="6"/>
     <w:qFormat/>
@@ -19632,7 +20387,7 @@
       </w:tblBorders>
     </w:tblPr>
   </w:style>
-  <w:style w:type="paragraph" w:customStyle="1" w:styleId="8">
+  <w:style w:type="paragraph" w:customStyle="1" w:styleId="10">
     <w:name w:val="List content"/>
     <w:basedOn w:val="1"/>
     <w:qFormat/>
@@ -19645,7 +20400,7 @@
       <w:spacing w:before="120" w:after="120"/>
     </w:pPr>
   </w:style>
-  <w:style w:type="paragraph" w:customStyle="1" w:styleId="9">
+  <w:style w:type="paragraph" w:customStyle="1" w:styleId="11">
     <w:name w:val="Hình ảnh"/>
     <w:basedOn w:val="1"/>
     <w:qFormat/>
@@ -19656,26 +20411,6 @@
     <w:rPr>
       <w:i/>
       <w:sz w:val="28"/>
-    </w:rPr>
-  </w:style>
-  <w:style w:type="character" w:styleId="10">
-    <w:name w:val="HTML Code"/>
-    <w:basedOn w:val="5"/>
-    <w:uiPriority w:val="0"/>
-    <w:rPr>
-      <w:rFonts w:ascii="Courier New" w:hAnsi="Courier New" w:cs="Courier New"/>
-      <w:sz w:val="20"/>
-      <w:szCs w:val="20"/>
-    </w:rPr>
-  </w:style>
-  <w:style w:type="character" w:styleId="11">
-    <w:name w:val="Strong"/>
-    <w:basedOn w:val="5"/>
-    <w:qFormat/>
-    <w:uiPriority w:val="0"/>
-    <w:rPr>
-      <w:b/>
-      <w:bCs/>
     </w:rPr>
   </w:style>
 </w:styles>

--- a/Tuần 13th4.docx
+++ b/Tuần 13th4.docx
@@ -525,13 +525,15 @@
       <w:r>
         <w:t>hiết kế csdl (ERD)</w:t>
       </w:r>
+      <w:bookmarkStart w:id="0" w:name="_GoBack"/>
+      <w:bookmarkEnd w:id="0"/>
     </w:p>
     <w:p>
       <w:r>
         <w:drawing>
           <wp:inline distT="0" distB="0" distL="114300" distR="114300">
-            <wp:extent cx="5265420" cy="2472055"/>
-            <wp:effectExtent l="0" t="0" r="7620" b="12065"/>
+            <wp:extent cx="5265420" cy="2394585"/>
+            <wp:effectExtent l="0" t="0" r="7620" b="13335"/>
             <wp:docPr id="1" name="Picture 1"/>
             <wp:cNvGraphicFramePr>
               <a:graphicFrameLocks xmlns:a="http://schemas.openxmlformats.org/drawingml/2006/main" noChangeAspect="1"/>
@@ -554,7 +556,7 @@
                   <pic:spPr>
                     <a:xfrm>
                       <a:off x="0" y="0"/>
-                      <a:ext cx="5265420" cy="2472055"/>
+                      <a:ext cx="5265420" cy="2394585"/>
                     </a:xfrm>
                     <a:prstGeom prst="rect">
                       <a:avLst/>
@@ -571,6 +573,7 @@
         </w:drawing>
       </w:r>
     </w:p>
+    <w:p/>
     <w:p/>
     <w:p>
       <w:pPr>
@@ -747,7 +750,6 @@
             <w:insideH w:val="single" w:color="auto" w:sz="4" w:space="0"/>
             <w:insideV w:val="single" w:color="auto" w:sz="4" w:space="0"/>
           </w:tblBorders>
-          <w:shd w:val="clear" w:color="auto" w:fill="auto"/>
           <w:tblCellMar>
             <w:top w:w="0" w:type="dxa"/>
             <w:left w:w="0" w:type="dxa"/>
@@ -1025,6 +1027,7 @@
             <w:insideH w:val="single" w:color="auto" w:sz="4" w:space="0"/>
             <w:insideV w:val="single" w:color="auto" w:sz="4" w:space="0"/>
           </w:tblBorders>
+          <w:shd w:val="clear" w:color="auto" w:fill="auto"/>
           <w:tblCellMar>
             <w:top w:w="0" w:type="dxa"/>
             <w:left w:w="0" w:type="dxa"/>
@@ -1300,6 +1303,7 @@
             <w:insideH w:val="single" w:color="auto" w:sz="4" w:space="0"/>
             <w:insideV w:val="single" w:color="auto" w:sz="4" w:space="0"/>
           </w:tblBorders>
+          <w:shd w:val="clear" w:color="auto" w:fill="auto"/>
           <w:tblCellMar>
             <w:top w:w="0" w:type="dxa"/>
             <w:left w:w="0" w:type="dxa"/>
@@ -1575,6 +1579,7 @@
             <w:insideH w:val="single" w:color="auto" w:sz="4" w:space="0"/>
             <w:insideV w:val="single" w:color="auto" w:sz="4" w:space="0"/>
           </w:tblBorders>
+          <w:shd w:val="clear" w:color="auto" w:fill="auto"/>
           <w:tblCellMar>
             <w:top w:w="0" w:type="dxa"/>
             <w:left w:w="0" w:type="dxa"/>
@@ -1712,6 +1717,7 @@
             <w:insideH w:val="single" w:color="auto" w:sz="4" w:space="0"/>
             <w:insideV w:val="single" w:color="auto" w:sz="4" w:space="0"/>
           </w:tblBorders>
+          <w:shd w:val="clear" w:color="auto" w:fill="auto"/>
           <w:tblCellMar>
             <w:top w:w="0" w:type="dxa"/>
             <w:left w:w="0" w:type="dxa"/>
@@ -1849,6 +1855,7 @@
             <w:insideH w:val="single" w:color="auto" w:sz="4" w:space="0"/>
             <w:insideV w:val="single" w:color="auto" w:sz="4" w:space="0"/>
           </w:tblBorders>
+          <w:shd w:val="clear" w:color="auto" w:fill="auto"/>
           <w:tblCellMar>
             <w:top w:w="0" w:type="dxa"/>
             <w:left w:w="0" w:type="dxa"/>
@@ -1986,6 +1993,7 @@
             <w:insideH w:val="single" w:color="auto" w:sz="4" w:space="0"/>
             <w:insideV w:val="single" w:color="auto" w:sz="4" w:space="0"/>
           </w:tblBorders>
+          <w:shd w:val="clear" w:color="auto" w:fill="auto"/>
           <w:tblCellMar>
             <w:top w:w="0" w:type="dxa"/>
             <w:left w:w="0" w:type="dxa"/>
@@ -2123,6 +2131,7 @@
             <w:insideH w:val="single" w:color="auto" w:sz="4" w:space="0"/>
             <w:insideV w:val="single" w:color="auto" w:sz="4" w:space="0"/>
           </w:tblBorders>
+          <w:shd w:val="clear" w:color="auto" w:fill="auto"/>
           <w:tblCellMar>
             <w:top w:w="0" w:type="dxa"/>
             <w:left w:w="0" w:type="dxa"/>
@@ -2400,6 +2409,7 @@
     </w:p>
     <w:tbl>
       <w:tblPr>
+        <w:tblStyle w:val="6"/>
         <w:tblW w:w="0" w:type="auto"/>
         <w:tblInd w:w="0" w:type="dxa"/>
         <w:tblBorders>
@@ -2410,7 +2420,7 @@
           <w:insideH w:val="single" w:color="auto" w:sz="4" w:space="0"/>
           <w:insideV w:val="single" w:color="auto" w:sz="4" w:space="0"/>
         </w:tblBorders>
-        <w:shd w:val="clear"/>
+        <w:shd w:val="clear" w:color="auto" w:fill="auto"/>
         <w:tblLayout w:type="autofit"/>
         <w:tblCellMar>
           <w:top w:w="14" w:type="dxa"/>
@@ -2435,7 +2445,6 @@
             <w:insideH w:val="single" w:color="auto" w:sz="4" w:space="0"/>
             <w:insideV w:val="single" w:color="auto" w:sz="4" w:space="0"/>
           </w:tblBorders>
-          <w:shd w:val="clear"/>
           <w:tblCellMar>
             <w:top w:w="14" w:type="dxa"/>
             <w:left w:w="15" w:type="dxa"/>
@@ -2449,7 +2458,7 @@
         <w:tc>
           <w:tcPr>
             <w:tcW w:w="0" w:type="auto"/>
-            <w:shd w:val="clear"/>
+            <w:shd w:val="clear" w:color="auto" w:fill="auto"/>
             <w:vAlign w:val="center"/>
           </w:tcPr>
           <w:p>
@@ -2468,7 +2477,7 @@
         <w:tc>
           <w:tcPr>
             <w:tcW w:w="0" w:type="auto"/>
-            <w:shd w:val="clear"/>
+            <w:shd w:val="clear" w:color="auto" w:fill="auto"/>
             <w:vAlign w:val="center"/>
           </w:tcPr>
           <w:p>
@@ -2487,7 +2496,7 @@
         <w:tc>
           <w:tcPr>
             <w:tcW w:w="0" w:type="auto"/>
-            <w:shd w:val="clear"/>
+            <w:shd w:val="clear" w:color="auto" w:fill="auto"/>
             <w:vAlign w:val="center"/>
           </w:tcPr>
           <w:p>
@@ -2506,7 +2515,7 @@
         <w:tc>
           <w:tcPr>
             <w:tcW w:w="0" w:type="auto"/>
-            <w:shd w:val="clear"/>
+            <w:shd w:val="clear" w:color="auto" w:fill="auto"/>
             <w:vAlign w:val="center"/>
           </w:tcPr>
           <w:p>
@@ -2543,7 +2552,7 @@
         <w:tc>
           <w:tcPr>
             <w:tcW w:w="0" w:type="auto"/>
-            <w:shd w:val="clear"/>
+            <w:shd w:val="clear" w:color="auto" w:fill="auto"/>
             <w:vAlign w:val="center"/>
           </w:tcPr>
           <w:p>
@@ -2562,7 +2571,7 @@
         <w:tc>
           <w:tcPr>
             <w:tcW w:w="0" w:type="auto"/>
-            <w:shd w:val="clear"/>
+            <w:shd w:val="clear" w:color="auto" w:fill="auto"/>
             <w:vAlign w:val="center"/>
           </w:tcPr>
           <w:p>
@@ -2581,7 +2590,7 @@
         <w:tc>
           <w:tcPr>
             <w:tcW w:w="0" w:type="auto"/>
-            <w:shd w:val="clear"/>
+            <w:shd w:val="clear" w:color="auto" w:fill="auto"/>
             <w:vAlign w:val="center"/>
           </w:tcPr>
           <w:p>
@@ -2600,7 +2609,7 @@
         <w:tc>
           <w:tcPr>
             <w:tcW w:w="0" w:type="auto"/>
-            <w:shd w:val="clear"/>
+            <w:shd w:val="clear" w:color="auto" w:fill="auto"/>
             <w:vAlign w:val="center"/>
           </w:tcPr>
           <w:p>
@@ -2613,196 +2622,6 @@
                 <w:lang w:val="en-US" w:eastAsia="zh-CN"/>
               </w:rPr>
               <w:t>Khóa chính, tự tăng.</w:t>
-            </w:r>
-          </w:p>
-        </w:tc>
-      </w:tr>
-      <w:tr>
-        <w:tblPrEx>
-          <w:tblBorders>
-            <w:top w:val="single" w:color="auto" w:sz="4" w:space="0"/>
-            <w:left w:val="single" w:color="auto" w:sz="4" w:space="0"/>
-            <w:bottom w:val="single" w:color="auto" w:sz="4" w:space="0"/>
-            <w:right w:val="single" w:color="auto" w:sz="4" w:space="0"/>
-            <w:insideH w:val="single" w:color="auto" w:sz="4" w:space="0"/>
-            <w:insideV w:val="single" w:color="auto" w:sz="4" w:space="0"/>
-          </w:tblBorders>
-          <w:shd w:val="clear"/>
-          <w:tblCellMar>
-            <w:top w:w="14" w:type="dxa"/>
-            <w:left w:w="15" w:type="dxa"/>
-            <w:bottom w:w="14" w:type="dxa"/>
-            <w:right w:w="14" w:type="dxa"/>
-          </w:tblCellMar>
-        </w:tblPrEx>
-        <w:tc>
-          <w:tcPr>
-            <w:tcW w:w="0" w:type="auto"/>
-            <w:shd w:val="clear"/>
-            <w:vAlign w:val="center"/>
-          </w:tcPr>
-          <w:p>
-            <w:pPr>
-              <w:bidi w:val="0"/>
-              <w:jc w:val="center"/>
-            </w:pPr>
-            <w:r>
-              <w:rPr>
-                <w:lang w:val="en-US" w:eastAsia="zh-CN"/>
-              </w:rPr>
-              <w:t>user_id</w:t>
-            </w:r>
-          </w:p>
-        </w:tc>
-        <w:tc>
-          <w:tcPr>
-            <w:tcW w:w="0" w:type="auto"/>
-            <w:shd w:val="clear"/>
-            <w:vAlign w:val="center"/>
-          </w:tcPr>
-          <w:p>
-            <w:pPr>
-              <w:bidi w:val="0"/>
-              <w:jc w:val="center"/>
-            </w:pPr>
-            <w:r>
-              <w:rPr>
-                <w:lang w:val="en-US" w:eastAsia="zh-CN"/>
-              </w:rPr>
-              <w:t>BIGINT</w:t>
-            </w:r>
-          </w:p>
-        </w:tc>
-        <w:tc>
-          <w:tcPr>
-            <w:tcW w:w="0" w:type="auto"/>
-            <w:shd w:val="clear"/>
-            <w:vAlign w:val="center"/>
-          </w:tcPr>
-          <w:p>
-            <w:pPr>
-              <w:bidi w:val="0"/>
-              <w:jc w:val="center"/>
-            </w:pPr>
-            <w:r>
-              <w:rPr>
-                <w:lang w:val="en-US" w:eastAsia="zh-CN"/>
-              </w:rPr>
-              <w:t>Y</w:t>
-            </w:r>
-          </w:p>
-        </w:tc>
-        <w:tc>
-          <w:tcPr>
-            <w:tcW w:w="0" w:type="auto"/>
-            <w:shd w:val="clear"/>
-            <w:vAlign w:val="center"/>
-          </w:tcPr>
-          <w:p>
-            <w:pPr>
-              <w:bidi w:val="0"/>
-              <w:jc w:val="center"/>
-            </w:pPr>
-            <w:r>
-              <w:rPr>
-                <w:lang w:val="en-US" w:eastAsia="zh-CN"/>
-              </w:rPr>
-              <w:t>Khóa ngoại liên kết tới bảng user.</w:t>
-            </w:r>
-          </w:p>
-        </w:tc>
-      </w:tr>
-      <w:tr>
-        <w:tblPrEx>
-          <w:tblBorders>
-            <w:top w:val="single" w:color="auto" w:sz="4" w:space="0"/>
-            <w:left w:val="single" w:color="auto" w:sz="4" w:space="0"/>
-            <w:bottom w:val="single" w:color="auto" w:sz="4" w:space="0"/>
-            <w:right w:val="single" w:color="auto" w:sz="4" w:space="0"/>
-            <w:insideH w:val="single" w:color="auto" w:sz="4" w:space="0"/>
-            <w:insideV w:val="single" w:color="auto" w:sz="4" w:space="0"/>
-          </w:tblBorders>
-          <w:shd w:val="clear"/>
-          <w:tblCellMar>
-            <w:top w:w="14" w:type="dxa"/>
-            <w:left w:w="15" w:type="dxa"/>
-            <w:bottom w:w="14" w:type="dxa"/>
-            <w:right w:w="14" w:type="dxa"/>
-          </w:tblCellMar>
-        </w:tblPrEx>
-        <w:tc>
-          <w:tcPr>
-            <w:tcW w:w="0" w:type="auto"/>
-            <w:shd w:val="clear"/>
-            <w:vAlign w:val="center"/>
-          </w:tcPr>
-          <w:p>
-            <w:pPr>
-              <w:bidi w:val="0"/>
-              <w:jc w:val="center"/>
-            </w:pPr>
-            <w:r>
-              <w:rPr>
-                <w:lang w:val="en-US" w:eastAsia="zh-CN"/>
-              </w:rPr>
-              <w:t>provider</w:t>
-            </w:r>
-          </w:p>
-        </w:tc>
-        <w:tc>
-          <w:tcPr>
-            <w:tcW w:w="0" w:type="auto"/>
-            <w:shd w:val="clear"/>
-            <w:vAlign w:val="center"/>
-          </w:tcPr>
-          <w:p>
-            <w:pPr>
-              <w:bidi w:val="0"/>
-              <w:jc w:val="center"/>
-            </w:pPr>
-            <w:r>
-              <w:rPr>
-                <w:lang w:val="en-US" w:eastAsia="zh-CN"/>
-              </w:rPr>
-              <w:t>VARCHAR(50)</w:t>
-            </w:r>
-          </w:p>
-        </w:tc>
-        <w:tc>
-          <w:tcPr>
-            <w:tcW w:w="0" w:type="auto"/>
-            <w:shd w:val="clear"/>
-            <w:vAlign w:val="center"/>
-          </w:tcPr>
-          <w:p>
-            <w:pPr>
-              <w:bidi w:val="0"/>
-              <w:jc w:val="center"/>
-            </w:pPr>
-            <w:r>
-              <w:rPr>
-                <w:lang w:val="en-US" w:eastAsia="zh-CN"/>
-              </w:rPr>
-              <w:t>Y</w:t>
-            </w:r>
-          </w:p>
-        </w:tc>
-        <w:tc>
-          <w:tcPr>
-            <w:tcW w:w="0" w:type="auto"/>
-            <w:shd w:val="clear"/>
-            <w:vAlign w:val="center"/>
-          </w:tcPr>
-          <w:p>
-            <w:pPr>
-              <w:bidi w:val="0"/>
-              <w:jc w:val="center"/>
-            </w:pPr>
-            <w:r>
-              <w:rPr>
-                <w:lang w:val="en-US" w:eastAsia="zh-CN"/>
-              </w:rPr>
-              <w:t>Nhà cung cấp đăng nhập (LOCAL, GOOGLE, FACEBOOK).</w:t>
             </w:r>
           </w:p>
         </w:tc>
@@ -2827,76 +2646,76 @@
         <w:tc>
           <w:tcPr>
             <w:tcW w:w="0" w:type="auto"/>
-            <w:shd w:val="clear"/>
-            <w:vAlign w:val="center"/>
-          </w:tcPr>
-          <w:p>
-            <w:pPr>
-              <w:bidi w:val="0"/>
-              <w:jc w:val="center"/>
-            </w:pPr>
-            <w:r>
-              <w:rPr>
-                <w:lang w:val="en-US" w:eastAsia="zh-CN"/>
-              </w:rPr>
-              <w:t>provider_id</w:t>
-            </w:r>
-          </w:p>
-        </w:tc>
-        <w:tc>
-          <w:tcPr>
-            <w:tcW w:w="0" w:type="auto"/>
-            <w:shd w:val="clear"/>
-            <w:vAlign w:val="center"/>
-          </w:tcPr>
-          <w:p>
-            <w:pPr>
-              <w:bidi w:val="0"/>
-              <w:jc w:val="center"/>
-            </w:pPr>
-            <w:r>
-              <w:rPr>
-                <w:lang w:val="en-US" w:eastAsia="zh-CN"/>
-              </w:rPr>
-              <w:t>VARCHAR(255)</w:t>
-            </w:r>
-          </w:p>
-        </w:tc>
-        <w:tc>
-          <w:tcPr>
-            <w:tcW w:w="0" w:type="auto"/>
-            <w:shd w:val="clear"/>
-            <w:vAlign w:val="center"/>
-          </w:tcPr>
-          <w:p>
-            <w:pPr>
-              <w:bidi w:val="0"/>
-              <w:jc w:val="center"/>
-            </w:pPr>
-            <w:r>
-              <w:rPr>
-                <w:lang w:val="en-US" w:eastAsia="zh-CN"/>
-              </w:rPr>
-              <w:t>N</w:t>
-            </w:r>
-          </w:p>
-        </w:tc>
-        <w:tc>
-          <w:tcPr>
-            <w:tcW w:w="0" w:type="auto"/>
-            <w:shd w:val="clear"/>
-            <w:vAlign w:val="center"/>
-          </w:tcPr>
-          <w:p>
-            <w:pPr>
-              <w:bidi w:val="0"/>
-              <w:jc w:val="center"/>
-            </w:pPr>
-            <w:r>
-              <w:rPr>
-                <w:lang w:val="en-US" w:eastAsia="zh-CN"/>
-              </w:rPr>
-              <w:t>ID người dùng từ Google/Facebook.</w:t>
+            <w:shd w:val="clear" w:color="auto" w:fill="auto"/>
+            <w:vAlign w:val="center"/>
+          </w:tcPr>
+          <w:p>
+            <w:pPr>
+              <w:bidi w:val="0"/>
+              <w:jc w:val="center"/>
+            </w:pPr>
+            <w:r>
+              <w:rPr>
+                <w:lang w:val="en-US" w:eastAsia="zh-CN"/>
+              </w:rPr>
+              <w:t>user_id</w:t>
+            </w:r>
+          </w:p>
+        </w:tc>
+        <w:tc>
+          <w:tcPr>
+            <w:tcW w:w="0" w:type="auto"/>
+            <w:shd w:val="clear" w:color="auto" w:fill="auto"/>
+            <w:vAlign w:val="center"/>
+          </w:tcPr>
+          <w:p>
+            <w:pPr>
+              <w:bidi w:val="0"/>
+              <w:jc w:val="center"/>
+            </w:pPr>
+            <w:r>
+              <w:rPr>
+                <w:lang w:val="en-US" w:eastAsia="zh-CN"/>
+              </w:rPr>
+              <w:t>BIGINT</w:t>
+            </w:r>
+          </w:p>
+        </w:tc>
+        <w:tc>
+          <w:tcPr>
+            <w:tcW w:w="0" w:type="auto"/>
+            <w:shd w:val="clear" w:color="auto" w:fill="auto"/>
+            <w:vAlign w:val="center"/>
+          </w:tcPr>
+          <w:p>
+            <w:pPr>
+              <w:bidi w:val="0"/>
+              <w:jc w:val="center"/>
+            </w:pPr>
+            <w:r>
+              <w:rPr>
+                <w:lang w:val="en-US" w:eastAsia="zh-CN"/>
+              </w:rPr>
+              <w:t>Y</w:t>
+            </w:r>
+          </w:p>
+        </w:tc>
+        <w:tc>
+          <w:tcPr>
+            <w:tcW w:w="0" w:type="auto"/>
+            <w:shd w:val="clear" w:color="auto" w:fill="auto"/>
+            <w:vAlign w:val="center"/>
+          </w:tcPr>
+          <w:p>
+            <w:pPr>
+              <w:bidi w:val="0"/>
+              <w:jc w:val="center"/>
+            </w:pPr>
+            <w:r>
+              <w:rPr>
+                <w:lang w:val="en-US" w:eastAsia="zh-CN"/>
+              </w:rPr>
+              <w:t>Khóa ngoại liên kết tới bảng user.</w:t>
             </w:r>
           </w:p>
         </w:tc>
@@ -2921,76 +2740,76 @@
         <w:tc>
           <w:tcPr>
             <w:tcW w:w="0" w:type="auto"/>
-            <w:shd w:val="clear"/>
-            <w:vAlign w:val="center"/>
-          </w:tcPr>
-          <w:p>
-            <w:pPr>
-              <w:bidi w:val="0"/>
-              <w:jc w:val="center"/>
-            </w:pPr>
-            <w:r>
-              <w:rPr>
-                <w:lang w:val="en-US" w:eastAsia="zh-CN"/>
-              </w:rPr>
-              <w:t>email</w:t>
-            </w:r>
-          </w:p>
-        </w:tc>
-        <w:tc>
-          <w:tcPr>
-            <w:tcW w:w="0" w:type="auto"/>
-            <w:shd w:val="clear"/>
-            <w:vAlign w:val="center"/>
-          </w:tcPr>
-          <w:p>
-            <w:pPr>
-              <w:bidi w:val="0"/>
-              <w:jc w:val="center"/>
-            </w:pPr>
-            <w:r>
-              <w:rPr>
-                <w:lang w:val="en-US" w:eastAsia="zh-CN"/>
-              </w:rPr>
-              <w:t>VARCHAR(255)</w:t>
-            </w:r>
-          </w:p>
-        </w:tc>
-        <w:tc>
-          <w:tcPr>
-            <w:tcW w:w="0" w:type="auto"/>
-            <w:shd w:val="clear"/>
-            <w:vAlign w:val="center"/>
-          </w:tcPr>
-          <w:p>
-            <w:pPr>
-              <w:bidi w:val="0"/>
-              <w:jc w:val="center"/>
-            </w:pPr>
-            <w:r>
-              <w:rPr>
-                <w:lang w:val="en-US" w:eastAsia="zh-CN"/>
-              </w:rPr>
-              <w:t>N</w:t>
-            </w:r>
-          </w:p>
-        </w:tc>
-        <w:tc>
-          <w:tcPr>
-            <w:tcW w:w="0" w:type="auto"/>
-            <w:shd w:val="clear"/>
-            <w:vAlign w:val="center"/>
-          </w:tcPr>
-          <w:p>
-            <w:pPr>
-              <w:bidi w:val="0"/>
-              <w:jc w:val="center"/>
-            </w:pPr>
-            <w:r>
-              <w:rPr>
-                <w:lang w:val="en-US" w:eastAsia="zh-CN"/>
-              </w:rPr>
-              <w:t>Email lấy từ provider (có thể khác hoặc null).</w:t>
+            <w:shd w:val="clear" w:color="auto" w:fill="auto"/>
+            <w:vAlign w:val="center"/>
+          </w:tcPr>
+          <w:p>
+            <w:pPr>
+              <w:bidi w:val="0"/>
+              <w:jc w:val="center"/>
+            </w:pPr>
+            <w:r>
+              <w:rPr>
+                <w:lang w:val="en-US" w:eastAsia="zh-CN"/>
+              </w:rPr>
+              <w:t>provider</w:t>
+            </w:r>
+          </w:p>
+        </w:tc>
+        <w:tc>
+          <w:tcPr>
+            <w:tcW w:w="0" w:type="auto"/>
+            <w:shd w:val="clear" w:color="auto" w:fill="auto"/>
+            <w:vAlign w:val="center"/>
+          </w:tcPr>
+          <w:p>
+            <w:pPr>
+              <w:bidi w:val="0"/>
+              <w:jc w:val="center"/>
+            </w:pPr>
+            <w:r>
+              <w:rPr>
+                <w:lang w:val="en-US" w:eastAsia="zh-CN"/>
+              </w:rPr>
+              <w:t>VARCHAR(50)</w:t>
+            </w:r>
+          </w:p>
+        </w:tc>
+        <w:tc>
+          <w:tcPr>
+            <w:tcW w:w="0" w:type="auto"/>
+            <w:shd w:val="clear" w:color="auto" w:fill="auto"/>
+            <w:vAlign w:val="center"/>
+          </w:tcPr>
+          <w:p>
+            <w:pPr>
+              <w:bidi w:val="0"/>
+              <w:jc w:val="center"/>
+            </w:pPr>
+            <w:r>
+              <w:rPr>
+                <w:lang w:val="en-US" w:eastAsia="zh-CN"/>
+              </w:rPr>
+              <w:t>Y</w:t>
+            </w:r>
+          </w:p>
+        </w:tc>
+        <w:tc>
+          <w:tcPr>
+            <w:tcW w:w="0" w:type="auto"/>
+            <w:shd w:val="clear" w:color="auto" w:fill="auto"/>
+            <w:vAlign w:val="center"/>
+          </w:tcPr>
+          <w:p>
+            <w:pPr>
+              <w:bidi w:val="0"/>
+              <w:jc w:val="center"/>
+            </w:pPr>
+            <w:r>
+              <w:rPr>
+                <w:lang w:val="en-US" w:eastAsia="zh-CN"/>
+              </w:rPr>
+              <w:t>Nhà cung cấp đăng nhập (LOCAL, GOOGLE, FACEBOOK).</w:t>
             </w:r>
           </w:p>
         </w:tc>
@@ -3015,45 +2834,45 @@
         <w:tc>
           <w:tcPr>
             <w:tcW w:w="0" w:type="auto"/>
-            <w:shd w:val="clear"/>
-            <w:vAlign w:val="center"/>
-          </w:tcPr>
-          <w:p>
-            <w:pPr>
-              <w:bidi w:val="0"/>
-              <w:jc w:val="center"/>
-            </w:pPr>
-            <w:r>
-              <w:rPr>
-                <w:lang w:val="en-US" w:eastAsia="zh-CN"/>
-              </w:rPr>
-              <w:t>access_token</w:t>
-            </w:r>
-          </w:p>
-        </w:tc>
-        <w:tc>
-          <w:tcPr>
-            <w:tcW w:w="0" w:type="auto"/>
-            <w:shd w:val="clear"/>
-            <w:vAlign w:val="center"/>
-          </w:tcPr>
-          <w:p>
-            <w:pPr>
-              <w:bidi w:val="0"/>
-              <w:jc w:val="center"/>
-            </w:pPr>
-            <w:r>
-              <w:rPr>
-                <w:lang w:val="en-US" w:eastAsia="zh-CN"/>
-              </w:rPr>
-              <w:t>TEXT</w:t>
-            </w:r>
-          </w:p>
-        </w:tc>
-        <w:tc>
-          <w:tcPr>
-            <w:tcW w:w="0" w:type="auto"/>
-            <w:shd w:val="clear"/>
+            <w:shd w:val="clear" w:color="auto" w:fill="auto"/>
+            <w:vAlign w:val="center"/>
+          </w:tcPr>
+          <w:p>
+            <w:pPr>
+              <w:bidi w:val="0"/>
+              <w:jc w:val="center"/>
+            </w:pPr>
+            <w:r>
+              <w:rPr>
+                <w:lang w:val="en-US" w:eastAsia="zh-CN"/>
+              </w:rPr>
+              <w:t>provider_id</w:t>
+            </w:r>
+          </w:p>
+        </w:tc>
+        <w:tc>
+          <w:tcPr>
+            <w:tcW w:w="0" w:type="auto"/>
+            <w:shd w:val="clear" w:color="auto" w:fill="auto"/>
+            <w:vAlign w:val="center"/>
+          </w:tcPr>
+          <w:p>
+            <w:pPr>
+              <w:bidi w:val="0"/>
+              <w:jc w:val="center"/>
+            </w:pPr>
+            <w:r>
+              <w:rPr>
+                <w:lang w:val="en-US" w:eastAsia="zh-CN"/>
+              </w:rPr>
+              <w:t>VARCHAR(255)</w:t>
+            </w:r>
+          </w:p>
+        </w:tc>
+        <w:tc>
+          <w:tcPr>
+            <w:tcW w:w="0" w:type="auto"/>
+            <w:shd w:val="clear" w:color="auto" w:fill="auto"/>
             <w:vAlign w:val="center"/>
           </w:tcPr>
           <w:p>
@@ -3072,19 +2891,19 @@
         <w:tc>
           <w:tcPr>
             <w:tcW w:w="0" w:type="auto"/>
-            <w:shd w:val="clear"/>
-            <w:vAlign w:val="center"/>
-          </w:tcPr>
-          <w:p>
-            <w:pPr>
-              <w:bidi w:val="0"/>
-              <w:jc w:val="center"/>
-            </w:pPr>
-            <w:r>
-              <w:rPr>
-                <w:lang w:val="en-US" w:eastAsia="zh-CN"/>
-              </w:rPr>
-              <w:t>Token truy cập từ provider (nếu lưu).</w:t>
+            <w:shd w:val="clear" w:color="auto" w:fill="auto"/>
+            <w:vAlign w:val="center"/>
+          </w:tcPr>
+          <w:p>
+            <w:pPr>
+              <w:bidi w:val="0"/>
+              <w:jc w:val="center"/>
+            </w:pPr>
+            <w:r>
+              <w:rPr>
+                <w:lang w:val="en-US" w:eastAsia="zh-CN"/>
+              </w:rPr>
+              <w:t>ID người dùng từ Google/Facebook.</w:t>
             </w:r>
           </w:p>
         </w:tc>
@@ -3099,7 +2918,6 @@
             <w:insideH w:val="single" w:color="auto" w:sz="4" w:space="0"/>
             <w:insideV w:val="single" w:color="auto" w:sz="4" w:space="0"/>
           </w:tblBorders>
-          <w:shd w:val="clear"/>
           <w:tblCellMar>
             <w:top w:w="14" w:type="dxa"/>
             <w:left w:w="15" w:type="dxa"/>
@@ -3110,7 +2928,197 @@
         <w:tc>
           <w:tcPr>
             <w:tcW w:w="0" w:type="auto"/>
-            <w:shd w:val="clear"/>
+            <w:shd w:val="clear" w:color="auto" w:fill="auto"/>
+            <w:vAlign w:val="center"/>
+          </w:tcPr>
+          <w:p>
+            <w:pPr>
+              <w:bidi w:val="0"/>
+              <w:jc w:val="center"/>
+            </w:pPr>
+            <w:r>
+              <w:rPr>
+                <w:lang w:val="en-US" w:eastAsia="zh-CN"/>
+              </w:rPr>
+              <w:t>email</w:t>
+            </w:r>
+          </w:p>
+        </w:tc>
+        <w:tc>
+          <w:tcPr>
+            <w:tcW w:w="0" w:type="auto"/>
+            <w:shd w:val="clear" w:color="auto" w:fill="auto"/>
+            <w:vAlign w:val="center"/>
+          </w:tcPr>
+          <w:p>
+            <w:pPr>
+              <w:bidi w:val="0"/>
+              <w:jc w:val="center"/>
+            </w:pPr>
+            <w:r>
+              <w:rPr>
+                <w:lang w:val="en-US" w:eastAsia="zh-CN"/>
+              </w:rPr>
+              <w:t>VARCHAR(255)</w:t>
+            </w:r>
+          </w:p>
+        </w:tc>
+        <w:tc>
+          <w:tcPr>
+            <w:tcW w:w="0" w:type="auto"/>
+            <w:shd w:val="clear" w:color="auto" w:fill="auto"/>
+            <w:vAlign w:val="center"/>
+          </w:tcPr>
+          <w:p>
+            <w:pPr>
+              <w:bidi w:val="0"/>
+              <w:jc w:val="center"/>
+            </w:pPr>
+            <w:r>
+              <w:rPr>
+                <w:lang w:val="en-US" w:eastAsia="zh-CN"/>
+              </w:rPr>
+              <w:t>N</w:t>
+            </w:r>
+          </w:p>
+        </w:tc>
+        <w:tc>
+          <w:tcPr>
+            <w:tcW w:w="0" w:type="auto"/>
+            <w:shd w:val="clear" w:color="auto" w:fill="auto"/>
+            <w:vAlign w:val="center"/>
+          </w:tcPr>
+          <w:p>
+            <w:pPr>
+              <w:bidi w:val="0"/>
+              <w:jc w:val="center"/>
+            </w:pPr>
+            <w:r>
+              <w:rPr>
+                <w:lang w:val="en-US" w:eastAsia="zh-CN"/>
+              </w:rPr>
+              <w:t>Email lấy từ provider (có thể khác hoặc null).</w:t>
+            </w:r>
+          </w:p>
+        </w:tc>
+      </w:tr>
+      <w:tr>
+        <w:tblPrEx>
+          <w:tblBorders>
+            <w:top w:val="single" w:color="auto" w:sz="4" w:space="0"/>
+            <w:left w:val="single" w:color="auto" w:sz="4" w:space="0"/>
+            <w:bottom w:val="single" w:color="auto" w:sz="4" w:space="0"/>
+            <w:right w:val="single" w:color="auto" w:sz="4" w:space="0"/>
+            <w:insideH w:val="single" w:color="auto" w:sz="4" w:space="0"/>
+            <w:insideV w:val="single" w:color="auto" w:sz="4" w:space="0"/>
+          </w:tblBorders>
+          <w:shd w:val="clear" w:color="auto" w:fill="auto"/>
+          <w:tblCellMar>
+            <w:top w:w="14" w:type="dxa"/>
+            <w:left w:w="15" w:type="dxa"/>
+            <w:bottom w:w="14" w:type="dxa"/>
+            <w:right w:w="14" w:type="dxa"/>
+          </w:tblCellMar>
+        </w:tblPrEx>
+        <w:tc>
+          <w:tcPr>
+            <w:tcW w:w="0" w:type="auto"/>
+            <w:shd w:val="clear" w:color="auto" w:fill="auto"/>
+            <w:vAlign w:val="center"/>
+          </w:tcPr>
+          <w:p>
+            <w:pPr>
+              <w:bidi w:val="0"/>
+              <w:jc w:val="center"/>
+            </w:pPr>
+            <w:r>
+              <w:rPr>
+                <w:lang w:val="en-US" w:eastAsia="zh-CN"/>
+              </w:rPr>
+              <w:t>access_token</w:t>
+            </w:r>
+          </w:p>
+        </w:tc>
+        <w:tc>
+          <w:tcPr>
+            <w:tcW w:w="0" w:type="auto"/>
+            <w:shd w:val="clear" w:color="auto" w:fill="auto"/>
+            <w:vAlign w:val="center"/>
+          </w:tcPr>
+          <w:p>
+            <w:pPr>
+              <w:bidi w:val="0"/>
+              <w:jc w:val="center"/>
+            </w:pPr>
+            <w:r>
+              <w:rPr>
+                <w:lang w:val="en-US" w:eastAsia="zh-CN"/>
+              </w:rPr>
+              <w:t>TEXT</w:t>
+            </w:r>
+          </w:p>
+        </w:tc>
+        <w:tc>
+          <w:tcPr>
+            <w:tcW w:w="0" w:type="auto"/>
+            <w:shd w:val="clear" w:color="auto" w:fill="auto"/>
+            <w:vAlign w:val="center"/>
+          </w:tcPr>
+          <w:p>
+            <w:pPr>
+              <w:bidi w:val="0"/>
+              <w:jc w:val="center"/>
+            </w:pPr>
+            <w:r>
+              <w:rPr>
+                <w:lang w:val="en-US" w:eastAsia="zh-CN"/>
+              </w:rPr>
+              <w:t>N</w:t>
+            </w:r>
+          </w:p>
+        </w:tc>
+        <w:tc>
+          <w:tcPr>
+            <w:tcW w:w="0" w:type="auto"/>
+            <w:shd w:val="clear" w:color="auto" w:fill="auto"/>
+            <w:vAlign w:val="center"/>
+          </w:tcPr>
+          <w:p>
+            <w:pPr>
+              <w:bidi w:val="0"/>
+              <w:jc w:val="center"/>
+            </w:pPr>
+            <w:r>
+              <w:rPr>
+                <w:lang w:val="en-US" w:eastAsia="zh-CN"/>
+              </w:rPr>
+              <w:t>Token truy cập từ provider (nếu lưu).</w:t>
+            </w:r>
+          </w:p>
+        </w:tc>
+      </w:tr>
+      <w:tr>
+        <w:tblPrEx>
+          <w:tblBorders>
+            <w:top w:val="single" w:color="auto" w:sz="4" w:space="0"/>
+            <w:left w:val="single" w:color="auto" w:sz="4" w:space="0"/>
+            <w:bottom w:val="single" w:color="auto" w:sz="4" w:space="0"/>
+            <w:right w:val="single" w:color="auto" w:sz="4" w:space="0"/>
+            <w:insideH w:val="single" w:color="auto" w:sz="4" w:space="0"/>
+            <w:insideV w:val="single" w:color="auto" w:sz="4" w:space="0"/>
+          </w:tblBorders>
+          <w:shd w:val="clear" w:color="auto" w:fill="auto"/>
+          <w:tblCellMar>
+            <w:top w:w="14" w:type="dxa"/>
+            <w:left w:w="15" w:type="dxa"/>
+            <w:bottom w:w="14" w:type="dxa"/>
+            <w:right w:w="14" w:type="dxa"/>
+          </w:tblCellMar>
+        </w:tblPrEx>
+        <w:tc>
+          <w:tcPr>
+            <w:tcW w:w="0" w:type="auto"/>
+            <w:shd w:val="clear" w:color="auto" w:fill="auto"/>
             <w:vAlign w:val="center"/>
           </w:tcPr>
           <w:p>
@@ -3129,7 +3137,7 @@
         <w:tc>
           <w:tcPr>
             <w:tcW w:w="0" w:type="auto"/>
-            <w:shd w:val="clear"/>
+            <w:shd w:val="clear" w:color="auto" w:fill="auto"/>
             <w:vAlign w:val="center"/>
           </w:tcPr>
           <w:p>
@@ -3148,7 +3156,7 @@
         <w:tc>
           <w:tcPr>
             <w:tcW w:w="0" w:type="auto"/>
-            <w:shd w:val="clear"/>
+            <w:shd w:val="clear" w:color="auto" w:fill="auto"/>
             <w:vAlign w:val="center"/>
           </w:tcPr>
           <w:p>
@@ -3167,7 +3175,7 @@
         <w:tc>
           <w:tcPr>
             <w:tcW w:w="0" w:type="auto"/>
-            <w:shd w:val="clear"/>
+            <w:shd w:val="clear" w:color="auto" w:fill="auto"/>
             <w:vAlign w:val="center"/>
           </w:tcPr>
           <w:p>
@@ -3602,7 +3610,6 @@
             <w:insideH w:val="single" w:color="auto" w:sz="4" w:space="0"/>
             <w:insideV w:val="single" w:color="auto" w:sz="4" w:space="0"/>
           </w:tblBorders>
-          <w:shd w:val="clear" w:color="auto" w:fill="auto"/>
           <w:tblCellMar>
             <w:top w:w="0" w:type="dxa"/>
             <w:left w:w="0" w:type="dxa"/>
@@ -3753,6 +3760,498 @@
                 <w:lang w:val="en-US" w:eastAsia="zh-CN"/>
               </w:rPr>
               <w:t>Khóa ngoại liên kết bảng user.</w:t>
+            </w:r>
+          </w:p>
+        </w:tc>
+      </w:tr>
+      <w:tr>
+        <w:tblPrEx>
+          <w:tblBorders>
+            <w:top w:val="single" w:color="auto" w:sz="4" w:space="0"/>
+            <w:left w:val="single" w:color="auto" w:sz="4" w:space="0"/>
+            <w:bottom w:val="single" w:color="auto" w:sz="4" w:space="0"/>
+            <w:right w:val="single" w:color="auto" w:sz="4" w:space="0"/>
+            <w:insideH w:val="single" w:color="auto" w:sz="4" w:space="0"/>
+            <w:insideV w:val="single" w:color="auto" w:sz="4" w:space="0"/>
+          </w:tblBorders>
+          <w:tblCellMar>
+            <w:top w:w="0" w:type="dxa"/>
+            <w:left w:w="0" w:type="dxa"/>
+            <w:bottom w:w="0" w:type="dxa"/>
+            <w:right w:w="0" w:type="dxa"/>
+          </w:tblCellMar>
+        </w:tblPrEx>
+        <w:trPr>
+          <w:jc w:val="center"/>
+        </w:trPr>
+        <w:tc>
+          <w:tcPr>
+            <w:tcW w:w="0" w:type="auto"/>
+            <w:tcBorders>
+              <w:top w:val="single" w:color="000000" w:sz="8" w:space="0"/>
+              <w:left w:val="single" w:color="000000" w:sz="8" w:space="0"/>
+              <w:bottom w:val="single" w:color="000000" w:sz="8" w:space="0"/>
+              <w:right w:val="single" w:color="000000" w:sz="8" w:space="0"/>
+            </w:tcBorders>
+            <w:shd w:val="clear" w:color="auto" w:fill="FFFFFF"/>
+            <w:tcMar>
+              <w:top w:w="192" w:type="dxa"/>
+              <w:bottom w:w="192" w:type="dxa"/>
+              <w:right w:w="144" w:type="dxa"/>
+            </w:tcMar>
+            <w:vAlign w:val="center"/>
+          </w:tcPr>
+          <w:p>
+            <w:pPr>
+              <w:bidi w:val="0"/>
+              <w:jc w:val="center"/>
+              <w:rPr>
+                <w:rFonts w:hint="default"/>
+                <w:color w:val="000000"/>
+              </w:rPr>
+            </w:pPr>
+            <w:r>
+              <w:rPr>
+                <w:rFonts w:hint="default"/>
+                <w:color w:val="000000"/>
+                <w:lang w:val="en-US" w:eastAsia="zh-CN"/>
+              </w:rPr>
+              <w:t>receiver_name</w:t>
+            </w:r>
+          </w:p>
+        </w:tc>
+        <w:tc>
+          <w:tcPr>
+            <w:tcW w:w="0" w:type="auto"/>
+            <w:tcBorders>
+              <w:top w:val="single" w:color="000000" w:sz="8" w:space="0"/>
+              <w:left w:val="single" w:color="000000" w:sz="8" w:space="0"/>
+              <w:bottom w:val="single" w:color="000000" w:sz="8" w:space="0"/>
+              <w:right w:val="single" w:color="000000" w:sz="8" w:space="0"/>
+            </w:tcBorders>
+            <w:shd w:val="clear" w:color="auto" w:fill="FFFFFF"/>
+            <w:tcMar>
+              <w:top w:w="192" w:type="dxa"/>
+              <w:bottom w:w="192" w:type="dxa"/>
+              <w:right w:w="144" w:type="dxa"/>
+            </w:tcMar>
+            <w:vAlign w:val="center"/>
+          </w:tcPr>
+          <w:p>
+            <w:pPr>
+              <w:bidi w:val="0"/>
+              <w:jc w:val="center"/>
+              <w:rPr>
+                <w:rFonts w:hint="default"/>
+                <w:color w:val="000000"/>
+              </w:rPr>
+            </w:pPr>
+            <w:r>
+              <w:rPr>
+                <w:rFonts w:hint="default"/>
+                <w:color w:val="000000"/>
+                <w:lang w:val="en-US" w:eastAsia="zh-CN"/>
+              </w:rPr>
+              <w:t>Varchar(100)</w:t>
+            </w:r>
+          </w:p>
+        </w:tc>
+        <w:tc>
+          <w:tcPr>
+            <w:tcW w:w="0" w:type="auto"/>
+            <w:tcBorders>
+              <w:top w:val="single" w:color="000000" w:sz="8" w:space="0"/>
+              <w:left w:val="single" w:color="000000" w:sz="8" w:space="0"/>
+              <w:bottom w:val="single" w:color="000000" w:sz="8" w:space="0"/>
+              <w:right w:val="single" w:color="000000" w:sz="8" w:space="0"/>
+            </w:tcBorders>
+            <w:shd w:val="clear" w:color="auto" w:fill="FFFFFF"/>
+            <w:tcMar>
+              <w:top w:w="192" w:type="dxa"/>
+              <w:bottom w:w="192" w:type="dxa"/>
+              <w:right w:w="144" w:type="dxa"/>
+            </w:tcMar>
+            <w:vAlign w:val="center"/>
+          </w:tcPr>
+          <w:p>
+            <w:pPr>
+              <w:bidi w:val="0"/>
+              <w:jc w:val="center"/>
+              <w:rPr>
+                <w:rFonts w:hint="default"/>
+                <w:color w:val="000000"/>
+              </w:rPr>
+            </w:pPr>
+            <w:r>
+              <w:rPr>
+                <w:rFonts w:hint="default"/>
+                <w:color w:val="000000"/>
+                <w:lang w:val="en-US" w:eastAsia="zh-CN"/>
+              </w:rPr>
+              <w:t>Y</w:t>
+            </w:r>
+          </w:p>
+        </w:tc>
+        <w:tc>
+          <w:tcPr>
+            <w:tcW w:w="0" w:type="auto"/>
+            <w:tcBorders>
+              <w:top w:val="single" w:color="000000" w:sz="8" w:space="0"/>
+              <w:left w:val="single" w:color="000000" w:sz="8" w:space="0"/>
+              <w:bottom w:val="single" w:color="000000" w:sz="8" w:space="0"/>
+              <w:right w:val="single" w:color="000000" w:sz="8" w:space="0"/>
+            </w:tcBorders>
+            <w:shd w:val="clear" w:color="auto" w:fill="FFFFFF"/>
+            <w:tcMar>
+              <w:top w:w="192" w:type="dxa"/>
+              <w:bottom w:w="192" w:type="dxa"/>
+            </w:tcMar>
+            <w:vAlign w:val="center"/>
+          </w:tcPr>
+          <w:p>
+            <w:pPr>
+              <w:bidi w:val="0"/>
+              <w:jc w:val="center"/>
+              <w:rPr>
+                <w:rFonts w:hint="default"/>
+                <w:color w:val="000000"/>
+              </w:rPr>
+            </w:pPr>
+            <w:r>
+              <w:rPr>
+                <w:rFonts w:hint="default"/>
+                <w:color w:val="000000"/>
+                <w:lang w:val="en-US" w:eastAsia="zh-CN"/>
+              </w:rPr>
+              <w:t>Tên người nhận hàng.</w:t>
+            </w:r>
+          </w:p>
+        </w:tc>
+      </w:tr>
+      <w:tr>
+        <w:tblPrEx>
+          <w:tblBorders>
+            <w:top w:val="single" w:color="auto" w:sz="4" w:space="0"/>
+            <w:left w:val="single" w:color="auto" w:sz="4" w:space="0"/>
+            <w:bottom w:val="single" w:color="auto" w:sz="4" w:space="0"/>
+            <w:right w:val="single" w:color="auto" w:sz="4" w:space="0"/>
+            <w:insideH w:val="single" w:color="auto" w:sz="4" w:space="0"/>
+            <w:insideV w:val="single" w:color="auto" w:sz="4" w:space="0"/>
+          </w:tblBorders>
+          <w:tblCellMar>
+            <w:top w:w="0" w:type="dxa"/>
+            <w:left w:w="0" w:type="dxa"/>
+            <w:bottom w:w="0" w:type="dxa"/>
+            <w:right w:w="0" w:type="dxa"/>
+          </w:tblCellMar>
+        </w:tblPrEx>
+        <w:trPr>
+          <w:jc w:val="center"/>
+        </w:trPr>
+        <w:tc>
+          <w:tcPr>
+            <w:tcW w:w="0" w:type="auto"/>
+            <w:tcBorders>
+              <w:top w:val="single" w:color="000000" w:sz="8" w:space="0"/>
+              <w:left w:val="single" w:color="000000" w:sz="8" w:space="0"/>
+              <w:bottom w:val="single" w:color="000000" w:sz="8" w:space="0"/>
+              <w:right w:val="single" w:color="000000" w:sz="8" w:space="0"/>
+            </w:tcBorders>
+            <w:shd w:val="clear" w:color="auto" w:fill="FFFFFF"/>
+            <w:tcMar>
+              <w:top w:w="192" w:type="dxa"/>
+              <w:bottom w:w="192" w:type="dxa"/>
+              <w:right w:w="144" w:type="dxa"/>
+            </w:tcMar>
+            <w:vAlign w:val="center"/>
+          </w:tcPr>
+          <w:p>
+            <w:pPr>
+              <w:bidi w:val="0"/>
+              <w:jc w:val="center"/>
+              <w:rPr>
+                <w:rFonts w:hint="default"/>
+                <w:color w:val="000000"/>
+              </w:rPr>
+            </w:pPr>
+            <w:r>
+              <w:rPr>
+                <w:rFonts w:hint="default"/>
+                <w:color w:val="000000"/>
+                <w:lang w:val="en-US" w:eastAsia="zh-CN"/>
+              </w:rPr>
+              <w:t>phone</w:t>
+            </w:r>
+          </w:p>
+        </w:tc>
+        <w:tc>
+          <w:tcPr>
+            <w:tcW w:w="0" w:type="auto"/>
+            <w:tcBorders>
+              <w:top w:val="single" w:color="000000" w:sz="8" w:space="0"/>
+              <w:left w:val="single" w:color="000000" w:sz="8" w:space="0"/>
+              <w:bottom w:val="single" w:color="000000" w:sz="8" w:space="0"/>
+              <w:right w:val="single" w:color="000000" w:sz="8" w:space="0"/>
+            </w:tcBorders>
+            <w:shd w:val="clear" w:color="auto" w:fill="FFFFFF"/>
+            <w:tcMar>
+              <w:top w:w="192" w:type="dxa"/>
+              <w:bottom w:w="192" w:type="dxa"/>
+              <w:right w:w="144" w:type="dxa"/>
+            </w:tcMar>
+            <w:vAlign w:val="center"/>
+          </w:tcPr>
+          <w:p>
+            <w:pPr>
+              <w:bidi w:val="0"/>
+              <w:jc w:val="center"/>
+              <w:rPr>
+                <w:rFonts w:hint="default"/>
+                <w:color w:val="000000"/>
+              </w:rPr>
+            </w:pPr>
+            <w:r>
+              <w:rPr>
+                <w:rFonts w:hint="default"/>
+                <w:color w:val="000000"/>
+                <w:lang w:val="en-US" w:eastAsia="zh-CN"/>
+              </w:rPr>
+              <w:t>Varchar(20)</w:t>
+            </w:r>
+          </w:p>
+        </w:tc>
+        <w:tc>
+          <w:tcPr>
+            <w:tcW w:w="0" w:type="auto"/>
+            <w:tcBorders>
+              <w:top w:val="single" w:color="000000" w:sz="8" w:space="0"/>
+              <w:left w:val="single" w:color="000000" w:sz="8" w:space="0"/>
+              <w:bottom w:val="single" w:color="000000" w:sz="8" w:space="0"/>
+              <w:right w:val="single" w:color="000000" w:sz="8" w:space="0"/>
+            </w:tcBorders>
+            <w:shd w:val="clear" w:color="auto" w:fill="FFFFFF"/>
+            <w:tcMar>
+              <w:top w:w="192" w:type="dxa"/>
+              <w:bottom w:w="192" w:type="dxa"/>
+              <w:right w:w="144" w:type="dxa"/>
+            </w:tcMar>
+            <w:vAlign w:val="center"/>
+          </w:tcPr>
+          <w:p>
+            <w:pPr>
+              <w:bidi w:val="0"/>
+              <w:jc w:val="center"/>
+              <w:rPr>
+                <w:rFonts w:hint="default"/>
+                <w:color w:val="000000"/>
+              </w:rPr>
+            </w:pPr>
+            <w:r>
+              <w:rPr>
+                <w:rFonts w:hint="default"/>
+                <w:color w:val="000000"/>
+                <w:lang w:val="en-US" w:eastAsia="zh-CN"/>
+              </w:rPr>
+              <w:t>Y</w:t>
+            </w:r>
+          </w:p>
+        </w:tc>
+        <w:tc>
+          <w:tcPr>
+            <w:tcW w:w="0" w:type="auto"/>
+            <w:tcBorders>
+              <w:top w:val="single" w:color="000000" w:sz="8" w:space="0"/>
+              <w:left w:val="single" w:color="000000" w:sz="8" w:space="0"/>
+              <w:bottom w:val="single" w:color="000000" w:sz="8" w:space="0"/>
+              <w:right w:val="single" w:color="000000" w:sz="8" w:space="0"/>
+            </w:tcBorders>
+            <w:shd w:val="clear" w:color="auto" w:fill="FFFFFF"/>
+            <w:tcMar>
+              <w:top w:w="192" w:type="dxa"/>
+              <w:bottom w:w="192" w:type="dxa"/>
+            </w:tcMar>
+            <w:vAlign w:val="center"/>
+          </w:tcPr>
+          <w:p>
+            <w:pPr>
+              <w:bidi w:val="0"/>
+              <w:jc w:val="center"/>
+              <w:rPr>
+                <w:rFonts w:hint="default"/>
+                <w:color w:val="000000"/>
+              </w:rPr>
+            </w:pPr>
+            <w:r>
+              <w:rPr>
+                <w:rFonts w:hint="default"/>
+                <w:color w:val="000000"/>
+                <w:lang w:val="en-US" w:eastAsia="zh-CN"/>
+              </w:rPr>
+              <w:t>Số điện thoại nhận hàng.</w:t>
+            </w:r>
+          </w:p>
+        </w:tc>
+      </w:tr>
+      <w:tr>
+        <w:tblPrEx>
+          <w:tblBorders>
+            <w:top w:val="single" w:color="auto" w:sz="4" w:space="0"/>
+            <w:left w:val="single" w:color="auto" w:sz="4" w:space="0"/>
+            <w:bottom w:val="single" w:color="auto" w:sz="4" w:space="0"/>
+            <w:right w:val="single" w:color="auto" w:sz="4" w:space="0"/>
+            <w:insideH w:val="single" w:color="auto" w:sz="4" w:space="0"/>
+            <w:insideV w:val="single" w:color="auto" w:sz="4" w:space="0"/>
+          </w:tblBorders>
+          <w:tblCellMar>
+            <w:top w:w="0" w:type="dxa"/>
+            <w:left w:w="0" w:type="dxa"/>
+            <w:bottom w:w="0" w:type="dxa"/>
+            <w:right w:w="0" w:type="dxa"/>
+          </w:tblCellMar>
+        </w:tblPrEx>
+        <w:trPr>
+          <w:jc w:val="center"/>
+        </w:trPr>
+        <w:tc>
+          <w:tcPr>
+            <w:tcW w:w="0" w:type="auto"/>
+            <w:tcBorders>
+              <w:top w:val="single" w:color="000000" w:sz="8" w:space="0"/>
+              <w:left w:val="single" w:color="000000" w:sz="8" w:space="0"/>
+              <w:bottom w:val="single" w:color="000000" w:sz="8" w:space="0"/>
+              <w:right w:val="single" w:color="000000" w:sz="8" w:space="0"/>
+            </w:tcBorders>
+            <w:shd w:val="clear" w:color="auto" w:fill="FFFFFF"/>
+            <w:tcMar>
+              <w:top w:w="192" w:type="dxa"/>
+              <w:bottom w:w="192" w:type="dxa"/>
+              <w:right w:w="144" w:type="dxa"/>
+            </w:tcMar>
+            <w:vAlign w:val="center"/>
+          </w:tcPr>
+          <w:p>
+            <w:pPr>
+              <w:bidi w:val="0"/>
+              <w:jc w:val="center"/>
+              <w:rPr>
+                <w:rFonts w:hint="default"/>
+                <w:color w:val="000000"/>
+              </w:rPr>
+            </w:pPr>
+            <w:r>
+              <w:rPr>
+                <w:rFonts w:hint="default"/>
+                <w:color w:val="000000"/>
+                <w:lang w:val="en-US" w:eastAsia="zh-CN"/>
+              </w:rPr>
+              <w:t>province</w:t>
+            </w:r>
+          </w:p>
+        </w:tc>
+        <w:tc>
+          <w:tcPr>
+            <w:tcW w:w="0" w:type="auto"/>
+            <w:tcBorders>
+              <w:top w:val="single" w:color="000000" w:sz="8" w:space="0"/>
+              <w:left w:val="single" w:color="000000" w:sz="8" w:space="0"/>
+              <w:bottom w:val="single" w:color="000000" w:sz="8" w:space="0"/>
+              <w:right w:val="single" w:color="000000" w:sz="8" w:space="0"/>
+            </w:tcBorders>
+            <w:shd w:val="clear" w:color="auto" w:fill="FFFFFF"/>
+            <w:tcMar>
+              <w:top w:w="192" w:type="dxa"/>
+              <w:bottom w:w="192" w:type="dxa"/>
+              <w:right w:w="144" w:type="dxa"/>
+            </w:tcMar>
+            <w:vAlign w:val="center"/>
+          </w:tcPr>
+          <w:p>
+            <w:pPr>
+              <w:bidi w:val="0"/>
+              <w:jc w:val="center"/>
+              <w:rPr>
+                <w:rFonts w:hint="default"/>
+                <w:color w:val="000000"/>
+              </w:rPr>
+            </w:pPr>
+            <w:r>
+              <w:rPr>
+                <w:rFonts w:hint="default"/>
+                <w:color w:val="000000"/>
+                <w:lang w:val="en-US" w:eastAsia="zh-CN"/>
+              </w:rPr>
+              <w:t>Varchar(100)</w:t>
+            </w:r>
+          </w:p>
+        </w:tc>
+        <w:tc>
+          <w:tcPr>
+            <w:tcW w:w="0" w:type="auto"/>
+            <w:tcBorders>
+              <w:top w:val="single" w:color="000000" w:sz="8" w:space="0"/>
+              <w:left w:val="single" w:color="000000" w:sz="8" w:space="0"/>
+              <w:bottom w:val="single" w:color="000000" w:sz="8" w:space="0"/>
+              <w:right w:val="single" w:color="000000" w:sz="8" w:space="0"/>
+            </w:tcBorders>
+            <w:shd w:val="clear" w:color="auto" w:fill="FFFFFF"/>
+            <w:tcMar>
+              <w:top w:w="192" w:type="dxa"/>
+              <w:bottom w:w="192" w:type="dxa"/>
+              <w:right w:w="144" w:type="dxa"/>
+            </w:tcMar>
+            <w:vAlign w:val="center"/>
+          </w:tcPr>
+          <w:p>
+            <w:pPr>
+              <w:bidi w:val="0"/>
+              <w:jc w:val="center"/>
+              <w:rPr>
+                <w:rFonts w:hint="default"/>
+                <w:color w:val="000000"/>
+              </w:rPr>
+            </w:pPr>
+            <w:r>
+              <w:rPr>
+                <w:rFonts w:hint="default"/>
+                <w:color w:val="000000"/>
+                <w:lang w:val="en-US" w:eastAsia="zh-CN"/>
+              </w:rPr>
+              <w:t>Y</w:t>
+            </w:r>
+          </w:p>
+        </w:tc>
+        <w:tc>
+          <w:tcPr>
+            <w:tcW w:w="0" w:type="auto"/>
+            <w:tcBorders>
+              <w:top w:val="single" w:color="000000" w:sz="8" w:space="0"/>
+              <w:left w:val="single" w:color="000000" w:sz="8" w:space="0"/>
+              <w:bottom w:val="single" w:color="000000" w:sz="8" w:space="0"/>
+              <w:right w:val="single" w:color="000000" w:sz="8" w:space="0"/>
+            </w:tcBorders>
+            <w:shd w:val="clear" w:color="auto" w:fill="FFFFFF"/>
+            <w:tcMar>
+              <w:top w:w="192" w:type="dxa"/>
+              <w:bottom w:w="192" w:type="dxa"/>
+            </w:tcMar>
+            <w:vAlign w:val="center"/>
+          </w:tcPr>
+          <w:p>
+            <w:pPr>
+              <w:bidi w:val="0"/>
+              <w:jc w:val="center"/>
+              <w:rPr>
+                <w:rFonts w:hint="default"/>
+                <w:color w:val="000000"/>
+              </w:rPr>
+            </w:pPr>
+            <w:r>
+              <w:rPr>
+                <w:rFonts w:hint="default"/>
+                <w:color w:val="000000"/>
+                <w:lang w:val="en-US" w:eastAsia="zh-CN"/>
+              </w:rPr>
+              <w:t>Tỉnh/Thành phố.</w:t>
             </w:r>
           </w:p>
         </w:tc>
@@ -3810,7 +4309,7 @@
                 <w:color w:val="000000"/>
                 <w:lang w:val="en-US" w:eastAsia="zh-CN"/>
               </w:rPr>
-              <w:t>receiver_name</w:t>
+              <w:t>district</w:t>
             </w:r>
           </w:p>
         </w:tc>
@@ -3917,7 +4416,335 @@
                 <w:color w:val="000000"/>
                 <w:lang w:val="en-US" w:eastAsia="zh-CN"/>
               </w:rPr>
-              <w:t>Tên người nhận hàng.</w:t>
+              <w:t>Quận/Huyện.</w:t>
+            </w:r>
+          </w:p>
+        </w:tc>
+      </w:tr>
+      <w:tr>
+        <w:tblPrEx>
+          <w:tblBorders>
+            <w:top w:val="single" w:color="auto" w:sz="4" w:space="0"/>
+            <w:left w:val="single" w:color="auto" w:sz="4" w:space="0"/>
+            <w:bottom w:val="single" w:color="auto" w:sz="4" w:space="0"/>
+            <w:right w:val="single" w:color="auto" w:sz="4" w:space="0"/>
+            <w:insideH w:val="single" w:color="auto" w:sz="4" w:space="0"/>
+            <w:insideV w:val="single" w:color="auto" w:sz="4" w:space="0"/>
+          </w:tblBorders>
+          <w:tblCellMar>
+            <w:top w:w="0" w:type="dxa"/>
+            <w:left w:w="0" w:type="dxa"/>
+            <w:bottom w:w="0" w:type="dxa"/>
+            <w:right w:w="0" w:type="dxa"/>
+          </w:tblCellMar>
+        </w:tblPrEx>
+        <w:trPr>
+          <w:jc w:val="center"/>
+        </w:trPr>
+        <w:tc>
+          <w:tcPr>
+            <w:tcW w:w="0" w:type="auto"/>
+            <w:tcBorders>
+              <w:top w:val="single" w:color="000000" w:sz="8" w:space="0"/>
+              <w:left w:val="single" w:color="000000" w:sz="8" w:space="0"/>
+              <w:bottom w:val="single" w:color="000000" w:sz="8" w:space="0"/>
+              <w:right w:val="single" w:color="000000" w:sz="8" w:space="0"/>
+            </w:tcBorders>
+            <w:shd w:val="clear" w:color="auto" w:fill="FFFFFF"/>
+            <w:tcMar>
+              <w:top w:w="192" w:type="dxa"/>
+              <w:bottom w:w="192" w:type="dxa"/>
+              <w:right w:w="144" w:type="dxa"/>
+            </w:tcMar>
+            <w:vAlign w:val="center"/>
+          </w:tcPr>
+          <w:p>
+            <w:pPr>
+              <w:bidi w:val="0"/>
+              <w:jc w:val="center"/>
+              <w:rPr>
+                <w:rFonts w:hint="default"/>
+                <w:color w:val="000000"/>
+              </w:rPr>
+            </w:pPr>
+            <w:r>
+              <w:rPr>
+                <w:rFonts w:hint="default"/>
+                <w:color w:val="000000"/>
+                <w:lang w:val="en-US" w:eastAsia="zh-CN"/>
+              </w:rPr>
+              <w:t>ward</w:t>
+            </w:r>
+          </w:p>
+        </w:tc>
+        <w:tc>
+          <w:tcPr>
+            <w:tcW w:w="0" w:type="auto"/>
+            <w:tcBorders>
+              <w:top w:val="single" w:color="000000" w:sz="8" w:space="0"/>
+              <w:left w:val="single" w:color="000000" w:sz="8" w:space="0"/>
+              <w:bottom w:val="single" w:color="000000" w:sz="8" w:space="0"/>
+              <w:right w:val="single" w:color="000000" w:sz="8" w:space="0"/>
+            </w:tcBorders>
+            <w:shd w:val="clear" w:color="auto" w:fill="FFFFFF"/>
+            <w:tcMar>
+              <w:top w:w="192" w:type="dxa"/>
+              <w:bottom w:w="192" w:type="dxa"/>
+              <w:right w:w="144" w:type="dxa"/>
+            </w:tcMar>
+            <w:vAlign w:val="center"/>
+          </w:tcPr>
+          <w:p>
+            <w:pPr>
+              <w:bidi w:val="0"/>
+              <w:jc w:val="center"/>
+              <w:rPr>
+                <w:rFonts w:hint="default"/>
+                <w:color w:val="000000"/>
+              </w:rPr>
+            </w:pPr>
+            <w:r>
+              <w:rPr>
+                <w:rFonts w:hint="default"/>
+                <w:color w:val="000000"/>
+                <w:lang w:val="en-US" w:eastAsia="zh-CN"/>
+              </w:rPr>
+              <w:t>Varchar(100)</w:t>
+            </w:r>
+          </w:p>
+        </w:tc>
+        <w:tc>
+          <w:tcPr>
+            <w:tcW w:w="0" w:type="auto"/>
+            <w:tcBorders>
+              <w:top w:val="single" w:color="000000" w:sz="8" w:space="0"/>
+              <w:left w:val="single" w:color="000000" w:sz="8" w:space="0"/>
+              <w:bottom w:val="single" w:color="000000" w:sz="8" w:space="0"/>
+              <w:right w:val="single" w:color="000000" w:sz="8" w:space="0"/>
+            </w:tcBorders>
+            <w:shd w:val="clear" w:color="auto" w:fill="FFFFFF"/>
+            <w:tcMar>
+              <w:top w:w="192" w:type="dxa"/>
+              <w:bottom w:w="192" w:type="dxa"/>
+              <w:right w:w="144" w:type="dxa"/>
+            </w:tcMar>
+            <w:vAlign w:val="center"/>
+          </w:tcPr>
+          <w:p>
+            <w:pPr>
+              <w:bidi w:val="0"/>
+              <w:jc w:val="center"/>
+              <w:rPr>
+                <w:rFonts w:hint="default"/>
+                <w:color w:val="000000"/>
+              </w:rPr>
+            </w:pPr>
+            <w:r>
+              <w:rPr>
+                <w:rFonts w:hint="default"/>
+                <w:color w:val="000000"/>
+                <w:lang w:val="en-US" w:eastAsia="zh-CN"/>
+              </w:rPr>
+              <w:t>Y</w:t>
+            </w:r>
+          </w:p>
+        </w:tc>
+        <w:tc>
+          <w:tcPr>
+            <w:tcW w:w="0" w:type="auto"/>
+            <w:tcBorders>
+              <w:top w:val="single" w:color="000000" w:sz="8" w:space="0"/>
+              <w:left w:val="single" w:color="000000" w:sz="8" w:space="0"/>
+              <w:bottom w:val="single" w:color="000000" w:sz="8" w:space="0"/>
+              <w:right w:val="single" w:color="000000" w:sz="8" w:space="0"/>
+            </w:tcBorders>
+            <w:shd w:val="clear" w:color="auto" w:fill="FFFFFF"/>
+            <w:tcMar>
+              <w:top w:w="192" w:type="dxa"/>
+              <w:bottom w:w="192" w:type="dxa"/>
+            </w:tcMar>
+            <w:vAlign w:val="center"/>
+          </w:tcPr>
+          <w:p>
+            <w:pPr>
+              <w:bidi w:val="0"/>
+              <w:jc w:val="center"/>
+              <w:rPr>
+                <w:rFonts w:hint="default"/>
+                <w:color w:val="000000"/>
+              </w:rPr>
+            </w:pPr>
+            <w:r>
+              <w:rPr>
+                <w:rFonts w:hint="default"/>
+                <w:color w:val="000000"/>
+                <w:lang w:val="en-US" w:eastAsia="zh-CN"/>
+              </w:rPr>
+              <w:t>Phường/Xã.</w:t>
+            </w:r>
+          </w:p>
+        </w:tc>
+      </w:tr>
+      <w:tr>
+        <w:tblPrEx>
+          <w:tblBorders>
+            <w:top w:val="single" w:color="auto" w:sz="4" w:space="0"/>
+            <w:left w:val="single" w:color="auto" w:sz="4" w:space="0"/>
+            <w:bottom w:val="single" w:color="auto" w:sz="4" w:space="0"/>
+            <w:right w:val="single" w:color="auto" w:sz="4" w:space="0"/>
+            <w:insideH w:val="single" w:color="auto" w:sz="4" w:space="0"/>
+            <w:insideV w:val="single" w:color="auto" w:sz="4" w:space="0"/>
+          </w:tblBorders>
+          <w:tblCellMar>
+            <w:top w:w="0" w:type="dxa"/>
+            <w:left w:w="0" w:type="dxa"/>
+            <w:bottom w:w="0" w:type="dxa"/>
+            <w:right w:w="0" w:type="dxa"/>
+          </w:tblCellMar>
+        </w:tblPrEx>
+        <w:trPr>
+          <w:jc w:val="center"/>
+        </w:trPr>
+        <w:tc>
+          <w:tcPr>
+            <w:tcW w:w="0" w:type="auto"/>
+            <w:tcBorders>
+              <w:top w:val="single" w:color="000000" w:sz="8" w:space="0"/>
+              <w:left w:val="single" w:color="000000" w:sz="8" w:space="0"/>
+              <w:bottom w:val="single" w:color="000000" w:sz="8" w:space="0"/>
+              <w:right w:val="single" w:color="000000" w:sz="8" w:space="0"/>
+            </w:tcBorders>
+            <w:shd w:val="clear" w:color="auto" w:fill="FFFFFF"/>
+            <w:tcMar>
+              <w:top w:w="192" w:type="dxa"/>
+              <w:bottom w:w="192" w:type="dxa"/>
+              <w:right w:w="144" w:type="dxa"/>
+            </w:tcMar>
+            <w:vAlign w:val="center"/>
+          </w:tcPr>
+          <w:p>
+            <w:pPr>
+              <w:bidi w:val="0"/>
+              <w:jc w:val="center"/>
+              <w:rPr>
+                <w:rFonts w:hint="default"/>
+                <w:color w:val="000000"/>
+              </w:rPr>
+            </w:pPr>
+            <w:r>
+              <w:rPr>
+                <w:rFonts w:hint="default"/>
+                <w:color w:val="000000"/>
+                <w:lang w:val="en-US" w:eastAsia="zh-CN"/>
+              </w:rPr>
+              <w:t>address_detail</w:t>
+            </w:r>
+          </w:p>
+        </w:tc>
+        <w:tc>
+          <w:tcPr>
+            <w:tcW w:w="0" w:type="auto"/>
+            <w:tcBorders>
+              <w:top w:val="single" w:color="000000" w:sz="8" w:space="0"/>
+              <w:left w:val="single" w:color="000000" w:sz="8" w:space="0"/>
+              <w:bottom w:val="single" w:color="000000" w:sz="8" w:space="0"/>
+              <w:right w:val="single" w:color="000000" w:sz="8" w:space="0"/>
+            </w:tcBorders>
+            <w:shd w:val="clear" w:color="auto" w:fill="FFFFFF"/>
+            <w:tcMar>
+              <w:top w:w="192" w:type="dxa"/>
+              <w:bottom w:w="192" w:type="dxa"/>
+              <w:right w:w="144" w:type="dxa"/>
+            </w:tcMar>
+            <w:vAlign w:val="center"/>
+          </w:tcPr>
+          <w:p>
+            <w:pPr>
+              <w:bidi w:val="0"/>
+              <w:jc w:val="center"/>
+              <w:rPr>
+                <w:rFonts w:hint="default"/>
+                <w:color w:val="000000"/>
+              </w:rPr>
+            </w:pPr>
+            <w:r>
+              <w:rPr>
+                <w:rFonts w:hint="default"/>
+                <w:color w:val="000000"/>
+                <w:lang w:val="en-US" w:eastAsia="zh-CN"/>
+              </w:rPr>
+              <w:t>Varchar(255)</w:t>
+            </w:r>
+          </w:p>
+        </w:tc>
+        <w:tc>
+          <w:tcPr>
+            <w:tcW w:w="0" w:type="auto"/>
+            <w:tcBorders>
+              <w:top w:val="single" w:color="000000" w:sz="8" w:space="0"/>
+              <w:left w:val="single" w:color="000000" w:sz="8" w:space="0"/>
+              <w:bottom w:val="single" w:color="000000" w:sz="8" w:space="0"/>
+              <w:right w:val="single" w:color="000000" w:sz="8" w:space="0"/>
+            </w:tcBorders>
+            <w:shd w:val="clear" w:color="auto" w:fill="FFFFFF"/>
+            <w:tcMar>
+              <w:top w:w="192" w:type="dxa"/>
+              <w:bottom w:w="192" w:type="dxa"/>
+              <w:right w:w="144" w:type="dxa"/>
+            </w:tcMar>
+            <w:vAlign w:val="center"/>
+          </w:tcPr>
+          <w:p>
+            <w:pPr>
+              <w:bidi w:val="0"/>
+              <w:jc w:val="center"/>
+              <w:rPr>
+                <w:rFonts w:hint="default"/>
+                <w:color w:val="000000"/>
+              </w:rPr>
+            </w:pPr>
+            <w:r>
+              <w:rPr>
+                <w:rFonts w:hint="default"/>
+                <w:color w:val="000000"/>
+                <w:lang w:val="en-US" w:eastAsia="zh-CN"/>
+              </w:rPr>
+              <w:t>Y</w:t>
+            </w:r>
+          </w:p>
+        </w:tc>
+        <w:tc>
+          <w:tcPr>
+            <w:tcW w:w="0" w:type="auto"/>
+            <w:tcBorders>
+              <w:top w:val="single" w:color="000000" w:sz="8" w:space="0"/>
+              <w:left w:val="single" w:color="000000" w:sz="8" w:space="0"/>
+              <w:bottom w:val="single" w:color="000000" w:sz="8" w:space="0"/>
+              <w:right w:val="single" w:color="000000" w:sz="8" w:space="0"/>
+            </w:tcBorders>
+            <w:shd w:val="clear" w:color="auto" w:fill="FFFFFF"/>
+            <w:tcMar>
+              <w:top w:w="192" w:type="dxa"/>
+              <w:bottom w:w="192" w:type="dxa"/>
+            </w:tcMar>
+            <w:vAlign w:val="center"/>
+          </w:tcPr>
+          <w:p>
+            <w:pPr>
+              <w:bidi w:val="0"/>
+              <w:jc w:val="center"/>
+              <w:rPr>
+                <w:rFonts w:hint="default"/>
+                <w:color w:val="000000"/>
+              </w:rPr>
+            </w:pPr>
+            <w:r>
+              <w:rPr>
+                <w:rFonts w:hint="default"/>
+                <w:color w:val="000000"/>
+                <w:lang w:val="en-US" w:eastAsia="zh-CN"/>
+              </w:rPr>
+              <w:t>Địa chỉ chi tiết (số nhà, tên đường).</w:t>
             </w:r>
           </w:p>
         </w:tc>
@@ -3975,831 +4802,6 @@
                 <w:color w:val="000000"/>
                 <w:lang w:val="en-US" w:eastAsia="zh-CN"/>
               </w:rPr>
-              <w:t>phone</w:t>
-            </w:r>
-          </w:p>
-        </w:tc>
-        <w:tc>
-          <w:tcPr>
-            <w:tcW w:w="0" w:type="auto"/>
-            <w:tcBorders>
-              <w:top w:val="single" w:color="000000" w:sz="8" w:space="0"/>
-              <w:left w:val="single" w:color="000000" w:sz="8" w:space="0"/>
-              <w:bottom w:val="single" w:color="000000" w:sz="8" w:space="0"/>
-              <w:right w:val="single" w:color="000000" w:sz="8" w:space="0"/>
-            </w:tcBorders>
-            <w:shd w:val="clear" w:color="auto" w:fill="FFFFFF"/>
-            <w:tcMar>
-              <w:top w:w="192" w:type="dxa"/>
-              <w:bottom w:w="192" w:type="dxa"/>
-              <w:right w:w="144" w:type="dxa"/>
-            </w:tcMar>
-            <w:vAlign w:val="center"/>
-          </w:tcPr>
-          <w:p>
-            <w:pPr>
-              <w:bidi w:val="0"/>
-              <w:jc w:val="center"/>
-              <w:rPr>
-                <w:rFonts w:hint="default"/>
-                <w:color w:val="000000"/>
-              </w:rPr>
-            </w:pPr>
-            <w:r>
-              <w:rPr>
-                <w:rFonts w:hint="default"/>
-                <w:color w:val="000000"/>
-                <w:lang w:val="en-US" w:eastAsia="zh-CN"/>
-              </w:rPr>
-              <w:t>Varchar(20)</w:t>
-            </w:r>
-          </w:p>
-        </w:tc>
-        <w:tc>
-          <w:tcPr>
-            <w:tcW w:w="0" w:type="auto"/>
-            <w:tcBorders>
-              <w:top w:val="single" w:color="000000" w:sz="8" w:space="0"/>
-              <w:left w:val="single" w:color="000000" w:sz="8" w:space="0"/>
-              <w:bottom w:val="single" w:color="000000" w:sz="8" w:space="0"/>
-              <w:right w:val="single" w:color="000000" w:sz="8" w:space="0"/>
-            </w:tcBorders>
-            <w:shd w:val="clear" w:color="auto" w:fill="FFFFFF"/>
-            <w:tcMar>
-              <w:top w:w="192" w:type="dxa"/>
-              <w:bottom w:w="192" w:type="dxa"/>
-              <w:right w:w="144" w:type="dxa"/>
-            </w:tcMar>
-            <w:vAlign w:val="center"/>
-          </w:tcPr>
-          <w:p>
-            <w:pPr>
-              <w:bidi w:val="0"/>
-              <w:jc w:val="center"/>
-              <w:rPr>
-                <w:rFonts w:hint="default"/>
-                <w:color w:val="000000"/>
-              </w:rPr>
-            </w:pPr>
-            <w:r>
-              <w:rPr>
-                <w:rFonts w:hint="default"/>
-                <w:color w:val="000000"/>
-                <w:lang w:val="en-US" w:eastAsia="zh-CN"/>
-              </w:rPr>
-              <w:t>Y</w:t>
-            </w:r>
-          </w:p>
-        </w:tc>
-        <w:tc>
-          <w:tcPr>
-            <w:tcW w:w="0" w:type="auto"/>
-            <w:tcBorders>
-              <w:top w:val="single" w:color="000000" w:sz="8" w:space="0"/>
-              <w:left w:val="single" w:color="000000" w:sz="8" w:space="0"/>
-              <w:bottom w:val="single" w:color="000000" w:sz="8" w:space="0"/>
-              <w:right w:val="single" w:color="000000" w:sz="8" w:space="0"/>
-            </w:tcBorders>
-            <w:shd w:val="clear" w:color="auto" w:fill="FFFFFF"/>
-            <w:tcMar>
-              <w:top w:w="192" w:type="dxa"/>
-              <w:bottom w:w="192" w:type="dxa"/>
-            </w:tcMar>
-            <w:vAlign w:val="center"/>
-          </w:tcPr>
-          <w:p>
-            <w:pPr>
-              <w:bidi w:val="0"/>
-              <w:jc w:val="center"/>
-              <w:rPr>
-                <w:rFonts w:hint="default"/>
-                <w:color w:val="000000"/>
-              </w:rPr>
-            </w:pPr>
-            <w:r>
-              <w:rPr>
-                <w:rFonts w:hint="default"/>
-                <w:color w:val="000000"/>
-                <w:lang w:val="en-US" w:eastAsia="zh-CN"/>
-              </w:rPr>
-              <w:t>Số điện thoại nhận hàng.</w:t>
-            </w:r>
-          </w:p>
-        </w:tc>
-      </w:tr>
-      <w:tr>
-        <w:tblPrEx>
-          <w:tblBorders>
-            <w:top w:val="single" w:color="auto" w:sz="4" w:space="0"/>
-            <w:left w:val="single" w:color="auto" w:sz="4" w:space="0"/>
-            <w:bottom w:val="single" w:color="auto" w:sz="4" w:space="0"/>
-            <w:right w:val="single" w:color="auto" w:sz="4" w:space="0"/>
-            <w:insideH w:val="single" w:color="auto" w:sz="4" w:space="0"/>
-            <w:insideV w:val="single" w:color="auto" w:sz="4" w:space="0"/>
-          </w:tblBorders>
-          <w:shd w:val="clear" w:color="auto" w:fill="auto"/>
-          <w:tblCellMar>
-            <w:top w:w="0" w:type="dxa"/>
-            <w:left w:w="0" w:type="dxa"/>
-            <w:bottom w:w="0" w:type="dxa"/>
-            <w:right w:w="0" w:type="dxa"/>
-          </w:tblCellMar>
-        </w:tblPrEx>
-        <w:trPr>
-          <w:jc w:val="center"/>
-        </w:trPr>
-        <w:tc>
-          <w:tcPr>
-            <w:tcW w:w="0" w:type="auto"/>
-            <w:tcBorders>
-              <w:top w:val="single" w:color="000000" w:sz="8" w:space="0"/>
-              <w:left w:val="single" w:color="000000" w:sz="8" w:space="0"/>
-              <w:bottom w:val="single" w:color="000000" w:sz="8" w:space="0"/>
-              <w:right w:val="single" w:color="000000" w:sz="8" w:space="0"/>
-            </w:tcBorders>
-            <w:shd w:val="clear" w:color="auto" w:fill="FFFFFF"/>
-            <w:tcMar>
-              <w:top w:w="192" w:type="dxa"/>
-              <w:bottom w:w="192" w:type="dxa"/>
-              <w:right w:w="144" w:type="dxa"/>
-            </w:tcMar>
-            <w:vAlign w:val="center"/>
-          </w:tcPr>
-          <w:p>
-            <w:pPr>
-              <w:bidi w:val="0"/>
-              <w:jc w:val="center"/>
-              <w:rPr>
-                <w:rFonts w:hint="default"/>
-                <w:color w:val="000000"/>
-              </w:rPr>
-            </w:pPr>
-            <w:r>
-              <w:rPr>
-                <w:rFonts w:hint="default"/>
-                <w:color w:val="000000"/>
-                <w:lang w:val="en-US" w:eastAsia="zh-CN"/>
-              </w:rPr>
-              <w:t>province</w:t>
-            </w:r>
-          </w:p>
-        </w:tc>
-        <w:tc>
-          <w:tcPr>
-            <w:tcW w:w="0" w:type="auto"/>
-            <w:tcBorders>
-              <w:top w:val="single" w:color="000000" w:sz="8" w:space="0"/>
-              <w:left w:val="single" w:color="000000" w:sz="8" w:space="0"/>
-              <w:bottom w:val="single" w:color="000000" w:sz="8" w:space="0"/>
-              <w:right w:val="single" w:color="000000" w:sz="8" w:space="0"/>
-            </w:tcBorders>
-            <w:shd w:val="clear" w:color="auto" w:fill="FFFFFF"/>
-            <w:tcMar>
-              <w:top w:w="192" w:type="dxa"/>
-              <w:bottom w:w="192" w:type="dxa"/>
-              <w:right w:w="144" w:type="dxa"/>
-            </w:tcMar>
-            <w:vAlign w:val="center"/>
-          </w:tcPr>
-          <w:p>
-            <w:pPr>
-              <w:bidi w:val="0"/>
-              <w:jc w:val="center"/>
-              <w:rPr>
-                <w:rFonts w:hint="default"/>
-                <w:color w:val="000000"/>
-              </w:rPr>
-            </w:pPr>
-            <w:r>
-              <w:rPr>
-                <w:rFonts w:hint="default"/>
-                <w:color w:val="000000"/>
-                <w:lang w:val="en-US" w:eastAsia="zh-CN"/>
-              </w:rPr>
-              <w:t>Varchar(100)</w:t>
-            </w:r>
-          </w:p>
-        </w:tc>
-        <w:tc>
-          <w:tcPr>
-            <w:tcW w:w="0" w:type="auto"/>
-            <w:tcBorders>
-              <w:top w:val="single" w:color="000000" w:sz="8" w:space="0"/>
-              <w:left w:val="single" w:color="000000" w:sz="8" w:space="0"/>
-              <w:bottom w:val="single" w:color="000000" w:sz="8" w:space="0"/>
-              <w:right w:val="single" w:color="000000" w:sz="8" w:space="0"/>
-            </w:tcBorders>
-            <w:shd w:val="clear" w:color="auto" w:fill="FFFFFF"/>
-            <w:tcMar>
-              <w:top w:w="192" w:type="dxa"/>
-              <w:bottom w:w="192" w:type="dxa"/>
-              <w:right w:w="144" w:type="dxa"/>
-            </w:tcMar>
-            <w:vAlign w:val="center"/>
-          </w:tcPr>
-          <w:p>
-            <w:pPr>
-              <w:bidi w:val="0"/>
-              <w:jc w:val="center"/>
-              <w:rPr>
-                <w:rFonts w:hint="default"/>
-                <w:color w:val="000000"/>
-              </w:rPr>
-            </w:pPr>
-            <w:r>
-              <w:rPr>
-                <w:rFonts w:hint="default"/>
-                <w:color w:val="000000"/>
-                <w:lang w:val="en-US" w:eastAsia="zh-CN"/>
-              </w:rPr>
-              <w:t>Y</w:t>
-            </w:r>
-          </w:p>
-        </w:tc>
-        <w:tc>
-          <w:tcPr>
-            <w:tcW w:w="0" w:type="auto"/>
-            <w:tcBorders>
-              <w:top w:val="single" w:color="000000" w:sz="8" w:space="0"/>
-              <w:left w:val="single" w:color="000000" w:sz="8" w:space="0"/>
-              <w:bottom w:val="single" w:color="000000" w:sz="8" w:space="0"/>
-              <w:right w:val="single" w:color="000000" w:sz="8" w:space="0"/>
-            </w:tcBorders>
-            <w:shd w:val="clear" w:color="auto" w:fill="FFFFFF"/>
-            <w:tcMar>
-              <w:top w:w="192" w:type="dxa"/>
-              <w:bottom w:w="192" w:type="dxa"/>
-            </w:tcMar>
-            <w:vAlign w:val="center"/>
-          </w:tcPr>
-          <w:p>
-            <w:pPr>
-              <w:bidi w:val="0"/>
-              <w:jc w:val="center"/>
-              <w:rPr>
-                <w:rFonts w:hint="default"/>
-                <w:color w:val="000000"/>
-              </w:rPr>
-            </w:pPr>
-            <w:r>
-              <w:rPr>
-                <w:rFonts w:hint="default"/>
-                <w:color w:val="000000"/>
-                <w:lang w:val="en-US" w:eastAsia="zh-CN"/>
-              </w:rPr>
-              <w:t>Tỉnh/Thành phố.</w:t>
-            </w:r>
-          </w:p>
-        </w:tc>
-      </w:tr>
-      <w:tr>
-        <w:tblPrEx>
-          <w:tblBorders>
-            <w:top w:val="single" w:color="auto" w:sz="4" w:space="0"/>
-            <w:left w:val="single" w:color="auto" w:sz="4" w:space="0"/>
-            <w:bottom w:val="single" w:color="auto" w:sz="4" w:space="0"/>
-            <w:right w:val="single" w:color="auto" w:sz="4" w:space="0"/>
-            <w:insideH w:val="single" w:color="auto" w:sz="4" w:space="0"/>
-            <w:insideV w:val="single" w:color="auto" w:sz="4" w:space="0"/>
-          </w:tblBorders>
-          <w:shd w:val="clear" w:color="auto" w:fill="auto"/>
-          <w:tblCellMar>
-            <w:top w:w="0" w:type="dxa"/>
-            <w:left w:w="0" w:type="dxa"/>
-            <w:bottom w:w="0" w:type="dxa"/>
-            <w:right w:w="0" w:type="dxa"/>
-          </w:tblCellMar>
-        </w:tblPrEx>
-        <w:trPr>
-          <w:jc w:val="center"/>
-        </w:trPr>
-        <w:tc>
-          <w:tcPr>
-            <w:tcW w:w="0" w:type="auto"/>
-            <w:tcBorders>
-              <w:top w:val="single" w:color="000000" w:sz="8" w:space="0"/>
-              <w:left w:val="single" w:color="000000" w:sz="8" w:space="0"/>
-              <w:bottom w:val="single" w:color="000000" w:sz="8" w:space="0"/>
-              <w:right w:val="single" w:color="000000" w:sz="8" w:space="0"/>
-            </w:tcBorders>
-            <w:shd w:val="clear" w:color="auto" w:fill="FFFFFF"/>
-            <w:tcMar>
-              <w:top w:w="192" w:type="dxa"/>
-              <w:bottom w:w="192" w:type="dxa"/>
-              <w:right w:w="144" w:type="dxa"/>
-            </w:tcMar>
-            <w:vAlign w:val="center"/>
-          </w:tcPr>
-          <w:p>
-            <w:pPr>
-              <w:bidi w:val="0"/>
-              <w:jc w:val="center"/>
-              <w:rPr>
-                <w:rFonts w:hint="default"/>
-                <w:color w:val="000000"/>
-              </w:rPr>
-            </w:pPr>
-            <w:r>
-              <w:rPr>
-                <w:rFonts w:hint="default"/>
-                <w:color w:val="000000"/>
-                <w:lang w:val="en-US" w:eastAsia="zh-CN"/>
-              </w:rPr>
-              <w:t>district</w:t>
-            </w:r>
-          </w:p>
-        </w:tc>
-        <w:tc>
-          <w:tcPr>
-            <w:tcW w:w="0" w:type="auto"/>
-            <w:tcBorders>
-              <w:top w:val="single" w:color="000000" w:sz="8" w:space="0"/>
-              <w:left w:val="single" w:color="000000" w:sz="8" w:space="0"/>
-              <w:bottom w:val="single" w:color="000000" w:sz="8" w:space="0"/>
-              <w:right w:val="single" w:color="000000" w:sz="8" w:space="0"/>
-            </w:tcBorders>
-            <w:shd w:val="clear" w:color="auto" w:fill="FFFFFF"/>
-            <w:tcMar>
-              <w:top w:w="192" w:type="dxa"/>
-              <w:bottom w:w="192" w:type="dxa"/>
-              <w:right w:w="144" w:type="dxa"/>
-            </w:tcMar>
-            <w:vAlign w:val="center"/>
-          </w:tcPr>
-          <w:p>
-            <w:pPr>
-              <w:bidi w:val="0"/>
-              <w:jc w:val="center"/>
-              <w:rPr>
-                <w:rFonts w:hint="default"/>
-                <w:color w:val="000000"/>
-              </w:rPr>
-            </w:pPr>
-            <w:r>
-              <w:rPr>
-                <w:rFonts w:hint="default"/>
-                <w:color w:val="000000"/>
-                <w:lang w:val="en-US" w:eastAsia="zh-CN"/>
-              </w:rPr>
-              <w:t>Varchar(100)</w:t>
-            </w:r>
-          </w:p>
-        </w:tc>
-        <w:tc>
-          <w:tcPr>
-            <w:tcW w:w="0" w:type="auto"/>
-            <w:tcBorders>
-              <w:top w:val="single" w:color="000000" w:sz="8" w:space="0"/>
-              <w:left w:val="single" w:color="000000" w:sz="8" w:space="0"/>
-              <w:bottom w:val="single" w:color="000000" w:sz="8" w:space="0"/>
-              <w:right w:val="single" w:color="000000" w:sz="8" w:space="0"/>
-            </w:tcBorders>
-            <w:shd w:val="clear" w:color="auto" w:fill="FFFFFF"/>
-            <w:tcMar>
-              <w:top w:w="192" w:type="dxa"/>
-              <w:bottom w:w="192" w:type="dxa"/>
-              <w:right w:w="144" w:type="dxa"/>
-            </w:tcMar>
-            <w:vAlign w:val="center"/>
-          </w:tcPr>
-          <w:p>
-            <w:pPr>
-              <w:bidi w:val="0"/>
-              <w:jc w:val="center"/>
-              <w:rPr>
-                <w:rFonts w:hint="default"/>
-                <w:color w:val="000000"/>
-              </w:rPr>
-            </w:pPr>
-            <w:r>
-              <w:rPr>
-                <w:rFonts w:hint="default"/>
-                <w:color w:val="000000"/>
-                <w:lang w:val="en-US" w:eastAsia="zh-CN"/>
-              </w:rPr>
-              <w:t>Y</w:t>
-            </w:r>
-          </w:p>
-        </w:tc>
-        <w:tc>
-          <w:tcPr>
-            <w:tcW w:w="0" w:type="auto"/>
-            <w:tcBorders>
-              <w:top w:val="single" w:color="000000" w:sz="8" w:space="0"/>
-              <w:left w:val="single" w:color="000000" w:sz="8" w:space="0"/>
-              <w:bottom w:val="single" w:color="000000" w:sz="8" w:space="0"/>
-              <w:right w:val="single" w:color="000000" w:sz="8" w:space="0"/>
-            </w:tcBorders>
-            <w:shd w:val="clear" w:color="auto" w:fill="FFFFFF"/>
-            <w:tcMar>
-              <w:top w:w="192" w:type="dxa"/>
-              <w:bottom w:w="192" w:type="dxa"/>
-            </w:tcMar>
-            <w:vAlign w:val="center"/>
-          </w:tcPr>
-          <w:p>
-            <w:pPr>
-              <w:bidi w:val="0"/>
-              <w:jc w:val="center"/>
-              <w:rPr>
-                <w:rFonts w:hint="default"/>
-                <w:color w:val="000000"/>
-              </w:rPr>
-            </w:pPr>
-            <w:r>
-              <w:rPr>
-                <w:rFonts w:hint="default"/>
-                <w:color w:val="000000"/>
-                <w:lang w:val="en-US" w:eastAsia="zh-CN"/>
-              </w:rPr>
-              <w:t>Quận/Huyện.</w:t>
-            </w:r>
-          </w:p>
-        </w:tc>
-      </w:tr>
-      <w:tr>
-        <w:tblPrEx>
-          <w:tblBorders>
-            <w:top w:val="single" w:color="auto" w:sz="4" w:space="0"/>
-            <w:left w:val="single" w:color="auto" w:sz="4" w:space="0"/>
-            <w:bottom w:val="single" w:color="auto" w:sz="4" w:space="0"/>
-            <w:right w:val="single" w:color="auto" w:sz="4" w:space="0"/>
-            <w:insideH w:val="single" w:color="auto" w:sz="4" w:space="0"/>
-            <w:insideV w:val="single" w:color="auto" w:sz="4" w:space="0"/>
-          </w:tblBorders>
-          <w:shd w:val="clear" w:color="auto" w:fill="auto"/>
-          <w:tblCellMar>
-            <w:top w:w="0" w:type="dxa"/>
-            <w:left w:w="0" w:type="dxa"/>
-            <w:bottom w:w="0" w:type="dxa"/>
-            <w:right w:w="0" w:type="dxa"/>
-          </w:tblCellMar>
-        </w:tblPrEx>
-        <w:trPr>
-          <w:jc w:val="center"/>
-        </w:trPr>
-        <w:tc>
-          <w:tcPr>
-            <w:tcW w:w="0" w:type="auto"/>
-            <w:tcBorders>
-              <w:top w:val="single" w:color="000000" w:sz="8" w:space="0"/>
-              <w:left w:val="single" w:color="000000" w:sz="8" w:space="0"/>
-              <w:bottom w:val="single" w:color="000000" w:sz="8" w:space="0"/>
-              <w:right w:val="single" w:color="000000" w:sz="8" w:space="0"/>
-            </w:tcBorders>
-            <w:shd w:val="clear" w:color="auto" w:fill="FFFFFF"/>
-            <w:tcMar>
-              <w:top w:w="192" w:type="dxa"/>
-              <w:bottom w:w="192" w:type="dxa"/>
-              <w:right w:w="144" w:type="dxa"/>
-            </w:tcMar>
-            <w:vAlign w:val="center"/>
-          </w:tcPr>
-          <w:p>
-            <w:pPr>
-              <w:bidi w:val="0"/>
-              <w:jc w:val="center"/>
-              <w:rPr>
-                <w:rFonts w:hint="default"/>
-                <w:color w:val="000000"/>
-              </w:rPr>
-            </w:pPr>
-            <w:r>
-              <w:rPr>
-                <w:rFonts w:hint="default"/>
-                <w:color w:val="000000"/>
-                <w:lang w:val="en-US" w:eastAsia="zh-CN"/>
-              </w:rPr>
-              <w:t>ward</w:t>
-            </w:r>
-          </w:p>
-        </w:tc>
-        <w:tc>
-          <w:tcPr>
-            <w:tcW w:w="0" w:type="auto"/>
-            <w:tcBorders>
-              <w:top w:val="single" w:color="000000" w:sz="8" w:space="0"/>
-              <w:left w:val="single" w:color="000000" w:sz="8" w:space="0"/>
-              <w:bottom w:val="single" w:color="000000" w:sz="8" w:space="0"/>
-              <w:right w:val="single" w:color="000000" w:sz="8" w:space="0"/>
-            </w:tcBorders>
-            <w:shd w:val="clear" w:color="auto" w:fill="FFFFFF"/>
-            <w:tcMar>
-              <w:top w:w="192" w:type="dxa"/>
-              <w:bottom w:w="192" w:type="dxa"/>
-              <w:right w:w="144" w:type="dxa"/>
-            </w:tcMar>
-            <w:vAlign w:val="center"/>
-          </w:tcPr>
-          <w:p>
-            <w:pPr>
-              <w:bidi w:val="0"/>
-              <w:jc w:val="center"/>
-              <w:rPr>
-                <w:rFonts w:hint="default"/>
-                <w:color w:val="000000"/>
-              </w:rPr>
-            </w:pPr>
-            <w:r>
-              <w:rPr>
-                <w:rFonts w:hint="default"/>
-                <w:color w:val="000000"/>
-                <w:lang w:val="en-US" w:eastAsia="zh-CN"/>
-              </w:rPr>
-              <w:t>Varchar(100)</w:t>
-            </w:r>
-          </w:p>
-        </w:tc>
-        <w:tc>
-          <w:tcPr>
-            <w:tcW w:w="0" w:type="auto"/>
-            <w:tcBorders>
-              <w:top w:val="single" w:color="000000" w:sz="8" w:space="0"/>
-              <w:left w:val="single" w:color="000000" w:sz="8" w:space="0"/>
-              <w:bottom w:val="single" w:color="000000" w:sz="8" w:space="0"/>
-              <w:right w:val="single" w:color="000000" w:sz="8" w:space="0"/>
-            </w:tcBorders>
-            <w:shd w:val="clear" w:color="auto" w:fill="FFFFFF"/>
-            <w:tcMar>
-              <w:top w:w="192" w:type="dxa"/>
-              <w:bottom w:w="192" w:type="dxa"/>
-              <w:right w:w="144" w:type="dxa"/>
-            </w:tcMar>
-            <w:vAlign w:val="center"/>
-          </w:tcPr>
-          <w:p>
-            <w:pPr>
-              <w:bidi w:val="0"/>
-              <w:jc w:val="center"/>
-              <w:rPr>
-                <w:rFonts w:hint="default"/>
-                <w:color w:val="000000"/>
-              </w:rPr>
-            </w:pPr>
-            <w:r>
-              <w:rPr>
-                <w:rFonts w:hint="default"/>
-                <w:color w:val="000000"/>
-                <w:lang w:val="en-US" w:eastAsia="zh-CN"/>
-              </w:rPr>
-              <w:t>Y</w:t>
-            </w:r>
-          </w:p>
-        </w:tc>
-        <w:tc>
-          <w:tcPr>
-            <w:tcW w:w="0" w:type="auto"/>
-            <w:tcBorders>
-              <w:top w:val="single" w:color="000000" w:sz="8" w:space="0"/>
-              <w:left w:val="single" w:color="000000" w:sz="8" w:space="0"/>
-              <w:bottom w:val="single" w:color="000000" w:sz="8" w:space="0"/>
-              <w:right w:val="single" w:color="000000" w:sz="8" w:space="0"/>
-            </w:tcBorders>
-            <w:shd w:val="clear" w:color="auto" w:fill="FFFFFF"/>
-            <w:tcMar>
-              <w:top w:w="192" w:type="dxa"/>
-              <w:bottom w:w="192" w:type="dxa"/>
-            </w:tcMar>
-            <w:vAlign w:val="center"/>
-          </w:tcPr>
-          <w:p>
-            <w:pPr>
-              <w:bidi w:val="0"/>
-              <w:jc w:val="center"/>
-              <w:rPr>
-                <w:rFonts w:hint="default"/>
-                <w:color w:val="000000"/>
-              </w:rPr>
-            </w:pPr>
-            <w:r>
-              <w:rPr>
-                <w:rFonts w:hint="default"/>
-                <w:color w:val="000000"/>
-                <w:lang w:val="en-US" w:eastAsia="zh-CN"/>
-              </w:rPr>
-              <w:t>Phường/Xã.</w:t>
-            </w:r>
-          </w:p>
-        </w:tc>
-      </w:tr>
-      <w:tr>
-        <w:tblPrEx>
-          <w:tblBorders>
-            <w:top w:val="single" w:color="auto" w:sz="4" w:space="0"/>
-            <w:left w:val="single" w:color="auto" w:sz="4" w:space="0"/>
-            <w:bottom w:val="single" w:color="auto" w:sz="4" w:space="0"/>
-            <w:right w:val="single" w:color="auto" w:sz="4" w:space="0"/>
-            <w:insideH w:val="single" w:color="auto" w:sz="4" w:space="0"/>
-            <w:insideV w:val="single" w:color="auto" w:sz="4" w:space="0"/>
-          </w:tblBorders>
-          <w:shd w:val="clear" w:color="auto" w:fill="auto"/>
-          <w:tblCellMar>
-            <w:top w:w="0" w:type="dxa"/>
-            <w:left w:w="0" w:type="dxa"/>
-            <w:bottom w:w="0" w:type="dxa"/>
-            <w:right w:w="0" w:type="dxa"/>
-          </w:tblCellMar>
-        </w:tblPrEx>
-        <w:trPr>
-          <w:jc w:val="center"/>
-        </w:trPr>
-        <w:tc>
-          <w:tcPr>
-            <w:tcW w:w="0" w:type="auto"/>
-            <w:tcBorders>
-              <w:top w:val="single" w:color="000000" w:sz="8" w:space="0"/>
-              <w:left w:val="single" w:color="000000" w:sz="8" w:space="0"/>
-              <w:bottom w:val="single" w:color="000000" w:sz="8" w:space="0"/>
-              <w:right w:val="single" w:color="000000" w:sz="8" w:space="0"/>
-            </w:tcBorders>
-            <w:shd w:val="clear" w:color="auto" w:fill="FFFFFF"/>
-            <w:tcMar>
-              <w:top w:w="192" w:type="dxa"/>
-              <w:bottom w:w="192" w:type="dxa"/>
-              <w:right w:w="144" w:type="dxa"/>
-            </w:tcMar>
-            <w:vAlign w:val="center"/>
-          </w:tcPr>
-          <w:p>
-            <w:pPr>
-              <w:bidi w:val="0"/>
-              <w:jc w:val="center"/>
-              <w:rPr>
-                <w:rFonts w:hint="default"/>
-                <w:color w:val="000000"/>
-              </w:rPr>
-            </w:pPr>
-            <w:r>
-              <w:rPr>
-                <w:rFonts w:hint="default"/>
-                <w:color w:val="000000"/>
-                <w:lang w:val="en-US" w:eastAsia="zh-CN"/>
-              </w:rPr>
-              <w:t>address_detail</w:t>
-            </w:r>
-          </w:p>
-        </w:tc>
-        <w:tc>
-          <w:tcPr>
-            <w:tcW w:w="0" w:type="auto"/>
-            <w:tcBorders>
-              <w:top w:val="single" w:color="000000" w:sz="8" w:space="0"/>
-              <w:left w:val="single" w:color="000000" w:sz="8" w:space="0"/>
-              <w:bottom w:val="single" w:color="000000" w:sz="8" w:space="0"/>
-              <w:right w:val="single" w:color="000000" w:sz="8" w:space="0"/>
-            </w:tcBorders>
-            <w:shd w:val="clear" w:color="auto" w:fill="FFFFFF"/>
-            <w:tcMar>
-              <w:top w:w="192" w:type="dxa"/>
-              <w:bottom w:w="192" w:type="dxa"/>
-              <w:right w:w="144" w:type="dxa"/>
-            </w:tcMar>
-            <w:vAlign w:val="center"/>
-          </w:tcPr>
-          <w:p>
-            <w:pPr>
-              <w:bidi w:val="0"/>
-              <w:jc w:val="center"/>
-              <w:rPr>
-                <w:rFonts w:hint="default"/>
-                <w:color w:val="000000"/>
-              </w:rPr>
-            </w:pPr>
-            <w:r>
-              <w:rPr>
-                <w:rFonts w:hint="default"/>
-                <w:color w:val="000000"/>
-                <w:lang w:val="en-US" w:eastAsia="zh-CN"/>
-              </w:rPr>
-              <w:t>Varchar(255)</w:t>
-            </w:r>
-          </w:p>
-        </w:tc>
-        <w:tc>
-          <w:tcPr>
-            <w:tcW w:w="0" w:type="auto"/>
-            <w:tcBorders>
-              <w:top w:val="single" w:color="000000" w:sz="8" w:space="0"/>
-              <w:left w:val="single" w:color="000000" w:sz="8" w:space="0"/>
-              <w:bottom w:val="single" w:color="000000" w:sz="8" w:space="0"/>
-              <w:right w:val="single" w:color="000000" w:sz="8" w:space="0"/>
-            </w:tcBorders>
-            <w:shd w:val="clear" w:color="auto" w:fill="FFFFFF"/>
-            <w:tcMar>
-              <w:top w:w="192" w:type="dxa"/>
-              <w:bottom w:w="192" w:type="dxa"/>
-              <w:right w:w="144" w:type="dxa"/>
-            </w:tcMar>
-            <w:vAlign w:val="center"/>
-          </w:tcPr>
-          <w:p>
-            <w:pPr>
-              <w:bidi w:val="0"/>
-              <w:jc w:val="center"/>
-              <w:rPr>
-                <w:rFonts w:hint="default"/>
-                <w:color w:val="000000"/>
-              </w:rPr>
-            </w:pPr>
-            <w:r>
-              <w:rPr>
-                <w:rFonts w:hint="default"/>
-                <w:color w:val="000000"/>
-                <w:lang w:val="en-US" w:eastAsia="zh-CN"/>
-              </w:rPr>
-              <w:t>Y</w:t>
-            </w:r>
-          </w:p>
-        </w:tc>
-        <w:tc>
-          <w:tcPr>
-            <w:tcW w:w="0" w:type="auto"/>
-            <w:tcBorders>
-              <w:top w:val="single" w:color="000000" w:sz="8" w:space="0"/>
-              <w:left w:val="single" w:color="000000" w:sz="8" w:space="0"/>
-              <w:bottom w:val="single" w:color="000000" w:sz="8" w:space="0"/>
-              <w:right w:val="single" w:color="000000" w:sz="8" w:space="0"/>
-            </w:tcBorders>
-            <w:shd w:val="clear" w:color="auto" w:fill="FFFFFF"/>
-            <w:tcMar>
-              <w:top w:w="192" w:type="dxa"/>
-              <w:bottom w:w="192" w:type="dxa"/>
-            </w:tcMar>
-            <w:vAlign w:val="center"/>
-          </w:tcPr>
-          <w:p>
-            <w:pPr>
-              <w:bidi w:val="0"/>
-              <w:jc w:val="center"/>
-              <w:rPr>
-                <w:rFonts w:hint="default"/>
-                <w:color w:val="000000"/>
-              </w:rPr>
-            </w:pPr>
-            <w:r>
-              <w:rPr>
-                <w:rFonts w:hint="default"/>
-                <w:color w:val="000000"/>
-                <w:lang w:val="en-US" w:eastAsia="zh-CN"/>
-              </w:rPr>
-              <w:t>Địa chỉ chi tiết (số nhà, tên đường).</w:t>
-            </w:r>
-          </w:p>
-        </w:tc>
-      </w:tr>
-      <w:tr>
-        <w:tblPrEx>
-          <w:tblBorders>
-            <w:top w:val="single" w:color="auto" w:sz="4" w:space="0"/>
-            <w:left w:val="single" w:color="auto" w:sz="4" w:space="0"/>
-            <w:bottom w:val="single" w:color="auto" w:sz="4" w:space="0"/>
-            <w:right w:val="single" w:color="auto" w:sz="4" w:space="0"/>
-            <w:insideH w:val="single" w:color="auto" w:sz="4" w:space="0"/>
-            <w:insideV w:val="single" w:color="auto" w:sz="4" w:space="0"/>
-          </w:tblBorders>
-          <w:shd w:val="clear" w:color="auto" w:fill="auto"/>
-          <w:tblCellMar>
-            <w:top w:w="0" w:type="dxa"/>
-            <w:left w:w="0" w:type="dxa"/>
-            <w:bottom w:w="0" w:type="dxa"/>
-            <w:right w:w="0" w:type="dxa"/>
-          </w:tblCellMar>
-        </w:tblPrEx>
-        <w:trPr>
-          <w:jc w:val="center"/>
-        </w:trPr>
-        <w:tc>
-          <w:tcPr>
-            <w:tcW w:w="0" w:type="auto"/>
-            <w:tcBorders>
-              <w:top w:val="single" w:color="000000" w:sz="8" w:space="0"/>
-              <w:left w:val="single" w:color="000000" w:sz="8" w:space="0"/>
-              <w:bottom w:val="single" w:color="000000" w:sz="8" w:space="0"/>
-              <w:right w:val="single" w:color="000000" w:sz="8" w:space="0"/>
-            </w:tcBorders>
-            <w:shd w:val="clear" w:color="auto" w:fill="FFFFFF"/>
-            <w:tcMar>
-              <w:top w:w="192" w:type="dxa"/>
-              <w:bottom w:w="192" w:type="dxa"/>
-              <w:right w:w="144" w:type="dxa"/>
-            </w:tcMar>
-            <w:vAlign w:val="center"/>
-          </w:tcPr>
-          <w:p>
-            <w:pPr>
-              <w:bidi w:val="0"/>
-              <w:jc w:val="center"/>
-              <w:rPr>
-                <w:rFonts w:hint="default"/>
-                <w:color w:val="000000"/>
-              </w:rPr>
-            </w:pPr>
-            <w:r>
-              <w:rPr>
-                <w:rFonts w:hint="default"/>
-                <w:color w:val="000000"/>
-                <w:lang w:val="en-US" w:eastAsia="zh-CN"/>
-              </w:rPr>
               <w:t>is_default</w:t>
             </w:r>
           </w:p>
@@ -4926,8 +4928,6 @@
           <w:lang w:val="en-US"/>
         </w:rPr>
       </w:pPr>
-      <w:bookmarkStart w:id="0" w:name="_GoBack"/>
-      <w:bookmarkEnd w:id="0"/>
     </w:p>
     <w:p>
       <w:pPr>
@@ -5016,7 +5016,6 @@
             <w:insideH w:val="none" w:color="auto" w:sz="0" w:space="0"/>
             <w:insideV w:val="none" w:color="auto" w:sz="0" w:space="0"/>
           </w:tblBorders>
-          <w:shd w:val="clear" w:color="auto" w:fill="auto"/>
           <w:tblCellMar>
             <w:top w:w="0" w:type="dxa"/>
             <w:left w:w="0" w:type="dxa"/>
@@ -5324,7 +5323,6 @@
             <w:insideH w:val="none" w:color="auto" w:sz="0" w:space="0"/>
             <w:insideV w:val="none" w:color="auto" w:sz="0" w:space="0"/>
           </w:tblBorders>
-          <w:shd w:val="clear" w:color="auto" w:fill="auto"/>
           <w:tblCellMar>
             <w:top w:w="0" w:type="dxa"/>
             <w:left w:w="0" w:type="dxa"/>
@@ -5478,6 +5476,7 @@
             <w:insideH w:val="none" w:color="auto" w:sz="0" w:space="0"/>
             <w:insideV w:val="none" w:color="auto" w:sz="0" w:space="0"/>
           </w:tblBorders>
+          <w:shd w:val="clear" w:color="auto" w:fill="auto"/>
           <w:tblCellMar>
             <w:top w:w="0" w:type="dxa"/>
             <w:left w:w="0" w:type="dxa"/>
@@ -5683,9 +5682,9 @@
       </w:tblPr>
       <w:tblGrid>
         <w:gridCol w:w="1798"/>
-        <w:gridCol w:w="1540"/>
-        <w:gridCol w:w="1691"/>
-        <w:gridCol w:w="3282"/>
+        <w:gridCol w:w="1821"/>
+        <w:gridCol w:w="1615"/>
+        <w:gridCol w:w="3077"/>
       </w:tblGrid>
       <w:tr>
         <w:tblPrEx>
@@ -5858,7 +5857,6 @@
             <w:insideH w:val="none" w:color="auto" w:sz="0" w:space="0"/>
             <w:insideV w:val="none" w:color="auto" w:sz="0" w:space="0"/>
           </w:tblBorders>
-          <w:shd w:val="clear" w:color="auto" w:fill="auto"/>
           <w:tblCellMar>
             <w:top w:w="0" w:type="dxa"/>
             <w:left w:w="0" w:type="dxa"/>
@@ -6002,6 +6000,163 @@
                 <w:lang w:val="en-US" w:eastAsia="zh-CN"/>
               </w:rPr>
               <w:t>Khóa chính, tự tăng.</w:t>
+            </w:r>
+          </w:p>
+        </w:tc>
+      </w:tr>
+      <w:tr>
+        <w:tblPrEx>
+          <w:tblBorders>
+            <w:top w:val="none" w:color="1F1F1F" w:sz="0" w:space="0"/>
+            <w:left w:val="none" w:color="1F1F1F" w:sz="0" w:space="0"/>
+            <w:bottom w:val="none" w:color="1F1F1F" w:sz="0" w:space="0"/>
+            <w:right w:val="none" w:color="1F1F1F" w:sz="0" w:space="0"/>
+            <w:insideH w:val="none" w:color="auto" w:sz="0" w:space="0"/>
+            <w:insideV w:val="none" w:color="auto" w:sz="0" w:space="0"/>
+          </w:tblBorders>
+          <w:tblCellMar>
+            <w:top w:w="0" w:type="dxa"/>
+            <w:left w:w="0" w:type="dxa"/>
+            <w:bottom w:w="0" w:type="dxa"/>
+            <w:right w:w="0" w:type="dxa"/>
+          </w:tblCellMar>
+        </w:tblPrEx>
+        <w:tc>
+          <w:tcPr>
+            <w:tcW w:w="1798" w:type="dxa"/>
+            <w:tcBorders>
+              <w:top w:val="single" w:color="auto" w:sz="4" w:space="0"/>
+              <w:left w:val="single" w:color="auto" w:sz="4" w:space="0"/>
+              <w:bottom w:val="single" w:color="auto" w:sz="4" w:space="0"/>
+              <w:right w:val="single" w:color="auto" w:sz="4" w:space="0"/>
+            </w:tcBorders>
+            <w:shd w:val="clear" w:color="auto" w:fill="auto"/>
+            <w:tcMar>
+              <w:top w:w="192" w:type="dxa"/>
+              <w:bottom w:w="192" w:type="dxa"/>
+              <w:right w:w="144" w:type="dxa"/>
+            </w:tcMar>
+            <w:vAlign w:val="center"/>
+          </w:tcPr>
+          <w:p>
+            <w:pPr>
+              <w:bidi w:val="0"/>
+              <w:jc w:val="center"/>
+              <w:rPr>
+                <w:rFonts w:hint="default"/>
+                <w:lang w:val="en-US" w:eastAsia="zh-CN"/>
+              </w:rPr>
+            </w:pPr>
+            <w:r>
+              <w:rPr>
+                <w:rFonts w:hint="default"/>
+                <w:lang w:val="en-US" w:eastAsia="zh-CN"/>
+              </w:rPr>
+              <w:t>product_id</w:t>
+            </w:r>
+          </w:p>
+        </w:tc>
+        <w:tc>
+          <w:tcPr>
+            <w:tcW w:w="1540" w:type="dxa"/>
+            <w:tcBorders>
+              <w:top w:val="single" w:color="auto" w:sz="4" w:space="0"/>
+              <w:left w:val="single" w:color="auto" w:sz="4" w:space="0"/>
+              <w:bottom w:val="single" w:color="auto" w:sz="4" w:space="0"/>
+              <w:right w:val="single" w:color="auto" w:sz="4" w:space="0"/>
+            </w:tcBorders>
+            <w:shd w:val="clear" w:color="auto" w:fill="auto"/>
+            <w:tcMar>
+              <w:top w:w="192" w:type="dxa"/>
+              <w:bottom w:w="192" w:type="dxa"/>
+              <w:right w:w="144" w:type="dxa"/>
+            </w:tcMar>
+            <w:vAlign w:val="center"/>
+          </w:tcPr>
+          <w:p>
+            <w:pPr>
+              <w:bidi w:val="0"/>
+              <w:jc w:val="center"/>
+              <w:rPr>
+                <w:rFonts w:hint="default"/>
+                <w:lang w:val="en-US" w:eastAsia="zh-CN"/>
+              </w:rPr>
+            </w:pPr>
+            <w:r>
+              <w:rPr>
+                <w:rFonts w:hint="default"/>
+                <w:lang w:val="en-US" w:eastAsia="zh-CN"/>
+              </w:rPr>
+              <w:t>Int</w:t>
+            </w:r>
+          </w:p>
+        </w:tc>
+        <w:tc>
+          <w:tcPr>
+            <w:tcW w:w="1691" w:type="dxa"/>
+            <w:tcBorders>
+              <w:top w:val="single" w:color="auto" w:sz="4" w:space="0"/>
+              <w:left w:val="single" w:color="auto" w:sz="4" w:space="0"/>
+              <w:bottom w:val="single" w:color="auto" w:sz="4" w:space="0"/>
+              <w:right w:val="single" w:color="auto" w:sz="4" w:space="0"/>
+            </w:tcBorders>
+            <w:shd w:val="clear" w:color="auto" w:fill="auto"/>
+            <w:tcMar>
+              <w:top w:w="192" w:type="dxa"/>
+              <w:bottom w:w="192" w:type="dxa"/>
+              <w:right w:w="144" w:type="dxa"/>
+            </w:tcMar>
+            <w:vAlign w:val="center"/>
+          </w:tcPr>
+          <w:p>
+            <w:pPr>
+              <w:bidi w:val="0"/>
+              <w:jc w:val="center"/>
+              <w:rPr>
+                <w:rFonts w:hint="default"/>
+                <w:lang w:val="en-US" w:eastAsia="zh-CN"/>
+              </w:rPr>
+            </w:pPr>
+            <w:r>
+              <w:rPr>
+                <w:rFonts w:hint="default"/>
+                <w:lang w:val="en-US" w:eastAsia="zh-CN"/>
+              </w:rPr>
+              <w:t>Y</w:t>
+            </w:r>
+          </w:p>
+        </w:tc>
+        <w:tc>
+          <w:tcPr>
+            <w:tcW w:w="3282" w:type="dxa"/>
+            <w:tcBorders>
+              <w:top w:val="single" w:color="auto" w:sz="4" w:space="0"/>
+              <w:left w:val="single" w:color="auto" w:sz="4" w:space="0"/>
+              <w:bottom w:val="single" w:color="auto" w:sz="4" w:space="0"/>
+              <w:right w:val="single" w:color="auto" w:sz="4" w:space="0"/>
+            </w:tcBorders>
+            <w:shd w:val="clear" w:color="auto" w:fill="auto"/>
+            <w:tcMar>
+              <w:top w:w="192" w:type="dxa"/>
+              <w:bottom w:w="192" w:type="dxa"/>
+            </w:tcMar>
+            <w:vAlign w:val="center"/>
+          </w:tcPr>
+          <w:p>
+            <w:pPr>
+              <w:bidi w:val="0"/>
+              <w:jc w:val="center"/>
+              <w:rPr>
+                <w:rFonts w:hint="default"/>
+                <w:lang w:val="en-US" w:eastAsia="zh-CN"/>
+              </w:rPr>
+            </w:pPr>
+            <w:r>
+              <w:rPr>
+                <w:rFonts w:hint="default"/>
+                <w:lang w:val="en-US" w:eastAsia="zh-CN"/>
+              </w:rPr>
+              <w:t>Khóa ngoại nối với bảng product.</w:t>
             </w:r>
           </w:p>
         </w:tc>
@@ -6055,7 +6210,7 @@
                 <w:rFonts w:hint="default"/>
                 <w:lang w:val="en-US" w:eastAsia="zh-CN"/>
               </w:rPr>
-              <w:t>product_id</w:t>
+              <w:t>stock_quantity</w:t>
             </w:r>
           </w:p>
         </w:tc>
@@ -6159,7 +6314,7 @@
                 <w:rFonts w:hint="default"/>
                 <w:lang w:val="en-US" w:eastAsia="zh-CN"/>
               </w:rPr>
-              <w:t>Khóa ngoại nối với bảng product.</w:t>
+              <w:t>Số lượng tồn kho của biến thể này.</w:t>
             </w:r>
           </w:p>
         </w:tc>
@@ -6212,7 +6367,7 @@
                 <w:rFonts w:hint="default"/>
                 <w:lang w:val="en-US" w:eastAsia="zh-CN"/>
               </w:rPr>
-              <w:t>stock_quantity</w:t>
+              <w:t>size_id</w:t>
             </w:r>
           </w:p>
         </w:tc>
@@ -6316,7 +6471,164 @@
                 <w:rFonts w:hint="default"/>
                 <w:lang w:val="en-US" w:eastAsia="zh-CN"/>
               </w:rPr>
-              <w:t>Số lượng tồn kho của biến thể này.</w:t>
+              <w:t>Khóa ngoại nối với bảng sizes.</w:t>
+            </w:r>
+          </w:p>
+        </w:tc>
+      </w:tr>
+      <w:tr>
+        <w:tblPrEx>
+          <w:tblBorders>
+            <w:top w:val="none" w:color="1F1F1F" w:sz="0" w:space="0"/>
+            <w:left w:val="none" w:color="1F1F1F" w:sz="0" w:space="0"/>
+            <w:bottom w:val="none" w:color="1F1F1F" w:sz="0" w:space="0"/>
+            <w:right w:val="none" w:color="1F1F1F" w:sz="0" w:space="0"/>
+            <w:insideH w:val="none" w:color="auto" w:sz="0" w:space="0"/>
+            <w:insideV w:val="none" w:color="auto" w:sz="0" w:space="0"/>
+          </w:tblBorders>
+          <w:tblCellMar>
+            <w:top w:w="0" w:type="dxa"/>
+            <w:left w:w="0" w:type="dxa"/>
+            <w:bottom w:w="0" w:type="dxa"/>
+            <w:right w:w="0" w:type="dxa"/>
+          </w:tblCellMar>
+        </w:tblPrEx>
+        <w:tc>
+          <w:tcPr>
+            <w:tcW w:w="1798" w:type="dxa"/>
+            <w:tcBorders>
+              <w:top w:val="single" w:color="auto" w:sz="4" w:space="0"/>
+              <w:left w:val="single" w:color="auto" w:sz="4" w:space="0"/>
+              <w:bottom w:val="single" w:color="auto" w:sz="4" w:space="0"/>
+              <w:right w:val="single" w:color="auto" w:sz="4" w:space="0"/>
+            </w:tcBorders>
+            <w:shd w:val="clear" w:color="auto" w:fill="auto"/>
+            <w:tcMar>
+              <w:top w:w="192" w:type="dxa"/>
+              <w:bottom w:w="192" w:type="dxa"/>
+              <w:right w:w="144" w:type="dxa"/>
+            </w:tcMar>
+            <w:vAlign w:val="center"/>
+          </w:tcPr>
+          <w:p>
+            <w:pPr>
+              <w:bidi w:val="0"/>
+              <w:jc w:val="center"/>
+              <w:rPr>
+                <w:rFonts w:hint="default"/>
+                <w:lang w:val="en-US" w:eastAsia="zh-CN"/>
+              </w:rPr>
+            </w:pPr>
+            <w:r>
+              <w:rPr>
+                <w:rFonts w:hint="default"/>
+                <w:lang w:val="en-US" w:eastAsia="zh-CN"/>
+              </w:rPr>
+              <w:t>color_id</w:t>
+            </w:r>
+          </w:p>
+        </w:tc>
+        <w:tc>
+          <w:tcPr>
+            <w:tcW w:w="1540" w:type="dxa"/>
+            <w:tcBorders>
+              <w:top w:val="single" w:color="auto" w:sz="4" w:space="0"/>
+              <w:left w:val="single" w:color="auto" w:sz="4" w:space="0"/>
+              <w:bottom w:val="single" w:color="auto" w:sz="4" w:space="0"/>
+              <w:right w:val="single" w:color="auto" w:sz="4" w:space="0"/>
+            </w:tcBorders>
+            <w:shd w:val="clear" w:color="auto" w:fill="auto"/>
+            <w:tcMar>
+              <w:top w:w="192" w:type="dxa"/>
+              <w:bottom w:w="192" w:type="dxa"/>
+              <w:right w:w="144" w:type="dxa"/>
+            </w:tcMar>
+            <w:vAlign w:val="center"/>
+          </w:tcPr>
+          <w:p>
+            <w:pPr>
+              <w:bidi w:val="0"/>
+              <w:jc w:val="center"/>
+              <w:rPr>
+                <w:rFonts w:hint="default"/>
+                <w:lang w:val="en-US" w:eastAsia="zh-CN"/>
+              </w:rPr>
+            </w:pPr>
+            <w:r>
+              <w:rPr>
+                <w:rFonts w:hint="default"/>
+                <w:lang w:val="en-US" w:eastAsia="zh-CN"/>
+              </w:rPr>
+              <w:t>Int</w:t>
+            </w:r>
+          </w:p>
+        </w:tc>
+        <w:tc>
+          <w:tcPr>
+            <w:tcW w:w="1691" w:type="dxa"/>
+            <w:tcBorders>
+              <w:top w:val="single" w:color="auto" w:sz="4" w:space="0"/>
+              <w:left w:val="single" w:color="auto" w:sz="4" w:space="0"/>
+              <w:bottom w:val="single" w:color="auto" w:sz="4" w:space="0"/>
+              <w:right w:val="single" w:color="auto" w:sz="4" w:space="0"/>
+            </w:tcBorders>
+            <w:shd w:val="clear" w:color="auto" w:fill="auto"/>
+            <w:tcMar>
+              <w:top w:w="192" w:type="dxa"/>
+              <w:bottom w:w="192" w:type="dxa"/>
+              <w:right w:w="144" w:type="dxa"/>
+            </w:tcMar>
+            <w:vAlign w:val="center"/>
+          </w:tcPr>
+          <w:p>
+            <w:pPr>
+              <w:bidi w:val="0"/>
+              <w:jc w:val="center"/>
+              <w:rPr>
+                <w:rFonts w:hint="default"/>
+                <w:lang w:val="en-US" w:eastAsia="zh-CN"/>
+              </w:rPr>
+            </w:pPr>
+            <w:r>
+              <w:rPr>
+                <w:rFonts w:hint="default"/>
+                <w:lang w:val="en-US" w:eastAsia="zh-CN"/>
+              </w:rPr>
+              <w:t>Y</w:t>
+            </w:r>
+          </w:p>
+        </w:tc>
+        <w:tc>
+          <w:tcPr>
+            <w:tcW w:w="3282" w:type="dxa"/>
+            <w:tcBorders>
+              <w:top w:val="single" w:color="auto" w:sz="4" w:space="0"/>
+              <w:left w:val="single" w:color="auto" w:sz="4" w:space="0"/>
+              <w:bottom w:val="single" w:color="auto" w:sz="4" w:space="0"/>
+              <w:right w:val="single" w:color="auto" w:sz="4" w:space="0"/>
+            </w:tcBorders>
+            <w:shd w:val="clear" w:color="auto" w:fill="auto"/>
+            <w:tcMar>
+              <w:top w:w="192" w:type="dxa"/>
+              <w:bottom w:w="192" w:type="dxa"/>
+            </w:tcMar>
+            <w:vAlign w:val="center"/>
+          </w:tcPr>
+          <w:p>
+            <w:pPr>
+              <w:bidi w:val="0"/>
+              <w:jc w:val="center"/>
+              <w:rPr>
+                <w:rFonts w:hint="default"/>
+                <w:lang w:val="en-US" w:eastAsia="zh-CN"/>
+              </w:rPr>
+            </w:pPr>
+            <w:r>
+              <w:rPr>
+                <w:rFonts w:hint="default"/>
+                <w:lang w:val="en-US" w:eastAsia="zh-CN"/>
+              </w:rPr>
+              <w:t>Khóa ngoại nối với bảng color.</w:t>
             </w:r>
           </w:p>
         </w:tc>
@@ -6370,7 +6682,7 @@
                 <w:rFonts w:hint="default"/>
                 <w:lang w:val="en-US" w:eastAsia="zh-CN"/>
               </w:rPr>
-              <w:t>size_id</w:t>
+              <w:t>price</w:t>
             </w:r>
           </w:p>
         </w:tc>
@@ -6405,7 +6717,7 @@
                 <w:rFonts w:hint="default"/>
                 <w:lang w:val="en-US" w:eastAsia="zh-CN"/>
               </w:rPr>
-              <w:t>Int</w:t>
+              <w:t>Decimal(10,20</w:t>
             </w:r>
           </w:p>
         </w:tc>
@@ -6474,164 +6786,7 @@
                 <w:rFonts w:hint="default"/>
                 <w:lang w:val="en-US" w:eastAsia="zh-CN"/>
               </w:rPr>
-              <w:t>Khóa ngoại nối với bảng sizes.</w:t>
-            </w:r>
-          </w:p>
-        </w:tc>
-      </w:tr>
-      <w:tr>
-        <w:tblPrEx>
-          <w:tblBorders>
-            <w:top w:val="none" w:color="1F1F1F" w:sz="0" w:space="0"/>
-            <w:left w:val="none" w:color="1F1F1F" w:sz="0" w:space="0"/>
-            <w:bottom w:val="none" w:color="1F1F1F" w:sz="0" w:space="0"/>
-            <w:right w:val="none" w:color="1F1F1F" w:sz="0" w:space="0"/>
-            <w:insideH w:val="none" w:color="auto" w:sz="0" w:space="0"/>
-            <w:insideV w:val="none" w:color="auto" w:sz="0" w:space="0"/>
-          </w:tblBorders>
-          <w:tblCellMar>
-            <w:top w:w="0" w:type="dxa"/>
-            <w:left w:w="0" w:type="dxa"/>
-            <w:bottom w:w="0" w:type="dxa"/>
-            <w:right w:w="0" w:type="dxa"/>
-          </w:tblCellMar>
-        </w:tblPrEx>
-        <w:tc>
-          <w:tcPr>
-            <w:tcW w:w="1798" w:type="dxa"/>
-            <w:tcBorders>
-              <w:top w:val="single" w:color="auto" w:sz="4" w:space="0"/>
-              <w:left w:val="single" w:color="auto" w:sz="4" w:space="0"/>
-              <w:bottom w:val="single" w:color="auto" w:sz="4" w:space="0"/>
-              <w:right w:val="single" w:color="auto" w:sz="4" w:space="0"/>
-            </w:tcBorders>
-            <w:shd w:val="clear" w:color="auto" w:fill="auto"/>
-            <w:tcMar>
-              <w:top w:w="192" w:type="dxa"/>
-              <w:bottom w:w="192" w:type="dxa"/>
-              <w:right w:w="144" w:type="dxa"/>
-            </w:tcMar>
-            <w:vAlign w:val="center"/>
-          </w:tcPr>
-          <w:p>
-            <w:pPr>
-              <w:bidi w:val="0"/>
-              <w:jc w:val="center"/>
-              <w:rPr>
-                <w:rFonts w:hint="default"/>
-                <w:lang w:val="en-US" w:eastAsia="zh-CN"/>
-              </w:rPr>
-            </w:pPr>
-            <w:r>
-              <w:rPr>
-                <w:rFonts w:hint="default"/>
-                <w:lang w:val="en-US" w:eastAsia="zh-CN"/>
-              </w:rPr>
-              <w:t>color_id</w:t>
-            </w:r>
-          </w:p>
-        </w:tc>
-        <w:tc>
-          <w:tcPr>
-            <w:tcW w:w="1540" w:type="dxa"/>
-            <w:tcBorders>
-              <w:top w:val="single" w:color="auto" w:sz="4" w:space="0"/>
-              <w:left w:val="single" w:color="auto" w:sz="4" w:space="0"/>
-              <w:bottom w:val="single" w:color="auto" w:sz="4" w:space="0"/>
-              <w:right w:val="single" w:color="auto" w:sz="4" w:space="0"/>
-            </w:tcBorders>
-            <w:shd w:val="clear" w:color="auto" w:fill="auto"/>
-            <w:tcMar>
-              <w:top w:w="192" w:type="dxa"/>
-              <w:bottom w:w="192" w:type="dxa"/>
-              <w:right w:w="144" w:type="dxa"/>
-            </w:tcMar>
-            <w:vAlign w:val="center"/>
-          </w:tcPr>
-          <w:p>
-            <w:pPr>
-              <w:bidi w:val="0"/>
-              <w:jc w:val="center"/>
-              <w:rPr>
-                <w:rFonts w:hint="default"/>
-                <w:lang w:val="en-US" w:eastAsia="zh-CN"/>
-              </w:rPr>
-            </w:pPr>
-            <w:r>
-              <w:rPr>
-                <w:rFonts w:hint="default"/>
-                <w:lang w:val="en-US" w:eastAsia="zh-CN"/>
-              </w:rPr>
-              <w:t>Int</w:t>
-            </w:r>
-          </w:p>
-        </w:tc>
-        <w:tc>
-          <w:tcPr>
-            <w:tcW w:w="1691" w:type="dxa"/>
-            <w:tcBorders>
-              <w:top w:val="single" w:color="auto" w:sz="4" w:space="0"/>
-              <w:left w:val="single" w:color="auto" w:sz="4" w:space="0"/>
-              <w:bottom w:val="single" w:color="auto" w:sz="4" w:space="0"/>
-              <w:right w:val="single" w:color="auto" w:sz="4" w:space="0"/>
-            </w:tcBorders>
-            <w:shd w:val="clear" w:color="auto" w:fill="auto"/>
-            <w:tcMar>
-              <w:top w:w="192" w:type="dxa"/>
-              <w:bottom w:w="192" w:type="dxa"/>
-              <w:right w:w="144" w:type="dxa"/>
-            </w:tcMar>
-            <w:vAlign w:val="center"/>
-          </w:tcPr>
-          <w:p>
-            <w:pPr>
-              <w:bidi w:val="0"/>
-              <w:jc w:val="center"/>
-              <w:rPr>
-                <w:rFonts w:hint="default"/>
-                <w:lang w:val="en-US" w:eastAsia="zh-CN"/>
-              </w:rPr>
-            </w:pPr>
-            <w:r>
-              <w:rPr>
-                <w:rFonts w:hint="default"/>
-                <w:lang w:val="en-US" w:eastAsia="zh-CN"/>
-              </w:rPr>
-              <w:t>Y</w:t>
-            </w:r>
-          </w:p>
-        </w:tc>
-        <w:tc>
-          <w:tcPr>
-            <w:tcW w:w="3282" w:type="dxa"/>
-            <w:tcBorders>
-              <w:top w:val="single" w:color="auto" w:sz="4" w:space="0"/>
-              <w:left w:val="single" w:color="auto" w:sz="4" w:space="0"/>
-              <w:bottom w:val="single" w:color="auto" w:sz="4" w:space="0"/>
-              <w:right w:val="single" w:color="auto" w:sz="4" w:space="0"/>
-            </w:tcBorders>
-            <w:shd w:val="clear" w:color="auto" w:fill="auto"/>
-            <w:tcMar>
-              <w:top w:w="192" w:type="dxa"/>
-              <w:bottom w:w="192" w:type="dxa"/>
-            </w:tcMar>
-            <w:vAlign w:val="center"/>
-          </w:tcPr>
-          <w:p>
-            <w:pPr>
-              <w:bidi w:val="0"/>
-              <w:jc w:val="center"/>
-              <w:rPr>
-                <w:rFonts w:hint="default"/>
-                <w:lang w:val="en-US" w:eastAsia="zh-CN"/>
-              </w:rPr>
-            </w:pPr>
-            <w:r>
-              <w:rPr>
-                <w:rFonts w:hint="default"/>
-                <w:lang w:val="en-US" w:eastAsia="zh-CN"/>
-              </w:rPr>
-              <w:t>Khóa ngoại nối với bảng color.</w:t>
+              <w:t>Giá của biến thể</w:t>
             </w:r>
           </w:p>
         </w:tc>
@@ -6752,6 +6907,7 @@
             <w:insideH w:val="none" w:color="auto" w:sz="0" w:space="0"/>
             <w:insideV w:val="none" w:color="auto" w:sz="0" w:space="0"/>
           </w:tblBorders>
+          <w:shd w:val="clear" w:color="auto" w:fill="auto"/>
           <w:tblCellMar>
             <w:top w:w="0" w:type="dxa"/>
             <w:left w:w="0" w:type="dxa"/>
@@ -7070,6 +7226,7 @@
             <w:insideH w:val="none" w:color="auto" w:sz="0" w:space="0"/>
             <w:insideV w:val="none" w:color="auto" w:sz="0" w:space="0"/>
           </w:tblBorders>
+          <w:shd w:val="clear" w:color="auto" w:fill="auto"/>
           <w:tblCellMar>
             <w:top w:w="0" w:type="dxa"/>
             <w:left w:w="0" w:type="dxa"/>
@@ -7227,6 +7384,7 @@
             <w:insideH w:val="none" w:color="auto" w:sz="0" w:space="0"/>
             <w:insideV w:val="none" w:color="auto" w:sz="0" w:space="0"/>
           </w:tblBorders>
+          <w:shd w:val="clear" w:color="auto" w:fill="auto"/>
           <w:tblCellMar>
             <w:top w:w="0" w:type="dxa"/>
             <w:left w:w="0" w:type="dxa"/>
@@ -7384,6 +7542,7 @@
             <w:insideH w:val="none" w:color="auto" w:sz="0" w:space="0"/>
             <w:insideV w:val="none" w:color="auto" w:sz="0" w:space="0"/>
           </w:tblBorders>
+          <w:shd w:val="clear" w:color="auto" w:fill="auto"/>
           <w:tblCellMar>
             <w:top w:w="0" w:type="dxa"/>
             <w:left w:w="0" w:type="dxa"/>
@@ -7541,6 +7700,7 @@
             <w:insideH w:val="none" w:color="auto" w:sz="0" w:space="0"/>
             <w:insideV w:val="none" w:color="auto" w:sz="0" w:space="0"/>
           </w:tblBorders>
+          <w:shd w:val="clear" w:color="auto" w:fill="auto"/>
           <w:tblCellMar>
             <w:top w:w="0" w:type="dxa"/>
             <w:left w:w="0" w:type="dxa"/>
@@ -7807,7 +7967,6 @@
             <w:insideH w:val="none" w:color="auto" w:sz="0" w:space="0"/>
             <w:insideV w:val="none" w:color="auto" w:sz="0" w:space="0"/>
           </w:tblBorders>
-          <w:shd w:val="clear" w:color="auto" w:fill="auto"/>
           <w:tblCellMar>
             <w:top w:w="0" w:type="dxa"/>
             <w:left w:w="0" w:type="dxa"/>
@@ -8271,6 +8430,7 @@
             <w:insideH w:val="none" w:color="auto" w:sz="0" w:space="0"/>
             <w:insideV w:val="none" w:color="auto" w:sz="0" w:space="0"/>
           </w:tblBorders>
+          <w:shd w:val="clear" w:color="auto" w:fill="auto"/>
           <w:tblCellMar>
             <w:top w:w="0" w:type="dxa"/>
             <w:left w:w="0" w:type="dxa"/>
@@ -8799,7 +8959,6 @@
             <w:insideH w:val="none" w:color="auto" w:sz="0" w:space="0"/>
             <w:insideV w:val="none" w:color="auto" w:sz="0" w:space="0"/>
           </w:tblBorders>
-          <w:shd w:val="clear" w:color="auto" w:fill="auto"/>
           <w:tblCellMar>
             <w:top w:w="0" w:type="dxa"/>
             <w:left w:w="0" w:type="dxa"/>
@@ -9106,6 +9265,7 @@
             <w:insideH w:val="none" w:color="auto" w:sz="0" w:space="0"/>
             <w:insideV w:val="none" w:color="auto" w:sz="0" w:space="0"/>
           </w:tblBorders>
+          <w:shd w:val="clear" w:color="auto" w:fill="auto"/>
           <w:tblCellMar>
             <w:top w:w="0" w:type="dxa"/>
             <w:left w:w="0" w:type="dxa"/>
@@ -9412,6 +9572,7 @@
             <w:insideH w:val="none" w:color="auto" w:sz="0" w:space="0"/>
             <w:insideV w:val="none" w:color="auto" w:sz="0" w:space="0"/>
           </w:tblBorders>
+          <w:shd w:val="clear" w:color="auto" w:fill="auto"/>
           <w:tblCellMar>
             <w:top w:w="0" w:type="dxa"/>
             <w:left w:w="0" w:type="dxa"/>
@@ -9871,6 +10032,7 @@
             <w:insideH w:val="none" w:color="auto" w:sz="0" w:space="0"/>
             <w:insideV w:val="none" w:color="auto" w:sz="0" w:space="0"/>
           </w:tblBorders>
+          <w:shd w:val="clear" w:color="auto" w:fill="auto"/>
           <w:tblCellMar>
             <w:top w:w="0" w:type="dxa"/>
             <w:left w:w="0" w:type="dxa"/>
@@ -10024,6 +10186,7 @@
             <w:insideH w:val="none" w:color="auto" w:sz="0" w:space="0"/>
             <w:insideV w:val="none" w:color="auto" w:sz="0" w:space="0"/>
           </w:tblBorders>
+          <w:shd w:val="clear" w:color="auto" w:fill="auto"/>
           <w:tblCellMar>
             <w:top w:w="0" w:type="dxa"/>
             <w:left w:w="0" w:type="dxa"/>
@@ -10177,6 +10340,7 @@
             <w:insideH w:val="none" w:color="auto" w:sz="0" w:space="0"/>
             <w:insideV w:val="none" w:color="auto" w:sz="0" w:space="0"/>
           </w:tblBorders>
+          <w:shd w:val="clear" w:color="auto" w:fill="auto"/>
           <w:tblCellMar>
             <w:top w:w="0" w:type="dxa"/>
             <w:left w:w="0" w:type="dxa"/>
@@ -12328,6 +12492,7 @@
             <w:insideH w:val="none" w:color="auto" w:sz="0" w:space="0"/>
             <w:insideV w:val="none" w:color="auto" w:sz="0" w:space="0"/>
           </w:tblBorders>
+          <w:shd w:val="clear" w:color="auto" w:fill="auto"/>
           <w:tblCellMar>
             <w:top w:w="0" w:type="dxa"/>
             <w:left w:w="0" w:type="dxa"/>
@@ -13189,7 +13354,6 @@
             <w:insideH w:val="none" w:color="auto" w:sz="0" w:space="0"/>
             <w:insideV w:val="none" w:color="auto" w:sz="0" w:space="0"/>
           </w:tblBorders>
-          <w:shd w:val="clear" w:color="auto" w:fill="auto"/>
           <w:tblCellMar>
             <w:top w:w="0" w:type="dxa"/>
             <w:left w:w="0" w:type="dxa"/>
@@ -13497,7 +13661,6 @@
             <w:insideH w:val="none" w:color="auto" w:sz="0" w:space="0"/>
             <w:insideV w:val="none" w:color="auto" w:sz="0" w:space="0"/>
           </w:tblBorders>
-          <w:shd w:val="clear" w:color="auto" w:fill="auto"/>
           <w:tblCellMar>
             <w:top w:w="0" w:type="dxa"/>
             <w:left w:w="0" w:type="dxa"/>
@@ -13651,7 +13814,6 @@
             <w:insideH w:val="none" w:color="auto" w:sz="0" w:space="0"/>
             <w:insideV w:val="none" w:color="auto" w:sz="0" w:space="0"/>
           </w:tblBorders>
-          <w:shd w:val="clear" w:color="auto" w:fill="auto"/>
           <w:tblCellMar>
             <w:top w:w="0" w:type="dxa"/>
             <w:left w:w="0" w:type="dxa"/>
@@ -14827,7 +14989,6 @@
             <w:insideH w:val="none" w:color="auto" w:sz="0" w:space="0"/>
             <w:insideV w:val="none" w:color="auto" w:sz="0" w:space="0"/>
           </w:tblBorders>
-          <w:shd w:val="clear" w:color="auto" w:fill="auto"/>
           <w:tblCellMar>
             <w:top w:w="0" w:type="dxa"/>
             <w:left w:w="0" w:type="dxa"/>
@@ -14967,160 +15128,6 @@
                 <w:lang w:val="en-US" w:eastAsia="zh-CN"/>
               </w:rPr>
               <w:t>Khóa chính, tự tăng.</w:t>
-            </w:r>
-          </w:p>
-        </w:tc>
-      </w:tr>
-      <w:tr>
-        <w:tblPrEx>
-          <w:tblBorders>
-            <w:top w:val="none" w:color="1F1F1F" w:sz="0" w:space="0"/>
-            <w:left w:val="none" w:color="1F1F1F" w:sz="0" w:space="0"/>
-            <w:bottom w:val="none" w:color="1F1F1F" w:sz="0" w:space="0"/>
-            <w:right w:val="none" w:color="1F1F1F" w:sz="0" w:space="0"/>
-            <w:insideH w:val="none" w:color="auto" w:sz="0" w:space="0"/>
-            <w:insideV w:val="none" w:color="auto" w:sz="0" w:space="0"/>
-          </w:tblBorders>
-          <w:shd w:val="clear" w:color="auto" w:fill="auto"/>
-          <w:tblCellMar>
-            <w:top w:w="0" w:type="dxa"/>
-            <w:left w:w="0" w:type="dxa"/>
-            <w:bottom w:w="0" w:type="dxa"/>
-            <w:right w:w="0" w:type="dxa"/>
-          </w:tblCellMar>
-        </w:tblPrEx>
-        <w:tc>
-          <w:tcPr>
-            <w:tcW w:w="0" w:type="auto"/>
-            <w:tcBorders>
-              <w:top w:val="single" w:color="auto" w:sz="4" w:space="0"/>
-              <w:left w:val="single" w:color="auto" w:sz="4" w:space="0"/>
-              <w:bottom w:val="single" w:color="auto" w:sz="4" w:space="0"/>
-              <w:right w:val="single" w:color="auto" w:sz="4" w:space="0"/>
-            </w:tcBorders>
-            <w:shd w:val="clear" w:color="auto" w:fill="auto"/>
-            <w:tcMar>
-              <w:top w:w="192" w:type="dxa"/>
-              <w:bottom w:w="192" w:type="dxa"/>
-              <w:right w:w="144" w:type="dxa"/>
-            </w:tcMar>
-            <w:vAlign w:val="center"/>
-          </w:tcPr>
-          <w:p>
-            <w:pPr>
-              <w:bidi w:val="0"/>
-              <w:jc w:val="center"/>
-              <w:rPr>
-                <w:rFonts w:hint="default"/>
-              </w:rPr>
-            </w:pPr>
-            <w:r>
-              <w:rPr>
-                <w:rFonts w:hint="default"/>
-                <w:lang w:val="en-US" w:eastAsia="zh-CN"/>
-              </w:rPr>
-              <w:t>user_id</w:t>
-            </w:r>
-          </w:p>
-        </w:tc>
-        <w:tc>
-          <w:tcPr>
-            <w:tcW w:w="0" w:type="auto"/>
-            <w:tcBorders>
-              <w:top w:val="single" w:color="auto" w:sz="4" w:space="0"/>
-              <w:left w:val="single" w:color="auto" w:sz="4" w:space="0"/>
-              <w:bottom w:val="single" w:color="auto" w:sz="4" w:space="0"/>
-              <w:right w:val="single" w:color="auto" w:sz="4" w:space="0"/>
-            </w:tcBorders>
-            <w:shd w:val="clear" w:color="auto" w:fill="auto"/>
-            <w:tcMar>
-              <w:top w:w="192" w:type="dxa"/>
-              <w:bottom w:w="192" w:type="dxa"/>
-              <w:right w:w="144" w:type="dxa"/>
-            </w:tcMar>
-            <w:vAlign w:val="center"/>
-          </w:tcPr>
-          <w:p>
-            <w:pPr>
-              <w:bidi w:val="0"/>
-              <w:jc w:val="center"/>
-              <w:rPr>
-                <w:rFonts w:hint="default"/>
-              </w:rPr>
-            </w:pPr>
-            <w:r>
-              <w:rPr>
-                <w:rFonts w:hint="default"/>
-                <w:lang w:val="en-US" w:eastAsia="zh-CN"/>
-              </w:rPr>
-              <w:t>Int</w:t>
-            </w:r>
-          </w:p>
-        </w:tc>
-        <w:tc>
-          <w:tcPr>
-            <w:tcW w:w="0" w:type="auto"/>
-            <w:tcBorders>
-              <w:top w:val="single" w:color="auto" w:sz="4" w:space="0"/>
-              <w:left w:val="single" w:color="auto" w:sz="4" w:space="0"/>
-              <w:bottom w:val="single" w:color="auto" w:sz="4" w:space="0"/>
-              <w:right w:val="single" w:color="auto" w:sz="4" w:space="0"/>
-            </w:tcBorders>
-            <w:shd w:val="clear" w:color="auto" w:fill="auto"/>
-            <w:tcMar>
-              <w:top w:w="192" w:type="dxa"/>
-              <w:bottom w:w="192" w:type="dxa"/>
-              <w:right w:w="144" w:type="dxa"/>
-            </w:tcMar>
-            <w:vAlign w:val="center"/>
-          </w:tcPr>
-          <w:p>
-            <w:pPr>
-              <w:bidi w:val="0"/>
-              <w:jc w:val="center"/>
-              <w:rPr>
-                <w:rFonts w:hint="default"/>
-              </w:rPr>
-            </w:pPr>
-            <w:r>
-              <w:rPr>
-                <w:rFonts w:hint="default"/>
-                <w:lang w:val="en-US" w:eastAsia="zh-CN"/>
-              </w:rPr>
-              <w:t>Y</w:t>
-            </w:r>
-          </w:p>
-        </w:tc>
-        <w:tc>
-          <w:tcPr>
-            <w:tcW w:w="0" w:type="auto"/>
-            <w:tcBorders>
-              <w:top w:val="single" w:color="auto" w:sz="4" w:space="0"/>
-              <w:left w:val="single" w:color="auto" w:sz="4" w:space="0"/>
-              <w:bottom w:val="single" w:color="auto" w:sz="4" w:space="0"/>
-              <w:right w:val="single" w:color="auto" w:sz="4" w:space="0"/>
-            </w:tcBorders>
-            <w:shd w:val="clear" w:color="auto" w:fill="auto"/>
-            <w:tcMar>
-              <w:top w:w="192" w:type="dxa"/>
-              <w:bottom w:w="192" w:type="dxa"/>
-            </w:tcMar>
-            <w:vAlign w:val="center"/>
-          </w:tcPr>
-          <w:p>
-            <w:pPr>
-              <w:bidi w:val="0"/>
-              <w:jc w:val="center"/>
-              <w:rPr>
-                <w:rFonts w:hint="default"/>
-              </w:rPr>
-            </w:pPr>
-            <w:r>
-              <w:rPr>
-                <w:rFonts w:hint="default"/>
-                <w:lang w:val="en-US" w:eastAsia="zh-CN"/>
-              </w:rPr>
-              <w:t>Khóa ngoại liên kết bảng user.</w:t>
             </w:r>
           </w:p>
         </w:tc>
@@ -15172,7 +15179,7 @@
                 <w:rFonts w:hint="default"/>
                 <w:lang w:val="en-US" w:eastAsia="zh-CN"/>
               </w:rPr>
-              <w:t>product_id</w:t>
+              <w:t>user_id</w:t>
             </w:r>
           </w:p>
         </w:tc>
@@ -15273,7 +15280,7 @@
                 <w:rFonts w:hint="default"/>
                 <w:lang w:val="en-US" w:eastAsia="zh-CN"/>
               </w:rPr>
-              <w:t>Khóa ngoại liên kết bảng product.</w:t>
+              <w:t>Khóa ngoại liên kết bảng user.</w:t>
             </w:r>
           </w:p>
         </w:tc>
@@ -15288,7 +15295,6 @@
             <w:insideH w:val="none" w:color="auto" w:sz="0" w:space="0"/>
             <w:insideV w:val="none" w:color="auto" w:sz="0" w:space="0"/>
           </w:tblBorders>
-          <w:shd w:val="clear" w:color="auto" w:fill="auto"/>
           <w:tblCellMar>
             <w:top w:w="0" w:type="dxa"/>
             <w:left w:w="0" w:type="dxa"/>
@@ -15326,41 +15332,41 @@
                 <w:rFonts w:hint="default"/>
                 <w:lang w:val="en-US" w:eastAsia="zh-CN"/>
               </w:rPr>
-              <w:t>rating</w:t>
-            </w:r>
-          </w:p>
-        </w:tc>
-        <w:tc>
-          <w:tcPr>
-            <w:tcW w:w="0" w:type="auto"/>
-            <w:tcBorders>
-              <w:top w:val="single" w:color="auto" w:sz="4" w:space="0"/>
-              <w:left w:val="single" w:color="auto" w:sz="4" w:space="0"/>
-              <w:bottom w:val="single" w:color="auto" w:sz="4" w:space="0"/>
-              <w:right w:val="single" w:color="auto" w:sz="4" w:space="0"/>
-            </w:tcBorders>
-            <w:shd w:val="clear" w:color="auto" w:fill="auto"/>
-            <w:tcMar>
-              <w:top w:w="192" w:type="dxa"/>
-              <w:bottom w:w="192" w:type="dxa"/>
-              <w:right w:w="144" w:type="dxa"/>
-            </w:tcMar>
-            <w:vAlign w:val="center"/>
-          </w:tcPr>
-          <w:p>
-            <w:pPr>
-              <w:bidi w:val="0"/>
-              <w:jc w:val="center"/>
-              <w:rPr>
-                <w:rFonts w:hint="default"/>
-              </w:rPr>
-            </w:pPr>
-            <w:r>
-              <w:rPr>
-                <w:rFonts w:hint="default"/>
-                <w:lang w:val="en-US" w:eastAsia="zh-CN"/>
-              </w:rPr>
-              <w:t>Tinyint</w:t>
+              <w:t>product_id</w:t>
+            </w:r>
+          </w:p>
+        </w:tc>
+        <w:tc>
+          <w:tcPr>
+            <w:tcW w:w="0" w:type="auto"/>
+            <w:tcBorders>
+              <w:top w:val="single" w:color="auto" w:sz="4" w:space="0"/>
+              <w:left w:val="single" w:color="auto" w:sz="4" w:space="0"/>
+              <w:bottom w:val="single" w:color="auto" w:sz="4" w:space="0"/>
+              <w:right w:val="single" w:color="auto" w:sz="4" w:space="0"/>
+            </w:tcBorders>
+            <w:shd w:val="clear" w:color="auto" w:fill="auto"/>
+            <w:tcMar>
+              <w:top w:w="192" w:type="dxa"/>
+              <w:bottom w:w="192" w:type="dxa"/>
+              <w:right w:w="144" w:type="dxa"/>
+            </w:tcMar>
+            <w:vAlign w:val="center"/>
+          </w:tcPr>
+          <w:p>
+            <w:pPr>
+              <w:bidi w:val="0"/>
+              <w:jc w:val="center"/>
+              <w:rPr>
+                <w:rFonts w:hint="default"/>
+              </w:rPr>
+            </w:pPr>
+            <w:r>
+              <w:rPr>
+                <w:rFonts w:hint="default"/>
+                <w:lang w:val="en-US" w:eastAsia="zh-CN"/>
+              </w:rPr>
+              <w:t>Int</w:t>
             </w:r>
           </w:p>
         </w:tc>
@@ -15427,7 +15433,7 @@
                 <w:rFonts w:hint="default"/>
                 <w:lang w:val="en-US" w:eastAsia="zh-CN"/>
               </w:rPr>
-              <w:t>Số sao (1-5).</w:t>
+              <w:t>Khóa ngoại liên kết bảng product.</w:t>
             </w:r>
           </w:p>
         </w:tc>
@@ -15442,7 +15448,159 @@
             <w:insideH w:val="none" w:color="auto" w:sz="0" w:space="0"/>
             <w:insideV w:val="none" w:color="auto" w:sz="0" w:space="0"/>
           </w:tblBorders>
-          <w:shd w:val="clear" w:color="auto" w:fill="auto"/>
+          <w:tblCellMar>
+            <w:top w:w="0" w:type="dxa"/>
+            <w:left w:w="0" w:type="dxa"/>
+            <w:bottom w:w="0" w:type="dxa"/>
+            <w:right w:w="0" w:type="dxa"/>
+          </w:tblCellMar>
+        </w:tblPrEx>
+        <w:tc>
+          <w:tcPr>
+            <w:tcW w:w="0" w:type="auto"/>
+            <w:tcBorders>
+              <w:top w:val="single" w:color="auto" w:sz="4" w:space="0"/>
+              <w:left w:val="single" w:color="auto" w:sz="4" w:space="0"/>
+              <w:bottom w:val="single" w:color="auto" w:sz="4" w:space="0"/>
+              <w:right w:val="single" w:color="auto" w:sz="4" w:space="0"/>
+            </w:tcBorders>
+            <w:shd w:val="clear" w:color="auto" w:fill="auto"/>
+            <w:tcMar>
+              <w:top w:w="192" w:type="dxa"/>
+              <w:bottom w:w="192" w:type="dxa"/>
+              <w:right w:w="144" w:type="dxa"/>
+            </w:tcMar>
+            <w:vAlign w:val="center"/>
+          </w:tcPr>
+          <w:p>
+            <w:pPr>
+              <w:bidi w:val="0"/>
+              <w:jc w:val="center"/>
+              <w:rPr>
+                <w:rFonts w:hint="default"/>
+              </w:rPr>
+            </w:pPr>
+            <w:r>
+              <w:rPr>
+                <w:rFonts w:hint="default"/>
+                <w:lang w:val="en-US" w:eastAsia="zh-CN"/>
+              </w:rPr>
+              <w:t>rating</w:t>
+            </w:r>
+          </w:p>
+        </w:tc>
+        <w:tc>
+          <w:tcPr>
+            <w:tcW w:w="0" w:type="auto"/>
+            <w:tcBorders>
+              <w:top w:val="single" w:color="auto" w:sz="4" w:space="0"/>
+              <w:left w:val="single" w:color="auto" w:sz="4" w:space="0"/>
+              <w:bottom w:val="single" w:color="auto" w:sz="4" w:space="0"/>
+              <w:right w:val="single" w:color="auto" w:sz="4" w:space="0"/>
+            </w:tcBorders>
+            <w:shd w:val="clear" w:color="auto" w:fill="auto"/>
+            <w:tcMar>
+              <w:top w:w="192" w:type="dxa"/>
+              <w:bottom w:w="192" w:type="dxa"/>
+              <w:right w:w="144" w:type="dxa"/>
+            </w:tcMar>
+            <w:vAlign w:val="center"/>
+          </w:tcPr>
+          <w:p>
+            <w:pPr>
+              <w:bidi w:val="0"/>
+              <w:jc w:val="center"/>
+              <w:rPr>
+                <w:rFonts w:hint="default"/>
+              </w:rPr>
+            </w:pPr>
+            <w:r>
+              <w:rPr>
+                <w:rFonts w:hint="default"/>
+                <w:lang w:val="en-US" w:eastAsia="zh-CN"/>
+              </w:rPr>
+              <w:t>Tinyint</w:t>
+            </w:r>
+          </w:p>
+        </w:tc>
+        <w:tc>
+          <w:tcPr>
+            <w:tcW w:w="0" w:type="auto"/>
+            <w:tcBorders>
+              <w:top w:val="single" w:color="auto" w:sz="4" w:space="0"/>
+              <w:left w:val="single" w:color="auto" w:sz="4" w:space="0"/>
+              <w:bottom w:val="single" w:color="auto" w:sz="4" w:space="0"/>
+              <w:right w:val="single" w:color="auto" w:sz="4" w:space="0"/>
+            </w:tcBorders>
+            <w:shd w:val="clear" w:color="auto" w:fill="auto"/>
+            <w:tcMar>
+              <w:top w:w="192" w:type="dxa"/>
+              <w:bottom w:w="192" w:type="dxa"/>
+              <w:right w:w="144" w:type="dxa"/>
+            </w:tcMar>
+            <w:vAlign w:val="center"/>
+          </w:tcPr>
+          <w:p>
+            <w:pPr>
+              <w:bidi w:val="0"/>
+              <w:jc w:val="center"/>
+              <w:rPr>
+                <w:rFonts w:hint="default"/>
+              </w:rPr>
+            </w:pPr>
+            <w:r>
+              <w:rPr>
+                <w:rFonts w:hint="default"/>
+                <w:lang w:val="en-US" w:eastAsia="zh-CN"/>
+              </w:rPr>
+              <w:t>Y</w:t>
+            </w:r>
+          </w:p>
+        </w:tc>
+        <w:tc>
+          <w:tcPr>
+            <w:tcW w:w="0" w:type="auto"/>
+            <w:tcBorders>
+              <w:top w:val="single" w:color="auto" w:sz="4" w:space="0"/>
+              <w:left w:val="single" w:color="auto" w:sz="4" w:space="0"/>
+              <w:bottom w:val="single" w:color="auto" w:sz="4" w:space="0"/>
+              <w:right w:val="single" w:color="auto" w:sz="4" w:space="0"/>
+            </w:tcBorders>
+            <w:shd w:val="clear" w:color="auto" w:fill="auto"/>
+            <w:tcMar>
+              <w:top w:w="192" w:type="dxa"/>
+              <w:bottom w:w="192" w:type="dxa"/>
+            </w:tcMar>
+            <w:vAlign w:val="center"/>
+          </w:tcPr>
+          <w:p>
+            <w:pPr>
+              <w:bidi w:val="0"/>
+              <w:jc w:val="center"/>
+              <w:rPr>
+                <w:rFonts w:hint="default"/>
+              </w:rPr>
+            </w:pPr>
+            <w:r>
+              <w:rPr>
+                <w:rFonts w:hint="default"/>
+                <w:lang w:val="en-US" w:eastAsia="zh-CN"/>
+              </w:rPr>
+              <w:t>Số sao (1-5).</w:t>
+            </w:r>
+          </w:p>
+        </w:tc>
+      </w:tr>
+      <w:tr>
+        <w:tblPrEx>
+          <w:tblBorders>
+            <w:top w:val="none" w:color="1F1F1F" w:sz="0" w:space="0"/>
+            <w:left w:val="none" w:color="1F1F1F" w:sz="0" w:space="0"/>
+            <w:bottom w:val="none" w:color="1F1F1F" w:sz="0" w:space="0"/>
+            <w:right w:val="none" w:color="1F1F1F" w:sz="0" w:space="0"/>
+            <w:insideH w:val="none" w:color="auto" w:sz="0" w:space="0"/>
+            <w:insideV w:val="none" w:color="auto" w:sz="0" w:space="0"/>
+          </w:tblBorders>
           <w:tblCellMar>
             <w:top w:w="0" w:type="dxa"/>
             <w:left w:w="0" w:type="dxa"/>
@@ -15854,7 +16012,6 @@
             <w:insideH w:val="none" w:color="auto" w:sz="0" w:space="0"/>
             <w:insideV w:val="none" w:color="auto" w:sz="0" w:space="0"/>
           </w:tblBorders>
-          <w:shd w:val="clear" w:color="auto" w:fill="auto"/>
           <w:tblCellMar>
             <w:top w:w="0" w:type="dxa"/>
             <w:left w:w="0" w:type="dxa"/>
@@ -16162,7 +16319,6 @@
             <w:insideH w:val="none" w:color="auto" w:sz="0" w:space="0"/>
             <w:insideV w:val="none" w:color="auto" w:sz="0" w:space="0"/>
           </w:tblBorders>
-          <w:shd w:val="clear" w:color="auto" w:fill="auto"/>
           <w:tblCellMar>
             <w:top w:w="0" w:type="dxa"/>
             <w:left w:w="0" w:type="dxa"/>
@@ -16778,7 +16934,6 @@
             <w:insideH w:val="none" w:color="auto" w:sz="0" w:space="0"/>
             <w:insideV w:val="none" w:color="auto" w:sz="0" w:space="0"/>
           </w:tblBorders>
-          <w:shd w:val="clear" w:color="auto" w:fill="auto"/>
           <w:tblCellMar>
             <w:top w:w="0" w:type="dxa"/>
             <w:left w:w="0" w:type="dxa"/>
@@ -16932,7 +17087,6 @@
             <w:insideH w:val="none" w:color="auto" w:sz="0" w:space="0"/>
             <w:insideV w:val="none" w:color="auto" w:sz="0" w:space="0"/>
           </w:tblBorders>
-          <w:shd w:val="clear" w:color="auto" w:fill="auto"/>
           <w:tblCellMar>
             <w:top w:w="0" w:type="dxa"/>
             <w:left w:w="0" w:type="dxa"/>
@@ -17453,6 +17607,7 @@
             <w:insideH w:val="none" w:color="auto" w:sz="0" w:space="0"/>
             <w:insideV w:val="none" w:color="auto" w:sz="0" w:space="0"/>
           </w:tblBorders>
+          <w:shd w:val="clear" w:color="auto" w:fill="auto"/>
           <w:tblCellMar>
             <w:top w:w="0" w:type="dxa"/>
             <w:left w:w="0" w:type="dxa"/>
@@ -17658,7 +17813,14 @@
       </w:tblGrid>
       <w:tr>
         <w:tblPrEx>
-          <w:shd w:val="clear" w:color="auto" w:fill="auto"/>
+          <w:tblBorders>
+            <w:top w:val="none" w:color="1F1F1F" w:sz="0" w:space="0"/>
+            <w:left w:val="none" w:color="1F1F1F" w:sz="0" w:space="0"/>
+            <w:bottom w:val="none" w:color="1F1F1F" w:sz="0" w:space="0"/>
+            <w:right w:val="none" w:color="1F1F1F" w:sz="0" w:space="0"/>
+            <w:insideH w:val="none" w:color="auto" w:sz="0" w:space="0"/>
+            <w:insideV w:val="none" w:color="auto" w:sz="0" w:space="0"/>
+          </w:tblBorders>
           <w:tblCellMar>
             <w:top w:w="0" w:type="dxa"/>
             <w:left w:w="0" w:type="dxa"/>
@@ -17812,6 +17974,7 @@
             <w:insideH w:val="none" w:color="auto" w:sz="0" w:space="0"/>
             <w:insideV w:val="none" w:color="auto" w:sz="0" w:space="0"/>
           </w:tblBorders>
+          <w:shd w:val="clear" w:color="auto" w:fill="auto"/>
           <w:tblCellMar>
             <w:top w:w="0" w:type="dxa"/>
             <w:left w:w="0" w:type="dxa"/>
@@ -18309,9 +18472,9 @@
       </w:tblPr>
       <w:tblGrid>
         <w:gridCol w:w="1471"/>
-        <w:gridCol w:w="2000"/>
-        <w:gridCol w:w="1426"/>
-        <w:gridCol w:w="3404"/>
+        <w:gridCol w:w="1798"/>
+        <w:gridCol w:w="1468"/>
+        <w:gridCol w:w="3564"/>
       </w:tblGrid>
       <w:tr>
         <w:tblPrEx>
@@ -18323,6 +18486,7 @@
             <w:insideH w:val="none" w:color="auto" w:sz="0" w:space="0"/>
             <w:insideV w:val="none" w:color="auto" w:sz="0" w:space="0"/>
           </w:tblBorders>
+          <w:shd w:val="clear" w:color="auto" w:fill="auto"/>
           <w:tblCellMar>
             <w:top w:w="0" w:type="dxa"/>
             <w:left w:w="0" w:type="dxa"/>
@@ -19540,159 +19704,6 @@
                 <w:lang w:val="en-US" w:eastAsia="zh-CN"/>
               </w:rPr>
               <w:t>Khóa ngoại nối với bảng category.</w:t>
-            </w:r>
-          </w:p>
-        </w:tc>
-      </w:tr>
-      <w:tr>
-        <w:tblPrEx>
-          <w:tblBorders>
-            <w:top w:val="none" w:color="1F1F1F" w:sz="0" w:space="0"/>
-            <w:left w:val="none" w:color="1F1F1F" w:sz="0" w:space="0"/>
-            <w:bottom w:val="none" w:color="1F1F1F" w:sz="0" w:space="0"/>
-            <w:right w:val="none" w:color="1F1F1F" w:sz="0" w:space="0"/>
-            <w:insideH w:val="none" w:color="auto" w:sz="0" w:space="0"/>
-            <w:insideV w:val="none" w:color="auto" w:sz="0" w:space="0"/>
-          </w:tblBorders>
-          <w:tblCellMar>
-            <w:top w:w="0" w:type="dxa"/>
-            <w:left w:w="0" w:type="dxa"/>
-            <w:bottom w:w="0" w:type="dxa"/>
-            <w:right w:w="0" w:type="dxa"/>
-          </w:tblCellMar>
-        </w:tblPrEx>
-        <w:tc>
-          <w:tcPr>
-            <w:tcW w:w="0" w:type="auto"/>
-            <w:tcBorders>
-              <w:top w:val="single" w:color="auto" w:sz="4" w:space="0"/>
-              <w:left w:val="single" w:color="auto" w:sz="4" w:space="0"/>
-              <w:bottom w:val="single" w:color="auto" w:sz="4" w:space="0"/>
-              <w:right w:val="single" w:color="auto" w:sz="4" w:space="0"/>
-            </w:tcBorders>
-            <w:shd w:val="clear" w:color="auto" w:fill="auto"/>
-            <w:tcMar>
-              <w:top w:w="192" w:type="dxa"/>
-              <w:bottom w:w="192" w:type="dxa"/>
-              <w:right w:w="144" w:type="dxa"/>
-            </w:tcMar>
-            <w:vAlign w:val="center"/>
-          </w:tcPr>
-          <w:p>
-            <w:pPr>
-              <w:bidi w:val="0"/>
-              <w:jc w:val="center"/>
-              <w:rPr>
-                <w:rFonts w:hint="default"/>
-              </w:rPr>
-            </w:pPr>
-            <w:r>
-              <w:rPr>
-                <w:rFonts w:hint="default"/>
-                <w:lang w:val="en-US" w:eastAsia="zh-CN"/>
-              </w:rPr>
-              <w:t>price</w:t>
-            </w:r>
-          </w:p>
-        </w:tc>
-        <w:tc>
-          <w:tcPr>
-            <w:tcW w:w="0" w:type="auto"/>
-            <w:tcBorders>
-              <w:top w:val="single" w:color="auto" w:sz="4" w:space="0"/>
-              <w:left w:val="single" w:color="auto" w:sz="4" w:space="0"/>
-              <w:bottom w:val="single" w:color="auto" w:sz="4" w:space="0"/>
-              <w:right w:val="single" w:color="auto" w:sz="4" w:space="0"/>
-            </w:tcBorders>
-            <w:shd w:val="clear" w:color="auto" w:fill="auto"/>
-            <w:tcMar>
-              <w:top w:w="192" w:type="dxa"/>
-              <w:bottom w:w="192" w:type="dxa"/>
-              <w:right w:w="144" w:type="dxa"/>
-            </w:tcMar>
-            <w:vAlign w:val="center"/>
-          </w:tcPr>
-          <w:p>
-            <w:pPr>
-              <w:bidi w:val="0"/>
-              <w:jc w:val="center"/>
-              <w:rPr>
-                <w:rFonts w:hint="default"/>
-              </w:rPr>
-            </w:pPr>
-            <w:r>
-              <w:rPr>
-                <w:rFonts w:hint="default"/>
-                <w:lang w:val="en-US" w:eastAsia="zh-CN"/>
-              </w:rPr>
-              <w:t>Decimal/Double</w:t>
-            </w:r>
-          </w:p>
-        </w:tc>
-        <w:tc>
-          <w:tcPr>
-            <w:tcW w:w="0" w:type="auto"/>
-            <w:tcBorders>
-              <w:top w:val="single" w:color="auto" w:sz="4" w:space="0"/>
-              <w:left w:val="single" w:color="auto" w:sz="4" w:space="0"/>
-              <w:bottom w:val="single" w:color="auto" w:sz="4" w:space="0"/>
-              <w:right w:val="single" w:color="auto" w:sz="4" w:space="0"/>
-            </w:tcBorders>
-            <w:shd w:val="clear" w:color="auto" w:fill="auto"/>
-            <w:tcMar>
-              <w:top w:w="192" w:type="dxa"/>
-              <w:bottom w:w="192" w:type="dxa"/>
-              <w:right w:w="144" w:type="dxa"/>
-            </w:tcMar>
-            <w:vAlign w:val="center"/>
-          </w:tcPr>
-          <w:p>
-            <w:pPr>
-              <w:bidi w:val="0"/>
-              <w:jc w:val="center"/>
-              <w:rPr>
-                <w:rFonts w:hint="default"/>
-              </w:rPr>
-            </w:pPr>
-            <w:r>
-              <w:rPr>
-                <w:rFonts w:hint="default"/>
-                <w:lang w:val="en-US" w:eastAsia="zh-CN"/>
-              </w:rPr>
-              <w:t>Y</w:t>
-            </w:r>
-          </w:p>
-        </w:tc>
-        <w:tc>
-          <w:tcPr>
-            <w:tcW w:w="0" w:type="auto"/>
-            <w:tcBorders>
-              <w:top w:val="single" w:color="auto" w:sz="4" w:space="0"/>
-              <w:left w:val="single" w:color="auto" w:sz="4" w:space="0"/>
-              <w:bottom w:val="single" w:color="auto" w:sz="4" w:space="0"/>
-              <w:right w:val="single" w:color="auto" w:sz="4" w:space="0"/>
-            </w:tcBorders>
-            <w:shd w:val="clear" w:color="auto" w:fill="auto"/>
-            <w:tcMar>
-              <w:top w:w="192" w:type="dxa"/>
-              <w:bottom w:w="192" w:type="dxa"/>
-            </w:tcMar>
-            <w:vAlign w:val="center"/>
-          </w:tcPr>
-          <w:p>
-            <w:pPr>
-              <w:bidi w:val="0"/>
-              <w:jc w:val="center"/>
-              <w:rPr>
-                <w:rFonts w:hint="default"/>
-              </w:rPr>
-            </w:pPr>
-            <w:r>
-              <w:rPr>
-                <w:rFonts w:hint="default"/>
-                <w:lang w:val="en-US" w:eastAsia="zh-CN"/>
-              </w:rPr>
-              <w:t>Giá gốc của sản phẩm.</w:t>
             </w:r>
           </w:p>
         </w:tc>
